--- a/高中物理/高中物理同步/人教版选必1 第4章 光·知识清单（完成）.docx
+++ b/高中物理/高中物理同步/人教版选必1 第4章 光·知识清单（完成）.docx
@@ -266,9 +266,8 @@
       </w:r>
       <w:r>
         <w:rPr>
-          <w:b/>
-          <w:szCs w:val="21"/>
-          <w:u w:val="thick"/>
+          <w:szCs w:val="21"/>
+          <w:bdr w:val="single" w:sz="8" w:space="0" w:color="auto"/>
         </w:rPr>
         <w:t>分界面</w:t>
       </w:r>
@@ -280,9 +279,8 @@
       </w:r>
       <w:r>
         <w:rPr>
-          <w:b/>
-          <w:szCs w:val="21"/>
-          <w:u w:val="thick"/>
+          <w:szCs w:val="21"/>
+          <w:bdr w:val="single" w:sz="8" w:space="0" w:color="auto"/>
         </w:rPr>
         <w:t>返回</w:t>
       </w:r>
@@ -331,9 +329,8 @@
       </w:r>
       <w:r>
         <w:rPr>
-          <w:b/>
-          <w:szCs w:val="21"/>
-          <w:u w:val="thick"/>
+          <w:szCs w:val="21"/>
+          <w:bdr w:val="single" w:sz="8" w:space="0" w:color="auto"/>
         </w:rPr>
         <w:t>同一平面</w:t>
       </w:r>
@@ -345,9 +342,8 @@
       </w:r>
       <w:r>
         <w:rPr>
-          <w:b/>
-          <w:szCs w:val="21"/>
-          <w:u w:val="thick"/>
+          <w:szCs w:val="21"/>
+          <w:bdr w:val="single" w:sz="8" w:space="0" w:color="auto"/>
         </w:rPr>
         <w:t>法线的两侧</w:t>
       </w:r>
@@ -359,9 +355,8 @@
       </w:r>
       <w:r>
         <w:rPr>
-          <w:b/>
-          <w:szCs w:val="21"/>
-          <w:u w:val="thick"/>
+          <w:szCs w:val="21"/>
+          <w:bdr w:val="single" w:sz="8" w:space="0" w:color="auto"/>
         </w:rPr>
         <w:t>等于</w:t>
       </w:r>
@@ -470,9 +465,8 @@
       </w:r>
       <w:r>
         <w:rPr>
-          <w:b/>
-          <w:szCs w:val="21"/>
-          <w:u w:val="thick"/>
+          <w:szCs w:val="21"/>
+          <w:bdr w:val="single" w:sz="8" w:space="0" w:color="auto"/>
         </w:rPr>
         <w:t>分界面</w:t>
       </w:r>
@@ -528,9 +522,8 @@
       </w:r>
       <w:r>
         <w:rPr>
-          <w:b/>
-          <w:szCs w:val="21"/>
-          <w:u w:val="thick"/>
+          <w:szCs w:val="21"/>
+          <w:bdr w:val="single" w:sz="8" w:space="0" w:color="auto"/>
         </w:rPr>
         <w:t>同一平面</w:t>
       </w:r>
@@ -542,9 +535,8 @@
       </w:r>
       <w:r>
         <w:rPr>
-          <w:b/>
-          <w:szCs w:val="21"/>
-          <w:u w:val="thick"/>
+          <w:szCs w:val="21"/>
+          <w:bdr w:val="single" w:sz="8" w:space="0" w:color="auto"/>
         </w:rPr>
         <w:t>法线的两侧</w:t>
       </w:r>
@@ -556,9 +548,8 @@
       </w:r>
       <w:r>
         <w:rPr>
-          <w:b/>
-          <w:szCs w:val="21"/>
-          <w:u w:val="thick"/>
+          <w:szCs w:val="21"/>
+          <w:bdr w:val="single" w:sz="8" w:space="0" w:color="auto"/>
         </w:rPr>
         <w:t>入射角的正弦</w:t>
       </w:r>
@@ -570,9 +561,8 @@
       </w:r>
       <w:r>
         <w:rPr>
-          <w:b/>
-          <w:szCs w:val="21"/>
-          <w:u w:val="thick"/>
+          <w:szCs w:val="21"/>
+          <w:bdr w:val="single" w:sz="8" w:space="0" w:color="auto"/>
         </w:rPr>
         <w:t>折射角的正弦</w:t>
       </w:r>
@@ -721,9 +711,8 @@
       </w:r>
       <w:r>
         <w:rPr>
-          <w:b/>
-          <w:szCs w:val="21"/>
-          <w:u w:val="thick"/>
+          <w:szCs w:val="21"/>
+          <w:bdr w:val="single" w:sz="8" w:space="0" w:color="auto"/>
         </w:rPr>
         <w:t>同平面</w:t>
       </w:r>
@@ -735,9 +724,8 @@
       </w:r>
       <w:r>
         <w:rPr>
-          <w:b/>
-          <w:szCs w:val="21"/>
-          <w:u w:val="thick"/>
+          <w:szCs w:val="21"/>
+          <w:bdr w:val="single" w:sz="8" w:space="0" w:color="auto"/>
         </w:rPr>
         <w:t>线两旁</w:t>
       </w:r>
@@ -749,9 +737,8 @@
       </w:r>
       <w:r>
         <w:rPr>
-          <w:b/>
-          <w:szCs w:val="21"/>
-          <w:u w:val="thick"/>
+          <w:szCs w:val="21"/>
+          <w:bdr w:val="single" w:sz="8" w:space="0" w:color="auto"/>
         </w:rPr>
         <w:t>成正比</w:t>
       </w:r>
@@ -788,9 +775,8 @@
       </w:r>
       <w:r>
         <w:rPr>
-          <w:b/>
-          <w:szCs w:val="21"/>
-          <w:u w:val="thick"/>
+          <w:szCs w:val="21"/>
+          <w:bdr w:val="single" w:sz="8" w:space="0" w:color="auto"/>
         </w:rPr>
         <w:t>可逆</w:t>
       </w:r>
@@ -869,9 +855,8 @@
       </w:r>
       <w:r>
         <w:rPr>
-          <w:b/>
-          <w:szCs w:val="21"/>
-          <w:u w:val="thick"/>
+          <w:szCs w:val="21"/>
+          <w:bdr w:val="single" w:sz="8" w:space="0" w:color="auto"/>
         </w:rPr>
         <w:t>入射角的正弦</w:t>
       </w:r>
@@ -883,9 +868,8 @@
       </w:r>
       <w:r>
         <w:rPr>
-          <w:b/>
-          <w:szCs w:val="21"/>
-          <w:u w:val="thick"/>
+          <w:szCs w:val="21"/>
+          <w:bdr w:val="single" w:sz="8" w:space="0" w:color="auto"/>
         </w:rPr>
         <w:t>折射角的正弦</w:t>
       </w:r>
@@ -1066,9 +1050,8 @@
       </w:r>
       <w:r>
         <w:rPr>
-          <w:b/>
-          <w:szCs w:val="21"/>
-          <w:u w:val="thick"/>
+          <w:szCs w:val="21"/>
+          <w:bdr w:val="single" w:sz="8" w:space="0" w:color="auto"/>
         </w:rPr>
         <w:t>真空</w:t>
       </w:r>
@@ -1123,19 +1106,17 @@
             <m:ctrlPr>
               <w:rPr>
                 <w:rFonts w:ascii="Cambria Math" w:hAnsi="Cambria Math"/>
-                <w:b/>
-                <w:u w:val="thick"/>
+                <w:bdr w:val="single" w:sz="8" w:space="0" w:color="auto"/>
               </w:rPr>
             </m:ctrlPr>
           </m:fPr>
           <m:num>
             <m:r>
               <m:rPr>
-                <m:sty m:val="bi"/>
+                <m:sty m:val="i"/>
               </m:rPr>
               <w:rPr>
                 <w:rFonts w:ascii="Cambria Math" w:hAnsi="Cambria Math" w:cs="Cambria Math"/>
-                <w:u w:val="thick"/>
               </w:rPr>
               <m:t>c</m:t>
             </m:r>
@@ -1143,11 +1124,10 @@
           <m:den>
             <m:r>
               <m:rPr>
-                <m:sty m:val="bi"/>
+                <m:sty m:val="i"/>
               </m:rPr>
               <w:rPr>
                 <w:rFonts w:ascii="Cambria Math" w:hAnsi="Cambria Math" w:cs="Cambria Math"/>
-                <w:u w:val="thick"/>
               </w:rPr>
               <m:t>v</m:t>
             </m:r>
@@ -1255,9 +1235,8 @@
       </w:r>
       <w:r>
         <w:rPr>
-          <w:b/>
-          <w:szCs w:val="21"/>
-          <w:u w:val="thick"/>
+          <w:szCs w:val="21"/>
+          <w:bdr w:val="single" w:sz="8" w:space="0" w:color="auto"/>
         </w:rPr>
         <w:t>小</w:t>
       </w:r>
@@ -1342,9 +1321,8 @@
       </w:r>
       <w:r>
         <w:rPr>
-          <w:b/>
-          <w:szCs w:val="21"/>
-          <w:u w:val="thick"/>
+          <w:szCs w:val="21"/>
+          <w:bdr w:val="single" w:sz="8" w:space="0" w:color="auto"/>
         </w:rPr>
         <w:t>大</w:t>
       </w:r>
@@ -1429,9 +1407,8 @@
       </w:r>
       <w:r>
         <w:rPr>
-          <w:b/>
-          <w:szCs w:val="21"/>
-          <w:u w:val="thick"/>
+          <w:szCs w:val="21"/>
+          <w:bdr w:val="single" w:sz="8" w:space="0" w:color="auto"/>
         </w:rPr>
         <w:t>相对</w:t>
       </w:r>
@@ -1564,9 +1541,8 @@
       </w:r>
       <w:r>
         <w:rPr>
-          <w:b/>
-          <w:szCs w:val="21"/>
-          <w:u w:val="thick"/>
+          <w:szCs w:val="21"/>
+          <w:bdr w:val="single" w:sz="8" w:space="0" w:color="auto"/>
         </w:rPr>
         <w:t>光密</w:t>
       </w:r>
@@ -1578,9 +1554,8 @@
       </w:r>
       <w:r>
         <w:rPr>
-          <w:b/>
-          <w:szCs w:val="21"/>
-          <w:u w:val="thick"/>
+          <w:szCs w:val="21"/>
+          <w:bdr w:val="single" w:sz="8" w:space="0" w:color="auto"/>
         </w:rPr>
         <w:t>光疏</w:t>
       </w:r>
@@ -1604,9 +1579,8 @@
       </w:r>
       <w:r>
         <w:rPr>
-          <w:b/>
-          <w:szCs w:val="21"/>
-          <w:u w:val="thick"/>
+          <w:szCs w:val="21"/>
+          <w:bdr w:val="single" w:sz="8" w:space="0" w:color="auto"/>
         </w:rPr>
         <w:t>折射</w:t>
       </w:r>
@@ -1618,9 +1592,8 @@
       </w:r>
       <w:r>
         <w:rPr>
-          <w:b/>
-          <w:szCs w:val="21"/>
-          <w:u w:val="thick"/>
+          <w:szCs w:val="21"/>
+          <w:bdr w:val="single" w:sz="8" w:space="0" w:color="auto"/>
         </w:rPr>
         <w:t>反射</w:t>
       </w:r>
@@ -1651,9 +1624,8 @@
       </w:r>
       <w:r>
         <w:rPr>
-          <w:b/>
-          <w:szCs w:val="21"/>
-          <w:u w:val="thick"/>
+          <w:szCs w:val="21"/>
+          <w:bdr w:val="single" w:sz="8" w:space="0" w:color="auto"/>
         </w:rPr>
         <w:t>90°</w:t>
       </w:r>
@@ -1665,9 +1637,8 @@
       </w:r>
       <w:r>
         <w:rPr>
-          <w:b/>
-          <w:szCs w:val="21"/>
-          <w:u w:val="thick"/>
+          <w:szCs w:val="21"/>
+          <w:bdr w:val="single" w:sz="8" w:space="0" w:color="auto"/>
         </w:rPr>
         <w:t>介质</w:t>
       </w:r>
@@ -1679,33 +1650,29 @@
       </w:r>
       <w:r>
         <w:rPr>
-          <w:b/>
-          <w:szCs w:val="21"/>
-          <w:u w:val="thick"/>
+          <w:szCs w:val="21"/>
+          <w:bdr w:val="single" w:sz="8" w:space="0" w:color="auto"/>
         </w:rPr>
         <w:t>空气</w:t>
       </w:r>
       <w:r>
         <w:rPr>
-          <w:b/>
-          <w:szCs w:val="21"/>
-          <w:u w:val="thick"/>
+          <w:szCs w:val="21"/>
+          <w:bdr w:val="single" w:sz="8" w:space="0" w:color="auto"/>
         </w:rPr>
         <w:t>(</w:t>
       </w:r>
       <w:r>
         <w:rPr>
-          <w:b/>
-          <w:szCs w:val="21"/>
-          <w:u w:val="thick"/>
+          <w:szCs w:val="21"/>
+          <w:bdr w:val="single" w:sz="8" w:space="0" w:color="auto"/>
         </w:rPr>
         <w:t>真空</w:t>
       </w:r>
       <w:r>
         <w:rPr>
-          <w:b/>
-          <w:szCs w:val="21"/>
-          <w:u w:val="thick"/>
+          <w:szCs w:val="21"/>
+          <w:bdr w:val="single" w:sz="8" w:space="0" w:color="auto"/>
         </w:rPr>
         <w:t>)</w:t>
       </w:r>
@@ -1766,19 +1733,17 @@
             <m:ctrlPr>
               <w:rPr>
                 <w:rFonts w:ascii="Cambria Math" w:hAnsi="Cambria Math"/>
-                <w:b/>
-                <w:u w:val="thick"/>
+                <w:bdr w:val="single" w:sz="8" w:space="0" w:color="auto"/>
               </w:rPr>
             </m:ctrlPr>
           </m:fPr>
           <m:num>
             <m:r>
               <m:rPr>
-                <m:sty m:val="bi"/>
+                <m:sty m:val="i"/>
               </m:rPr>
               <w:rPr>
                 <w:rFonts w:ascii="Cambria Math" w:hAnsi="Cambria Math" w:cs="Cambria Math"/>
-                <w:u w:val="thick"/>
               </w:rPr>
               <m:t>1</m:t>
             </m:r>
@@ -1786,11 +1751,10 @@
           <m:den>
             <m:r>
               <m:rPr>
-                <m:sty m:val="bi"/>
+                <m:sty m:val="i"/>
               </m:rPr>
               <w:rPr>
                 <w:rFonts w:ascii="Cambria Math" w:hAnsi="Cambria Math" w:cs="Cambria Math"/>
-                <w:u w:val="thick"/>
               </w:rPr>
               <m:t>n</m:t>
             </m:r>
@@ -1843,9 +1807,8 @@
       </w:r>
       <w:r>
         <w:rPr>
-          <w:b/>
-          <w:szCs w:val="21"/>
-          <w:u w:val="thick"/>
+          <w:szCs w:val="21"/>
+          <w:bdr w:val="single" w:sz="8" w:space="0" w:color="auto"/>
         </w:rPr>
         <w:t>光密</w:t>
       </w:r>
@@ -1857,9 +1820,8 @@
       </w:r>
       <w:r>
         <w:rPr>
-          <w:b/>
-          <w:szCs w:val="21"/>
-          <w:u w:val="thick"/>
+          <w:szCs w:val="21"/>
+          <w:bdr w:val="single" w:sz="8" w:space="0" w:color="auto"/>
         </w:rPr>
         <w:t>光疏</w:t>
       </w:r>
@@ -1883,9 +1845,8 @@
       </w:r>
       <w:r>
         <w:rPr>
-          <w:b/>
-          <w:szCs w:val="21"/>
-          <w:u w:val="thick"/>
+          <w:szCs w:val="21"/>
+          <w:bdr w:val="single" w:sz="8" w:space="0" w:color="auto"/>
         </w:rPr>
         <w:t>等于或大于</w:t>
       </w:r>
@@ -1970,9 +1931,8 @@
       </w:r>
       <w:r>
         <w:rPr>
-          <w:b/>
-          <w:szCs w:val="21"/>
-          <w:u w:val="thick"/>
+          <w:szCs w:val="21"/>
+          <w:bdr w:val="single" w:sz="8" w:space="0" w:color="auto"/>
         </w:rPr>
         <w:t>等腰直角</w:t>
       </w:r>
@@ -2051,9 +2011,8 @@
       </w:r>
       <w:r>
         <w:rPr>
-          <w:b/>
-          <w:szCs w:val="21"/>
-          <w:u w:val="thick"/>
+          <w:szCs w:val="21"/>
+          <w:bdr w:val="single" w:sz="8" w:space="0" w:color="auto"/>
         </w:rPr>
         <w:t>全反射</w:t>
       </w:r>
@@ -2065,9 +2024,8 @@
       </w:r>
       <w:r>
         <w:rPr>
-          <w:b/>
-          <w:szCs w:val="21"/>
-          <w:u w:val="thick"/>
+          <w:szCs w:val="21"/>
+          <w:bdr w:val="single" w:sz="8" w:space="0" w:color="auto"/>
         </w:rPr>
         <w:t>很高</w:t>
       </w:r>
@@ -2091,9 +2049,8 @@
       </w:r>
       <w:r>
         <w:rPr>
-          <w:b/>
-          <w:szCs w:val="21"/>
-          <w:u w:val="thick"/>
+          <w:szCs w:val="21"/>
+          <w:bdr w:val="single" w:sz="8" w:space="0" w:color="auto"/>
         </w:rPr>
         <w:t>改变光的方向</w:t>
       </w:r>
@@ -2200,9 +2157,8 @@
       </w:pPr>
       <w:r>
         <w:rPr>
-          <w:b/>
-          <w:szCs w:val="21"/>
-          <w:u w:val="thick"/>
+          <w:szCs w:val="21"/>
+          <w:bdr w:val="single" w:sz="8" w:space="0" w:color="auto"/>
         </w:rPr>
         <w:t>双筒望远镜</w:t>
       </w:r>
@@ -2281,9 +2237,8 @@
       </w:r>
       <w:r>
         <w:rPr>
-          <w:b/>
-          <w:szCs w:val="21"/>
-          <w:u w:val="thick"/>
+          <w:szCs w:val="21"/>
+          <w:bdr w:val="single" w:sz="8" w:space="0" w:color="auto"/>
         </w:rPr>
         <w:t>全反射</w:t>
       </w:r>
@@ -2362,9 +2317,8 @@
       </w:r>
       <w:r>
         <w:rPr>
-          <w:b/>
-          <w:szCs w:val="21"/>
-          <w:u w:val="thick"/>
+          <w:szCs w:val="21"/>
+          <w:bdr w:val="single" w:sz="8" w:space="0" w:color="auto"/>
         </w:rPr>
         <w:t>大</w:t>
       </w:r>
@@ -2376,9 +2330,8 @@
       </w:r>
       <w:r>
         <w:rPr>
-          <w:b/>
-          <w:szCs w:val="21"/>
-          <w:u w:val="thick"/>
+          <w:szCs w:val="21"/>
+          <w:bdr w:val="single" w:sz="8" w:space="0" w:color="auto"/>
         </w:rPr>
         <w:t>内芯与外套</w:t>
       </w:r>
@@ -2613,9 +2566,8 @@
       </w:r>
       <w:r>
         <w:rPr>
-          <w:b/>
-          <w:szCs w:val="21"/>
-          <w:u w:val="thick"/>
+          <w:szCs w:val="21"/>
+          <w:bdr w:val="single" w:sz="8" w:space="0" w:color="auto"/>
         </w:rPr>
         <w:t>照明</w:t>
       </w:r>
@@ -2627,9 +2579,8 @@
       </w:r>
       <w:r>
         <w:rPr>
-          <w:b/>
-          <w:szCs w:val="21"/>
-          <w:u w:val="thick"/>
+          <w:szCs w:val="21"/>
+          <w:bdr w:val="single" w:sz="8" w:space="0" w:color="auto"/>
         </w:rPr>
         <w:t>体内的图像</w:t>
       </w:r>
@@ -2721,25 +2672,22 @@
       </w:r>
       <w:r>
         <w:rPr>
-          <w:b/>
-          <w:szCs w:val="21"/>
-          <w:u w:val="thick"/>
+          <w:szCs w:val="21"/>
+          <w:bdr w:val="single" w:sz="8" w:space="0" w:color="auto"/>
         </w:rPr>
         <w:t>托马斯</w:t>
       </w:r>
       <w:r>
         <w:rPr>
-          <w:b/>
-          <w:szCs w:val="21"/>
-          <w:u w:val="thick"/>
+          <w:szCs w:val="21"/>
+          <w:bdr w:val="single" w:sz="8" w:space="0" w:color="auto"/>
         </w:rPr>
         <w:t>·</w:t>
       </w:r>
       <w:r>
         <w:rPr>
-          <w:b/>
-          <w:szCs w:val="21"/>
-          <w:u w:val="thick"/>
+          <w:szCs w:val="21"/>
+          <w:bdr w:val="single" w:sz="8" w:space="0" w:color="auto"/>
         </w:rPr>
         <w:t>杨</w:t>
       </w:r>
@@ -2763,9 +2711,8 @@
       </w:r>
       <w:r>
         <w:rPr>
-          <w:b/>
-          <w:szCs w:val="21"/>
-          <w:u w:val="thick"/>
+          <w:szCs w:val="21"/>
+          <w:bdr w:val="single" w:sz="8" w:space="0" w:color="auto"/>
         </w:rPr>
         <w:t>波</w:t>
       </w:r>
@@ -2956,9 +2903,8 @@
       </w:r>
       <w:r>
         <w:rPr>
-          <w:b/>
-          <w:szCs w:val="21"/>
-          <w:u w:val="thick"/>
+          <w:szCs w:val="21"/>
+          <w:bdr w:val="single" w:sz="8" w:space="0" w:color="auto"/>
         </w:rPr>
         <w:t>频率</w:t>
       </w:r>
@@ -2970,9 +2916,8 @@
       </w:r>
       <w:r>
         <w:rPr>
-          <w:b/>
-          <w:szCs w:val="21"/>
-          <w:u w:val="thick"/>
+          <w:szCs w:val="21"/>
+          <w:bdr w:val="single" w:sz="8" w:space="0" w:color="auto"/>
         </w:rPr>
         <w:t>相位</w:t>
       </w:r>
@@ -2984,9 +2929,8 @@
       </w:r>
       <w:r>
         <w:rPr>
-          <w:b/>
-          <w:szCs w:val="21"/>
-          <w:u w:val="thick"/>
+          <w:szCs w:val="21"/>
+          <w:bdr w:val="single" w:sz="8" w:space="0" w:color="auto"/>
         </w:rPr>
         <w:t>振动方向</w:t>
       </w:r>
@@ -2998,9 +2942,8 @@
       </w:r>
       <w:r>
         <w:rPr>
-          <w:b/>
-          <w:szCs w:val="21"/>
-          <w:u w:val="thick"/>
+          <w:szCs w:val="21"/>
+          <w:bdr w:val="single" w:sz="8" w:space="0" w:color="auto"/>
         </w:rPr>
         <w:t>干涉现象</w:t>
       </w:r>
@@ -3031,9 +2974,8 @@
       </w:r>
       <w:r>
         <w:rPr>
-          <w:b/>
-          <w:szCs w:val="21"/>
-          <w:u w:val="thick"/>
+          <w:szCs w:val="21"/>
+          <w:bdr w:val="single" w:sz="8" w:space="0" w:color="auto"/>
         </w:rPr>
         <w:t>明暗相间</w:t>
       </w:r>
@@ -3186,9 +3128,8 @@
       </w:r>
       <w:r>
         <w:rPr>
-          <w:b/>
-          <w:szCs w:val="21"/>
-          <w:u w:val="thick"/>
+          <w:szCs w:val="21"/>
+          <w:bdr w:val="single" w:sz="8" w:space="0" w:color="auto"/>
         </w:rPr>
         <w:t>整数</w:t>
       </w:r>
@@ -3200,9 +3141,8 @@
       </w:r>
       <w:r>
         <w:rPr>
-          <w:b/>
-          <w:szCs w:val="21"/>
-          <w:u w:val="thick"/>
+          <w:szCs w:val="21"/>
+          <w:bdr w:val="single" w:sz="8" w:space="0" w:color="auto"/>
         </w:rPr>
         <w:t>偶数</w:t>
       </w:r>
@@ -3570,9 +3510,8 @@
       </w:r>
       <w:r>
         <w:rPr>
-          <w:b/>
-          <w:szCs w:val="21"/>
-          <w:u w:val="thick"/>
+          <w:szCs w:val="21"/>
+          <w:bdr w:val="single" w:sz="8" w:space="0" w:color="auto"/>
         </w:rPr>
         <w:t>奇数</w:t>
       </w:r>
@@ -4005,9 +3944,8 @@
       </w:r>
       <w:r>
         <w:rPr>
-          <w:b/>
-          <w:szCs w:val="21"/>
-          <w:u w:val="thick"/>
+          <w:szCs w:val="21"/>
+          <w:bdr w:val="single" w:sz="8" w:space="0" w:color="auto"/>
         </w:rPr>
         <w:t>窄</w:t>
       </w:r>
@@ -4019,9 +3957,8 @@
       </w:r>
       <w:r>
         <w:rPr>
-          <w:b/>
-          <w:szCs w:val="21"/>
-          <w:u w:val="thick"/>
+          <w:szCs w:val="21"/>
+          <w:bdr w:val="single" w:sz="8" w:space="0" w:color="auto"/>
         </w:rPr>
         <w:t>相当宽</w:t>
       </w:r>
@@ -4153,9 +4090,8 @@
       </w:r>
       <w:r>
         <w:rPr>
-          <w:b/>
-          <w:szCs w:val="21"/>
-          <w:u w:val="thick"/>
+          <w:szCs w:val="21"/>
+          <w:bdr w:val="single" w:sz="8" w:space="0" w:color="auto"/>
         </w:rPr>
         <w:t>小</w:t>
       </w:r>
@@ -4234,9 +4170,8 @@
       </w:r>
       <w:r>
         <w:rPr>
-          <w:b/>
-          <w:szCs w:val="21"/>
-          <w:u w:val="thick"/>
+          <w:szCs w:val="21"/>
+          <w:bdr w:val="single" w:sz="8" w:space="0" w:color="auto"/>
         </w:rPr>
         <w:t>等宽</w:t>
       </w:r>
@@ -4248,9 +4183,8 @@
       </w:r>
       <w:r>
         <w:rPr>
-          <w:b/>
-          <w:szCs w:val="21"/>
-          <w:u w:val="thick"/>
+          <w:szCs w:val="21"/>
+          <w:bdr w:val="single" w:sz="8" w:space="0" w:color="auto"/>
         </w:rPr>
         <w:t>等距离</w:t>
       </w:r>
@@ -4329,9 +4263,8 @@
       </w:r>
       <w:r>
         <w:rPr>
-          <w:b/>
-          <w:szCs w:val="21"/>
-          <w:u w:val="thick"/>
+          <w:szCs w:val="21"/>
+          <w:bdr w:val="single" w:sz="8" w:space="0" w:color="auto"/>
         </w:rPr>
         <w:t>窄</w:t>
       </w:r>
@@ -4343,9 +4276,8 @@
       </w:r>
       <w:r>
         <w:rPr>
-          <w:b/>
-          <w:szCs w:val="21"/>
-          <w:u w:val="thick"/>
+          <w:szCs w:val="21"/>
+          <w:bdr w:val="single" w:sz="8" w:space="0" w:color="auto"/>
         </w:rPr>
         <w:t>增加</w:t>
       </w:r>
@@ -4431,9 +4363,8 @@
       </w:r>
       <w:r>
         <w:rPr>
-          <w:b/>
-          <w:szCs w:val="21"/>
-          <w:u w:val="thick"/>
+          <w:szCs w:val="21"/>
+          <w:bdr w:val="single" w:sz="8" w:space="0" w:color="auto"/>
         </w:rPr>
         <w:t>透射</w:t>
       </w:r>
@@ -4445,9 +4376,8 @@
       </w:r>
       <w:r>
         <w:rPr>
-          <w:b/>
-          <w:szCs w:val="21"/>
-          <w:u w:val="thick"/>
+          <w:szCs w:val="21"/>
+          <w:bdr w:val="single" w:sz="8" w:space="0" w:color="auto"/>
         </w:rPr>
         <w:t>反射</w:t>
       </w:r>
@@ -4539,9 +4469,8 @@
       </w:r>
       <w:r>
         <w:rPr>
-          <w:b/>
-          <w:szCs w:val="21"/>
-          <w:u w:val="thick"/>
+          <w:szCs w:val="21"/>
+          <w:bdr w:val="single" w:sz="8" w:space="0" w:color="auto"/>
         </w:rPr>
         <w:t>可能不同</w:t>
       </w:r>
@@ -4577,9 +4506,8 @@
       </w:r>
       <w:r>
         <w:rPr>
-          <w:b/>
-          <w:szCs w:val="21"/>
-          <w:u w:val="thick"/>
+          <w:szCs w:val="21"/>
+          <w:bdr w:val="single" w:sz="8" w:space="0" w:color="auto"/>
         </w:rPr>
         <w:t>振动方向</w:t>
       </w:r>
@@ -4707,9 +4635,8 @@
       </w:r>
       <w:r>
         <w:rPr>
-          <w:b/>
-          <w:szCs w:val="21"/>
-          <w:u w:val="thick"/>
+          <w:szCs w:val="21"/>
+          <w:bdr w:val="single" w:sz="8" w:space="0" w:color="auto"/>
         </w:rPr>
         <w:t>特定</w:t>
       </w:r>
@@ -4727,9 +4654,8 @@
       </w:r>
       <w:r>
         <w:rPr>
-          <w:b/>
-          <w:szCs w:val="21"/>
-          <w:u w:val="thick"/>
+          <w:szCs w:val="21"/>
+          <w:bdr w:val="single" w:sz="8" w:space="0" w:color="auto"/>
         </w:rPr>
         <w:t>透振</w:t>
       </w:r>
@@ -4797,9 +4723,8 @@
       </w:r>
       <w:r>
         <w:rPr>
-          <w:b/>
-          <w:szCs w:val="21"/>
-          <w:u w:val="thick"/>
+          <w:szCs w:val="21"/>
+          <w:bdr w:val="single" w:sz="8" w:space="0" w:color="auto"/>
         </w:rPr>
         <w:t>传播方向</w:t>
       </w:r>
@@ -4811,9 +4736,8 @@
       </w:r>
       <w:r>
         <w:rPr>
-          <w:b/>
-          <w:szCs w:val="21"/>
-          <w:u w:val="thick"/>
+          <w:szCs w:val="21"/>
+          <w:bdr w:val="single" w:sz="8" w:space="0" w:color="auto"/>
         </w:rPr>
         <w:t>强度</w:t>
       </w:r>
@@ -4825,9 +4749,8 @@
       </w:r>
       <w:r>
         <w:rPr>
-          <w:b/>
-          <w:szCs w:val="21"/>
-          <w:u w:val="thick"/>
+          <w:szCs w:val="21"/>
+          <w:bdr w:val="single" w:sz="8" w:space="0" w:color="auto"/>
         </w:rPr>
         <w:t>相同</w:t>
       </w:r>
@@ -4882,9 +4805,8 @@
       </w:r>
       <w:r>
         <w:rPr>
-          <w:b/>
-          <w:szCs w:val="21"/>
-          <w:u w:val="thick"/>
+          <w:szCs w:val="21"/>
+          <w:bdr w:val="single" w:sz="8" w:space="0" w:color="auto"/>
         </w:rPr>
         <w:t>传播方向</w:t>
       </w:r>
@@ -4896,9 +4818,8 @@
       </w:r>
       <w:r>
         <w:rPr>
-          <w:b/>
-          <w:szCs w:val="21"/>
-          <w:u w:val="thick"/>
+          <w:szCs w:val="21"/>
+          <w:bdr w:val="single" w:sz="8" w:space="0" w:color="auto"/>
         </w:rPr>
         <w:t>某个特定</w:t>
       </w:r>
@@ -4935,9 +4856,8 @@
       </w:r>
       <w:r>
         <w:rPr>
-          <w:b/>
-          <w:szCs w:val="21"/>
-          <w:u w:val="thick"/>
+          <w:szCs w:val="21"/>
+          <w:bdr w:val="single" w:sz="8" w:space="0" w:color="auto"/>
         </w:rPr>
         <w:t>横</w:t>
       </w:r>
@@ -5016,9 +4936,8 @@
       </w:r>
       <w:r>
         <w:rPr>
-          <w:b/>
-          <w:szCs w:val="21"/>
-          <w:u w:val="thick"/>
+          <w:szCs w:val="21"/>
+          <w:bdr w:val="single" w:sz="8" w:space="0" w:color="auto"/>
         </w:rPr>
         <w:t>频率</w:t>
       </w:r>
@@ -5030,9 +4949,8 @@
       </w:r>
       <w:r>
         <w:rPr>
-          <w:b/>
-          <w:szCs w:val="21"/>
-          <w:u w:val="thick"/>
+          <w:szCs w:val="21"/>
+          <w:bdr w:val="single" w:sz="8" w:space="0" w:color="auto"/>
         </w:rPr>
         <w:t>相位差</w:t>
       </w:r>
@@ -5044,17 +4962,15 @@
       </w:r>
       <w:r>
         <w:rPr>
-          <w:b/>
-          <w:szCs w:val="21"/>
-          <w:u w:val="thick"/>
+          <w:szCs w:val="21"/>
+          <w:bdr w:val="single" w:sz="8" w:space="0" w:color="auto"/>
         </w:rPr>
         <w:t>振动方</w:t>
       </w:r>
       <w:r>
         <w:rPr>
-          <w:b/>
-          <w:szCs w:val="21"/>
-          <w:u w:val="thick"/>
+          <w:szCs w:val="21"/>
+          <w:bdr w:val="single" w:sz="8" w:space="0" w:color="auto"/>
         </w:rPr>
         <w:t>向</w:t>
       </w:r>
@@ -5066,9 +4982,8 @@
       </w:r>
       <w:r>
         <w:rPr>
-          <w:b/>
-          <w:szCs w:val="21"/>
-          <w:u w:val="thick"/>
+          <w:szCs w:val="21"/>
+          <w:bdr w:val="single" w:sz="8" w:space="0" w:color="auto"/>
         </w:rPr>
         <w:t>人造</w:t>
       </w:r>
@@ -5128,9 +5043,8 @@
       </w:r>
       <w:r>
         <w:rPr>
-          <w:b/>
-          <w:szCs w:val="21"/>
-          <w:u w:val="thick"/>
+          <w:szCs w:val="21"/>
+          <w:bdr w:val="single" w:sz="8" w:space="0" w:color="auto"/>
         </w:rPr>
         <w:t>相干性</w:t>
       </w:r>
@@ -5635,8 +5549,9 @@
     </w:p>
     <w:sectPr>
       <w:footerReference w:type="default" r:id="rId12"/>
-      <w:pgSz w:w="11906" w:h="16838" w:code="9"/>
-      <w:pgMar w:top="720" w:right="720" w:bottom="720" w:left="720" w:header="720" w:footer="720" w:gutter="0"/>
+      <w:pgSz w:w="11906" w:h="16838"/>
+      <w:pgMar w:top="850" w:right="850" w:bottom="850" w:left="850" w:header="850" w:footer="850" w:gutter="0"/>
+      <w:pgNumType w:start="1"/>
       <w:cols w:sep="1" w:space="425"/>
       <w:docGrid w:type="lines" w:linePitch="312"/>
     </w:sectPr>
@@ -5664,90 +5579,62 @@
 </file>
 
 <file path=word/footer1.xml><?xml version="1.0" encoding="utf-8"?>
-<w:ftr xmlns:wpc="http://schemas.microsoft.com/office/word/2010/wordprocessingCanvas" xmlns:cx="http://schemas.microsoft.com/office/drawing/2014/chartex" xmlns:cx1="http://schemas.microsoft.com/office/drawing/2015/9/8/chartex" xmlns:cx2="http://schemas.microsoft.com/office/drawing/2015/10/21/chartex" xmlns:cx3="http://schemas.microsoft.com/office/drawing/2016/5/9/chartex" xmlns:cx4="http://schemas.microsoft.com/office/drawing/2016/5/10/chartex" xmlns:cx5="http://schemas.microsoft.com/office/drawing/2016/5/11/chartex" xmlns:cx6="http://schemas.microsoft.com/office/drawing/2016/5/12/chartex" xmlns:cx7="http://schemas.microsoft.com/office/drawing/2016/5/13/chartex" xmlns:cx8="http://schemas.microsoft.com/office/drawing/2016/5/14/chartex" xmlns:mc="http://schemas.openxmlformats.org/markup-compatibility/2006" xmlns:aink="http://schemas.microsoft.com/office/drawing/2016/ink" xmlns:am3d="http://schemas.microsoft.com/office/drawing/2017/model3d" xmlns:o="urn:schemas-microsoft-com:office:office" xmlns:r="http://schemas.openxmlformats.org/officeDocument/2006/relationships" xmlns:m="http://schemas.openxmlformats.org/officeDocument/2006/math" xmlns:v="urn:schemas-microsoft-com:vml" xmlns:wp14="http://schemas.microsoft.com/office/word/2010/wordprocessingDrawing" xmlns:wp="http://schemas.openxmlformats.org/drawingml/2006/wordprocessingDrawing" xmlns:w10="urn:schemas-microsoft-com:office:word" xmlns:w="http://schemas.openxmlformats.org/wordprocessingml/2006/main" xmlns:w14="http://schemas.microsoft.com/office/word/2010/wordml" xmlns:w15="http://schemas.microsoft.com/office/word/2012/wordml" xmlns:w16cex="http://schemas.microsoft.com/office/word/2018/wordml/cex" xmlns:w16cid="http://schemas.microsoft.com/office/word/2016/wordml/cid" xmlns:w16="http://schemas.microsoft.com/office/word/2018/wordml" xmlns:w16sdtdh="http://schemas.microsoft.com/office/word/2020/wordml/sdtdatahash" xmlns:w16se="http://schemas.microsoft.com/office/word/2015/wordml/symex" xmlns:wpg="http://schemas.microsoft.com/office/word/2010/wordprocessingGroup" xmlns:wpi="http://schemas.microsoft.com/office/word/2010/wordprocessingInk" xmlns:wne="http://schemas.microsoft.com/office/word/2006/wordml" xmlns:wps="http://schemas.microsoft.com/office/word/2010/wordprocessingShape" mc:Ignorable="w14 w15 w16se w16cid w16 w16cex w16sdtdh wp14">
+<w:ftr xmlns:w="http://schemas.openxmlformats.org/wordprocessingml/2006/main" xmlns:r="http://schemas.openxmlformats.org/officeDocument/2006/relationships">
   <w:p>
     <w:pPr>
       <w:jc w:val="center"/>
     </w:pPr>
     <w:r>
       <w:rPr>
+        <w:rFonts w:ascii="Times New Roman" w:hAnsi="Times New Roman" w:eastAsia="宋体"/>
+        <w:sz w:val="21"/>
         <w:szCs w:val="21"/>
       </w:rPr>
-      <w:t>第</w:t>
+      <w:t xml:space="preserve">第4章·清单　</w:t>
     </w:r>
     <w:r>
       <w:rPr>
+        <w:rFonts w:ascii="Times New Roman" w:hAnsi="Times New Roman" w:eastAsia="宋体"/>
+        <w:sz w:val="21"/>
         <w:szCs w:val="21"/>
       </w:rPr>
-      <w:fldChar w:fldCharType="begin"/>
+      <w:t xml:space="preserve">第</w:t>
     </w:r>
+    <w:fldSimple w:instr=" PAGE ">
+      <w:r>
+        <w:rPr>
+          <w:rFonts w:ascii="Times New Roman" w:hAnsi="Times New Roman" w:eastAsia="宋体"/>
+          <w:sz w:val="21"/>
+          <w:szCs w:val="21"/>
+        </w:rPr>
+        <w:t xml:space="preserve">1</w:t>
+      </w:r>
+    </w:fldSimple>
     <w:r>
       <w:rPr>
+        <w:rFonts w:ascii="Times New Roman" w:hAnsi="Times New Roman" w:eastAsia="宋体"/>
+        <w:sz w:val="21"/>
         <w:szCs w:val="21"/>
       </w:rPr>
-      <w:instrText xml:space="preserve"> PAGE </w:instrText>
+      <w:t xml:space="preserve">页（共</w:t>
     </w:r>
+    <w:fldSimple w:instr=" NUMPAGES ">
+      <w:r>
+        <w:rPr>
+          <w:rFonts w:ascii="Times New Roman" w:hAnsi="Times New Roman" w:eastAsia="宋体"/>
+          <w:sz w:val="21"/>
+          <w:szCs w:val="21"/>
+        </w:rPr>
+        <w:t xml:space="preserve">1</w:t>
+      </w:r>
+    </w:fldSimple>
     <w:r>
       <w:rPr>
+        <w:rFonts w:ascii="Times New Roman" w:hAnsi="Times New Roman" w:eastAsia="宋体"/>
+        <w:sz w:val="21"/>
         <w:szCs w:val="21"/>
       </w:rPr>
-      <w:fldChar w:fldCharType="separate"/>
-    </w:r>
-    <w:r>
-      <w:rPr>
-        <w:noProof/>
-        <w:szCs w:val="21"/>
-      </w:rPr>
-      <w:t>1</w:t>
-    </w:r>
-    <w:r>
-      <w:rPr>
-        <w:szCs w:val="21"/>
-      </w:rPr>
-      <w:fldChar w:fldCharType="end"/>
-    </w:r>
-    <w:r>
-      <w:rPr>
-        <w:szCs w:val="21"/>
-      </w:rPr>
-      <w:t>页（共</w:t>
-    </w:r>
-    <w:r>
-      <w:rPr>
-        <w:szCs w:val="21"/>
-      </w:rPr>
-      <w:fldChar w:fldCharType="begin"/>
-    </w:r>
-    <w:r>
-      <w:rPr>
-        <w:szCs w:val="21"/>
-      </w:rPr>
-      <w:instrText xml:space="preserve"> NUMPAGES </w:instrText>
-    </w:r>
-    <w:r>
-      <w:rPr>
-        <w:szCs w:val="21"/>
-      </w:rPr>
-      <w:fldChar w:fldCharType="separate"/>
-    </w:r>
-    <w:r>
-      <w:rPr>
-        <w:noProof/>
-        <w:szCs w:val="21"/>
-      </w:rPr>
-      <w:t>2</w:t>
-    </w:r>
-    <w:r>
-      <w:rPr>
-        <w:szCs w:val="21"/>
-      </w:rPr>
-      <w:fldChar w:fldCharType="end"/>
-    </w:r>
-    <w:r>
-      <w:rPr>
-        <w:szCs w:val="21"/>
-      </w:rPr>
-      <w:t>页）</w:t>
+      <w:t xml:space="preserve">页）</w:t>
     </w:r>
   </w:p>
 </w:ftr>

--- a/高中物理/高中物理同步/人教版选必1 第4章 光·知识清单（完成）.docx
+++ b/高中物理/高中物理同步/人教版选必1 第4章 光·知识清单（完成）.docx
@@ -10,36 +10,46 @@
       </w:pPr>
       <w:r>
         <w:rPr>
-          <w:b/>
-          <w:szCs w:val="21"/>
+          <w:rFonts w:ascii="Times New Roman" w:hAnsi="Times New Roman" w:eastAsia="宋体" w:cs="Times New Roman"/>
+          <w:b/>
+          <w:szCs w:val="21"/>
+          <w:sz w:val="21"/>
         </w:rPr>
         <w:t>人教版选必</w:t>
       </w:r>
       <w:r>
         <w:rPr>
-          <w:b/>
-          <w:szCs w:val="21"/>
+          <w:rFonts w:ascii="Times New Roman" w:hAnsi="Times New Roman" w:eastAsia="宋体" w:cs="Times New Roman"/>
+          <w:b/>
+          <w:szCs w:val="21"/>
+          <w:sz w:val="21"/>
         </w:rPr>
         <w:t xml:space="preserve">1 </w:t>
       </w:r>
       <w:r>
         <w:rPr>
-          <w:b/>
-          <w:szCs w:val="21"/>
+          <w:rFonts w:ascii="Times New Roman" w:hAnsi="Times New Roman" w:eastAsia="宋体" w:cs="Times New Roman"/>
+          <w:b/>
+          <w:szCs w:val="21"/>
+          <w:sz w:val="21"/>
         </w:rPr>
         <w:t>第</w:t>
       </w:r>
       <w:r>
         <w:rPr>
-          <w:b/>
-          <w:szCs w:val="21"/>
+          <w:rFonts w:ascii="Times New Roman" w:hAnsi="Times New Roman" w:eastAsia="宋体" w:cs="Times New Roman"/>
+          <w:b/>
+          <w:szCs w:val="21"/>
+          <w:sz w:val="21"/>
         </w:rPr>
         <w:t>4</w:t>
       </w:r>
       <w:r>
         <w:rPr>
-          <w:b/>
-          <w:szCs w:val="21"/>
+          <w:rFonts w:ascii="Times New Roman" w:hAnsi="Times New Roman" w:eastAsia="宋体" w:cs="Times New Roman"/>
+          <w:b/>
+          <w:szCs w:val="21"/>
+          <w:sz w:val="21"/>
         </w:rPr>
         <w:t>章</w:t>
       </w:r>
@@ -52,22 +62,28 @@
       </w:r>
       <w:r>
         <w:rPr>
-          <w:b/>
-          <w:szCs w:val="21"/>
+          <w:rFonts w:ascii="Times New Roman" w:hAnsi="Times New Roman" w:eastAsia="宋体" w:cs="Times New Roman"/>
+          <w:b/>
+          <w:szCs w:val="21"/>
+          <w:sz w:val="21"/>
         </w:rPr>
         <w:t>光</w:t>
       </w:r>
       <w:r>
         <w:rPr>
-          <w:b/>
-          <w:szCs w:val="21"/>
+          <w:rFonts w:ascii="Times New Roman" w:hAnsi="Times New Roman" w:eastAsia="宋体" w:cs="Times New Roman"/>
+          <w:b/>
+          <w:szCs w:val="21"/>
+          <w:sz w:val="21"/>
         </w:rPr>
         <w:t>·</w:t>
       </w:r>
       <w:r>
         <w:rPr>
-          <w:b/>
-          <w:szCs w:val="21"/>
+          <w:rFonts w:ascii="Times New Roman" w:hAnsi="Times New Roman" w:eastAsia="宋体" w:cs="Times New Roman"/>
+          <w:b/>
+          <w:szCs w:val="21"/>
+          <w:sz w:val="21"/>
         </w:rPr>
         <w:t>知识清单（完成）</w:t>
       </w:r>
@@ -182,15 +198,19 @@
       </w:pPr>
       <w:r>
         <w:rPr>
-          <w:b/>
-          <w:szCs w:val="21"/>
+          <w:rFonts w:ascii="Times New Roman" w:hAnsi="Times New Roman" w:eastAsia="宋体" w:cs="Times New Roman"/>
+          <w:b/>
+          <w:szCs w:val="21"/>
+          <w:sz w:val="21"/>
         </w:rPr>
         <w:t xml:space="preserve">4.1 </w:t>
       </w:r>
       <w:r>
         <w:rPr>
-          <w:b/>
-          <w:szCs w:val="21"/>
+          <w:rFonts w:ascii="Times New Roman" w:hAnsi="Times New Roman" w:eastAsia="宋体" w:cs="Times New Roman"/>
+          <w:b/>
+          <w:szCs w:val="21"/>
+          <w:sz w:val="21"/>
         </w:rPr>
         <w:t>光的折射</w:t>
       </w:r>
@@ -203,15 +223,19 @@
       </w:pPr>
       <w:r>
         <w:rPr>
-          <w:b/>
-          <w:szCs w:val="21"/>
+          <w:rFonts w:ascii="Times New Roman" w:hAnsi="Times New Roman" w:eastAsia="宋体" w:cs="Times New Roman"/>
+          <w:b/>
+          <w:szCs w:val="21"/>
+          <w:sz w:val="21"/>
         </w:rPr>
         <w:t>1</w:t>
       </w:r>
       <w:r>
         <w:rPr>
-          <w:b/>
-          <w:szCs w:val="21"/>
+          <w:rFonts w:ascii="Times New Roman" w:hAnsi="Times New Roman" w:eastAsia="宋体" w:cs="Times New Roman"/>
+          <w:b/>
+          <w:szCs w:val="21"/>
+          <w:sz w:val="21"/>
         </w:rPr>
         <w:t>．光的反射</w:t>
       </w:r>
@@ -224,81 +248,107 @@
       </w:pPr>
       <w:r>
         <w:rPr>
-          <w:szCs w:val="21"/>
+          <w:rFonts w:ascii="Times New Roman" w:hAnsi="Times New Roman" w:eastAsia="宋体" w:cs="Times New Roman"/>
+          <w:szCs w:val="21"/>
+          <w:sz w:val="21"/>
         </w:rPr>
         <w:t>（</w:t>
       </w:r>
       <w:r>
         <w:rPr>
-          <w:szCs w:val="21"/>
+          <w:rFonts w:ascii="Times New Roman" w:hAnsi="Times New Roman" w:eastAsia="宋体" w:cs="Times New Roman"/>
+          <w:szCs w:val="21"/>
+          <w:sz w:val="21"/>
         </w:rPr>
         <w:t>1</w:t>
       </w:r>
       <w:r>
         <w:rPr>
-          <w:szCs w:val="21"/>
+          <w:rFonts w:ascii="Times New Roman" w:hAnsi="Times New Roman" w:eastAsia="宋体" w:cs="Times New Roman"/>
+          <w:szCs w:val="21"/>
+          <w:sz w:val="21"/>
         </w:rPr>
         <w:t>）反射现象：光从第</w:t>
       </w:r>
       <w:r>
         <w:rPr>
-          <w:szCs w:val="21"/>
+          <w:rFonts w:ascii="Times New Roman" w:hAnsi="Times New Roman" w:eastAsia="宋体" w:cs="Times New Roman"/>
+          <w:szCs w:val="21"/>
+          <w:sz w:val="21"/>
         </w:rPr>
         <w:t>1</w:t>
       </w:r>
       <w:r>
         <w:rPr>
-          <w:szCs w:val="21"/>
+          <w:rFonts w:ascii="Times New Roman" w:hAnsi="Times New Roman" w:eastAsia="宋体" w:cs="Times New Roman"/>
+          <w:szCs w:val="21"/>
+          <w:sz w:val="21"/>
         </w:rPr>
         <w:t>种介质射到该介质与第</w:t>
       </w:r>
       <w:r>
         <w:rPr>
-          <w:szCs w:val="21"/>
+          <w:rFonts w:ascii="Times New Roman" w:hAnsi="Times New Roman" w:eastAsia="宋体" w:cs="Times New Roman"/>
+          <w:szCs w:val="21"/>
+          <w:sz w:val="21"/>
         </w:rPr>
         <w:t>2</w:t>
       </w:r>
       <w:r>
         <w:rPr>
-          <w:szCs w:val="21"/>
+          <w:rFonts w:ascii="Times New Roman" w:hAnsi="Times New Roman" w:eastAsia="宋体" w:cs="Times New Roman"/>
+          <w:szCs w:val="21"/>
+          <w:sz w:val="21"/>
         </w:rPr>
         <w:t>种介质的</w:t>
       </w:r>
       <w:r>
         <w:rPr>
-          <w:szCs w:val="21"/>
+          <w:rFonts w:ascii="Times New Roman" w:hAnsi="Times New Roman" w:eastAsia="宋体" w:cs="Times New Roman"/>
+          <w:szCs w:val="21"/>
+          <w:sz w:val="21"/>
           <w:bdr w:val="single" w:sz="8" w:space="0" w:color="auto"/>
         </w:rPr>
         <w:t>分界面</w:t>
       </w:r>
       <w:r>
         <w:rPr>
-          <w:szCs w:val="21"/>
+          <w:rFonts w:ascii="Times New Roman" w:hAnsi="Times New Roman" w:eastAsia="宋体" w:cs="Times New Roman"/>
+          <w:szCs w:val="21"/>
+          <w:sz w:val="21"/>
         </w:rPr>
         <w:t>时，一部分光会</w:t>
       </w:r>
       <w:r>
         <w:rPr>
-          <w:szCs w:val="21"/>
+          <w:rFonts w:ascii="Times New Roman" w:hAnsi="Times New Roman" w:eastAsia="宋体" w:cs="Times New Roman"/>
+          <w:szCs w:val="21"/>
+          <w:sz w:val="21"/>
           <w:bdr w:val="single" w:sz="8" w:space="0" w:color="auto"/>
         </w:rPr>
         <w:t>返回</w:t>
       </w:r>
       <w:r>
         <w:rPr>
-          <w:szCs w:val="21"/>
+          <w:rFonts w:ascii="Times New Roman" w:hAnsi="Times New Roman" w:eastAsia="宋体" w:cs="Times New Roman"/>
+          <w:szCs w:val="21"/>
+          <w:sz w:val="21"/>
         </w:rPr>
         <w:t>到第</w:t>
       </w:r>
       <w:r>
         <w:rPr>
-          <w:szCs w:val="21"/>
+          <w:rFonts w:ascii="Times New Roman" w:hAnsi="Times New Roman" w:eastAsia="宋体" w:cs="Times New Roman"/>
+          <w:szCs w:val="21"/>
+          <w:sz w:val="21"/>
         </w:rPr>
         <w:t>1</w:t>
       </w:r>
       <w:r>
         <w:rPr>
-          <w:szCs w:val="21"/>
+          <w:rFonts w:ascii="Times New Roman" w:hAnsi="Times New Roman" w:eastAsia="宋体" w:cs="Times New Roman"/>
+          <w:szCs w:val="21"/>
+          <w:sz w:val="21"/>
         </w:rPr>
         <w:t>种介质的现象。</w:t>
       </w:r>
@@ -311,58 +361,76 @@
       </w:pPr>
       <w:r>
         <w:rPr>
-          <w:szCs w:val="21"/>
+          <w:rFonts w:ascii="Times New Roman" w:hAnsi="Times New Roman" w:eastAsia="宋体" w:cs="Times New Roman"/>
+          <w:szCs w:val="21"/>
+          <w:sz w:val="21"/>
         </w:rPr>
         <w:t>（</w:t>
       </w:r>
       <w:r>
         <w:rPr>
-          <w:szCs w:val="21"/>
+          <w:rFonts w:ascii="Times New Roman" w:hAnsi="Times New Roman" w:eastAsia="宋体" w:cs="Times New Roman"/>
+          <w:szCs w:val="21"/>
+          <w:sz w:val="21"/>
         </w:rPr>
         <w:t>2</w:t>
       </w:r>
       <w:r>
         <w:rPr>
-          <w:szCs w:val="21"/>
+          <w:rFonts w:ascii="Times New Roman" w:hAnsi="Times New Roman" w:eastAsia="宋体" w:cs="Times New Roman"/>
+          <w:szCs w:val="21"/>
+          <w:sz w:val="21"/>
         </w:rPr>
         <w:t>）反射定律：反射光线与入射光线、法线处在</w:t>
       </w:r>
       <w:r>
         <w:rPr>
-          <w:szCs w:val="21"/>
+          <w:rFonts w:ascii="Times New Roman" w:hAnsi="Times New Roman" w:eastAsia="宋体" w:cs="Times New Roman"/>
+          <w:szCs w:val="21"/>
+          <w:sz w:val="21"/>
           <w:bdr w:val="single" w:sz="8" w:space="0" w:color="auto"/>
         </w:rPr>
         <w:t>同一平面</w:t>
       </w:r>
       <w:r>
         <w:rPr>
-          <w:szCs w:val="21"/>
+          <w:rFonts w:ascii="Times New Roman" w:hAnsi="Times New Roman" w:eastAsia="宋体" w:cs="Times New Roman"/>
+          <w:szCs w:val="21"/>
+          <w:sz w:val="21"/>
         </w:rPr>
         <w:t>内，反射光线与入射光线分别位于</w:t>
       </w:r>
       <w:r>
         <w:rPr>
-          <w:szCs w:val="21"/>
+          <w:rFonts w:ascii="Times New Roman" w:hAnsi="Times New Roman" w:eastAsia="宋体" w:cs="Times New Roman"/>
+          <w:szCs w:val="21"/>
+          <w:sz w:val="21"/>
           <w:bdr w:val="single" w:sz="8" w:space="0" w:color="auto"/>
         </w:rPr>
         <w:t>法线的两侧</w:t>
       </w:r>
       <w:r>
         <w:rPr>
-          <w:szCs w:val="21"/>
+          <w:rFonts w:ascii="Times New Roman" w:hAnsi="Times New Roman" w:eastAsia="宋体" w:cs="Times New Roman"/>
+          <w:szCs w:val="21"/>
+          <w:sz w:val="21"/>
         </w:rPr>
         <w:t>；反射角</w:t>
       </w:r>
       <w:r>
         <w:rPr>
-          <w:szCs w:val="21"/>
+          <w:rFonts w:ascii="Times New Roman" w:hAnsi="Times New Roman" w:eastAsia="宋体" w:cs="Times New Roman"/>
+          <w:szCs w:val="21"/>
+          <w:sz w:val="21"/>
           <w:bdr w:val="single" w:sz="8" w:space="0" w:color="auto"/>
         </w:rPr>
         <w:t>等于</w:t>
       </w:r>
       <w:r>
         <w:rPr>
-          <w:szCs w:val="21"/>
+          <w:rFonts w:ascii="Times New Roman" w:hAnsi="Times New Roman" w:eastAsia="宋体" w:cs="Times New Roman"/>
+          <w:szCs w:val="21"/>
+          <w:sz w:val="21"/>
         </w:rPr>
         <w:t>入射角。</w:t>
       </w:r>
@@ -374,22 +442,28 @@
       </w:pPr>
       <w:r>
         <w:rPr>
-          <w:b/>
-          <w:szCs w:val="21"/>
+          <w:rFonts w:ascii="Times New Roman" w:hAnsi="Times New Roman" w:eastAsia="宋体" w:cs="Times New Roman"/>
+          <w:b/>
+          <w:szCs w:val="21"/>
+          <w:sz w:val="21"/>
         </w:rPr>
         <w:t>【难度】</w:t>
       </w:r>
       <w:r>
         <w:rPr>
-          <w:b/>
-          <w:szCs w:val="21"/>
+          <w:rFonts w:ascii="Times New Roman" w:hAnsi="Times New Roman" w:eastAsia="宋体" w:cs="Times New Roman"/>
+          <w:b/>
+          <w:szCs w:val="21"/>
+          <w:sz w:val="21"/>
         </w:rPr>
         <w:t>0.94</w:t>
       </w:r>
       <w:r>
         <w:rPr>
-          <w:b/>
-          <w:szCs w:val="21"/>
+          <w:rFonts w:ascii="Times New Roman" w:hAnsi="Times New Roman" w:eastAsia="宋体" w:cs="Times New Roman"/>
+          <w:b/>
+          <w:szCs w:val="21"/>
+          <w:sz w:val="21"/>
         </w:rPr>
         <w:t xml:space="preserve">　【知识点】光的反射</w:t>
       </w:r>
@@ -408,15 +482,19 @@
       </w:pPr>
       <w:r>
         <w:rPr>
-          <w:b/>
-          <w:szCs w:val="21"/>
+          <w:rFonts w:ascii="Times New Roman" w:hAnsi="Times New Roman" w:eastAsia="宋体" w:cs="Times New Roman"/>
+          <w:b/>
+          <w:szCs w:val="21"/>
+          <w:sz w:val="21"/>
         </w:rPr>
         <w:t>2</w:t>
       </w:r>
       <w:r>
         <w:rPr>
-          <w:b/>
-          <w:szCs w:val="21"/>
+          <w:rFonts w:ascii="Times New Roman" w:hAnsi="Times New Roman" w:eastAsia="宋体" w:cs="Times New Roman"/>
+          <w:b/>
+          <w:szCs w:val="21"/>
+          <w:sz w:val="21"/>
         </w:rPr>
         <w:t>．光的折射</w:t>
       </w:r>
@@ -429,62 +507,82 @@
       </w:pPr>
       <w:r>
         <w:rPr>
-          <w:szCs w:val="21"/>
+          <w:rFonts w:ascii="Times New Roman" w:hAnsi="Times New Roman" w:eastAsia="宋体" w:cs="Times New Roman"/>
+          <w:szCs w:val="21"/>
+          <w:sz w:val="21"/>
         </w:rPr>
         <w:t>(1)</w:t>
       </w:r>
       <w:r>
         <w:rPr>
-          <w:szCs w:val="21"/>
+          <w:rFonts w:ascii="Times New Roman" w:hAnsi="Times New Roman" w:eastAsia="宋体" w:cs="Times New Roman"/>
+          <w:szCs w:val="21"/>
+          <w:sz w:val="21"/>
         </w:rPr>
         <w:t>折射现象：光从第</w:t>
       </w:r>
       <w:r>
         <w:rPr>
-          <w:szCs w:val="21"/>
+          <w:rFonts w:ascii="Times New Roman" w:hAnsi="Times New Roman" w:eastAsia="宋体" w:cs="Times New Roman"/>
+          <w:szCs w:val="21"/>
+          <w:sz w:val="21"/>
         </w:rPr>
         <w:t>1</w:t>
       </w:r>
       <w:r>
         <w:rPr>
-          <w:szCs w:val="21"/>
+          <w:rFonts w:ascii="Times New Roman" w:hAnsi="Times New Roman" w:eastAsia="宋体" w:cs="Times New Roman"/>
+          <w:szCs w:val="21"/>
+          <w:sz w:val="21"/>
         </w:rPr>
         <w:t>种介质射到该介质与第</w:t>
       </w:r>
       <w:r>
         <w:rPr>
-          <w:szCs w:val="21"/>
+          <w:rFonts w:ascii="Times New Roman" w:hAnsi="Times New Roman" w:eastAsia="宋体" w:cs="Times New Roman"/>
+          <w:szCs w:val="21"/>
+          <w:sz w:val="21"/>
         </w:rPr>
         <w:t>2</w:t>
       </w:r>
       <w:r>
         <w:rPr>
-          <w:szCs w:val="21"/>
+          <w:rFonts w:ascii="Times New Roman" w:hAnsi="Times New Roman" w:eastAsia="宋体" w:cs="Times New Roman"/>
+          <w:szCs w:val="21"/>
+          <w:sz w:val="21"/>
         </w:rPr>
         <w:t>种介质的</w:t>
       </w:r>
       <w:r>
         <w:rPr>
-          <w:szCs w:val="21"/>
+          <w:rFonts w:ascii="Times New Roman" w:hAnsi="Times New Roman" w:eastAsia="宋体" w:cs="Times New Roman"/>
+          <w:szCs w:val="21"/>
+          <w:sz w:val="21"/>
           <w:bdr w:val="single" w:sz="8" w:space="0" w:color="auto"/>
         </w:rPr>
         <w:t>分界面</w:t>
       </w:r>
       <w:r>
         <w:rPr>
-          <w:szCs w:val="21"/>
+          <w:rFonts w:ascii="Times New Roman" w:hAnsi="Times New Roman" w:eastAsia="宋体" w:cs="Times New Roman"/>
+          <w:szCs w:val="21"/>
+          <w:sz w:val="21"/>
         </w:rPr>
         <w:t>时，一部分光进入第</w:t>
       </w:r>
       <w:r>
         <w:rPr>
-          <w:szCs w:val="21"/>
+          <w:rFonts w:ascii="Times New Roman" w:hAnsi="Times New Roman" w:eastAsia="宋体" w:cs="Times New Roman"/>
+          <w:szCs w:val="21"/>
+          <w:sz w:val="21"/>
         </w:rPr>
         <w:t>2</w:t>
       </w:r>
       <w:r>
         <w:rPr>
-          <w:szCs w:val="21"/>
+          <w:rFonts w:ascii="Times New Roman" w:hAnsi="Times New Roman" w:eastAsia="宋体" w:cs="Times New Roman"/>
+          <w:szCs w:val="21"/>
+          <w:sz w:val="21"/>
         </w:rPr>
         <w:t>种介质的现象。</w:t>
       </w:r>
@@ -497,78 +595,101 @@
       </w:pPr>
       <w:r>
         <w:rPr>
-          <w:szCs w:val="21"/>
+          <w:rFonts w:ascii="Times New Roman" w:hAnsi="Times New Roman" w:eastAsia="宋体" w:cs="Times New Roman"/>
+          <w:szCs w:val="21"/>
+          <w:sz w:val="21"/>
         </w:rPr>
         <w:t>(2)</w:t>
       </w:r>
       <w:r>
         <w:rPr>
-          <w:szCs w:val="21"/>
+          <w:rFonts w:ascii="Times New Roman" w:hAnsi="Times New Roman" w:eastAsia="宋体" w:cs="Times New Roman"/>
+          <w:szCs w:val="21"/>
+          <w:sz w:val="21"/>
         </w:rPr>
         <w:t>折射定律</w:t>
       </w:r>
       <w:r>
         <w:rPr>
-          <w:rFonts w:hint="eastAsia"/>
-          <w:szCs w:val="21"/>
+          <w:rFonts w:hint="eastAsia" w:ascii="Times New Roman" w:hAnsi="Times New Roman" w:eastAsia="宋体" w:cs="Times New Roman"/>
+          <w:szCs w:val="21"/>
+          <w:sz w:val="21"/>
         </w:rPr>
         <w:t>：</w:t>
       </w:r>
       <w:r>
         <w:rPr>
-          <w:szCs w:val="21"/>
+          <w:rFonts w:ascii="Times New Roman" w:hAnsi="Times New Roman" w:eastAsia="宋体" w:cs="Times New Roman"/>
+          <w:szCs w:val="21"/>
+          <w:sz w:val="21"/>
         </w:rPr>
         <w:t>折射光线与入射光线、法线处在</w:t>
       </w:r>
       <w:r>
         <w:rPr>
-          <w:szCs w:val="21"/>
+          <w:rFonts w:ascii="Times New Roman" w:hAnsi="Times New Roman" w:eastAsia="宋体" w:cs="Times New Roman"/>
+          <w:szCs w:val="21"/>
+          <w:sz w:val="21"/>
           <w:bdr w:val="single" w:sz="8" w:space="0" w:color="auto"/>
         </w:rPr>
         <w:t>同一平面</w:t>
       </w:r>
       <w:r>
         <w:rPr>
-          <w:szCs w:val="21"/>
+          <w:rFonts w:ascii="Times New Roman" w:hAnsi="Times New Roman" w:eastAsia="宋体" w:cs="Times New Roman"/>
+          <w:szCs w:val="21"/>
+          <w:sz w:val="21"/>
         </w:rPr>
         <w:t>内，折射光线与入射光线分别位于</w:t>
       </w:r>
       <w:r>
         <w:rPr>
-          <w:szCs w:val="21"/>
+          <w:rFonts w:ascii="Times New Roman" w:hAnsi="Times New Roman" w:eastAsia="宋体" w:cs="Times New Roman"/>
+          <w:szCs w:val="21"/>
+          <w:sz w:val="21"/>
           <w:bdr w:val="single" w:sz="8" w:space="0" w:color="auto"/>
         </w:rPr>
         <w:t>法线的两侧</w:t>
       </w:r>
       <w:r>
         <w:rPr>
-          <w:szCs w:val="21"/>
+          <w:rFonts w:ascii="Times New Roman" w:hAnsi="Times New Roman" w:eastAsia="宋体" w:cs="Times New Roman"/>
+          <w:szCs w:val="21"/>
+          <w:sz w:val="21"/>
         </w:rPr>
         <w:t>；</w:t>
       </w:r>
       <w:r>
         <w:rPr>
-          <w:szCs w:val="21"/>
+          <w:rFonts w:ascii="Times New Roman" w:hAnsi="Times New Roman" w:eastAsia="宋体" w:cs="Times New Roman"/>
+          <w:szCs w:val="21"/>
+          <w:sz w:val="21"/>
           <w:bdr w:val="single" w:sz="8" w:space="0" w:color="auto"/>
         </w:rPr>
         <w:t>入射角的正弦</w:t>
       </w:r>
       <w:r>
         <w:rPr>
-          <w:szCs w:val="21"/>
+          <w:rFonts w:ascii="Times New Roman" w:hAnsi="Times New Roman" w:eastAsia="宋体" w:cs="Times New Roman"/>
+          <w:szCs w:val="21"/>
+          <w:sz w:val="21"/>
         </w:rPr>
         <w:t>与</w:t>
       </w:r>
       <w:r>
         <w:rPr>
-          <w:szCs w:val="21"/>
+          <w:rFonts w:ascii="Times New Roman" w:hAnsi="Times New Roman" w:eastAsia="宋体" w:cs="Times New Roman"/>
+          <w:szCs w:val="21"/>
+          <w:sz w:val="21"/>
           <w:bdr w:val="single" w:sz="8" w:space="0" w:color="auto"/>
         </w:rPr>
         <w:t>折射角的正弦</w:t>
       </w:r>
       <w:r>
         <w:rPr>
-          <w:szCs w:val="21"/>
+          <w:rFonts w:ascii="Times New Roman" w:hAnsi="Times New Roman" w:eastAsia="宋体" w:cs="Times New Roman"/>
+          <w:szCs w:val="21"/>
+          <w:sz w:val="21"/>
         </w:rPr>
         <w:t>成正比，即</w:t>
       </w:r>
@@ -657,100 +778,130 @@
       </m:oMath>
       <w:r>
         <w:rPr>
-          <w:szCs w:val="21"/>
+          <w:rFonts w:ascii="Times New Roman" w:hAnsi="Times New Roman" w:eastAsia="宋体" w:cs="Times New Roman"/>
+          <w:szCs w:val="21"/>
+          <w:sz w:val="21"/>
         </w:rPr>
         <w:t>＝</w:t>
       </w:r>
       <w:r>
         <w:rPr>
+          <w:rFonts w:ascii="Times New Roman" w:hAnsi="Times New Roman" w:eastAsia="宋体" w:cs="Times New Roman"/>
           <w:i/>
           <w:szCs w:val="21"/>
+          <w:sz w:val="21"/>
         </w:rPr>
         <w:t>n</w:t>
       </w:r>
       <w:r>
         <w:rPr>
+          <w:rFonts w:ascii="Times New Roman" w:hAnsi="Times New Roman" w:eastAsia="宋体" w:cs="Times New Roman"/>
           <w:i/>
           <w:szCs w:val="21"/>
+          <w:sz w:val="21"/>
           <w:vertAlign w:val="subscript"/>
         </w:rPr>
         <w:t>12</w:t>
       </w:r>
       <w:r>
         <w:rPr>
-          <w:szCs w:val="21"/>
+          <w:rFonts w:ascii="Times New Roman" w:hAnsi="Times New Roman" w:eastAsia="宋体" w:cs="Times New Roman"/>
+          <w:szCs w:val="21"/>
+          <w:sz w:val="21"/>
         </w:rPr>
         <w:t>（式中</w:t>
       </w:r>
       <w:r>
         <w:rPr>
+          <w:rFonts w:ascii="Times New Roman" w:hAnsi="Times New Roman" w:eastAsia="宋体" w:cs="Times New Roman"/>
           <w:i/>
           <w:szCs w:val="21"/>
+          <w:sz w:val="21"/>
         </w:rPr>
         <w:t>n</w:t>
       </w:r>
       <w:r>
         <w:rPr>
+          <w:rFonts w:ascii="Times New Roman" w:hAnsi="Times New Roman" w:eastAsia="宋体" w:cs="Times New Roman"/>
           <w:i/>
           <w:szCs w:val="21"/>
+          <w:sz w:val="21"/>
           <w:vertAlign w:val="subscript"/>
         </w:rPr>
         <w:t>12</w:t>
       </w:r>
       <w:r>
         <w:rPr>
-          <w:szCs w:val="21"/>
+          <w:rFonts w:ascii="Times New Roman" w:hAnsi="Times New Roman" w:eastAsia="宋体" w:cs="Times New Roman"/>
+          <w:szCs w:val="21"/>
+          <w:sz w:val="21"/>
         </w:rPr>
         <w:t>是比例常数）。光的折射定律的三个关键词：</w:t>
       </w:r>
       <w:r>
         <w:rPr>
-          <w:szCs w:val="21"/>
+          <w:rFonts w:ascii="Times New Roman" w:hAnsi="Times New Roman" w:eastAsia="宋体" w:cs="Times New Roman"/>
+          <w:szCs w:val="21"/>
+          <w:sz w:val="21"/>
         </w:rPr>
         <w:t>“</w:t>
       </w:r>
       <w:r>
         <w:rPr>
-          <w:szCs w:val="21"/>
+          <w:rFonts w:ascii="Times New Roman" w:hAnsi="Times New Roman" w:eastAsia="宋体" w:cs="Times New Roman"/>
+          <w:szCs w:val="21"/>
+          <w:sz w:val="21"/>
           <w:bdr w:val="single" w:sz="8" w:space="0" w:color="auto"/>
         </w:rPr>
         <w:t>同平面</w:t>
       </w:r>
       <w:r>
         <w:rPr>
-          <w:szCs w:val="21"/>
+          <w:rFonts w:ascii="Times New Roman" w:hAnsi="Times New Roman" w:eastAsia="宋体" w:cs="Times New Roman"/>
+          <w:szCs w:val="21"/>
+          <w:sz w:val="21"/>
         </w:rPr>
         <w:t>”“</w:t>
       </w:r>
       <w:r>
         <w:rPr>
-          <w:szCs w:val="21"/>
+          <w:rFonts w:ascii="Times New Roman" w:hAnsi="Times New Roman" w:eastAsia="宋体" w:cs="Times New Roman"/>
+          <w:szCs w:val="21"/>
+          <w:sz w:val="21"/>
           <w:bdr w:val="single" w:sz="8" w:space="0" w:color="auto"/>
         </w:rPr>
         <w:t>线两旁</w:t>
       </w:r>
       <w:r>
         <w:rPr>
-          <w:szCs w:val="21"/>
+          <w:rFonts w:ascii="Times New Roman" w:hAnsi="Times New Roman" w:eastAsia="宋体" w:cs="Times New Roman"/>
+          <w:szCs w:val="21"/>
+          <w:sz w:val="21"/>
         </w:rPr>
         <w:t>”“</w:t>
       </w:r>
       <w:r>
         <w:rPr>
-          <w:szCs w:val="21"/>
+          <w:rFonts w:ascii="Times New Roman" w:hAnsi="Times New Roman" w:eastAsia="宋体" w:cs="Times New Roman"/>
+          <w:szCs w:val="21"/>
+          <w:sz w:val="21"/>
           <w:bdr w:val="single" w:sz="8" w:space="0" w:color="auto"/>
         </w:rPr>
         <w:t>成正比</w:t>
       </w:r>
       <w:r>
         <w:rPr>
-          <w:szCs w:val="21"/>
+          <w:rFonts w:ascii="Times New Roman" w:hAnsi="Times New Roman" w:eastAsia="宋体" w:cs="Times New Roman"/>
+          <w:szCs w:val="21"/>
+          <w:sz w:val="21"/>
         </w:rPr>
         <w:t>”</w:t>
       </w:r>
       <w:r>
         <w:rPr>
-          <w:szCs w:val="21"/>
+          <w:rFonts w:ascii="Times New Roman" w:hAnsi="Times New Roman" w:eastAsia="宋体" w:cs="Times New Roman"/>
+          <w:szCs w:val="21"/>
+          <w:sz w:val="21"/>
         </w:rPr>
         <w:t>。</w:t>
       </w:r>
@@ -763,26 +914,34 @@
       </w:pPr>
       <w:r>
         <w:rPr>
-          <w:szCs w:val="21"/>
+          <w:rFonts w:ascii="Times New Roman" w:hAnsi="Times New Roman" w:eastAsia="宋体" w:cs="Times New Roman"/>
+          <w:szCs w:val="21"/>
+          <w:sz w:val="21"/>
         </w:rPr>
         <w:t>(3)</w:t>
       </w:r>
       <w:r>
         <w:rPr>
-          <w:szCs w:val="21"/>
+          <w:rFonts w:ascii="Times New Roman" w:hAnsi="Times New Roman" w:eastAsia="宋体" w:cs="Times New Roman"/>
+          <w:szCs w:val="21"/>
+          <w:sz w:val="21"/>
         </w:rPr>
         <w:t>在光的折射现象中，光路是</w:t>
       </w:r>
       <w:r>
         <w:rPr>
-          <w:szCs w:val="21"/>
+          <w:rFonts w:ascii="Times New Roman" w:hAnsi="Times New Roman" w:eastAsia="宋体" w:cs="Times New Roman"/>
+          <w:szCs w:val="21"/>
+          <w:sz w:val="21"/>
           <w:bdr w:val="single" w:sz="8" w:space="0" w:color="auto"/>
         </w:rPr>
         <w:t>可逆</w:t>
       </w:r>
       <w:r>
         <w:rPr>
-          <w:szCs w:val="21"/>
+          <w:rFonts w:ascii="Times New Roman" w:hAnsi="Times New Roman" w:eastAsia="宋体" w:cs="Times New Roman"/>
+          <w:szCs w:val="21"/>
+          <w:sz w:val="21"/>
         </w:rPr>
         <w:t>的。</w:t>
       </w:r>
@@ -794,22 +953,28 @@
       </w:pPr>
       <w:r>
         <w:rPr>
-          <w:b/>
-          <w:szCs w:val="21"/>
+          <w:rFonts w:ascii="Times New Roman" w:hAnsi="Times New Roman" w:eastAsia="宋体" w:cs="Times New Roman"/>
+          <w:b/>
+          <w:szCs w:val="21"/>
+          <w:sz w:val="21"/>
         </w:rPr>
         <w:t>【难度】</w:t>
       </w:r>
       <w:r>
         <w:rPr>
-          <w:b/>
-          <w:szCs w:val="21"/>
+          <w:rFonts w:ascii="Times New Roman" w:hAnsi="Times New Roman" w:eastAsia="宋体" w:cs="Times New Roman"/>
+          <w:b/>
+          <w:szCs w:val="21"/>
+          <w:sz w:val="21"/>
         </w:rPr>
         <w:t>0.85</w:t>
       </w:r>
       <w:r>
         <w:rPr>
-          <w:b/>
-          <w:szCs w:val="21"/>
+          <w:rFonts w:ascii="Times New Roman" w:hAnsi="Times New Roman" w:eastAsia="宋体" w:cs="Times New Roman"/>
+          <w:b/>
+          <w:szCs w:val="21"/>
+          <w:sz w:val="21"/>
         </w:rPr>
         <w:t xml:space="preserve">　【知识点】光的折射定律</w:t>
       </w:r>
@@ -828,15 +993,19 @@
       </w:pPr>
       <w:r>
         <w:rPr>
-          <w:b/>
-          <w:szCs w:val="21"/>
+          <w:rFonts w:ascii="Times New Roman" w:hAnsi="Times New Roman" w:eastAsia="宋体" w:cs="Times New Roman"/>
+          <w:b/>
+          <w:szCs w:val="21"/>
+          <w:sz w:val="21"/>
         </w:rPr>
         <w:t>3</w:t>
       </w:r>
       <w:r>
         <w:rPr>
-          <w:b/>
-          <w:szCs w:val="21"/>
+          <w:rFonts w:ascii="Times New Roman" w:hAnsi="Times New Roman" w:eastAsia="宋体" w:cs="Times New Roman"/>
+          <w:b/>
+          <w:szCs w:val="21"/>
+          <w:sz w:val="21"/>
         </w:rPr>
         <w:t>．折射率的定义</w:t>
       </w:r>
@@ -849,46 +1018,60 @@
       </w:pPr>
       <w:r>
         <w:rPr>
-          <w:szCs w:val="21"/>
+          <w:rFonts w:ascii="Times New Roman" w:hAnsi="Times New Roman" w:eastAsia="宋体" w:cs="Times New Roman"/>
+          <w:szCs w:val="21"/>
+          <w:sz w:val="21"/>
         </w:rPr>
         <w:t>光从真空射入某种介质发生折射时，</w:t>
       </w:r>
       <w:r>
         <w:rPr>
-          <w:szCs w:val="21"/>
+          <w:rFonts w:ascii="Times New Roman" w:hAnsi="Times New Roman" w:eastAsia="宋体" w:cs="Times New Roman"/>
+          <w:szCs w:val="21"/>
+          <w:sz w:val="21"/>
           <w:bdr w:val="single" w:sz="8" w:space="0" w:color="auto"/>
         </w:rPr>
         <w:t>入射角的正弦</w:t>
       </w:r>
       <w:r>
         <w:rPr>
-          <w:szCs w:val="21"/>
+          <w:rFonts w:ascii="Times New Roman" w:hAnsi="Times New Roman" w:eastAsia="宋体" w:cs="Times New Roman"/>
+          <w:szCs w:val="21"/>
+          <w:sz w:val="21"/>
         </w:rPr>
         <w:t>与</w:t>
       </w:r>
       <w:r>
         <w:rPr>
-          <w:szCs w:val="21"/>
+          <w:rFonts w:ascii="Times New Roman" w:hAnsi="Times New Roman" w:eastAsia="宋体" w:cs="Times New Roman"/>
+          <w:szCs w:val="21"/>
+          <w:sz w:val="21"/>
           <w:bdr w:val="single" w:sz="8" w:space="0" w:color="auto"/>
         </w:rPr>
         <w:t>折射角的正弦</w:t>
       </w:r>
       <w:r>
         <w:rPr>
-          <w:szCs w:val="21"/>
+          <w:rFonts w:ascii="Times New Roman" w:hAnsi="Times New Roman" w:eastAsia="宋体" w:cs="Times New Roman"/>
+          <w:szCs w:val="21"/>
+          <w:sz w:val="21"/>
         </w:rPr>
         <w:t>之比，叫作这种介质的绝对折射率，简称折射率，即</w:t>
       </w:r>
       <w:r>
         <w:rPr>
+          <w:rFonts w:ascii="Times New Roman" w:hAnsi="Times New Roman" w:eastAsia="宋体" w:cs="Times New Roman"/>
           <w:i/>
           <w:szCs w:val="21"/>
+          <w:sz w:val="21"/>
         </w:rPr>
         <w:t>n</w:t>
       </w:r>
       <w:r>
         <w:rPr>
-          <w:szCs w:val="21"/>
+          <w:rFonts w:ascii="Times New Roman" w:hAnsi="Times New Roman" w:eastAsia="宋体" w:cs="Times New Roman"/>
+          <w:szCs w:val="21"/>
+          <w:sz w:val="21"/>
         </w:rPr>
         <w:t>＝</w:t>
       </w:r>
@@ -977,7 +1160,9 @@
       </m:oMath>
       <w:r>
         <w:rPr>
-          <w:szCs w:val="21"/>
+          <w:rFonts w:ascii="Times New Roman" w:hAnsi="Times New Roman" w:eastAsia="宋体" w:cs="Times New Roman"/>
+          <w:szCs w:val="21"/>
+          <w:sz w:val="21"/>
         </w:rPr>
         <w:t>。</w:t>
       </w:r>
@@ -989,22 +1174,28 @@
       </w:pPr>
       <w:r>
         <w:rPr>
-          <w:b/>
-          <w:szCs w:val="21"/>
+          <w:rFonts w:ascii="Times New Roman" w:hAnsi="Times New Roman" w:eastAsia="宋体" w:cs="Times New Roman"/>
+          <w:b/>
+          <w:szCs w:val="21"/>
+          <w:sz w:val="21"/>
         </w:rPr>
         <w:t>【难度】</w:t>
       </w:r>
       <w:r>
         <w:rPr>
-          <w:b/>
-          <w:szCs w:val="21"/>
+          <w:rFonts w:ascii="Times New Roman" w:hAnsi="Times New Roman" w:eastAsia="宋体" w:cs="Times New Roman"/>
+          <w:b/>
+          <w:szCs w:val="21"/>
+          <w:sz w:val="21"/>
         </w:rPr>
         <w:t>0.85</w:t>
       </w:r>
       <w:r>
         <w:rPr>
-          <w:b/>
-          <w:szCs w:val="21"/>
+          <w:rFonts w:ascii="Times New Roman" w:hAnsi="Times New Roman" w:eastAsia="宋体" w:cs="Times New Roman"/>
+          <w:b/>
+          <w:szCs w:val="21"/>
+          <w:sz w:val="21"/>
         </w:rPr>
         <w:t xml:space="preserve">　【知识点】光的折射定律</w:t>
       </w:r>
@@ -1023,15 +1214,19 @@
       </w:pPr>
       <w:r>
         <w:rPr>
-          <w:b/>
-          <w:szCs w:val="21"/>
+          <w:rFonts w:ascii="Times New Roman" w:hAnsi="Times New Roman" w:eastAsia="宋体" w:cs="Times New Roman"/>
+          <w:b/>
+          <w:szCs w:val="21"/>
+          <w:sz w:val="21"/>
         </w:rPr>
         <w:t>4</w:t>
       </w:r>
       <w:r>
         <w:rPr>
-          <w:b/>
-          <w:szCs w:val="21"/>
+          <w:rFonts w:ascii="Times New Roman" w:hAnsi="Times New Roman" w:eastAsia="宋体" w:cs="Times New Roman"/>
+          <w:b/>
+          <w:szCs w:val="21"/>
+          <w:sz w:val="21"/>
         </w:rPr>
         <w:t>．折射率与光速的关系</w:t>
       </w:r>
@@ -1044,59 +1239,77 @@
       </w:pPr>
       <w:r>
         <w:rPr>
-          <w:szCs w:val="21"/>
+          <w:rFonts w:ascii="Times New Roman" w:hAnsi="Times New Roman" w:eastAsia="宋体" w:cs="Times New Roman"/>
+          <w:szCs w:val="21"/>
+          <w:sz w:val="21"/>
         </w:rPr>
         <w:t>某种介质的折射率，等于光在</w:t>
       </w:r>
       <w:r>
         <w:rPr>
-          <w:szCs w:val="21"/>
+          <w:rFonts w:ascii="Times New Roman" w:hAnsi="Times New Roman" w:eastAsia="宋体" w:cs="Times New Roman"/>
+          <w:szCs w:val="21"/>
+          <w:sz w:val="21"/>
           <w:bdr w:val="single" w:sz="8" w:space="0" w:color="auto"/>
         </w:rPr>
         <w:t>真空</w:t>
       </w:r>
       <w:r>
         <w:rPr>
-          <w:szCs w:val="21"/>
+          <w:rFonts w:ascii="Times New Roman" w:hAnsi="Times New Roman" w:eastAsia="宋体" w:cs="Times New Roman"/>
+          <w:szCs w:val="21"/>
+          <w:sz w:val="21"/>
         </w:rPr>
         <w:t>中的传播速度</w:t>
       </w:r>
       <w:r>
         <w:rPr>
+          <w:rFonts w:ascii="Times New Roman" w:hAnsi="Times New Roman" w:eastAsia="宋体" w:cs="Times New Roman"/>
           <w:i/>
           <w:szCs w:val="21"/>
+          <w:sz w:val="21"/>
         </w:rPr>
         <w:t>c</w:t>
       </w:r>
       <w:r>
         <w:rPr>
-          <w:szCs w:val="21"/>
+          <w:rFonts w:ascii="Times New Roman" w:hAnsi="Times New Roman" w:eastAsia="宋体" w:cs="Times New Roman"/>
+          <w:szCs w:val="21"/>
+          <w:sz w:val="21"/>
         </w:rPr>
         <w:t>与光在这种介质中的传播速度</w:t>
       </w:r>
       <w:r>
         <w:rPr>
+          <w:rFonts w:ascii="Times New Roman" w:hAnsi="Times New Roman" w:eastAsia="宋体" w:cs="Times New Roman"/>
           <w:i/>
           <w:szCs w:val="21"/>
+          <w:sz w:val="21"/>
         </w:rPr>
         <w:t>v</w:t>
       </w:r>
       <w:r>
         <w:rPr>
-          <w:szCs w:val="21"/>
+          <w:rFonts w:ascii="Times New Roman" w:hAnsi="Times New Roman" w:eastAsia="宋体" w:cs="Times New Roman"/>
+          <w:szCs w:val="21"/>
+          <w:sz w:val="21"/>
         </w:rPr>
         <w:t>之比，即</w:t>
       </w:r>
       <w:r>
         <w:rPr>
+          <w:rFonts w:ascii="Times New Roman" w:hAnsi="Times New Roman" w:eastAsia="宋体" w:cs="Times New Roman"/>
           <w:i/>
           <w:szCs w:val="21"/>
+          <w:sz w:val="21"/>
         </w:rPr>
         <w:t>n</w:t>
       </w:r>
       <w:r>
         <w:rPr>
-          <w:szCs w:val="21"/>
+          <w:rFonts w:ascii="Times New Roman" w:hAnsi="Times New Roman" w:eastAsia="宋体" w:cs="Times New Roman"/>
+          <w:szCs w:val="21"/>
+          <w:sz w:val="21"/>
         </w:rPr>
         <w:t>＝</w:t>
       </w:r>
@@ -1136,7 +1349,9 @@
       </m:oMath>
       <w:r>
         <w:rPr>
-          <w:szCs w:val="21"/>
+          <w:rFonts w:ascii="Times New Roman" w:hAnsi="Times New Roman" w:eastAsia="宋体" w:cs="Times New Roman"/>
+          <w:szCs w:val="21"/>
+          <w:sz w:val="21"/>
         </w:rPr>
         <w:t>。</w:t>
       </w:r>
@@ -1148,22 +1363,28 @@
       </w:pPr>
       <w:r>
         <w:rPr>
-          <w:b/>
-          <w:szCs w:val="21"/>
+          <w:rFonts w:ascii="Times New Roman" w:hAnsi="Times New Roman" w:eastAsia="宋体" w:cs="Times New Roman"/>
+          <w:b/>
+          <w:szCs w:val="21"/>
+          <w:sz w:val="21"/>
         </w:rPr>
         <w:t>【难度】</w:t>
       </w:r>
       <w:r>
         <w:rPr>
-          <w:b/>
-          <w:szCs w:val="21"/>
+          <w:rFonts w:ascii="Times New Roman" w:hAnsi="Times New Roman" w:eastAsia="宋体" w:cs="Times New Roman"/>
+          <w:b/>
+          <w:szCs w:val="21"/>
+          <w:sz w:val="21"/>
         </w:rPr>
         <w:t>0.85</w:t>
       </w:r>
       <w:r>
         <w:rPr>
-          <w:b/>
-          <w:szCs w:val="21"/>
+          <w:rFonts w:ascii="Times New Roman" w:hAnsi="Times New Roman" w:eastAsia="宋体" w:cs="Times New Roman"/>
+          <w:b/>
+          <w:szCs w:val="21"/>
+          <w:sz w:val="21"/>
         </w:rPr>
         <w:t xml:space="preserve">　【知识点】折射率的波长表达式和速度表达式</w:t>
       </w:r>
@@ -1175,15 +1396,19 @@
       </w:pPr>
       <w:r>
         <w:rPr>
-          <w:b/>
-          <w:szCs w:val="21"/>
+          <w:rFonts w:ascii="Times New Roman" w:hAnsi="Times New Roman" w:eastAsia="宋体" w:cs="Times New Roman"/>
+          <w:b/>
+          <w:szCs w:val="21"/>
+          <w:sz w:val="21"/>
         </w:rPr>
         <w:t xml:space="preserve">4.2 </w:t>
       </w:r>
       <w:r>
         <w:rPr>
-          <w:b/>
-          <w:szCs w:val="21"/>
+          <w:rFonts w:ascii="Times New Roman" w:hAnsi="Times New Roman" w:eastAsia="宋体" w:cs="Times New Roman"/>
+          <w:b/>
+          <w:szCs w:val="21"/>
+          <w:sz w:val="21"/>
         </w:rPr>
         <w:t>全反射</w:t>
       </w:r>
@@ -1196,15 +1421,19 @@
       </w:pPr>
       <w:r>
         <w:rPr>
-          <w:b/>
-          <w:szCs w:val="21"/>
+          <w:rFonts w:ascii="Times New Roman" w:hAnsi="Times New Roman" w:eastAsia="宋体" w:cs="Times New Roman"/>
+          <w:b/>
+          <w:szCs w:val="21"/>
+          <w:sz w:val="21"/>
         </w:rPr>
         <w:t>5</w:t>
       </w:r>
       <w:r>
         <w:rPr>
-          <w:b/>
-          <w:szCs w:val="21"/>
+          <w:rFonts w:ascii="Times New Roman" w:hAnsi="Times New Roman" w:eastAsia="宋体" w:cs="Times New Roman"/>
+          <w:b/>
+          <w:szCs w:val="21"/>
+          <w:sz w:val="21"/>
         </w:rPr>
         <w:t>．光疏介质和光密介质</w:t>
       </w:r>
@@ -1217,80 +1446,106 @@
       </w:pPr>
       <w:r>
         <w:rPr>
-          <w:szCs w:val="21"/>
+          <w:rFonts w:ascii="Times New Roman" w:hAnsi="Times New Roman" w:eastAsia="宋体" w:cs="Times New Roman"/>
+          <w:szCs w:val="21"/>
+          <w:sz w:val="21"/>
         </w:rPr>
         <w:t>（</w:t>
       </w:r>
       <w:r>
         <w:rPr>
-          <w:szCs w:val="21"/>
+          <w:rFonts w:ascii="Times New Roman" w:hAnsi="Times New Roman" w:eastAsia="宋体" w:cs="Times New Roman"/>
+          <w:szCs w:val="21"/>
+          <w:sz w:val="21"/>
         </w:rPr>
         <w:t>1</w:t>
       </w:r>
       <w:r>
         <w:rPr>
-          <w:szCs w:val="21"/>
+          <w:rFonts w:ascii="Times New Roman" w:hAnsi="Times New Roman" w:eastAsia="宋体" w:cs="Times New Roman"/>
+          <w:szCs w:val="21"/>
+          <w:sz w:val="21"/>
         </w:rPr>
         <w:t>）光疏介质：折射率较</w:t>
       </w:r>
       <w:r>
         <w:rPr>
-          <w:szCs w:val="21"/>
+          <w:rFonts w:ascii="Times New Roman" w:hAnsi="Times New Roman" w:eastAsia="宋体" w:cs="Times New Roman"/>
+          <w:szCs w:val="21"/>
+          <w:sz w:val="21"/>
           <w:bdr w:val="single" w:sz="8" w:space="0" w:color="auto"/>
         </w:rPr>
         <w:t>小</w:t>
       </w:r>
       <w:r>
         <w:rPr>
-          <w:szCs w:val="21"/>
+          <w:rFonts w:ascii="Times New Roman" w:hAnsi="Times New Roman" w:eastAsia="宋体" w:cs="Times New Roman"/>
+          <w:szCs w:val="21"/>
+          <w:sz w:val="21"/>
         </w:rPr>
         <w:t>（填</w:t>
       </w:r>
       <w:r>
         <w:rPr>
-          <w:szCs w:val="21"/>
+          <w:rFonts w:ascii="Times New Roman" w:hAnsi="Times New Roman" w:eastAsia="宋体" w:cs="Times New Roman"/>
+          <w:szCs w:val="21"/>
+          <w:sz w:val="21"/>
         </w:rPr>
         <w:t>“</w:t>
       </w:r>
       <w:r>
         <w:rPr>
-          <w:szCs w:val="21"/>
+          <w:rFonts w:ascii="Times New Roman" w:hAnsi="Times New Roman" w:eastAsia="宋体" w:cs="Times New Roman"/>
+          <w:szCs w:val="21"/>
+          <w:sz w:val="21"/>
         </w:rPr>
         <w:t>大</w:t>
       </w:r>
       <w:r>
         <w:rPr>
-          <w:szCs w:val="21"/>
+          <w:rFonts w:ascii="Times New Roman" w:hAnsi="Times New Roman" w:eastAsia="宋体" w:cs="Times New Roman"/>
+          <w:szCs w:val="21"/>
+          <w:sz w:val="21"/>
         </w:rPr>
         <w:t>”</w:t>
       </w:r>
       <w:r>
         <w:rPr>
-          <w:szCs w:val="21"/>
+          <w:rFonts w:ascii="Times New Roman" w:hAnsi="Times New Roman" w:eastAsia="宋体" w:cs="Times New Roman"/>
+          <w:szCs w:val="21"/>
+          <w:sz w:val="21"/>
         </w:rPr>
         <w:t>或</w:t>
       </w:r>
       <w:r>
         <w:rPr>
-          <w:szCs w:val="21"/>
+          <w:rFonts w:ascii="Times New Roman" w:hAnsi="Times New Roman" w:eastAsia="宋体" w:cs="Times New Roman"/>
+          <w:szCs w:val="21"/>
+          <w:sz w:val="21"/>
         </w:rPr>
         <w:t>“</w:t>
       </w:r>
       <w:r>
         <w:rPr>
-          <w:szCs w:val="21"/>
+          <w:rFonts w:ascii="Times New Roman" w:hAnsi="Times New Roman" w:eastAsia="宋体" w:cs="Times New Roman"/>
+          <w:szCs w:val="21"/>
+          <w:sz w:val="21"/>
         </w:rPr>
         <w:t>小</w:t>
       </w:r>
       <w:r>
         <w:rPr>
-          <w:szCs w:val="21"/>
+          <w:rFonts w:ascii="Times New Roman" w:hAnsi="Times New Roman" w:eastAsia="宋体" w:cs="Times New Roman"/>
+          <w:szCs w:val="21"/>
+          <w:sz w:val="21"/>
         </w:rPr>
         <w:t>”</w:t>
       </w:r>
       <w:r>
         <w:rPr>
-          <w:szCs w:val="21"/>
+          <w:rFonts w:ascii="Times New Roman" w:hAnsi="Times New Roman" w:eastAsia="宋体" w:cs="Times New Roman"/>
+          <w:szCs w:val="21"/>
+          <w:sz w:val="21"/>
         </w:rPr>
         <w:t>）的介质。</w:t>
       </w:r>
@@ -1303,80 +1558,106 @@
       </w:pPr>
       <w:r>
         <w:rPr>
-          <w:szCs w:val="21"/>
+          <w:rFonts w:ascii="Times New Roman" w:hAnsi="Times New Roman" w:eastAsia="宋体" w:cs="Times New Roman"/>
+          <w:szCs w:val="21"/>
+          <w:sz w:val="21"/>
         </w:rPr>
         <w:t>（</w:t>
       </w:r>
       <w:r>
         <w:rPr>
-          <w:szCs w:val="21"/>
+          <w:rFonts w:ascii="Times New Roman" w:hAnsi="Times New Roman" w:eastAsia="宋体" w:cs="Times New Roman"/>
+          <w:szCs w:val="21"/>
+          <w:sz w:val="21"/>
         </w:rPr>
         <w:t>2</w:t>
       </w:r>
       <w:r>
         <w:rPr>
-          <w:szCs w:val="21"/>
+          <w:rFonts w:ascii="Times New Roman" w:hAnsi="Times New Roman" w:eastAsia="宋体" w:cs="Times New Roman"/>
+          <w:szCs w:val="21"/>
+          <w:sz w:val="21"/>
         </w:rPr>
         <w:t>）光密介质：折射率较</w:t>
       </w:r>
       <w:r>
         <w:rPr>
-          <w:szCs w:val="21"/>
+          <w:rFonts w:ascii="Times New Roman" w:hAnsi="Times New Roman" w:eastAsia="宋体" w:cs="Times New Roman"/>
+          <w:szCs w:val="21"/>
+          <w:sz w:val="21"/>
           <w:bdr w:val="single" w:sz="8" w:space="0" w:color="auto"/>
         </w:rPr>
         <w:t>大</w:t>
       </w:r>
       <w:r>
         <w:rPr>
-          <w:szCs w:val="21"/>
+          <w:rFonts w:ascii="Times New Roman" w:hAnsi="Times New Roman" w:eastAsia="宋体" w:cs="Times New Roman"/>
+          <w:szCs w:val="21"/>
+          <w:sz w:val="21"/>
         </w:rPr>
         <w:t>（填</w:t>
       </w:r>
       <w:r>
         <w:rPr>
-          <w:szCs w:val="21"/>
+          <w:rFonts w:ascii="Times New Roman" w:hAnsi="Times New Roman" w:eastAsia="宋体" w:cs="Times New Roman"/>
+          <w:szCs w:val="21"/>
+          <w:sz w:val="21"/>
         </w:rPr>
         <w:t>“</w:t>
       </w:r>
       <w:r>
         <w:rPr>
-          <w:szCs w:val="21"/>
+          <w:rFonts w:ascii="Times New Roman" w:hAnsi="Times New Roman" w:eastAsia="宋体" w:cs="Times New Roman"/>
+          <w:szCs w:val="21"/>
+          <w:sz w:val="21"/>
         </w:rPr>
         <w:t>大</w:t>
       </w:r>
       <w:r>
         <w:rPr>
-          <w:szCs w:val="21"/>
+          <w:rFonts w:ascii="Times New Roman" w:hAnsi="Times New Roman" w:eastAsia="宋体" w:cs="Times New Roman"/>
+          <w:szCs w:val="21"/>
+          <w:sz w:val="21"/>
         </w:rPr>
         <w:t>”</w:t>
       </w:r>
       <w:r>
         <w:rPr>
-          <w:szCs w:val="21"/>
+          <w:rFonts w:ascii="Times New Roman" w:hAnsi="Times New Roman" w:eastAsia="宋体" w:cs="Times New Roman"/>
+          <w:szCs w:val="21"/>
+          <w:sz w:val="21"/>
         </w:rPr>
         <w:t>或</w:t>
       </w:r>
       <w:r>
         <w:rPr>
-          <w:szCs w:val="21"/>
+          <w:rFonts w:ascii="Times New Roman" w:hAnsi="Times New Roman" w:eastAsia="宋体" w:cs="Times New Roman"/>
+          <w:szCs w:val="21"/>
+          <w:sz w:val="21"/>
         </w:rPr>
         <w:t>“</w:t>
       </w:r>
       <w:r>
         <w:rPr>
-          <w:szCs w:val="21"/>
+          <w:rFonts w:ascii="Times New Roman" w:hAnsi="Times New Roman" w:eastAsia="宋体" w:cs="Times New Roman"/>
+          <w:szCs w:val="21"/>
+          <w:sz w:val="21"/>
         </w:rPr>
         <w:t>小</w:t>
       </w:r>
       <w:r>
         <w:rPr>
-          <w:szCs w:val="21"/>
+          <w:rFonts w:ascii="Times New Roman" w:hAnsi="Times New Roman" w:eastAsia="宋体" w:cs="Times New Roman"/>
+          <w:szCs w:val="21"/>
+          <w:sz w:val="21"/>
         </w:rPr>
         <w:t>”</w:t>
       </w:r>
       <w:r>
         <w:rPr>
-          <w:szCs w:val="21"/>
+          <w:rFonts w:ascii="Times New Roman" w:hAnsi="Times New Roman" w:eastAsia="宋体" w:cs="Times New Roman"/>
+          <w:szCs w:val="21"/>
+          <w:sz w:val="21"/>
         </w:rPr>
         <w:t>）的介质。</w:t>
       </w:r>
@@ -1389,80 +1670,106 @@
       </w:pPr>
       <w:r>
         <w:rPr>
-          <w:szCs w:val="21"/>
+          <w:rFonts w:ascii="Times New Roman" w:hAnsi="Times New Roman" w:eastAsia="宋体" w:cs="Times New Roman"/>
+          <w:szCs w:val="21"/>
+          <w:sz w:val="21"/>
         </w:rPr>
         <w:t>（</w:t>
       </w:r>
       <w:r>
         <w:rPr>
-          <w:szCs w:val="21"/>
+          <w:rFonts w:ascii="Times New Roman" w:hAnsi="Times New Roman" w:eastAsia="宋体" w:cs="Times New Roman"/>
+          <w:szCs w:val="21"/>
+          <w:sz w:val="21"/>
         </w:rPr>
         <w:t>3</w:t>
       </w:r>
       <w:r>
         <w:rPr>
-          <w:szCs w:val="21"/>
+          <w:rFonts w:ascii="Times New Roman" w:hAnsi="Times New Roman" w:eastAsia="宋体" w:cs="Times New Roman"/>
+          <w:szCs w:val="21"/>
+          <w:sz w:val="21"/>
         </w:rPr>
         <w:t>）光疏介质与光密介质是</w:t>
       </w:r>
       <w:r>
         <w:rPr>
-          <w:szCs w:val="21"/>
+          <w:rFonts w:ascii="Times New Roman" w:hAnsi="Times New Roman" w:eastAsia="宋体" w:cs="Times New Roman"/>
+          <w:szCs w:val="21"/>
+          <w:sz w:val="21"/>
           <w:bdr w:val="single" w:sz="8" w:space="0" w:color="auto"/>
         </w:rPr>
         <w:t>相对</w:t>
       </w:r>
       <w:r>
         <w:rPr>
-          <w:szCs w:val="21"/>
+          <w:rFonts w:ascii="Times New Roman" w:hAnsi="Times New Roman" w:eastAsia="宋体" w:cs="Times New Roman"/>
+          <w:szCs w:val="21"/>
+          <w:sz w:val="21"/>
         </w:rPr>
         <w:t>（填</w:t>
       </w:r>
       <w:r>
         <w:rPr>
-          <w:szCs w:val="21"/>
+          <w:rFonts w:ascii="Times New Roman" w:hAnsi="Times New Roman" w:eastAsia="宋体" w:cs="Times New Roman"/>
+          <w:szCs w:val="21"/>
+          <w:sz w:val="21"/>
         </w:rPr>
         <w:t>“</w:t>
       </w:r>
       <w:r>
         <w:rPr>
-          <w:szCs w:val="21"/>
+          <w:rFonts w:ascii="Times New Roman" w:hAnsi="Times New Roman" w:eastAsia="宋体" w:cs="Times New Roman"/>
+          <w:szCs w:val="21"/>
+          <w:sz w:val="21"/>
         </w:rPr>
         <w:t>相对</w:t>
       </w:r>
       <w:r>
         <w:rPr>
-          <w:szCs w:val="21"/>
+          <w:rFonts w:ascii="Times New Roman" w:hAnsi="Times New Roman" w:eastAsia="宋体" w:cs="Times New Roman"/>
+          <w:szCs w:val="21"/>
+          <w:sz w:val="21"/>
         </w:rPr>
         <w:t>”</w:t>
       </w:r>
       <w:r>
         <w:rPr>
-          <w:szCs w:val="21"/>
+          <w:rFonts w:ascii="Times New Roman" w:hAnsi="Times New Roman" w:eastAsia="宋体" w:cs="Times New Roman"/>
+          <w:szCs w:val="21"/>
+          <w:sz w:val="21"/>
         </w:rPr>
         <w:t>或</w:t>
       </w:r>
       <w:r>
         <w:rPr>
-          <w:szCs w:val="21"/>
+          <w:rFonts w:ascii="Times New Roman" w:hAnsi="Times New Roman" w:eastAsia="宋体" w:cs="Times New Roman"/>
+          <w:szCs w:val="21"/>
+          <w:sz w:val="21"/>
         </w:rPr>
         <w:t>“</w:t>
       </w:r>
       <w:r>
         <w:rPr>
-          <w:szCs w:val="21"/>
+          <w:rFonts w:ascii="Times New Roman" w:hAnsi="Times New Roman" w:eastAsia="宋体" w:cs="Times New Roman"/>
+          <w:szCs w:val="21"/>
+          <w:sz w:val="21"/>
         </w:rPr>
         <w:t>绝对</w:t>
       </w:r>
       <w:r>
         <w:rPr>
-          <w:szCs w:val="21"/>
+          <w:rFonts w:ascii="Times New Roman" w:hAnsi="Times New Roman" w:eastAsia="宋体" w:cs="Times New Roman"/>
+          <w:szCs w:val="21"/>
+          <w:sz w:val="21"/>
         </w:rPr>
         <w:t>”</w:t>
       </w:r>
       <w:r>
         <w:rPr>
-          <w:szCs w:val="21"/>
+          <w:rFonts w:ascii="Times New Roman" w:hAnsi="Times New Roman" w:eastAsia="宋体" w:cs="Times New Roman"/>
+          <w:szCs w:val="21"/>
+          <w:sz w:val="21"/>
         </w:rPr>
         <w:t>）的。</w:t>
       </w:r>
@@ -1474,22 +1781,28 @@
       </w:pPr>
       <w:r>
         <w:rPr>
-          <w:b/>
-          <w:szCs w:val="21"/>
+          <w:rFonts w:ascii="Times New Roman" w:hAnsi="Times New Roman" w:eastAsia="宋体" w:cs="Times New Roman"/>
+          <w:b/>
+          <w:szCs w:val="21"/>
+          <w:sz w:val="21"/>
         </w:rPr>
         <w:t>【难度】</w:t>
       </w:r>
       <w:r>
         <w:rPr>
-          <w:b/>
-          <w:szCs w:val="21"/>
+          <w:rFonts w:ascii="Times New Roman" w:hAnsi="Times New Roman" w:eastAsia="宋体" w:cs="Times New Roman"/>
+          <w:b/>
+          <w:szCs w:val="21"/>
+          <w:sz w:val="21"/>
         </w:rPr>
         <w:t>0.94</w:t>
       </w:r>
       <w:r>
         <w:rPr>
-          <w:b/>
-          <w:szCs w:val="21"/>
+          <w:rFonts w:ascii="Times New Roman" w:hAnsi="Times New Roman" w:eastAsia="宋体" w:cs="Times New Roman"/>
+          <w:b/>
+          <w:szCs w:val="21"/>
+          <w:sz w:val="21"/>
         </w:rPr>
         <w:t xml:space="preserve">　【知识点】光疏介质和光密介质</w:t>
       </w:r>
@@ -1508,15 +1821,19 @@
       </w:pPr>
       <w:r>
         <w:rPr>
-          <w:b/>
-          <w:szCs w:val="21"/>
+          <w:rFonts w:ascii="Times New Roman" w:hAnsi="Times New Roman" w:eastAsia="宋体" w:cs="Times New Roman"/>
+          <w:b/>
+          <w:szCs w:val="21"/>
+          <w:sz w:val="21"/>
         </w:rPr>
         <w:t>6</w:t>
       </w:r>
       <w:r>
         <w:rPr>
-          <w:b/>
-          <w:szCs w:val="21"/>
+          <w:rFonts w:ascii="Times New Roman" w:hAnsi="Times New Roman" w:eastAsia="宋体" w:cs="Times New Roman"/>
+          <w:b/>
+          <w:szCs w:val="21"/>
+          <w:sz w:val="21"/>
         </w:rPr>
         <w:t>．全反射现象</w:t>
       </w:r>
@@ -1529,77 +1846,101 @@
       </w:pPr>
       <w:r>
         <w:rPr>
-          <w:szCs w:val="21"/>
+          <w:rFonts w:ascii="Times New Roman" w:hAnsi="Times New Roman" w:eastAsia="宋体" w:cs="Times New Roman"/>
+          <w:szCs w:val="21"/>
+          <w:sz w:val="21"/>
         </w:rPr>
         <w:t>(1)</w:t>
       </w:r>
       <w:r>
         <w:rPr>
-          <w:szCs w:val="21"/>
+          <w:rFonts w:ascii="Times New Roman" w:hAnsi="Times New Roman" w:eastAsia="宋体" w:cs="Times New Roman"/>
+          <w:szCs w:val="21"/>
+          <w:sz w:val="21"/>
         </w:rPr>
         <w:t>全反射：光从</w:t>
       </w:r>
       <w:r>
         <w:rPr>
-          <w:szCs w:val="21"/>
+          <w:rFonts w:ascii="Times New Roman" w:hAnsi="Times New Roman" w:eastAsia="宋体" w:cs="Times New Roman"/>
+          <w:szCs w:val="21"/>
+          <w:sz w:val="21"/>
           <w:bdr w:val="single" w:sz="8" w:space="0" w:color="auto"/>
         </w:rPr>
         <w:t>光密</w:t>
       </w:r>
       <w:r>
         <w:rPr>
-          <w:szCs w:val="21"/>
+          <w:rFonts w:ascii="Times New Roman" w:hAnsi="Times New Roman" w:eastAsia="宋体" w:cs="Times New Roman"/>
+          <w:szCs w:val="21"/>
+          <w:sz w:val="21"/>
         </w:rPr>
         <w:t>介质射入</w:t>
       </w:r>
       <w:r>
         <w:rPr>
-          <w:szCs w:val="21"/>
+          <w:rFonts w:ascii="Times New Roman" w:hAnsi="Times New Roman" w:eastAsia="宋体" w:cs="Times New Roman"/>
+          <w:szCs w:val="21"/>
+          <w:sz w:val="21"/>
           <w:bdr w:val="single" w:sz="8" w:space="0" w:color="auto"/>
         </w:rPr>
         <w:t>光疏</w:t>
       </w:r>
       <w:r>
         <w:rPr>
-          <w:szCs w:val="21"/>
+          <w:rFonts w:ascii="Times New Roman" w:hAnsi="Times New Roman" w:eastAsia="宋体" w:cs="Times New Roman"/>
+          <w:szCs w:val="21"/>
+          <w:sz w:val="21"/>
         </w:rPr>
         <w:t>介质时，同时发生折射和反射。当入射角增大到某一角度，使折射角达到</w:t>
       </w:r>
       <w:r>
         <w:rPr>
-          <w:szCs w:val="21"/>
+          <w:rFonts w:ascii="Times New Roman" w:hAnsi="Times New Roman" w:eastAsia="宋体" w:cs="Times New Roman"/>
+          <w:szCs w:val="21"/>
+          <w:sz w:val="21"/>
         </w:rPr>
         <w:t>90°</w:t>
       </w:r>
       <w:r>
         <w:rPr>
-          <w:szCs w:val="21"/>
+          <w:rFonts w:ascii="Times New Roman" w:hAnsi="Times New Roman" w:eastAsia="宋体" w:cs="Times New Roman"/>
+          <w:szCs w:val="21"/>
+          <w:sz w:val="21"/>
         </w:rPr>
         <w:t>时，</w:t>
       </w:r>
       <w:r>
         <w:rPr>
-          <w:szCs w:val="21"/>
+          <w:rFonts w:ascii="Times New Roman" w:hAnsi="Times New Roman" w:eastAsia="宋体" w:cs="Times New Roman"/>
+          <w:szCs w:val="21"/>
+          <w:sz w:val="21"/>
           <w:bdr w:val="single" w:sz="8" w:space="0" w:color="auto"/>
         </w:rPr>
         <w:t>折射</w:t>
       </w:r>
       <w:r>
         <w:rPr>
-          <w:szCs w:val="21"/>
+          <w:rFonts w:ascii="Times New Roman" w:hAnsi="Times New Roman" w:eastAsia="宋体" w:cs="Times New Roman"/>
+          <w:szCs w:val="21"/>
+          <w:sz w:val="21"/>
         </w:rPr>
         <w:t>光完全消失，只剩下</w:t>
       </w:r>
       <w:r>
         <w:rPr>
-          <w:szCs w:val="21"/>
+          <w:rFonts w:ascii="Times New Roman" w:hAnsi="Times New Roman" w:eastAsia="宋体" w:cs="Times New Roman"/>
+          <w:szCs w:val="21"/>
+          <w:sz w:val="21"/>
           <w:bdr w:val="single" w:sz="8" w:space="0" w:color="auto"/>
         </w:rPr>
         <w:t>反射</w:t>
       </w:r>
       <w:r>
         <w:rPr>
-          <w:szCs w:val="21"/>
+          <w:rFonts w:ascii="Times New Roman" w:hAnsi="Times New Roman" w:eastAsia="宋体" w:cs="Times New Roman"/>
+          <w:szCs w:val="21"/>
+          <w:sz w:val="21"/>
         </w:rPr>
         <w:t>光的现象。</w:t>
       </w:r>
@@ -1612,118 +1953,154 @@
       </w:pPr>
       <w:r>
         <w:rPr>
-          <w:szCs w:val="21"/>
+          <w:rFonts w:ascii="Times New Roman" w:hAnsi="Times New Roman" w:eastAsia="宋体" w:cs="Times New Roman"/>
+          <w:szCs w:val="21"/>
+          <w:sz w:val="21"/>
         </w:rPr>
         <w:t>(2)</w:t>
       </w:r>
       <w:r>
         <w:rPr>
-          <w:szCs w:val="21"/>
+          <w:rFonts w:ascii="Times New Roman" w:hAnsi="Times New Roman" w:eastAsia="宋体" w:cs="Times New Roman"/>
+          <w:szCs w:val="21"/>
+          <w:sz w:val="21"/>
         </w:rPr>
         <w:t>临界角：刚好发生全反射，即折射角等于</w:t>
       </w:r>
       <w:r>
         <w:rPr>
-          <w:szCs w:val="21"/>
+          <w:rFonts w:ascii="Times New Roman" w:hAnsi="Times New Roman" w:eastAsia="宋体" w:cs="Times New Roman"/>
+          <w:szCs w:val="21"/>
+          <w:sz w:val="21"/>
           <w:bdr w:val="single" w:sz="8" w:space="0" w:color="auto"/>
         </w:rPr>
         <w:t>90°</w:t>
       </w:r>
       <w:r>
         <w:rPr>
-          <w:szCs w:val="21"/>
+          <w:rFonts w:ascii="Times New Roman" w:hAnsi="Times New Roman" w:eastAsia="宋体" w:cs="Times New Roman"/>
+          <w:szCs w:val="21"/>
+          <w:sz w:val="21"/>
         </w:rPr>
         <w:t>时的入射角．光从</w:t>
       </w:r>
       <w:r>
         <w:rPr>
-          <w:szCs w:val="21"/>
+          <w:rFonts w:ascii="Times New Roman" w:hAnsi="Times New Roman" w:eastAsia="宋体" w:cs="Times New Roman"/>
+          <w:szCs w:val="21"/>
+          <w:sz w:val="21"/>
           <w:bdr w:val="single" w:sz="8" w:space="0" w:color="auto"/>
         </w:rPr>
         <w:t>介质</w:t>
       </w:r>
       <w:r>
         <w:rPr>
-          <w:szCs w:val="21"/>
+          <w:rFonts w:ascii="Times New Roman" w:hAnsi="Times New Roman" w:eastAsia="宋体" w:cs="Times New Roman"/>
+          <w:szCs w:val="21"/>
+          <w:sz w:val="21"/>
         </w:rPr>
         <w:t>射入</w:t>
       </w:r>
       <w:r>
         <w:rPr>
-          <w:szCs w:val="21"/>
+          <w:rFonts w:ascii="Times New Roman" w:hAnsi="Times New Roman" w:eastAsia="宋体" w:cs="Times New Roman"/>
+          <w:szCs w:val="21"/>
+          <w:sz w:val="21"/>
           <w:bdr w:val="single" w:sz="8" w:space="0" w:color="auto"/>
         </w:rPr>
         <w:t>空气</w:t>
       </w:r>
       <w:r>
         <w:rPr>
-          <w:szCs w:val="21"/>
+          <w:rFonts w:ascii="Times New Roman" w:hAnsi="Times New Roman" w:eastAsia="宋体" w:cs="Times New Roman"/>
+          <w:szCs w:val="21"/>
+          <w:sz w:val="21"/>
           <w:bdr w:val="single" w:sz="8" w:space="0" w:color="auto"/>
         </w:rPr>
         <w:t>(</w:t>
       </w:r>
       <w:r>
         <w:rPr>
-          <w:szCs w:val="21"/>
+          <w:rFonts w:ascii="Times New Roman" w:hAnsi="Times New Roman" w:eastAsia="宋体" w:cs="Times New Roman"/>
+          <w:szCs w:val="21"/>
+          <w:sz w:val="21"/>
           <w:bdr w:val="single" w:sz="8" w:space="0" w:color="auto"/>
         </w:rPr>
         <w:t>真空</w:t>
       </w:r>
       <w:r>
         <w:rPr>
-          <w:szCs w:val="21"/>
+          <w:rFonts w:ascii="Times New Roman" w:hAnsi="Times New Roman" w:eastAsia="宋体" w:cs="Times New Roman"/>
+          <w:szCs w:val="21"/>
+          <w:sz w:val="21"/>
           <w:bdr w:val="single" w:sz="8" w:space="0" w:color="auto"/>
         </w:rPr>
         <w:t>)</w:t>
       </w:r>
       <w:r>
         <w:rPr>
-          <w:szCs w:val="21"/>
+          <w:rFonts w:ascii="Times New Roman" w:hAnsi="Times New Roman" w:eastAsia="宋体" w:cs="Times New Roman"/>
+          <w:szCs w:val="21"/>
+          <w:sz w:val="21"/>
         </w:rPr>
         <w:t>时，发生全反射的临界角</w:t>
       </w:r>
       <w:r>
         <w:rPr>
+          <w:rFonts w:ascii="Times New Roman" w:hAnsi="Times New Roman" w:eastAsia="宋体" w:cs="Times New Roman"/>
           <w:i/>
           <w:szCs w:val="21"/>
+          <w:sz w:val="21"/>
         </w:rPr>
         <w:t>C</w:t>
       </w:r>
       <w:r>
         <w:rPr>
-          <w:szCs w:val="21"/>
+          <w:rFonts w:ascii="Times New Roman" w:hAnsi="Times New Roman" w:eastAsia="宋体" w:cs="Times New Roman"/>
+          <w:szCs w:val="21"/>
+          <w:sz w:val="21"/>
         </w:rPr>
         <w:t>与介质的折射率</w:t>
       </w:r>
       <w:r>
         <w:rPr>
+          <w:rFonts w:ascii="Times New Roman" w:hAnsi="Times New Roman" w:eastAsia="宋体" w:cs="Times New Roman"/>
           <w:i/>
           <w:szCs w:val="21"/>
+          <w:sz w:val="21"/>
         </w:rPr>
         <w:t>n</w:t>
       </w:r>
       <w:r>
         <w:rPr>
-          <w:szCs w:val="21"/>
+          <w:rFonts w:ascii="Times New Roman" w:hAnsi="Times New Roman" w:eastAsia="宋体" w:cs="Times New Roman"/>
+          <w:szCs w:val="21"/>
+          <w:sz w:val="21"/>
         </w:rPr>
         <w:t>的关系是</w:t>
       </w:r>
       <w:r>
         <w:rPr>
-          <w:szCs w:val="21"/>
+          <w:rFonts w:ascii="Times New Roman" w:hAnsi="Times New Roman" w:eastAsia="宋体" w:cs="Times New Roman"/>
+          <w:szCs w:val="21"/>
+          <w:sz w:val="21"/>
         </w:rPr>
         <w:t xml:space="preserve">sin </w:t>
       </w:r>
       <w:r>
         <w:rPr>
+          <w:rFonts w:ascii="Times New Roman" w:hAnsi="Times New Roman" w:eastAsia="宋体" w:cs="Times New Roman"/>
           <w:i/>
           <w:szCs w:val="21"/>
+          <w:sz w:val="21"/>
         </w:rPr>
         <w:t>C</w:t>
       </w:r>
       <w:r>
         <w:rPr>
-          <w:szCs w:val="21"/>
+          <w:rFonts w:ascii="Times New Roman" w:hAnsi="Times New Roman" w:eastAsia="宋体" w:cs="Times New Roman"/>
+          <w:szCs w:val="21"/>
+          <w:sz w:val="21"/>
         </w:rPr>
         <w:t>＝</w:t>
       </w:r>
@@ -1763,7 +2140,9 @@
       </m:oMath>
       <w:r>
         <w:rPr>
-          <w:szCs w:val="21"/>
+          <w:rFonts w:ascii="Times New Roman" w:hAnsi="Times New Roman" w:eastAsia="宋体" w:cs="Times New Roman"/>
+          <w:szCs w:val="21"/>
+          <w:sz w:val="21"/>
         </w:rPr>
         <w:t>。</w:t>
       </w:r>
@@ -1776,83 +2155,108 @@
       </w:pPr>
       <w:r>
         <w:rPr>
-          <w:szCs w:val="21"/>
+          <w:rFonts w:ascii="Times New Roman" w:hAnsi="Times New Roman" w:eastAsia="宋体" w:cs="Times New Roman"/>
+          <w:szCs w:val="21"/>
+          <w:sz w:val="21"/>
         </w:rPr>
         <w:t>(3)</w:t>
       </w:r>
       <w:r>
         <w:rPr>
-          <w:szCs w:val="21"/>
+          <w:rFonts w:ascii="Times New Roman" w:hAnsi="Times New Roman" w:eastAsia="宋体" w:cs="Times New Roman"/>
+          <w:szCs w:val="21"/>
+          <w:sz w:val="21"/>
         </w:rPr>
         <w:t>全反射发生的条件</w:t>
       </w:r>
       <w:r>
         <w:rPr>
-          <w:rFonts w:hint="eastAsia"/>
-          <w:szCs w:val="21"/>
+          <w:rFonts w:hint="eastAsia" w:ascii="Times New Roman" w:hAnsi="Times New Roman" w:eastAsia="宋体" w:cs="Times New Roman"/>
+          <w:szCs w:val="21"/>
+          <w:sz w:val="21"/>
         </w:rPr>
         <w:t>：</w:t>
       </w:r>
       <w:r>
         <w:rPr>
-          <w:szCs w:val="21"/>
+          <w:rFonts w:ascii="Times New Roman" w:hAnsi="Times New Roman" w:eastAsia="宋体" w:cs="Times New Roman"/>
+          <w:szCs w:val="21"/>
+          <w:sz w:val="21"/>
         </w:rPr>
         <w:t>①</w:t>
       </w:r>
       <w:r>
         <w:rPr>
-          <w:szCs w:val="21"/>
+          <w:rFonts w:ascii="Times New Roman" w:hAnsi="Times New Roman" w:eastAsia="宋体" w:cs="Times New Roman"/>
+          <w:szCs w:val="21"/>
+          <w:sz w:val="21"/>
         </w:rPr>
         <w:t>光从</w:t>
       </w:r>
       <w:r>
         <w:rPr>
-          <w:szCs w:val="21"/>
+          <w:rFonts w:ascii="Times New Roman" w:hAnsi="Times New Roman" w:eastAsia="宋体" w:cs="Times New Roman"/>
+          <w:szCs w:val="21"/>
+          <w:sz w:val="21"/>
           <w:bdr w:val="single" w:sz="8" w:space="0" w:color="auto"/>
         </w:rPr>
         <w:t>光密</w:t>
       </w:r>
       <w:r>
         <w:rPr>
-          <w:szCs w:val="21"/>
+          <w:rFonts w:ascii="Times New Roman" w:hAnsi="Times New Roman" w:eastAsia="宋体" w:cs="Times New Roman"/>
+          <w:szCs w:val="21"/>
+          <w:sz w:val="21"/>
         </w:rPr>
         <w:t>介质射入</w:t>
       </w:r>
       <w:r>
         <w:rPr>
-          <w:szCs w:val="21"/>
+          <w:rFonts w:ascii="Times New Roman" w:hAnsi="Times New Roman" w:eastAsia="宋体" w:cs="Times New Roman"/>
+          <w:szCs w:val="21"/>
+          <w:sz w:val="21"/>
           <w:bdr w:val="single" w:sz="8" w:space="0" w:color="auto"/>
         </w:rPr>
         <w:t>光疏</w:t>
       </w:r>
       <w:r>
         <w:rPr>
-          <w:szCs w:val="21"/>
+          <w:rFonts w:ascii="Times New Roman" w:hAnsi="Times New Roman" w:eastAsia="宋体" w:cs="Times New Roman"/>
+          <w:szCs w:val="21"/>
+          <w:sz w:val="21"/>
         </w:rPr>
         <w:t>介质。</w:t>
       </w:r>
       <w:r>
         <w:rPr>
-          <w:szCs w:val="21"/>
+          <w:rFonts w:ascii="Times New Roman" w:hAnsi="Times New Roman" w:eastAsia="宋体" w:cs="Times New Roman"/>
+          <w:szCs w:val="21"/>
+          <w:sz w:val="21"/>
         </w:rPr>
         <w:t>②</w:t>
       </w:r>
       <w:r>
         <w:rPr>
-          <w:szCs w:val="21"/>
+          <w:rFonts w:ascii="Times New Roman" w:hAnsi="Times New Roman" w:eastAsia="宋体" w:cs="Times New Roman"/>
+          <w:szCs w:val="21"/>
+          <w:sz w:val="21"/>
         </w:rPr>
         <w:t>入射角</w:t>
       </w:r>
       <w:r>
         <w:rPr>
-          <w:szCs w:val="21"/>
+          <w:rFonts w:ascii="Times New Roman" w:hAnsi="Times New Roman" w:eastAsia="宋体" w:cs="Times New Roman"/>
+          <w:szCs w:val="21"/>
+          <w:sz w:val="21"/>
           <w:bdr w:val="single" w:sz="8" w:space="0" w:color="auto"/>
         </w:rPr>
         <w:t>等于或大于</w:t>
       </w:r>
       <w:r>
         <w:rPr>
-          <w:szCs w:val="21"/>
+          <w:rFonts w:ascii="Times New Roman" w:hAnsi="Times New Roman" w:eastAsia="宋体" w:cs="Times New Roman"/>
+          <w:szCs w:val="21"/>
+          <w:sz w:val="21"/>
         </w:rPr>
         <w:t>临界角。</w:t>
       </w:r>
@@ -1864,22 +2268,28 @@
       </w:pPr>
       <w:r>
         <w:rPr>
-          <w:b/>
-          <w:szCs w:val="21"/>
+          <w:rFonts w:ascii="Times New Roman" w:hAnsi="Times New Roman" w:eastAsia="宋体" w:cs="Times New Roman"/>
+          <w:b/>
+          <w:szCs w:val="21"/>
+          <w:sz w:val="21"/>
         </w:rPr>
         <w:t>【难度】</w:t>
       </w:r>
       <w:r>
         <w:rPr>
-          <w:b/>
-          <w:szCs w:val="21"/>
+          <w:rFonts w:ascii="Times New Roman" w:hAnsi="Times New Roman" w:eastAsia="宋体" w:cs="Times New Roman"/>
+          <w:b/>
+          <w:szCs w:val="21"/>
+          <w:sz w:val="21"/>
         </w:rPr>
         <w:t>0.85</w:t>
       </w:r>
       <w:r>
         <w:rPr>
-          <w:b/>
-          <w:szCs w:val="21"/>
+          <w:rFonts w:ascii="Times New Roman" w:hAnsi="Times New Roman" w:eastAsia="宋体" w:cs="Times New Roman"/>
+          <w:b/>
+          <w:szCs w:val="21"/>
+          <w:sz w:val="21"/>
         </w:rPr>
         <w:t xml:space="preserve">　【知识点】发生全反射的条件、临界角</w:t>
       </w:r>
@@ -1897,22 +2307,28 @@
       </w:pPr>
       <w:r>
         <w:rPr>
-          <w:b/>
-          <w:szCs w:val="21"/>
+          <w:rFonts w:ascii="Times New Roman" w:hAnsi="Times New Roman" w:eastAsia="宋体" w:cs="Times New Roman"/>
+          <w:b/>
+          <w:szCs w:val="21"/>
+          <w:sz w:val="21"/>
         </w:rPr>
         <w:t>7</w:t>
       </w:r>
       <w:r>
         <w:rPr>
-          <w:b/>
-          <w:szCs w:val="21"/>
+          <w:rFonts w:ascii="Times New Roman" w:hAnsi="Times New Roman" w:eastAsia="宋体" w:cs="Times New Roman"/>
+          <w:b/>
+          <w:szCs w:val="21"/>
+          <w:sz w:val="21"/>
         </w:rPr>
         <w:t>．全反射</w:t>
       </w:r>
       <w:r>
         <w:rPr>
-          <w:b/>
-          <w:szCs w:val="21"/>
+          <w:rFonts w:ascii="Times New Roman" w:hAnsi="Times New Roman" w:eastAsia="宋体" w:cs="Times New Roman"/>
+          <w:b/>
+          <w:szCs w:val="21"/>
+          <w:sz w:val="21"/>
         </w:rPr>
         <w:t>棱镜的形状</w:t>
       </w:r>
@@ -1925,20 +2341,26 @@
       </w:pPr>
       <w:r>
         <w:rPr>
-          <w:szCs w:val="21"/>
+          <w:rFonts w:ascii="Times New Roman" w:hAnsi="Times New Roman" w:eastAsia="宋体" w:cs="Times New Roman"/>
+          <w:szCs w:val="21"/>
+          <w:sz w:val="21"/>
         </w:rPr>
         <w:t>截面为</w:t>
       </w:r>
       <w:r>
         <w:rPr>
-          <w:szCs w:val="21"/>
+          <w:rFonts w:ascii="Times New Roman" w:hAnsi="Times New Roman" w:eastAsia="宋体" w:cs="Times New Roman"/>
+          <w:szCs w:val="21"/>
+          <w:sz w:val="21"/>
           <w:bdr w:val="single" w:sz="8" w:space="0" w:color="auto"/>
         </w:rPr>
         <w:t>等腰直角</w:t>
       </w:r>
       <w:r>
         <w:rPr>
-          <w:szCs w:val="21"/>
+          <w:rFonts w:ascii="Times New Roman" w:hAnsi="Times New Roman" w:eastAsia="宋体" w:cs="Times New Roman"/>
+          <w:szCs w:val="21"/>
+          <w:sz w:val="21"/>
         </w:rPr>
         <w:t>三角形的棱镜。</w:t>
       </w:r>
@@ -1950,23 +2372,29 @@
       </w:pPr>
       <w:r>
         <w:rPr>
-          <w:b/>
-          <w:szCs w:val="21"/>
+          <w:rFonts w:ascii="Times New Roman" w:hAnsi="Times New Roman" w:eastAsia="宋体" w:cs="Times New Roman"/>
+          <w:b/>
+          <w:szCs w:val="21"/>
+          <w:sz w:val="21"/>
         </w:rPr>
         <w:lastRenderedPageBreak/>
         <w:t>【难度】</w:t>
       </w:r>
       <w:r>
         <w:rPr>
-          <w:b/>
-          <w:szCs w:val="21"/>
+          <w:rFonts w:ascii="Times New Roman" w:hAnsi="Times New Roman" w:eastAsia="宋体" w:cs="Times New Roman"/>
+          <w:b/>
+          <w:szCs w:val="21"/>
+          <w:sz w:val="21"/>
         </w:rPr>
         <w:t>0.85</w:t>
       </w:r>
       <w:r>
         <w:rPr>
-          <w:b/>
-          <w:szCs w:val="21"/>
+          <w:rFonts w:ascii="Times New Roman" w:hAnsi="Times New Roman" w:eastAsia="宋体" w:cs="Times New Roman"/>
+          <w:b/>
+          <w:szCs w:val="21"/>
+          <w:sz w:val="21"/>
         </w:rPr>
         <w:t xml:space="preserve">　【知识点】全反射棱镜</w:t>
       </w:r>
@@ -1984,15 +2412,19 @@
       </w:pPr>
       <w:r>
         <w:rPr>
-          <w:b/>
-          <w:szCs w:val="21"/>
+          <w:rFonts w:ascii="Times New Roman" w:hAnsi="Times New Roman" w:eastAsia="宋体" w:cs="Times New Roman"/>
+          <w:b/>
+          <w:szCs w:val="21"/>
+          <w:sz w:val="21"/>
         </w:rPr>
         <w:t>8</w:t>
       </w:r>
       <w:r>
         <w:rPr>
-          <w:b/>
-          <w:szCs w:val="21"/>
+          <w:rFonts w:ascii="Times New Roman" w:hAnsi="Times New Roman" w:eastAsia="宋体" w:cs="Times New Roman"/>
+          <w:b/>
+          <w:szCs w:val="21"/>
+          <w:sz w:val="21"/>
         </w:rPr>
         <w:t>．全反射棱镜的特点</w:t>
       </w:r>
@@ -2005,93 +2437,116 @@
       </w:pPr>
       <w:r>
         <w:rPr>
-          <w:szCs w:val="21"/>
+          <w:rFonts w:ascii="Times New Roman" w:hAnsi="Times New Roman" w:eastAsia="宋体" w:cs="Times New Roman"/>
+          <w:szCs w:val="21"/>
+          <w:sz w:val="21"/>
         </w:rPr>
         <w:t>当光垂直于它的一个界面射入后，都会在其内部发生</w:t>
       </w:r>
       <w:r>
         <w:rPr>
-          <w:szCs w:val="21"/>
+          <w:rFonts w:ascii="Times New Roman" w:hAnsi="Times New Roman" w:eastAsia="宋体" w:cs="Times New Roman"/>
+          <w:szCs w:val="21"/>
+          <w:sz w:val="21"/>
           <w:bdr w:val="single" w:sz="8" w:space="0" w:color="auto"/>
         </w:rPr>
         <w:t>全反射</w:t>
       </w:r>
       <w:r>
         <w:rPr>
-          <w:szCs w:val="21"/>
+          <w:rFonts w:ascii="Times New Roman" w:hAnsi="Times New Roman" w:eastAsia="宋体" w:cs="Times New Roman"/>
+          <w:szCs w:val="21"/>
+          <w:sz w:val="21"/>
         </w:rPr>
         <w:t>，与平面镜相比，它的反射率</w:t>
       </w:r>
       <w:r>
         <w:rPr>
-          <w:szCs w:val="21"/>
+          <w:rFonts w:ascii="Times New Roman" w:hAnsi="Times New Roman" w:eastAsia="宋体" w:cs="Times New Roman"/>
+          <w:szCs w:val="21"/>
+          <w:sz w:val="21"/>
           <w:bdr w:val="single" w:sz="8" w:space="0" w:color="auto"/>
         </w:rPr>
         <w:t>很高</w:t>
       </w:r>
       <w:r>
         <w:rPr>
-          <w:szCs w:val="21"/>
+          <w:rFonts w:ascii="Times New Roman" w:hAnsi="Times New Roman" w:eastAsia="宋体" w:cs="Times New Roman"/>
+          <w:szCs w:val="21"/>
+          <w:sz w:val="21"/>
         </w:rPr>
         <w:t>，几乎可达</w:t>
       </w:r>
       <w:r>
         <w:rPr>
-          <w:szCs w:val="21"/>
+          <w:rFonts w:ascii="Times New Roman" w:hAnsi="Times New Roman" w:eastAsia="宋体" w:cs="Times New Roman"/>
+          <w:szCs w:val="21"/>
+          <w:sz w:val="21"/>
         </w:rPr>
         <w:t>100%</w:t>
       </w:r>
       <w:r>
         <w:rPr>
-          <w:szCs w:val="21"/>
+          <w:rFonts w:ascii="Times New Roman" w:hAnsi="Times New Roman" w:eastAsia="宋体" w:cs="Times New Roman"/>
+          <w:szCs w:val="21"/>
+          <w:sz w:val="21"/>
         </w:rPr>
         <w:t>，常用来代替平面镜来</w:t>
       </w:r>
       <w:r>
         <w:rPr>
-          <w:szCs w:val="21"/>
+          <w:rFonts w:ascii="Times New Roman" w:hAnsi="Times New Roman" w:eastAsia="宋体" w:cs="Times New Roman"/>
+          <w:szCs w:val="21"/>
+          <w:sz w:val="21"/>
           <w:bdr w:val="single" w:sz="8" w:space="0" w:color="auto"/>
         </w:rPr>
         <w:t>改变光的方向</w:t>
       </w:r>
       <w:r>
         <w:rPr>
-          <w:szCs w:val="21"/>
+          <w:rFonts w:ascii="Times New Roman" w:hAnsi="Times New Roman" w:eastAsia="宋体" w:cs="Times New Roman"/>
+          <w:szCs w:val="21"/>
+          <w:sz w:val="21"/>
         </w:rPr>
         <w:t>。</w:t>
       </w:r>
       <w:r>
         <w:rPr>
-          <w:rFonts w:hint="eastAsia"/>
-          <w:szCs w:val="21"/>
+          <w:rFonts w:hint="eastAsia" w:ascii="Times New Roman" w:hAnsi="Times New Roman" w:eastAsia="宋体" w:cs="Times New Roman"/>
+          <w:szCs w:val="21"/>
+          <w:sz w:val="21"/>
         </w:rPr>
         <w:t>（玻璃的临界角是</w:t>
       </w:r>
       <w:r>
         <w:rPr>
-          <w:rFonts w:hint="eastAsia"/>
-          <w:szCs w:val="21"/>
+          <w:rFonts w:hint="eastAsia" w:ascii="Times New Roman" w:hAnsi="Times New Roman" w:eastAsia="宋体" w:cs="Times New Roman"/>
+          <w:szCs w:val="21"/>
+          <w:sz w:val="21"/>
         </w:rPr>
         <w:t>41</w:t>
       </w:r>
       <w:r>
         <w:rPr>
-          <w:rFonts w:hint="eastAsia"/>
-          <w:szCs w:val="21"/>
+          <w:rFonts w:hint="eastAsia" w:ascii="Times New Roman" w:hAnsi="Times New Roman" w:eastAsia="宋体" w:cs="Times New Roman"/>
+          <w:szCs w:val="21"/>
+          <w:sz w:val="21"/>
         </w:rPr>
         <w:t>°与</w:t>
       </w:r>
       <w:r>
         <w:rPr>
-          <w:rFonts w:hint="eastAsia"/>
-          <w:szCs w:val="21"/>
+          <w:rFonts w:hint="eastAsia" w:ascii="Times New Roman" w:hAnsi="Times New Roman" w:eastAsia="宋体" w:cs="Times New Roman"/>
+          <w:szCs w:val="21"/>
+          <w:sz w:val="21"/>
         </w:rPr>
         <w:t>42</w:t>
       </w:r>
       <w:r>
         <w:rPr>
-          <w:rFonts w:hint="eastAsia"/>
-          <w:szCs w:val="21"/>
+          <w:rFonts w:hint="eastAsia" w:ascii="Times New Roman" w:hAnsi="Times New Roman" w:eastAsia="宋体" w:cs="Times New Roman"/>
+          <w:szCs w:val="21"/>
+          <w:sz w:val="21"/>
         </w:rPr>
         <w:t>°之间）</w:t>
       </w:r>
@@ -2103,22 +2558,28 @@
       </w:pPr>
       <w:r>
         <w:rPr>
-          <w:b/>
-          <w:szCs w:val="21"/>
+          <w:rFonts w:ascii="Times New Roman" w:hAnsi="Times New Roman" w:eastAsia="宋体" w:cs="Times New Roman"/>
+          <w:b/>
+          <w:szCs w:val="21"/>
+          <w:sz w:val="21"/>
         </w:rPr>
         <w:t>【难度】</w:t>
       </w:r>
       <w:r>
         <w:rPr>
-          <w:b/>
-          <w:szCs w:val="21"/>
+          <w:rFonts w:ascii="Times New Roman" w:hAnsi="Times New Roman" w:eastAsia="宋体" w:cs="Times New Roman"/>
+          <w:b/>
+          <w:szCs w:val="21"/>
+          <w:sz w:val="21"/>
         </w:rPr>
         <w:t>0.65</w:t>
       </w:r>
       <w:r>
         <w:rPr>
-          <w:b/>
-          <w:szCs w:val="21"/>
+          <w:rFonts w:ascii="Times New Roman" w:hAnsi="Times New Roman" w:eastAsia="宋体" w:cs="Times New Roman"/>
+          <w:b/>
+          <w:szCs w:val="21"/>
+          <w:sz w:val="21"/>
         </w:rPr>
         <w:t xml:space="preserve">　【知识点】全反射棱镜</w:t>
       </w:r>
@@ -2136,15 +2597,19 @@
       </w:pPr>
       <w:r>
         <w:rPr>
-          <w:b/>
-          <w:szCs w:val="21"/>
+          <w:rFonts w:ascii="Times New Roman" w:hAnsi="Times New Roman" w:eastAsia="宋体" w:cs="Times New Roman"/>
+          <w:b/>
+          <w:szCs w:val="21"/>
+          <w:sz w:val="21"/>
         </w:rPr>
         <w:t>9</w:t>
       </w:r>
       <w:r>
         <w:rPr>
-          <w:b/>
-          <w:szCs w:val="21"/>
+          <w:rFonts w:ascii="Times New Roman" w:hAnsi="Times New Roman" w:eastAsia="宋体" w:cs="Times New Roman"/>
+          <w:b/>
+          <w:szCs w:val="21"/>
+          <w:sz w:val="21"/>
         </w:rPr>
         <w:t>．全反射棱镜的应用</w:t>
       </w:r>
@@ -2157,14 +2622,18 @@
       </w:pPr>
       <w:r>
         <w:rPr>
-          <w:szCs w:val="21"/>
+          <w:rFonts w:ascii="Times New Roman" w:hAnsi="Times New Roman" w:eastAsia="宋体" w:cs="Times New Roman"/>
+          <w:szCs w:val="21"/>
+          <w:sz w:val="21"/>
           <w:bdr w:val="single" w:sz="8" w:space="0" w:color="auto"/>
         </w:rPr>
         <w:t>双筒望远镜</w:t>
       </w:r>
       <w:r>
         <w:rPr>
-          <w:szCs w:val="21"/>
+          <w:rFonts w:ascii="Times New Roman" w:hAnsi="Times New Roman" w:eastAsia="宋体" w:cs="Times New Roman"/>
+          <w:szCs w:val="21"/>
+          <w:sz w:val="21"/>
         </w:rPr>
         <w:t>、自行车尾灯、潜望镜等。</w:t>
       </w:r>
@@ -2176,22 +2645,28 @@
       </w:pPr>
       <w:r>
         <w:rPr>
-          <w:b/>
-          <w:szCs w:val="21"/>
+          <w:rFonts w:ascii="Times New Roman" w:hAnsi="Times New Roman" w:eastAsia="宋体" w:cs="Times New Roman"/>
+          <w:b/>
+          <w:szCs w:val="21"/>
+          <w:sz w:val="21"/>
         </w:rPr>
         <w:t>【难度】</w:t>
       </w:r>
       <w:r>
         <w:rPr>
-          <w:b/>
-          <w:szCs w:val="21"/>
+          <w:rFonts w:ascii="Times New Roman" w:hAnsi="Times New Roman" w:eastAsia="宋体" w:cs="Times New Roman"/>
+          <w:b/>
+          <w:szCs w:val="21"/>
+          <w:sz w:val="21"/>
         </w:rPr>
         <w:t>0.85</w:t>
       </w:r>
       <w:r>
         <w:rPr>
-          <w:b/>
-          <w:szCs w:val="21"/>
+          <w:rFonts w:ascii="Times New Roman" w:hAnsi="Times New Roman" w:eastAsia="宋体" w:cs="Times New Roman"/>
+          <w:b/>
+          <w:szCs w:val="21"/>
+          <w:sz w:val="21"/>
         </w:rPr>
         <w:t xml:space="preserve">　【知识点】全反射棱镜</w:t>
       </w:r>
@@ -2210,15 +2685,19 @@
       </w:pPr>
       <w:r>
         <w:rPr>
-          <w:b/>
-          <w:szCs w:val="21"/>
+          <w:rFonts w:ascii="Times New Roman" w:hAnsi="Times New Roman" w:eastAsia="宋体" w:cs="Times New Roman"/>
+          <w:b/>
+          <w:szCs w:val="21"/>
+          <w:sz w:val="21"/>
         </w:rPr>
         <w:t>10</w:t>
       </w:r>
       <w:r>
         <w:rPr>
-          <w:b/>
-          <w:szCs w:val="21"/>
+          <w:rFonts w:ascii="Times New Roman" w:hAnsi="Times New Roman" w:eastAsia="宋体" w:cs="Times New Roman"/>
+          <w:b/>
+          <w:szCs w:val="21"/>
+          <w:sz w:val="21"/>
         </w:rPr>
         <w:t>．光导纤维的原理</w:t>
       </w:r>
@@ -2231,20 +2710,26 @@
       </w:pPr>
       <w:r>
         <w:rPr>
-          <w:szCs w:val="21"/>
+          <w:rFonts w:ascii="Times New Roman" w:hAnsi="Times New Roman" w:eastAsia="宋体" w:cs="Times New Roman"/>
+          <w:szCs w:val="21"/>
+          <w:sz w:val="21"/>
         </w:rPr>
         <w:t>原理：利用了光的</w:t>
       </w:r>
       <w:r>
         <w:rPr>
-          <w:szCs w:val="21"/>
+          <w:rFonts w:ascii="Times New Roman" w:hAnsi="Times New Roman" w:eastAsia="宋体" w:cs="Times New Roman"/>
+          <w:szCs w:val="21"/>
+          <w:sz w:val="21"/>
           <w:bdr w:val="single" w:sz="8" w:space="0" w:color="auto"/>
         </w:rPr>
         <w:t>全反射</w:t>
       </w:r>
       <w:r>
         <w:rPr>
-          <w:szCs w:val="21"/>
+          <w:rFonts w:ascii="Times New Roman" w:hAnsi="Times New Roman" w:eastAsia="宋体" w:cs="Times New Roman"/>
+          <w:szCs w:val="21"/>
+          <w:sz w:val="21"/>
         </w:rPr>
         <w:t>。</w:t>
       </w:r>
@@ -2256,22 +2741,28 @@
       </w:pPr>
       <w:r>
         <w:rPr>
-          <w:b/>
-          <w:szCs w:val="21"/>
+          <w:rFonts w:ascii="Times New Roman" w:hAnsi="Times New Roman" w:eastAsia="宋体" w:cs="Times New Roman"/>
+          <w:b/>
+          <w:szCs w:val="21"/>
+          <w:sz w:val="21"/>
         </w:rPr>
         <w:t>【难度】</w:t>
       </w:r>
       <w:r>
         <w:rPr>
-          <w:b/>
-          <w:szCs w:val="21"/>
+          <w:rFonts w:ascii="Times New Roman" w:hAnsi="Times New Roman" w:eastAsia="宋体" w:cs="Times New Roman"/>
+          <w:b/>
+          <w:szCs w:val="21"/>
+          <w:sz w:val="21"/>
         </w:rPr>
         <w:t>0.85</w:t>
       </w:r>
       <w:r>
         <w:rPr>
-          <w:b/>
-          <w:szCs w:val="21"/>
+          <w:rFonts w:ascii="Times New Roman" w:hAnsi="Times New Roman" w:eastAsia="宋体" w:cs="Times New Roman"/>
+          <w:b/>
+          <w:szCs w:val="21"/>
+          <w:sz w:val="21"/>
         </w:rPr>
         <w:t xml:space="preserve">　【知识点】光导纤维</w:t>
       </w:r>
@@ -2290,15 +2781,19 @@
       </w:pPr>
       <w:r>
         <w:rPr>
-          <w:b/>
-          <w:szCs w:val="21"/>
+          <w:rFonts w:ascii="Times New Roman" w:hAnsi="Times New Roman" w:eastAsia="宋体" w:cs="Times New Roman"/>
+          <w:b/>
+          <w:szCs w:val="21"/>
+          <w:sz w:val="21"/>
         </w:rPr>
         <w:t>11</w:t>
       </w:r>
       <w:r>
         <w:rPr>
-          <w:b/>
-          <w:szCs w:val="21"/>
+          <w:rFonts w:ascii="Times New Roman" w:hAnsi="Times New Roman" w:eastAsia="宋体" w:cs="Times New Roman"/>
+          <w:b/>
+          <w:szCs w:val="21"/>
+          <w:sz w:val="21"/>
         </w:rPr>
         <w:t>．光导纤维的构造</w:t>
       </w:r>
@@ -2311,33 +2806,43 @@
       </w:pPr>
       <w:r>
         <w:rPr>
-          <w:szCs w:val="21"/>
+          <w:rFonts w:ascii="Times New Roman" w:hAnsi="Times New Roman" w:eastAsia="宋体" w:cs="Times New Roman"/>
+          <w:szCs w:val="21"/>
+          <w:sz w:val="21"/>
         </w:rPr>
         <w:t>构造：由内芯和外套两层组成，内芯的折射率比外套的</w:t>
       </w:r>
       <w:r>
         <w:rPr>
-          <w:szCs w:val="21"/>
+          <w:rFonts w:ascii="Times New Roman" w:hAnsi="Times New Roman" w:eastAsia="宋体" w:cs="Times New Roman"/>
+          <w:szCs w:val="21"/>
+          <w:sz w:val="21"/>
           <w:bdr w:val="single" w:sz="8" w:space="0" w:color="auto"/>
         </w:rPr>
         <w:t>大</w:t>
       </w:r>
       <w:r>
         <w:rPr>
-          <w:szCs w:val="21"/>
+          <w:rFonts w:ascii="Times New Roman" w:hAnsi="Times New Roman" w:eastAsia="宋体" w:cs="Times New Roman"/>
+          <w:szCs w:val="21"/>
+          <w:sz w:val="21"/>
         </w:rPr>
         <w:t>，光传播时在</w:t>
       </w:r>
       <w:r>
         <w:rPr>
-          <w:szCs w:val="21"/>
+          <w:rFonts w:ascii="Times New Roman" w:hAnsi="Times New Roman" w:eastAsia="宋体" w:cs="Times New Roman"/>
+          <w:szCs w:val="21"/>
+          <w:sz w:val="21"/>
           <w:bdr w:val="single" w:sz="8" w:space="0" w:color="auto"/>
         </w:rPr>
         <w:t>内芯与外套</w:t>
       </w:r>
       <w:r>
         <w:rPr>
-          <w:szCs w:val="21"/>
+          <w:rFonts w:ascii="Times New Roman" w:hAnsi="Times New Roman" w:eastAsia="宋体" w:cs="Times New Roman"/>
+          <w:szCs w:val="21"/>
+          <w:sz w:val="21"/>
         </w:rPr>
         <w:t>的界面上发生全反射。</w:t>
       </w:r>
@@ -2400,22 +2905,28 @@
       </w:pPr>
       <w:r>
         <w:rPr>
-          <w:b/>
-          <w:szCs w:val="21"/>
+          <w:rFonts w:ascii="Times New Roman" w:hAnsi="Times New Roman" w:eastAsia="宋体" w:cs="Times New Roman"/>
+          <w:b/>
+          <w:szCs w:val="21"/>
+          <w:sz w:val="21"/>
         </w:rPr>
         <w:t>【难度】</w:t>
       </w:r>
       <w:r>
         <w:rPr>
-          <w:b/>
-          <w:szCs w:val="21"/>
+          <w:rFonts w:ascii="Times New Roman" w:hAnsi="Times New Roman" w:eastAsia="宋体" w:cs="Times New Roman"/>
+          <w:b/>
+          <w:szCs w:val="21"/>
+          <w:sz w:val="21"/>
         </w:rPr>
         <w:t>0.85</w:t>
       </w:r>
       <w:r>
         <w:rPr>
-          <w:b/>
-          <w:szCs w:val="21"/>
+          <w:rFonts w:ascii="Times New Roman" w:hAnsi="Times New Roman" w:eastAsia="宋体" w:cs="Times New Roman"/>
+          <w:b/>
+          <w:szCs w:val="21"/>
+          <w:sz w:val="21"/>
         </w:rPr>
         <w:t xml:space="preserve">　【知识点】光导纤维</w:t>
       </w:r>
@@ -2434,15 +2945,19 @@
       </w:pPr>
       <w:r>
         <w:rPr>
-          <w:b/>
-          <w:szCs w:val="21"/>
+          <w:rFonts w:ascii="Times New Roman" w:hAnsi="Times New Roman" w:eastAsia="宋体" w:cs="Times New Roman"/>
+          <w:b/>
+          <w:szCs w:val="21"/>
+          <w:sz w:val="21"/>
         </w:rPr>
         <w:t>12</w:t>
       </w:r>
       <w:r>
         <w:rPr>
-          <w:b/>
-          <w:szCs w:val="21"/>
+          <w:rFonts w:ascii="Times New Roman" w:hAnsi="Times New Roman" w:eastAsia="宋体" w:cs="Times New Roman"/>
+          <w:b/>
+          <w:szCs w:val="21"/>
+          <w:sz w:val="21"/>
         </w:rPr>
         <w:t>．光导纤维的应用</w:t>
       </w:r>
@@ -2455,13 +2970,17 @@
       </w:pPr>
       <w:r>
         <w:rPr>
-          <w:szCs w:val="21"/>
+          <w:rFonts w:ascii="Times New Roman" w:hAnsi="Times New Roman" w:eastAsia="宋体" w:cs="Times New Roman"/>
+          <w:szCs w:val="21"/>
+          <w:sz w:val="21"/>
         </w:rPr>
         <w:t>(1)</w:t>
       </w:r>
       <w:r>
         <w:rPr>
-          <w:szCs w:val="21"/>
+          <w:rFonts w:ascii="Times New Roman" w:hAnsi="Times New Roman" w:eastAsia="宋体" w:cs="Times New Roman"/>
+          <w:szCs w:val="21"/>
+          <w:sz w:val="21"/>
         </w:rPr>
         <w:t>光纤通信</w:t>
       </w:r>
@@ -2474,13 +2993,17 @@
       </w:pPr>
       <w:r>
         <w:rPr>
-          <w:szCs w:val="21"/>
+          <w:rFonts w:ascii="Times New Roman" w:hAnsi="Times New Roman" w:eastAsia="宋体" w:cs="Times New Roman"/>
+          <w:szCs w:val="21"/>
+          <w:sz w:val="21"/>
         </w:rPr>
         <w:t>①</w:t>
       </w:r>
       <w:r>
         <w:rPr>
-          <w:szCs w:val="21"/>
+          <w:rFonts w:ascii="Times New Roman" w:hAnsi="Times New Roman" w:eastAsia="宋体" w:cs="Times New Roman"/>
+          <w:szCs w:val="21"/>
+          <w:sz w:val="21"/>
         </w:rPr>
         <w:t>光导纤维的传播原理：光由一端进入，在内芯和外套的界面上经过多次全反射，从另一端射出，光导纤维可以远距离传播光信号，光信号又可以转换成电信号，进而转变为声音、图像。</w:t>
       </w:r>
@@ -2493,55 +3016,73 @@
       </w:pPr>
       <w:r>
         <w:rPr>
-          <w:szCs w:val="21"/>
+          <w:rFonts w:ascii="Times New Roman" w:hAnsi="Times New Roman" w:eastAsia="宋体" w:cs="Times New Roman"/>
+          <w:szCs w:val="21"/>
+          <w:sz w:val="21"/>
         </w:rPr>
         <w:t>②</w:t>
       </w:r>
       <w:r>
         <w:rPr>
-          <w:szCs w:val="21"/>
+          <w:rFonts w:ascii="Times New Roman" w:hAnsi="Times New Roman" w:eastAsia="宋体" w:cs="Times New Roman"/>
+          <w:szCs w:val="21"/>
+          <w:sz w:val="21"/>
         </w:rPr>
         <w:t>光纤通信的优点：传输容量大、衰减小、抗干扰性及保密性强等。（一般波的频率越高承载信息密度越大，目前发现频率最高的是</w:t>
       </w:r>
       <w:r>
         <w:rPr>
-          <w:szCs w:val="21"/>
+          <w:rFonts w:ascii="Times New Roman" w:hAnsi="Times New Roman" w:eastAsia="宋体" w:cs="Times New Roman"/>
+          <w:szCs w:val="21"/>
+          <w:sz w:val="21"/>
         </w:rPr>
         <w:t>γ</w:t>
       </w:r>
       <w:r>
         <w:rPr>
-          <w:szCs w:val="21"/>
+          <w:rFonts w:ascii="Times New Roman" w:hAnsi="Times New Roman" w:eastAsia="宋体" w:cs="Times New Roman"/>
+          <w:szCs w:val="21"/>
+          <w:sz w:val="21"/>
         </w:rPr>
         <w:t>伽马射线，但是这个破坏性太强、穿透性太强，会丢失信息，所以退而求其次用红外线也叫红外光，波长是</w:t>
       </w:r>
       <w:r>
         <w:rPr>
-          <w:szCs w:val="21"/>
+          <w:rFonts w:ascii="Times New Roman" w:hAnsi="Times New Roman" w:eastAsia="宋体" w:cs="Times New Roman"/>
+          <w:szCs w:val="21"/>
+          <w:sz w:val="21"/>
         </w:rPr>
         <w:t>1550nm</w:t>
       </w:r>
       <w:r>
         <w:rPr>
-          <w:szCs w:val="21"/>
+          <w:rFonts w:ascii="Times New Roman" w:hAnsi="Times New Roman" w:eastAsia="宋体" w:cs="Times New Roman"/>
+          <w:szCs w:val="21"/>
+          <w:sz w:val="21"/>
         </w:rPr>
         <w:t>，不是可见光，可见光波长是</w:t>
       </w:r>
       <w:r>
         <w:rPr>
-          <w:szCs w:val="21"/>
+          <w:rFonts w:ascii="Times New Roman" w:hAnsi="Times New Roman" w:eastAsia="宋体" w:cs="Times New Roman"/>
+          <w:szCs w:val="21"/>
+          <w:sz w:val="21"/>
         </w:rPr>
         <w:t>380-780nm</w:t>
       </w:r>
       <w:r>
         <w:rPr>
-          <w:szCs w:val="21"/>
+          <w:rFonts w:ascii="Times New Roman" w:hAnsi="Times New Roman" w:eastAsia="宋体" w:cs="Times New Roman"/>
+          <w:szCs w:val="21"/>
+          <w:sz w:val="21"/>
         </w:rPr>
         <w:t>，早期和现在部分用途用的是可见光，但是大部分用的是红外光，所以依然保留光纤这个名</w:t>
       </w:r>
       <w:r>
         <w:rPr>
-          <w:szCs w:val="21"/>
+          <w:rFonts w:ascii="Times New Roman" w:hAnsi="Times New Roman" w:eastAsia="宋体" w:cs="Times New Roman"/>
+          <w:szCs w:val="21"/>
+          <w:sz w:val="21"/>
         </w:rPr>
         <w:t>字）</w:t>
       </w:r>
@@ -2554,39 +3095,51 @@
       </w:pPr>
       <w:r>
         <w:rPr>
-          <w:szCs w:val="21"/>
+          <w:rFonts w:ascii="Times New Roman" w:hAnsi="Times New Roman" w:eastAsia="宋体" w:cs="Times New Roman"/>
+          <w:szCs w:val="21"/>
+          <w:sz w:val="21"/>
         </w:rPr>
         <w:t>(2)</w:t>
       </w:r>
       <w:r>
         <w:rPr>
-          <w:szCs w:val="21"/>
+          <w:rFonts w:ascii="Times New Roman" w:hAnsi="Times New Roman" w:eastAsia="宋体" w:cs="Times New Roman"/>
+          <w:szCs w:val="21"/>
+          <w:sz w:val="21"/>
         </w:rPr>
         <w:t>医学上的内窥镜：内窥镜有两组光纤，一组把光传送到人体内部进行</w:t>
       </w:r>
       <w:r>
         <w:rPr>
-          <w:szCs w:val="21"/>
+          <w:rFonts w:ascii="Times New Roman" w:hAnsi="Times New Roman" w:eastAsia="宋体" w:cs="Times New Roman"/>
+          <w:szCs w:val="21"/>
+          <w:sz w:val="21"/>
           <w:bdr w:val="single" w:sz="8" w:space="0" w:color="auto"/>
         </w:rPr>
         <w:t>照明</w:t>
       </w:r>
       <w:r>
         <w:rPr>
-          <w:szCs w:val="21"/>
+          <w:rFonts w:ascii="Times New Roman" w:hAnsi="Times New Roman" w:eastAsia="宋体" w:cs="Times New Roman"/>
+          <w:szCs w:val="21"/>
+          <w:sz w:val="21"/>
         </w:rPr>
         <w:t>，另一组把</w:t>
       </w:r>
       <w:r>
         <w:rPr>
-          <w:szCs w:val="21"/>
+          <w:rFonts w:ascii="Times New Roman" w:hAnsi="Times New Roman" w:eastAsia="宋体" w:cs="Times New Roman"/>
+          <w:szCs w:val="21"/>
+          <w:sz w:val="21"/>
           <w:bdr w:val="single" w:sz="8" w:space="0" w:color="auto"/>
         </w:rPr>
         <w:t>体内的图像</w:t>
       </w:r>
       <w:r>
         <w:rPr>
-          <w:szCs w:val="21"/>
+          <w:rFonts w:ascii="Times New Roman" w:hAnsi="Times New Roman" w:eastAsia="宋体" w:cs="Times New Roman"/>
+          <w:szCs w:val="21"/>
+          <w:sz w:val="21"/>
         </w:rPr>
         <w:t>传出供医生观察。</w:t>
       </w:r>
@@ -2598,22 +3151,28 @@
       </w:pPr>
       <w:r>
         <w:rPr>
-          <w:b/>
-          <w:szCs w:val="21"/>
+          <w:rFonts w:ascii="Times New Roman" w:hAnsi="Times New Roman" w:eastAsia="宋体" w:cs="Times New Roman"/>
+          <w:b/>
+          <w:szCs w:val="21"/>
+          <w:sz w:val="21"/>
         </w:rPr>
         <w:t>【难度】</w:t>
       </w:r>
       <w:r>
         <w:rPr>
-          <w:b/>
-          <w:szCs w:val="21"/>
+          <w:rFonts w:ascii="Times New Roman" w:hAnsi="Times New Roman" w:eastAsia="宋体" w:cs="Times New Roman"/>
+          <w:b/>
+          <w:szCs w:val="21"/>
+          <w:sz w:val="21"/>
         </w:rPr>
         <w:t>0.85</w:t>
       </w:r>
       <w:r>
         <w:rPr>
-          <w:b/>
-          <w:szCs w:val="21"/>
+          <w:rFonts w:ascii="Times New Roman" w:hAnsi="Times New Roman" w:eastAsia="宋体" w:cs="Times New Roman"/>
+          <w:b/>
+          <w:szCs w:val="21"/>
+          <w:sz w:val="21"/>
         </w:rPr>
         <w:t xml:space="preserve">　【知识点】光导纤维</w:t>
       </w:r>
@@ -2625,15 +3184,19 @@
       </w:pPr>
       <w:r>
         <w:rPr>
-          <w:b/>
-          <w:szCs w:val="21"/>
+          <w:rFonts w:ascii="Times New Roman" w:hAnsi="Times New Roman" w:eastAsia="宋体" w:cs="Times New Roman"/>
+          <w:b/>
+          <w:szCs w:val="21"/>
+          <w:sz w:val="21"/>
         </w:rPr>
         <w:t xml:space="preserve">4.3 </w:t>
       </w:r>
       <w:r>
         <w:rPr>
-          <w:b/>
-          <w:szCs w:val="21"/>
+          <w:rFonts w:ascii="Times New Roman" w:hAnsi="Times New Roman" w:eastAsia="宋体" w:cs="Times New Roman"/>
+          <w:b/>
+          <w:szCs w:val="21"/>
+          <w:sz w:val="21"/>
         </w:rPr>
         <w:t>光的干涉</w:t>
       </w:r>
@@ -2645,15 +3208,19 @@
       </w:pPr>
       <w:r>
         <w:rPr>
-          <w:b/>
-          <w:szCs w:val="21"/>
+          <w:rFonts w:ascii="Times New Roman" w:hAnsi="Times New Roman" w:eastAsia="宋体" w:cs="Times New Roman"/>
+          <w:b/>
+          <w:szCs w:val="21"/>
+          <w:sz w:val="21"/>
         </w:rPr>
         <w:t>13</w:t>
       </w:r>
       <w:r>
         <w:rPr>
-          <w:b/>
-          <w:szCs w:val="21"/>
+          <w:rFonts w:ascii="Times New Roman" w:hAnsi="Times New Roman" w:eastAsia="宋体" w:cs="Times New Roman"/>
+          <w:b/>
+          <w:szCs w:val="21"/>
+          <w:sz w:val="21"/>
         </w:rPr>
         <w:t>．光的干涉实验</w:t>
       </w:r>
@@ -2666,59 +3233,77 @@
       </w:pPr>
       <w:r>
         <w:rPr>
-          <w:szCs w:val="21"/>
+          <w:rFonts w:ascii="Times New Roman" w:hAnsi="Times New Roman" w:eastAsia="宋体" w:cs="Times New Roman"/>
+          <w:szCs w:val="21"/>
+          <w:sz w:val="21"/>
         </w:rPr>
         <w:t>光的干涉实验最早是英国物理学家</w:t>
       </w:r>
       <w:r>
         <w:rPr>
-          <w:szCs w:val="21"/>
+          <w:rFonts w:ascii="Times New Roman" w:hAnsi="Times New Roman" w:eastAsia="宋体" w:cs="Times New Roman"/>
+          <w:szCs w:val="21"/>
+          <w:sz w:val="21"/>
           <w:bdr w:val="single" w:sz="8" w:space="0" w:color="auto"/>
         </w:rPr>
         <w:t>托马斯</w:t>
       </w:r>
       <w:r>
         <w:rPr>
-          <w:szCs w:val="21"/>
+          <w:rFonts w:ascii="Times New Roman" w:hAnsi="Times New Roman" w:eastAsia="宋体" w:cs="Times New Roman"/>
+          <w:szCs w:val="21"/>
+          <w:sz w:val="21"/>
           <w:bdr w:val="single" w:sz="8" w:space="0" w:color="auto"/>
         </w:rPr>
         <w:t>·</w:t>
       </w:r>
       <w:r>
         <w:rPr>
-          <w:szCs w:val="21"/>
+          <w:rFonts w:ascii="Times New Roman" w:hAnsi="Times New Roman" w:eastAsia="宋体" w:cs="Times New Roman"/>
+          <w:szCs w:val="21"/>
+          <w:sz w:val="21"/>
           <w:bdr w:val="single" w:sz="8" w:space="0" w:color="auto"/>
         </w:rPr>
         <w:t>杨</w:t>
       </w:r>
       <w:r>
         <w:rPr>
-          <w:szCs w:val="21"/>
+          <w:rFonts w:ascii="Times New Roman" w:hAnsi="Times New Roman" w:eastAsia="宋体" w:cs="Times New Roman"/>
+          <w:szCs w:val="21"/>
+          <w:sz w:val="21"/>
         </w:rPr>
         <w:t>在</w:t>
       </w:r>
       <w:r>
         <w:rPr>
-          <w:szCs w:val="21"/>
+          <w:rFonts w:ascii="Times New Roman" w:hAnsi="Times New Roman" w:eastAsia="宋体" w:cs="Times New Roman"/>
+          <w:szCs w:val="21"/>
+          <w:sz w:val="21"/>
         </w:rPr>
         <w:t>1801</w:t>
       </w:r>
       <w:r>
         <w:rPr>
-          <w:szCs w:val="21"/>
+          <w:rFonts w:ascii="Times New Roman" w:hAnsi="Times New Roman" w:eastAsia="宋体" w:cs="Times New Roman"/>
+          <w:szCs w:val="21"/>
+          <w:sz w:val="21"/>
         </w:rPr>
         <w:t>年成功完成的，杨氏实验有力地证明了光是一种</w:t>
       </w:r>
       <w:r>
         <w:rPr>
-          <w:szCs w:val="21"/>
+          <w:rFonts w:ascii="Times New Roman" w:hAnsi="Times New Roman" w:eastAsia="宋体" w:cs="Times New Roman"/>
+          <w:szCs w:val="21"/>
+          <w:sz w:val="21"/>
           <w:bdr w:val="single" w:sz="8" w:space="0" w:color="auto"/>
         </w:rPr>
         <w:t>波</w:t>
       </w:r>
       <w:r>
         <w:rPr>
-          <w:szCs w:val="21"/>
+          <w:rFonts w:ascii="Times New Roman" w:hAnsi="Times New Roman" w:eastAsia="宋体" w:cs="Times New Roman"/>
+          <w:szCs w:val="21"/>
+          <w:sz w:val="21"/>
         </w:rPr>
         <w:t>。</w:t>
       </w:r>
@@ -2730,22 +3315,28 @@
       </w:pPr>
       <w:r>
         <w:rPr>
-          <w:b/>
-          <w:szCs w:val="21"/>
+          <w:rFonts w:ascii="Times New Roman" w:hAnsi="Times New Roman" w:eastAsia="宋体" w:cs="Times New Roman"/>
+          <w:b/>
+          <w:szCs w:val="21"/>
+          <w:sz w:val="21"/>
         </w:rPr>
         <w:t>【难度】</w:t>
       </w:r>
       <w:r>
         <w:rPr>
-          <w:b/>
-          <w:szCs w:val="21"/>
+          <w:rFonts w:ascii="Times New Roman" w:hAnsi="Times New Roman" w:eastAsia="宋体" w:cs="Times New Roman"/>
+          <w:b/>
+          <w:szCs w:val="21"/>
+          <w:sz w:val="21"/>
         </w:rPr>
         <w:t>0.85</w:t>
       </w:r>
       <w:r>
         <w:rPr>
-          <w:b/>
-          <w:szCs w:val="21"/>
+          <w:rFonts w:ascii="Times New Roman" w:hAnsi="Times New Roman" w:eastAsia="宋体" w:cs="Times New Roman"/>
+          <w:b/>
+          <w:szCs w:val="21"/>
+          <w:sz w:val="21"/>
         </w:rPr>
         <w:t xml:space="preserve">　【知识点】用双缝干涉实验测量光的波长</w:t>
       </w:r>
@@ -2763,15 +3354,19 @@
       </w:pPr>
       <w:r>
         <w:rPr>
-          <w:b/>
-          <w:szCs w:val="21"/>
+          <w:rFonts w:ascii="Times New Roman" w:hAnsi="Times New Roman" w:eastAsia="宋体" w:cs="Times New Roman"/>
+          <w:b/>
+          <w:szCs w:val="21"/>
+          <w:sz w:val="21"/>
         </w:rPr>
         <w:t>14</w:t>
       </w:r>
       <w:r>
         <w:rPr>
-          <w:b/>
-          <w:szCs w:val="21"/>
+          <w:rFonts w:ascii="Times New Roman" w:hAnsi="Times New Roman" w:eastAsia="宋体" w:cs="Times New Roman"/>
+          <w:b/>
+          <w:szCs w:val="21"/>
+          <w:sz w:val="21"/>
         </w:rPr>
         <w:t>．双缝干涉实验</w:t>
       </w:r>
@@ -2784,7 +3379,9 @@
       </w:pPr>
       <w:r>
         <w:rPr>
-          <w:szCs w:val="21"/>
+          <w:rFonts w:ascii="Times New Roman" w:hAnsi="Times New Roman" w:eastAsia="宋体" w:cs="Times New Roman"/>
+          <w:szCs w:val="21"/>
+          <w:sz w:val="21"/>
         </w:rPr>
         <w:t>如图所示，有光源、单缝、双缝和光屏。</w:t>
       </w:r>
@@ -2849,107 +3446,139 @@
       </w:pPr>
       <w:r>
         <w:rPr>
-          <w:szCs w:val="21"/>
+          <w:rFonts w:ascii="Times New Roman" w:hAnsi="Times New Roman" w:eastAsia="宋体" w:cs="Times New Roman"/>
+          <w:szCs w:val="21"/>
+          <w:sz w:val="21"/>
         </w:rPr>
         <w:t>(1)</w:t>
       </w:r>
       <w:r>
         <w:rPr>
-          <w:szCs w:val="21"/>
+          <w:rFonts w:ascii="Times New Roman" w:hAnsi="Times New Roman" w:eastAsia="宋体" w:cs="Times New Roman"/>
+          <w:szCs w:val="21"/>
+          <w:sz w:val="21"/>
         </w:rPr>
         <w:t>实验过程：让一束单色光投射到一个有两条狭缝</w:t>
       </w:r>
       <w:r>
         <w:rPr>
+          <w:rFonts w:ascii="Times New Roman" w:hAnsi="Times New Roman" w:eastAsia="宋体" w:cs="Times New Roman"/>
           <w:i/>
           <w:szCs w:val="21"/>
+          <w:sz w:val="21"/>
         </w:rPr>
         <w:t>S</w:t>
       </w:r>
       <w:r>
         <w:rPr>
+          <w:rFonts w:ascii="Times New Roman" w:hAnsi="Times New Roman" w:eastAsia="宋体" w:cs="Times New Roman"/>
           <w:i/>
           <w:szCs w:val="21"/>
+          <w:sz w:val="21"/>
           <w:vertAlign w:val="subscript"/>
         </w:rPr>
         <w:t>1</w:t>
       </w:r>
       <w:r>
         <w:rPr>
-          <w:szCs w:val="21"/>
+          <w:rFonts w:ascii="Times New Roman" w:hAnsi="Times New Roman" w:eastAsia="宋体" w:cs="Times New Roman"/>
+          <w:szCs w:val="21"/>
+          <w:sz w:val="21"/>
         </w:rPr>
         <w:t>和</w:t>
       </w:r>
       <w:r>
         <w:rPr>
+          <w:rFonts w:ascii="Times New Roman" w:hAnsi="Times New Roman" w:eastAsia="宋体" w:cs="Times New Roman"/>
           <w:i/>
           <w:szCs w:val="21"/>
+          <w:sz w:val="21"/>
         </w:rPr>
         <w:t>S</w:t>
       </w:r>
       <w:r>
         <w:rPr>
+          <w:rFonts w:ascii="Times New Roman" w:hAnsi="Times New Roman" w:eastAsia="宋体" w:cs="Times New Roman"/>
           <w:i/>
           <w:szCs w:val="21"/>
+          <w:sz w:val="21"/>
           <w:vertAlign w:val="subscript"/>
         </w:rPr>
         <w:t>2</w:t>
       </w:r>
       <w:r>
         <w:rPr>
-          <w:szCs w:val="21"/>
+          <w:rFonts w:ascii="Times New Roman" w:hAnsi="Times New Roman" w:eastAsia="宋体" w:cs="Times New Roman"/>
+          <w:szCs w:val="21"/>
+          <w:sz w:val="21"/>
         </w:rPr>
         <w:t>的挡板上，两狭缝相距很近，两狭缝就成了两个波源，它们的</w:t>
       </w:r>
       <w:r>
         <w:rPr>
-          <w:szCs w:val="21"/>
+          <w:rFonts w:ascii="Times New Roman" w:hAnsi="Times New Roman" w:eastAsia="宋体" w:cs="Times New Roman"/>
+          <w:szCs w:val="21"/>
+          <w:sz w:val="21"/>
           <w:bdr w:val="single" w:sz="8" w:space="0" w:color="auto"/>
         </w:rPr>
         <w:t>频率</w:t>
       </w:r>
       <w:r>
         <w:rPr>
-          <w:szCs w:val="21"/>
+          <w:rFonts w:ascii="Times New Roman" w:hAnsi="Times New Roman" w:eastAsia="宋体" w:cs="Times New Roman"/>
+          <w:szCs w:val="21"/>
+          <w:sz w:val="21"/>
         </w:rPr>
         <w:t>、</w:t>
       </w:r>
       <w:r>
         <w:rPr>
-          <w:szCs w:val="21"/>
+          <w:rFonts w:ascii="Times New Roman" w:hAnsi="Times New Roman" w:eastAsia="宋体" w:cs="Times New Roman"/>
+          <w:szCs w:val="21"/>
+          <w:sz w:val="21"/>
           <w:bdr w:val="single" w:sz="8" w:space="0" w:color="auto"/>
         </w:rPr>
         <w:t>相位</w:t>
       </w:r>
       <w:r>
         <w:rPr>
-          <w:szCs w:val="21"/>
+          <w:rFonts w:ascii="Times New Roman" w:hAnsi="Times New Roman" w:eastAsia="宋体" w:cs="Times New Roman"/>
+          <w:szCs w:val="21"/>
+          <w:sz w:val="21"/>
         </w:rPr>
         <w:t>和</w:t>
       </w:r>
       <w:r>
         <w:rPr>
-          <w:szCs w:val="21"/>
+          <w:rFonts w:ascii="Times New Roman" w:hAnsi="Times New Roman" w:eastAsia="宋体" w:cs="Times New Roman"/>
+          <w:szCs w:val="21"/>
+          <w:sz w:val="21"/>
           <w:bdr w:val="single" w:sz="8" w:space="0" w:color="auto"/>
         </w:rPr>
         <w:t>振动方向</w:t>
       </w:r>
       <w:r>
         <w:rPr>
-          <w:szCs w:val="21"/>
+          <w:rFonts w:ascii="Times New Roman" w:hAnsi="Times New Roman" w:eastAsia="宋体" w:cs="Times New Roman"/>
+          <w:szCs w:val="21"/>
+          <w:sz w:val="21"/>
         </w:rPr>
         <w:t>总是相同的，两个波源发出的光在挡板后面的空间互相叠加发生</w:t>
       </w:r>
       <w:r>
         <w:rPr>
-          <w:szCs w:val="21"/>
+          <w:rFonts w:ascii="Times New Roman" w:hAnsi="Times New Roman" w:eastAsia="宋体" w:cs="Times New Roman"/>
+          <w:szCs w:val="21"/>
+          <w:sz w:val="21"/>
           <w:bdr w:val="single" w:sz="8" w:space="0" w:color="auto"/>
         </w:rPr>
         <w:t>干涉现象</w:t>
       </w:r>
       <w:r>
         <w:rPr>
-          <w:szCs w:val="21"/>
+          <w:rFonts w:ascii="Times New Roman" w:hAnsi="Times New Roman" w:eastAsia="宋体" w:cs="Times New Roman"/>
+          <w:szCs w:val="21"/>
+          <w:sz w:val="21"/>
         </w:rPr>
         <w:t>。</w:t>
       </w:r>
@@ -2962,26 +3591,34 @@
       </w:pPr>
       <w:r>
         <w:rPr>
-          <w:szCs w:val="21"/>
+          <w:rFonts w:ascii="Times New Roman" w:hAnsi="Times New Roman" w:eastAsia="宋体" w:cs="Times New Roman"/>
+          <w:szCs w:val="21"/>
+          <w:sz w:val="21"/>
         </w:rPr>
         <w:t>(2)</w:t>
       </w:r>
       <w:r>
         <w:rPr>
-          <w:szCs w:val="21"/>
+          <w:rFonts w:ascii="Times New Roman" w:hAnsi="Times New Roman" w:eastAsia="宋体" w:cs="Times New Roman"/>
+          <w:szCs w:val="21"/>
+          <w:sz w:val="21"/>
         </w:rPr>
         <w:t>实验现象：在屏上得到</w:t>
       </w:r>
       <w:r>
         <w:rPr>
-          <w:szCs w:val="21"/>
+          <w:rFonts w:ascii="Times New Roman" w:hAnsi="Times New Roman" w:eastAsia="宋体" w:cs="Times New Roman"/>
+          <w:szCs w:val="21"/>
+          <w:sz w:val="21"/>
           <w:bdr w:val="single" w:sz="8" w:space="0" w:color="auto"/>
         </w:rPr>
         <w:t>明暗相间</w:t>
       </w:r>
       <w:r>
         <w:rPr>
-          <w:szCs w:val="21"/>
+          <w:rFonts w:ascii="Times New Roman" w:hAnsi="Times New Roman" w:eastAsia="宋体" w:cs="Times New Roman"/>
+          <w:szCs w:val="21"/>
+          <w:sz w:val="21"/>
         </w:rPr>
         <w:t>的条纹。</w:t>
       </w:r>
@@ -2993,22 +3630,28 @@
       </w:pPr>
       <w:r>
         <w:rPr>
-          <w:b/>
-          <w:szCs w:val="21"/>
+          <w:rFonts w:ascii="Times New Roman" w:hAnsi="Times New Roman" w:eastAsia="宋体" w:cs="Times New Roman"/>
+          <w:b/>
+          <w:szCs w:val="21"/>
+          <w:sz w:val="21"/>
         </w:rPr>
         <w:t>【难度】</w:t>
       </w:r>
       <w:r>
         <w:rPr>
-          <w:b/>
-          <w:szCs w:val="21"/>
+          <w:rFonts w:ascii="Times New Roman" w:hAnsi="Times New Roman" w:eastAsia="宋体" w:cs="Times New Roman"/>
+          <w:b/>
+          <w:szCs w:val="21"/>
+          <w:sz w:val="21"/>
         </w:rPr>
         <w:t>0.65</w:t>
       </w:r>
       <w:r>
         <w:rPr>
-          <w:b/>
-          <w:szCs w:val="21"/>
+          <w:rFonts w:ascii="Times New Roman" w:hAnsi="Times New Roman" w:eastAsia="宋体" w:cs="Times New Roman"/>
+          <w:b/>
+          <w:szCs w:val="21"/>
+          <w:sz w:val="21"/>
         </w:rPr>
         <w:t xml:space="preserve">　【知识点】用双缝干涉实验测量光的波长</w:t>
       </w:r>
@@ -3027,15 +3670,19 @@
       </w:pPr>
       <w:r>
         <w:rPr>
-          <w:b/>
-          <w:szCs w:val="21"/>
+          <w:rFonts w:ascii="Times New Roman" w:hAnsi="Times New Roman" w:eastAsia="宋体" w:cs="Times New Roman"/>
+          <w:b/>
+          <w:szCs w:val="21"/>
+          <w:sz w:val="21"/>
         </w:rPr>
         <w:t>15</w:t>
       </w:r>
       <w:r>
         <w:rPr>
-          <w:b/>
-          <w:szCs w:val="21"/>
+          <w:rFonts w:ascii="Times New Roman" w:hAnsi="Times New Roman" w:eastAsia="宋体" w:cs="Times New Roman"/>
+          <w:b/>
+          <w:szCs w:val="21"/>
+          <w:sz w:val="21"/>
         </w:rPr>
         <w:t>．屏上亮、暗条纹的条件</w:t>
       </w:r>
@@ -3048,7 +3695,9 @@
       </w:pPr>
       <w:r>
         <w:rPr>
-          <w:szCs w:val="21"/>
+          <w:rFonts w:ascii="Times New Roman" w:hAnsi="Times New Roman" w:eastAsia="宋体" w:cs="Times New Roman"/>
+          <w:szCs w:val="21"/>
+          <w:sz w:val="21"/>
         </w:rPr>
         <w:t>频率相同、振动步调相同的两列光波产生亮暗条纹的条件如下：</w:t>
       </w:r>
@@ -3061,94 +3710,122 @@
       </w:pPr>
       <w:r>
         <w:rPr>
-          <w:szCs w:val="21"/>
+          <w:rFonts w:ascii="Times New Roman" w:hAnsi="Times New Roman" w:eastAsia="宋体" w:cs="Times New Roman"/>
+          <w:szCs w:val="21"/>
+          <w:sz w:val="21"/>
         </w:rPr>
         <w:t>(1)</w:t>
       </w:r>
       <w:r>
         <w:rPr>
-          <w:szCs w:val="21"/>
+          <w:rFonts w:ascii="Times New Roman" w:hAnsi="Times New Roman" w:eastAsia="宋体" w:cs="Times New Roman"/>
+          <w:szCs w:val="21"/>
+          <w:sz w:val="21"/>
         </w:rPr>
         <w:t>亮条纹的条件：屏上某点</w:t>
       </w:r>
       <w:r>
         <w:rPr>
+          <w:rFonts w:ascii="Times New Roman" w:hAnsi="Times New Roman" w:eastAsia="宋体" w:cs="Times New Roman"/>
           <w:i/>
           <w:szCs w:val="21"/>
+          <w:sz w:val="21"/>
         </w:rPr>
         <w:t>P</w:t>
       </w:r>
       <w:r>
         <w:rPr>
-          <w:szCs w:val="21"/>
+          <w:rFonts w:ascii="Times New Roman" w:hAnsi="Times New Roman" w:eastAsia="宋体" w:cs="Times New Roman"/>
+          <w:szCs w:val="21"/>
+          <w:sz w:val="21"/>
         </w:rPr>
         <w:t>到两条缝</w:t>
       </w:r>
       <w:r>
         <w:rPr>
+          <w:rFonts w:ascii="Times New Roman" w:hAnsi="Times New Roman" w:eastAsia="宋体" w:cs="Times New Roman"/>
           <w:i/>
           <w:szCs w:val="21"/>
+          <w:sz w:val="21"/>
         </w:rPr>
         <w:t>S</w:t>
       </w:r>
       <w:r>
         <w:rPr>
+          <w:rFonts w:ascii="Times New Roman" w:hAnsi="Times New Roman" w:eastAsia="宋体" w:cs="Times New Roman"/>
           <w:i/>
           <w:szCs w:val="21"/>
+          <w:sz w:val="21"/>
           <w:vertAlign w:val="subscript"/>
         </w:rPr>
         <w:t>1</w:t>
       </w:r>
       <w:r>
         <w:rPr>
-          <w:szCs w:val="21"/>
+          <w:rFonts w:ascii="Times New Roman" w:hAnsi="Times New Roman" w:eastAsia="宋体" w:cs="Times New Roman"/>
+          <w:szCs w:val="21"/>
+          <w:sz w:val="21"/>
         </w:rPr>
         <w:t>和</w:t>
       </w:r>
       <w:r>
         <w:rPr>
+          <w:rFonts w:ascii="Times New Roman" w:hAnsi="Times New Roman" w:eastAsia="宋体" w:cs="Times New Roman"/>
           <w:i/>
           <w:szCs w:val="21"/>
+          <w:sz w:val="21"/>
         </w:rPr>
         <w:t>S</w:t>
       </w:r>
       <w:r>
         <w:rPr>
+          <w:rFonts w:ascii="Times New Roman" w:hAnsi="Times New Roman" w:eastAsia="宋体" w:cs="Times New Roman"/>
           <w:i/>
           <w:szCs w:val="21"/>
+          <w:sz w:val="21"/>
           <w:vertAlign w:val="subscript"/>
         </w:rPr>
         <w:t>2</w:t>
       </w:r>
       <w:r>
         <w:rPr>
-          <w:szCs w:val="21"/>
+          <w:rFonts w:ascii="Times New Roman" w:hAnsi="Times New Roman" w:eastAsia="宋体" w:cs="Times New Roman"/>
+          <w:szCs w:val="21"/>
+          <w:sz w:val="21"/>
         </w:rPr>
         <w:t>的路程差正好是波长的</w:t>
       </w:r>
       <w:r>
         <w:rPr>
-          <w:szCs w:val="21"/>
+          <w:rFonts w:ascii="Times New Roman" w:hAnsi="Times New Roman" w:eastAsia="宋体" w:cs="Times New Roman"/>
+          <w:szCs w:val="21"/>
+          <w:sz w:val="21"/>
           <w:bdr w:val="single" w:sz="8" w:space="0" w:color="auto"/>
         </w:rPr>
         <w:t>整数</w:t>
       </w:r>
       <w:r>
         <w:rPr>
-          <w:szCs w:val="21"/>
+          <w:rFonts w:ascii="Times New Roman" w:hAnsi="Times New Roman" w:eastAsia="宋体" w:cs="Times New Roman"/>
+          <w:szCs w:val="21"/>
+          <w:sz w:val="21"/>
         </w:rPr>
         <w:t>倍或半波长的</w:t>
       </w:r>
       <w:r>
         <w:rPr>
-          <w:szCs w:val="21"/>
+          <w:rFonts w:ascii="Times New Roman" w:hAnsi="Times New Roman" w:eastAsia="宋体" w:cs="Times New Roman"/>
+          <w:szCs w:val="21"/>
+          <w:sz w:val="21"/>
           <w:bdr w:val="single" w:sz="8" w:space="0" w:color="auto"/>
         </w:rPr>
         <w:t>偶数</w:t>
       </w:r>
       <w:r>
         <w:rPr>
-          <w:szCs w:val="21"/>
+          <w:rFonts w:ascii="Times New Roman" w:hAnsi="Times New Roman" w:eastAsia="宋体" w:cs="Times New Roman"/>
+          <w:szCs w:val="21"/>
+          <w:sz w:val="21"/>
         </w:rPr>
         <w:t>倍。即</w:t>
       </w:r>
@@ -3161,87 +3838,113 @@
       </w:pPr>
       <w:r>
         <w:rPr>
-          <w:szCs w:val="21"/>
+          <w:rFonts w:ascii="Times New Roman" w:hAnsi="Times New Roman" w:eastAsia="宋体" w:cs="Times New Roman"/>
+          <w:szCs w:val="21"/>
+          <w:sz w:val="21"/>
         </w:rPr>
         <w:t>|</w:t>
       </w:r>
       <w:r>
         <w:rPr>
+          <w:rFonts w:ascii="Times New Roman" w:hAnsi="Times New Roman" w:eastAsia="宋体" w:cs="Times New Roman"/>
           <w:i/>
           <w:szCs w:val="21"/>
+          <w:sz w:val="21"/>
         </w:rPr>
         <w:t>PS</w:t>
       </w:r>
       <w:r>
         <w:rPr>
+          <w:rFonts w:ascii="Times New Roman" w:hAnsi="Times New Roman" w:eastAsia="宋体" w:cs="Times New Roman"/>
           <w:i/>
           <w:szCs w:val="21"/>
+          <w:sz w:val="21"/>
           <w:vertAlign w:val="subscript"/>
         </w:rPr>
         <w:t>1</w:t>
       </w:r>
       <w:r>
         <w:rPr>
-          <w:szCs w:val="21"/>
+          <w:rFonts w:ascii="Times New Roman" w:hAnsi="Times New Roman" w:eastAsia="宋体" w:cs="Times New Roman"/>
+          <w:szCs w:val="21"/>
+          <w:sz w:val="21"/>
         </w:rPr>
         <w:t>－</w:t>
       </w:r>
       <w:r>
         <w:rPr>
+          <w:rFonts w:ascii="Times New Roman" w:hAnsi="Times New Roman" w:eastAsia="宋体" w:cs="Times New Roman"/>
           <w:i/>
           <w:szCs w:val="21"/>
+          <w:sz w:val="21"/>
         </w:rPr>
         <w:t>PS</w:t>
       </w:r>
       <w:r>
         <w:rPr>
+          <w:rFonts w:ascii="Times New Roman" w:hAnsi="Times New Roman" w:eastAsia="宋体" w:cs="Times New Roman"/>
           <w:i/>
           <w:szCs w:val="21"/>
+          <w:sz w:val="21"/>
           <w:vertAlign w:val="subscript"/>
         </w:rPr>
         <w:t>2</w:t>
       </w:r>
       <w:r>
         <w:rPr>
-          <w:szCs w:val="21"/>
+          <w:rFonts w:ascii="Times New Roman" w:hAnsi="Times New Roman" w:eastAsia="宋体" w:cs="Times New Roman"/>
+          <w:szCs w:val="21"/>
+          <w:sz w:val="21"/>
         </w:rPr>
         <w:t>|</w:t>
       </w:r>
       <w:r>
         <w:rPr>
-          <w:szCs w:val="21"/>
+          <w:rFonts w:ascii="Times New Roman" w:hAnsi="Times New Roman" w:eastAsia="宋体" w:cs="Times New Roman"/>
+          <w:szCs w:val="21"/>
+          <w:sz w:val="21"/>
         </w:rPr>
         <w:t>＝</w:t>
       </w:r>
       <w:r>
         <w:rPr>
+          <w:rFonts w:ascii="Times New Roman" w:hAnsi="Times New Roman" w:eastAsia="宋体" w:cs="Times New Roman"/>
           <w:i/>
           <w:szCs w:val="21"/>
+          <w:sz w:val="21"/>
         </w:rPr>
         <w:t>kλ</w:t>
       </w:r>
       <w:r>
         <w:rPr>
-          <w:szCs w:val="21"/>
+          <w:rFonts w:ascii="Times New Roman" w:hAnsi="Times New Roman" w:eastAsia="宋体" w:cs="Times New Roman"/>
+          <w:szCs w:val="21"/>
+          <w:sz w:val="21"/>
         </w:rPr>
         <w:t>＝</w:t>
       </w:r>
       <w:r>
         <w:rPr>
-          <w:szCs w:val="21"/>
+          <w:rFonts w:ascii="Times New Roman" w:hAnsi="Times New Roman" w:eastAsia="宋体" w:cs="Times New Roman"/>
+          <w:szCs w:val="21"/>
+          <w:sz w:val="21"/>
         </w:rPr>
         <w:t>2</w:t>
       </w:r>
       <w:r>
         <w:rPr>
+          <w:rFonts w:ascii="Times New Roman" w:hAnsi="Times New Roman" w:eastAsia="宋体" w:cs="Times New Roman"/>
           <w:i/>
           <w:szCs w:val="21"/>
+          <w:sz w:val="21"/>
         </w:rPr>
         <w:t>k</w:t>
       </w:r>
       <w:r>
         <w:rPr>
-          <w:szCs w:val="21"/>
+          <w:rFonts w:ascii="Times New Roman" w:hAnsi="Times New Roman" w:eastAsia="宋体" w:cs="Times New Roman"/>
+          <w:szCs w:val="21"/>
+          <w:sz w:val="21"/>
         </w:rPr>
         <w:t>·</w:t>
       </w:r>
@@ -3274,44 +3977,58 @@
       </m:oMath>
       <w:r>
         <w:rPr>
-          <w:szCs w:val="21"/>
+          <w:rFonts w:ascii="Times New Roman" w:hAnsi="Times New Roman" w:eastAsia="宋体" w:cs="Times New Roman"/>
+          <w:szCs w:val="21"/>
+          <w:sz w:val="21"/>
         </w:rPr>
         <w:t>（</w:t>
       </w:r>
       <w:r>
         <w:rPr>
+          <w:rFonts w:ascii="Times New Roman" w:hAnsi="Times New Roman" w:eastAsia="宋体" w:cs="Times New Roman"/>
           <w:i/>
           <w:szCs w:val="21"/>
+          <w:sz w:val="21"/>
         </w:rPr>
         <w:t>k</w:t>
       </w:r>
       <w:r>
         <w:rPr>
-          <w:szCs w:val="21"/>
+          <w:rFonts w:ascii="Times New Roman" w:hAnsi="Times New Roman" w:eastAsia="宋体" w:cs="Times New Roman"/>
+          <w:szCs w:val="21"/>
+          <w:sz w:val="21"/>
         </w:rPr>
         <w:t>＝</w:t>
       </w:r>
       <w:r>
         <w:rPr>
-          <w:szCs w:val="21"/>
+          <w:rFonts w:ascii="Times New Roman" w:hAnsi="Times New Roman" w:eastAsia="宋体" w:cs="Times New Roman"/>
+          <w:szCs w:val="21"/>
+          <w:sz w:val="21"/>
         </w:rPr>
         <w:t>0,1,2,3</w:t>
       </w:r>
       <w:r>
         <w:rPr>
-          <w:szCs w:val="21"/>
+          <w:rFonts w:ascii="Times New Roman" w:hAnsi="Times New Roman" w:eastAsia="宋体" w:cs="Times New Roman"/>
+          <w:szCs w:val="21"/>
+          <w:sz w:val="21"/>
         </w:rPr>
         <w:t>，</w:t>
       </w:r>
       <w:r>
         <w:rPr>
-          <w:szCs w:val="21"/>
+          <w:rFonts w:ascii="Times New Roman" w:hAnsi="Times New Roman" w:eastAsia="宋体" w:cs="Times New Roman"/>
+          <w:szCs w:val="21"/>
+          <w:sz w:val="21"/>
         </w:rPr>
         <w:t>…</w:t>
       </w:r>
       <w:r>
         <w:rPr>
-          <w:szCs w:val="21"/>
+          <w:rFonts w:ascii="Times New Roman" w:hAnsi="Times New Roman" w:eastAsia="宋体" w:cs="Times New Roman"/>
+          <w:szCs w:val="21"/>
+          <w:sz w:val="21"/>
         </w:rPr>
         <w:t>）</w:t>
       </w:r>
@@ -3324,113 +4041,147 @@
       </w:pPr>
       <w:r>
         <w:rPr>
-          <w:szCs w:val="21"/>
+          <w:rFonts w:ascii="Times New Roman" w:hAnsi="Times New Roman" w:eastAsia="宋体" w:cs="Times New Roman"/>
+          <w:szCs w:val="21"/>
+          <w:sz w:val="21"/>
         </w:rPr>
         <w:t>说明：</w:t>
       </w:r>
       <w:r>
         <w:rPr>
+          <w:rFonts w:ascii="Times New Roman" w:hAnsi="Times New Roman" w:eastAsia="宋体" w:cs="Times New Roman"/>
           <w:i/>
           <w:szCs w:val="21"/>
+          <w:sz w:val="21"/>
         </w:rPr>
         <w:t>k</w:t>
       </w:r>
       <w:r>
         <w:rPr>
-          <w:szCs w:val="21"/>
+          <w:rFonts w:ascii="Times New Roman" w:hAnsi="Times New Roman" w:eastAsia="宋体" w:cs="Times New Roman"/>
+          <w:szCs w:val="21"/>
+          <w:sz w:val="21"/>
         </w:rPr>
         <w:t>＝</w:t>
       </w:r>
       <w:r>
         <w:rPr>
-          <w:szCs w:val="21"/>
+          <w:rFonts w:ascii="Times New Roman" w:hAnsi="Times New Roman" w:eastAsia="宋体" w:cs="Times New Roman"/>
+          <w:szCs w:val="21"/>
+          <w:sz w:val="21"/>
         </w:rPr>
         <w:t>0</w:t>
       </w:r>
       <w:r>
         <w:rPr>
-          <w:szCs w:val="21"/>
+          <w:rFonts w:ascii="Times New Roman" w:hAnsi="Times New Roman" w:eastAsia="宋体" w:cs="Times New Roman"/>
+          <w:szCs w:val="21"/>
+          <w:sz w:val="21"/>
         </w:rPr>
         <w:t>时，</w:t>
       </w:r>
       <w:r>
         <w:rPr>
+          <w:rFonts w:ascii="Times New Roman" w:hAnsi="Times New Roman" w:eastAsia="宋体" w:cs="Times New Roman"/>
           <w:i/>
           <w:szCs w:val="21"/>
+          <w:sz w:val="21"/>
         </w:rPr>
         <w:t>PS</w:t>
       </w:r>
       <w:r>
         <w:rPr>
+          <w:rFonts w:ascii="Times New Roman" w:hAnsi="Times New Roman" w:eastAsia="宋体" w:cs="Times New Roman"/>
           <w:i/>
           <w:szCs w:val="21"/>
+          <w:sz w:val="21"/>
           <w:vertAlign w:val="subscript"/>
         </w:rPr>
         <w:t>1</w:t>
       </w:r>
       <w:r>
         <w:rPr>
-          <w:szCs w:val="21"/>
+          <w:rFonts w:ascii="Times New Roman" w:hAnsi="Times New Roman" w:eastAsia="宋体" w:cs="Times New Roman"/>
+          <w:szCs w:val="21"/>
+          <w:sz w:val="21"/>
         </w:rPr>
         <w:t>＝</w:t>
       </w:r>
       <w:r>
         <w:rPr>
+          <w:rFonts w:ascii="Times New Roman" w:hAnsi="Times New Roman" w:eastAsia="宋体" w:cs="Times New Roman"/>
           <w:i/>
           <w:szCs w:val="21"/>
+          <w:sz w:val="21"/>
         </w:rPr>
         <w:t>PS</w:t>
       </w:r>
       <w:r>
         <w:rPr>
+          <w:rFonts w:ascii="Times New Roman" w:hAnsi="Times New Roman" w:eastAsia="宋体" w:cs="Times New Roman"/>
           <w:i/>
           <w:szCs w:val="21"/>
+          <w:sz w:val="21"/>
           <w:vertAlign w:val="subscript"/>
         </w:rPr>
         <w:t>2</w:t>
       </w:r>
       <w:r>
         <w:rPr>
-          <w:szCs w:val="21"/>
+          <w:rFonts w:ascii="Times New Roman" w:hAnsi="Times New Roman" w:eastAsia="宋体" w:cs="Times New Roman"/>
+          <w:szCs w:val="21"/>
+          <w:sz w:val="21"/>
         </w:rPr>
         <w:t>，此时</w:t>
       </w:r>
       <w:r>
         <w:rPr>
+          <w:rFonts w:ascii="Times New Roman" w:hAnsi="Times New Roman" w:eastAsia="宋体" w:cs="Times New Roman"/>
           <w:i/>
           <w:szCs w:val="21"/>
+          <w:sz w:val="21"/>
         </w:rPr>
         <w:t>P</w:t>
       </w:r>
       <w:r>
         <w:rPr>
-          <w:szCs w:val="21"/>
+          <w:rFonts w:ascii="Times New Roman" w:hAnsi="Times New Roman" w:eastAsia="宋体" w:cs="Times New Roman"/>
+          <w:szCs w:val="21"/>
+          <w:sz w:val="21"/>
         </w:rPr>
         <w:t>点位于光屏上的</w:t>
       </w:r>
       <w:r>
         <w:rPr>
+          <w:rFonts w:ascii="Times New Roman" w:hAnsi="Times New Roman" w:eastAsia="宋体" w:cs="Times New Roman"/>
           <w:i/>
           <w:szCs w:val="21"/>
+          <w:sz w:val="21"/>
         </w:rPr>
         <w:t>O</w:t>
       </w:r>
       <w:r>
         <w:rPr>
-          <w:szCs w:val="21"/>
+          <w:rFonts w:ascii="Times New Roman" w:hAnsi="Times New Roman" w:eastAsia="宋体" w:cs="Times New Roman"/>
+          <w:szCs w:val="21"/>
+          <w:sz w:val="21"/>
         </w:rPr>
         <w:t>处，为亮条纹，此处的条纹叫中央亮条纹或零级亮条纹，</w:t>
       </w:r>
       <w:r>
         <w:rPr>
+          <w:rFonts w:ascii="Times New Roman" w:hAnsi="Times New Roman" w:eastAsia="宋体" w:cs="Times New Roman"/>
           <w:i/>
           <w:szCs w:val="21"/>
+          <w:sz w:val="21"/>
         </w:rPr>
         <w:t>k</w:t>
       </w:r>
       <w:r>
         <w:rPr>
-          <w:szCs w:val="21"/>
+          <w:rFonts w:ascii="Times New Roman" w:hAnsi="Times New Roman" w:eastAsia="宋体" w:cs="Times New Roman"/>
+          <w:szCs w:val="21"/>
+          <w:sz w:val="21"/>
         </w:rPr>
         <w:t>为亮条纹的级次。</w:t>
       </w:r>
@@ -3443,160 +4194,208 @@
       </w:pPr>
       <w:r>
         <w:rPr>
-          <w:szCs w:val="21"/>
+          <w:rFonts w:ascii="Times New Roman" w:hAnsi="Times New Roman" w:eastAsia="宋体" w:cs="Times New Roman"/>
+          <w:szCs w:val="21"/>
+          <w:sz w:val="21"/>
         </w:rPr>
         <w:t>(2)</w:t>
       </w:r>
       <w:r>
         <w:rPr>
-          <w:szCs w:val="21"/>
+          <w:rFonts w:ascii="Times New Roman" w:hAnsi="Times New Roman" w:eastAsia="宋体" w:cs="Times New Roman"/>
+          <w:szCs w:val="21"/>
+          <w:sz w:val="21"/>
         </w:rPr>
         <w:t>暗条纹的条件：屏上某点</w:t>
       </w:r>
       <w:r>
         <w:rPr>
+          <w:rFonts w:ascii="Times New Roman" w:hAnsi="Times New Roman" w:eastAsia="宋体" w:cs="Times New Roman"/>
           <w:i/>
           <w:szCs w:val="21"/>
+          <w:sz w:val="21"/>
         </w:rPr>
         <w:t>P</w:t>
       </w:r>
       <w:r>
         <w:rPr>
-          <w:szCs w:val="21"/>
+          <w:rFonts w:ascii="Times New Roman" w:hAnsi="Times New Roman" w:eastAsia="宋体" w:cs="Times New Roman"/>
+          <w:szCs w:val="21"/>
+          <w:sz w:val="21"/>
         </w:rPr>
         <w:t>到两条缝</w:t>
       </w:r>
       <w:r>
         <w:rPr>
+          <w:rFonts w:ascii="Times New Roman" w:hAnsi="Times New Roman" w:eastAsia="宋体" w:cs="Times New Roman"/>
           <w:i/>
           <w:szCs w:val="21"/>
+          <w:sz w:val="21"/>
         </w:rPr>
         <w:t>S</w:t>
       </w:r>
       <w:r>
         <w:rPr>
+          <w:rFonts w:ascii="Times New Roman" w:hAnsi="Times New Roman" w:eastAsia="宋体" w:cs="Times New Roman"/>
           <w:i/>
           <w:szCs w:val="21"/>
+          <w:sz w:val="21"/>
           <w:vertAlign w:val="subscript"/>
         </w:rPr>
         <w:t>1</w:t>
       </w:r>
       <w:r>
         <w:rPr>
-          <w:szCs w:val="21"/>
+          <w:rFonts w:ascii="Times New Roman" w:hAnsi="Times New Roman" w:eastAsia="宋体" w:cs="Times New Roman"/>
+          <w:szCs w:val="21"/>
+          <w:sz w:val="21"/>
         </w:rPr>
         <w:t>和</w:t>
       </w:r>
       <w:r>
         <w:rPr>
+          <w:rFonts w:ascii="Times New Roman" w:hAnsi="Times New Roman" w:eastAsia="宋体" w:cs="Times New Roman"/>
           <w:i/>
           <w:szCs w:val="21"/>
+          <w:sz w:val="21"/>
         </w:rPr>
         <w:t>S</w:t>
       </w:r>
       <w:r>
         <w:rPr>
+          <w:rFonts w:ascii="Times New Roman" w:hAnsi="Times New Roman" w:eastAsia="宋体" w:cs="Times New Roman"/>
           <w:i/>
           <w:szCs w:val="21"/>
+          <w:sz w:val="21"/>
           <w:vertAlign w:val="subscript"/>
         </w:rPr>
         <w:t>2</w:t>
       </w:r>
       <w:r>
         <w:rPr>
-          <w:szCs w:val="21"/>
+          <w:rFonts w:ascii="Times New Roman" w:hAnsi="Times New Roman" w:eastAsia="宋体" w:cs="Times New Roman"/>
+          <w:szCs w:val="21"/>
+          <w:sz w:val="21"/>
         </w:rPr>
         <w:t>的路程差正好是半波长的</w:t>
       </w:r>
       <w:r>
         <w:rPr>
-          <w:szCs w:val="21"/>
+          <w:rFonts w:ascii="Times New Roman" w:hAnsi="Times New Roman" w:eastAsia="宋体" w:cs="Times New Roman"/>
+          <w:szCs w:val="21"/>
+          <w:sz w:val="21"/>
           <w:bdr w:val="single" w:sz="8" w:space="0" w:color="auto"/>
         </w:rPr>
         <w:t>奇数</w:t>
       </w:r>
       <w:r>
         <w:rPr>
-          <w:szCs w:val="21"/>
+          <w:rFonts w:ascii="Times New Roman" w:hAnsi="Times New Roman" w:eastAsia="宋体" w:cs="Times New Roman"/>
+          <w:szCs w:val="21"/>
+          <w:sz w:val="21"/>
         </w:rPr>
         <w:t>倍，即</w:t>
       </w:r>
       <w:r>
         <w:rPr>
-          <w:szCs w:val="21"/>
+          <w:rFonts w:ascii="Times New Roman" w:hAnsi="Times New Roman" w:eastAsia="宋体" w:cs="Times New Roman"/>
+          <w:szCs w:val="21"/>
+          <w:sz w:val="21"/>
         </w:rPr>
         <w:t>|</w:t>
       </w:r>
       <w:r>
         <w:rPr>
+          <w:rFonts w:ascii="Times New Roman" w:hAnsi="Times New Roman" w:eastAsia="宋体" w:cs="Times New Roman"/>
           <w:i/>
           <w:szCs w:val="21"/>
+          <w:sz w:val="21"/>
         </w:rPr>
         <w:t>PS</w:t>
       </w:r>
       <w:r>
         <w:rPr>
+          <w:rFonts w:ascii="Times New Roman" w:hAnsi="Times New Roman" w:eastAsia="宋体" w:cs="Times New Roman"/>
           <w:i/>
           <w:szCs w:val="21"/>
+          <w:sz w:val="21"/>
           <w:vertAlign w:val="subscript"/>
         </w:rPr>
         <w:t>1</w:t>
       </w:r>
       <w:r>
         <w:rPr>
-          <w:szCs w:val="21"/>
+          <w:rFonts w:ascii="Times New Roman" w:hAnsi="Times New Roman" w:eastAsia="宋体" w:cs="Times New Roman"/>
+          <w:szCs w:val="21"/>
+          <w:sz w:val="21"/>
         </w:rPr>
         <w:t>－</w:t>
       </w:r>
       <w:r>
         <w:rPr>
+          <w:rFonts w:ascii="Times New Roman" w:hAnsi="Times New Roman" w:eastAsia="宋体" w:cs="Times New Roman"/>
           <w:i/>
           <w:szCs w:val="21"/>
+          <w:sz w:val="21"/>
         </w:rPr>
         <w:t>PS</w:t>
       </w:r>
       <w:r>
         <w:rPr>
+          <w:rFonts w:ascii="Times New Roman" w:hAnsi="Times New Roman" w:eastAsia="宋体" w:cs="Times New Roman"/>
           <w:i/>
           <w:szCs w:val="21"/>
+          <w:sz w:val="21"/>
           <w:vertAlign w:val="subscript"/>
         </w:rPr>
         <w:t>2</w:t>
       </w:r>
       <w:r>
         <w:rPr>
-          <w:szCs w:val="21"/>
+          <w:rFonts w:ascii="Times New Roman" w:hAnsi="Times New Roman" w:eastAsia="宋体" w:cs="Times New Roman"/>
+          <w:szCs w:val="21"/>
+          <w:sz w:val="21"/>
         </w:rPr>
         <w:t>|</w:t>
       </w:r>
       <w:r>
         <w:rPr>
-          <w:szCs w:val="21"/>
+          <w:rFonts w:ascii="Times New Roman" w:hAnsi="Times New Roman" w:eastAsia="宋体" w:cs="Times New Roman"/>
+          <w:szCs w:val="21"/>
+          <w:sz w:val="21"/>
         </w:rPr>
         <w:t>＝</w:t>
       </w:r>
       <w:r>
         <w:rPr>
-          <w:szCs w:val="21"/>
+          <w:rFonts w:ascii="Times New Roman" w:hAnsi="Times New Roman" w:eastAsia="宋体" w:cs="Times New Roman"/>
+          <w:szCs w:val="21"/>
+          <w:sz w:val="21"/>
         </w:rPr>
         <w:t>(2</w:t>
       </w:r>
       <w:r>
         <w:rPr>
+          <w:rFonts w:ascii="Times New Roman" w:hAnsi="Times New Roman" w:eastAsia="宋体" w:cs="Times New Roman"/>
           <w:i/>
           <w:szCs w:val="21"/>
+          <w:sz w:val="21"/>
         </w:rPr>
         <w:t>k</w:t>
       </w:r>
       <w:r>
         <w:rPr>
-          <w:szCs w:val="21"/>
+          <w:rFonts w:ascii="Times New Roman" w:hAnsi="Times New Roman" w:eastAsia="宋体" w:cs="Times New Roman"/>
+          <w:szCs w:val="21"/>
+          <w:sz w:val="21"/>
         </w:rPr>
         <w:t>－</w:t>
       </w:r>
       <w:r>
         <w:rPr>
-          <w:szCs w:val="21"/>
+          <w:rFonts w:ascii="Times New Roman" w:hAnsi="Times New Roman" w:eastAsia="宋体" w:cs="Times New Roman"/>
+          <w:szCs w:val="21"/>
+          <w:sz w:val="21"/>
         </w:rPr>
         <w:t>1)·</w:t>
       </w:r>
@@ -3629,44 +4428,58 @@
       </m:oMath>
       <w:r>
         <w:rPr>
-          <w:szCs w:val="21"/>
+          <w:rFonts w:ascii="Times New Roman" w:hAnsi="Times New Roman" w:eastAsia="宋体" w:cs="Times New Roman"/>
+          <w:szCs w:val="21"/>
+          <w:sz w:val="21"/>
         </w:rPr>
         <w:t>（</w:t>
       </w:r>
       <w:r>
         <w:rPr>
+          <w:rFonts w:ascii="Times New Roman" w:hAnsi="Times New Roman" w:eastAsia="宋体" w:cs="Times New Roman"/>
           <w:i/>
           <w:szCs w:val="21"/>
+          <w:sz w:val="21"/>
         </w:rPr>
         <w:t>k</w:t>
       </w:r>
       <w:r>
         <w:rPr>
-          <w:szCs w:val="21"/>
+          <w:rFonts w:ascii="Times New Roman" w:hAnsi="Times New Roman" w:eastAsia="宋体" w:cs="Times New Roman"/>
+          <w:szCs w:val="21"/>
+          <w:sz w:val="21"/>
         </w:rPr>
         <w:t>＝</w:t>
       </w:r>
       <w:r>
         <w:rPr>
-          <w:szCs w:val="21"/>
+          <w:rFonts w:ascii="Times New Roman" w:hAnsi="Times New Roman" w:eastAsia="宋体" w:cs="Times New Roman"/>
+          <w:szCs w:val="21"/>
+          <w:sz w:val="21"/>
         </w:rPr>
         <w:t>1,2,3</w:t>
       </w:r>
       <w:r>
         <w:rPr>
-          <w:szCs w:val="21"/>
+          <w:rFonts w:ascii="Times New Roman" w:hAnsi="Times New Roman" w:eastAsia="宋体" w:cs="Times New Roman"/>
+          <w:szCs w:val="21"/>
+          <w:sz w:val="21"/>
         </w:rPr>
         <w:t>，</w:t>
       </w:r>
       <w:r>
         <w:rPr>
-          <w:szCs w:val="21"/>
+          <w:rFonts w:ascii="Times New Roman" w:hAnsi="Times New Roman" w:eastAsia="宋体" w:cs="Times New Roman"/>
+          <w:szCs w:val="21"/>
+          <w:sz w:val="21"/>
         </w:rPr>
         <w:t>…</w:t>
       </w:r>
       <w:r>
         <w:rPr>
-          <w:szCs w:val="21"/>
+          <w:rFonts w:ascii="Times New Roman" w:hAnsi="Times New Roman" w:eastAsia="宋体" w:cs="Times New Roman"/>
+          <w:szCs w:val="21"/>
+          <w:sz w:val="21"/>
         </w:rPr>
         <w:t>）</w:t>
       </w:r>
@@ -3679,32 +4492,42 @@
       </w:pPr>
       <w:r>
         <w:rPr>
-          <w:szCs w:val="21"/>
+          <w:rFonts w:ascii="Times New Roman" w:hAnsi="Times New Roman" w:eastAsia="宋体" w:cs="Times New Roman"/>
+          <w:szCs w:val="21"/>
+          <w:sz w:val="21"/>
         </w:rPr>
         <w:t>说明：</w:t>
       </w:r>
       <w:r>
         <w:rPr>
+          <w:rFonts w:ascii="Times New Roman" w:hAnsi="Times New Roman" w:eastAsia="宋体" w:cs="Times New Roman"/>
           <w:i/>
           <w:szCs w:val="21"/>
+          <w:sz w:val="21"/>
         </w:rPr>
         <w:t>k</w:t>
       </w:r>
       <w:r>
         <w:rPr>
-          <w:szCs w:val="21"/>
+          <w:rFonts w:ascii="Times New Roman" w:hAnsi="Times New Roman" w:eastAsia="宋体" w:cs="Times New Roman"/>
+          <w:szCs w:val="21"/>
+          <w:sz w:val="21"/>
         </w:rPr>
         <w:t>为暗条纹的级次，从第</w:t>
       </w:r>
       <w:r>
         <w:rPr>
-          <w:szCs w:val="21"/>
+          <w:rFonts w:ascii="Times New Roman" w:hAnsi="Times New Roman" w:eastAsia="宋体" w:cs="Times New Roman"/>
+          <w:szCs w:val="21"/>
+          <w:sz w:val="21"/>
         </w:rPr>
         <w:t>1</w:t>
       </w:r>
       <w:r>
         <w:rPr>
-          <w:szCs w:val="21"/>
+          <w:rFonts w:ascii="Times New Roman" w:hAnsi="Times New Roman" w:eastAsia="宋体" w:cs="Times New Roman"/>
+          <w:szCs w:val="21"/>
+          <w:sz w:val="21"/>
         </w:rPr>
         <w:t>级暗条纹开始向两侧展开。</w:t>
       </w:r>
@@ -3717,7 +4540,9 @@
       </w:pPr>
       <w:r>
         <w:rPr>
-          <w:szCs w:val="21"/>
+          <w:rFonts w:ascii="Times New Roman" w:hAnsi="Times New Roman" w:eastAsia="宋体" w:cs="Times New Roman"/>
+          <w:szCs w:val="21"/>
+          <w:sz w:val="21"/>
         </w:rPr>
         <w:t>注意：当频率相同、振动步调总是相反的两列光波叠加时，产生亮、暗条纹的条件与上面的情况恰好相反。</w:t>
       </w:r>
@@ -3729,22 +4554,28 @@
       </w:pPr>
       <w:r>
         <w:rPr>
-          <w:b/>
-          <w:szCs w:val="21"/>
+          <w:rFonts w:ascii="Times New Roman" w:hAnsi="Times New Roman" w:eastAsia="宋体" w:cs="Times New Roman"/>
+          <w:b/>
+          <w:szCs w:val="21"/>
+          <w:sz w:val="21"/>
         </w:rPr>
         <w:t>【难度】</w:t>
       </w:r>
       <w:r>
         <w:rPr>
-          <w:b/>
-          <w:szCs w:val="21"/>
+          <w:rFonts w:ascii="Times New Roman" w:hAnsi="Times New Roman" w:eastAsia="宋体" w:cs="Times New Roman"/>
+          <w:b/>
+          <w:szCs w:val="21"/>
+          <w:sz w:val="21"/>
         </w:rPr>
         <w:t>0.85</w:t>
       </w:r>
       <w:r>
         <w:rPr>
-          <w:b/>
-          <w:szCs w:val="21"/>
+          <w:rFonts w:ascii="Times New Roman" w:hAnsi="Times New Roman" w:eastAsia="宋体" w:cs="Times New Roman"/>
+          <w:b/>
+          <w:szCs w:val="21"/>
+          <w:sz w:val="21"/>
         </w:rPr>
         <w:t xml:space="preserve">　【知识点】已知光程差和频率判断某点的明暗条纹</w:t>
       </w:r>
@@ -3763,15 +4594,19 @@
       </w:pPr>
       <w:r>
         <w:rPr>
-          <w:b/>
-          <w:szCs w:val="21"/>
+          <w:rFonts w:ascii="Times New Roman" w:hAnsi="Times New Roman" w:eastAsia="宋体" w:cs="Times New Roman"/>
+          <w:b/>
+          <w:szCs w:val="21"/>
+          <w:sz w:val="21"/>
         </w:rPr>
         <w:t>16</w:t>
       </w:r>
       <w:r>
         <w:rPr>
-          <w:b/>
-          <w:szCs w:val="21"/>
+          <w:rFonts w:ascii="Times New Roman" w:hAnsi="Times New Roman" w:eastAsia="宋体" w:cs="Times New Roman"/>
+          <w:b/>
+          <w:szCs w:val="21"/>
+          <w:sz w:val="21"/>
         </w:rPr>
         <w:t>．干涉图样</w:t>
       </w:r>
@@ -3784,26 +4619,33 @@
       </w:pPr>
       <w:r>
         <w:rPr>
-          <w:szCs w:val="21"/>
+          <w:rFonts w:ascii="Times New Roman" w:hAnsi="Times New Roman" w:eastAsia="宋体" w:cs="Times New Roman"/>
+          <w:szCs w:val="21"/>
+          <w:sz w:val="21"/>
         </w:rPr>
         <w:t>（</w:t>
       </w:r>
       <w:r>
         <w:rPr>
-          <w:szCs w:val="21"/>
+          <w:rFonts w:ascii="Times New Roman" w:hAnsi="Times New Roman" w:eastAsia="宋体" w:cs="Times New Roman"/>
+          <w:szCs w:val="21"/>
+          <w:sz w:val="21"/>
         </w:rPr>
         <w:t>1</w:t>
       </w:r>
       <w:r>
         <w:rPr>
-          <w:szCs w:val="21"/>
+          <w:rFonts w:ascii="Times New Roman" w:hAnsi="Times New Roman" w:eastAsia="宋体" w:cs="Times New Roman"/>
+          <w:szCs w:val="21"/>
+          <w:sz w:val="21"/>
         </w:rPr>
         <w:t>）单色光的干涉图样：如图所示，干涉条纹是等间距的明暗相间的条纹。</w:t>
       </w:r>
       <w:r>
         <w:rPr>
-          <w:rFonts w:hint="eastAsia"/>
-          <w:szCs w:val="21"/>
+          <w:rFonts w:hint="eastAsia" w:ascii="Times New Roman" w:hAnsi="Times New Roman" w:eastAsia="宋体" w:cs="Times New Roman"/>
+          <w:szCs w:val="21"/>
+          <w:sz w:val="21"/>
         </w:rPr>
         <w:t>（其实是近似等间距的，但是差距极小，默认是等间距）</w:t>
       </w:r>
@@ -3860,19 +4702,25 @@
       </w:pPr>
       <w:r>
         <w:rPr>
-          <w:szCs w:val="21"/>
+          <w:rFonts w:ascii="Times New Roman" w:hAnsi="Times New Roman" w:eastAsia="宋体" w:cs="Times New Roman"/>
+          <w:szCs w:val="21"/>
+          <w:sz w:val="21"/>
         </w:rPr>
         <w:t>（</w:t>
       </w:r>
       <w:r>
         <w:rPr>
-          <w:szCs w:val="21"/>
+          <w:rFonts w:ascii="Times New Roman" w:hAnsi="Times New Roman" w:eastAsia="宋体" w:cs="Times New Roman"/>
+          <w:szCs w:val="21"/>
+          <w:sz w:val="21"/>
         </w:rPr>
         <w:t>2</w:t>
       </w:r>
       <w:r>
         <w:rPr>
-          <w:szCs w:val="21"/>
+          <w:rFonts w:ascii="Times New Roman" w:hAnsi="Times New Roman" w:eastAsia="宋体" w:cs="Times New Roman"/>
+          <w:szCs w:val="21"/>
+          <w:sz w:val="21"/>
         </w:rPr>
         <w:t>）白光的干涉图样：中央条纹是白色的，两侧干涉条纹是彩色条纹。</w:t>
       </w:r>
@@ -3884,8 +4732,10 @@
       </w:pPr>
       <w:r>
         <w:rPr>
-          <w:b/>
-          <w:szCs w:val="21"/>
+          <w:rFonts w:ascii="Times New Roman" w:hAnsi="Times New Roman" w:eastAsia="宋体" w:cs="Times New Roman"/>
+          <w:b/>
+          <w:szCs w:val="21"/>
+          <w:sz w:val="21"/>
         </w:rPr>
         <w:t xml:space="preserve">　【知识点】干涉图样</w:t>
       </w:r>
@@ -3897,15 +4747,19 @@
       </w:pPr>
       <w:r>
         <w:rPr>
-          <w:b/>
-          <w:szCs w:val="21"/>
+          <w:rFonts w:ascii="Times New Roman" w:hAnsi="Times New Roman" w:eastAsia="宋体" w:cs="Times New Roman"/>
+          <w:b/>
+          <w:szCs w:val="21"/>
+          <w:sz w:val="21"/>
         </w:rPr>
         <w:t xml:space="preserve">4.5 </w:t>
       </w:r>
       <w:r>
         <w:rPr>
-          <w:b/>
-          <w:szCs w:val="21"/>
+          <w:rFonts w:ascii="Times New Roman" w:hAnsi="Times New Roman" w:eastAsia="宋体" w:cs="Times New Roman"/>
+          <w:b/>
+          <w:szCs w:val="21"/>
+          <w:sz w:val="21"/>
         </w:rPr>
         <w:t>光的衍射</w:t>
       </w:r>
@@ -3917,15 +4771,19 @@
       </w:pPr>
       <w:r>
         <w:rPr>
-          <w:b/>
-          <w:szCs w:val="21"/>
+          <w:rFonts w:ascii="Times New Roman" w:hAnsi="Times New Roman" w:eastAsia="宋体" w:cs="Times New Roman"/>
+          <w:b/>
+          <w:szCs w:val="21"/>
+          <w:sz w:val="21"/>
         </w:rPr>
         <w:t>17</w:t>
       </w:r>
       <w:r>
         <w:rPr>
-          <w:b/>
-          <w:szCs w:val="21"/>
+          <w:rFonts w:ascii="Times New Roman" w:hAnsi="Times New Roman" w:eastAsia="宋体" w:cs="Times New Roman"/>
+          <w:b/>
+          <w:szCs w:val="21"/>
+          <w:sz w:val="21"/>
         </w:rPr>
         <w:t>．光的衍射现象</w:t>
       </w:r>
@@ -3938,33 +4796,43 @@
       </w:pPr>
       <w:r>
         <w:rPr>
-          <w:szCs w:val="21"/>
+          <w:rFonts w:ascii="Times New Roman" w:hAnsi="Times New Roman" w:eastAsia="宋体" w:cs="Times New Roman"/>
+          <w:szCs w:val="21"/>
+          <w:sz w:val="21"/>
         </w:rPr>
         <w:t>用单色平行光照射狭缝，当缝很</w:t>
       </w:r>
       <w:r>
         <w:rPr>
-          <w:szCs w:val="21"/>
+          <w:rFonts w:ascii="Times New Roman" w:hAnsi="Times New Roman" w:eastAsia="宋体" w:cs="Times New Roman"/>
+          <w:szCs w:val="21"/>
+          <w:sz w:val="21"/>
           <w:bdr w:val="single" w:sz="8" w:space="0" w:color="auto"/>
         </w:rPr>
         <w:t>窄</w:t>
       </w:r>
       <w:r>
         <w:rPr>
-          <w:szCs w:val="21"/>
+          <w:rFonts w:ascii="Times New Roman" w:hAnsi="Times New Roman" w:eastAsia="宋体" w:cs="Times New Roman"/>
+          <w:szCs w:val="21"/>
+          <w:sz w:val="21"/>
         </w:rPr>
         <w:t>时，光没有沿直线传播，它绕过了缝的边缘，传播到了</w:t>
       </w:r>
       <w:r>
         <w:rPr>
-          <w:szCs w:val="21"/>
+          <w:rFonts w:ascii="Times New Roman" w:hAnsi="Times New Roman" w:eastAsia="宋体" w:cs="Times New Roman"/>
+          <w:szCs w:val="21"/>
+          <w:sz w:val="21"/>
           <w:bdr w:val="single" w:sz="8" w:space="0" w:color="auto"/>
         </w:rPr>
         <w:t>相当宽</w:t>
       </w:r>
       <w:r>
         <w:rPr>
-          <w:szCs w:val="21"/>
+          <w:rFonts w:ascii="Times New Roman" w:hAnsi="Times New Roman" w:eastAsia="宋体" w:cs="Times New Roman"/>
+          <w:szCs w:val="21"/>
+          <w:sz w:val="21"/>
         </w:rPr>
         <w:t>的地方。这就是光的衍射现象。</w:t>
       </w:r>
@@ -3976,22 +4844,28 @@
       </w:pPr>
       <w:r>
         <w:rPr>
-          <w:b/>
-          <w:szCs w:val="21"/>
+          <w:rFonts w:ascii="Times New Roman" w:hAnsi="Times New Roman" w:eastAsia="宋体" w:cs="Times New Roman"/>
+          <w:b/>
+          <w:szCs w:val="21"/>
+          <w:sz w:val="21"/>
         </w:rPr>
         <w:t>【难度】</w:t>
       </w:r>
       <w:r>
         <w:rPr>
-          <w:b/>
-          <w:szCs w:val="21"/>
+          <w:rFonts w:ascii="Times New Roman" w:hAnsi="Times New Roman" w:eastAsia="宋体" w:cs="Times New Roman"/>
+          <w:b/>
+          <w:szCs w:val="21"/>
+          <w:sz w:val="21"/>
         </w:rPr>
         <w:t>0.85</w:t>
       </w:r>
       <w:r>
         <w:rPr>
-          <w:b/>
-          <w:szCs w:val="21"/>
+          <w:rFonts w:ascii="Times New Roman" w:hAnsi="Times New Roman" w:eastAsia="宋体" w:cs="Times New Roman"/>
+          <w:b/>
+          <w:szCs w:val="21"/>
+          <w:sz w:val="21"/>
         </w:rPr>
         <w:t xml:space="preserve">　【知识点】衍射条件</w:t>
       </w:r>
@@ -4010,15 +4884,19 @@
       </w:pPr>
       <w:r>
         <w:rPr>
-          <w:b/>
-          <w:szCs w:val="21"/>
+          <w:rFonts w:ascii="Times New Roman" w:hAnsi="Times New Roman" w:eastAsia="宋体" w:cs="Times New Roman"/>
+          <w:b/>
+          <w:szCs w:val="21"/>
+          <w:sz w:val="21"/>
         </w:rPr>
         <w:t>18</w:t>
       </w:r>
       <w:r>
         <w:rPr>
-          <w:b/>
-          <w:szCs w:val="21"/>
+          <w:rFonts w:ascii="Times New Roman" w:hAnsi="Times New Roman" w:eastAsia="宋体" w:cs="Times New Roman"/>
+          <w:b/>
+          <w:szCs w:val="21"/>
+          <w:sz w:val="21"/>
         </w:rPr>
         <w:t>．障碍物衍射的效果</w:t>
       </w:r>
@@ -4030,22 +4908,28 @@
       </w:pPr>
       <w:r>
         <w:rPr>
-          <w:b/>
-          <w:szCs w:val="21"/>
+          <w:rFonts w:ascii="Times New Roman" w:hAnsi="Times New Roman" w:eastAsia="宋体" w:cs="Times New Roman"/>
+          <w:b/>
+          <w:szCs w:val="21"/>
+          <w:sz w:val="21"/>
         </w:rPr>
         <w:t>【难度】</w:t>
       </w:r>
       <w:r>
         <w:rPr>
-          <w:b/>
-          <w:szCs w:val="21"/>
+          <w:rFonts w:ascii="Times New Roman" w:hAnsi="Times New Roman" w:eastAsia="宋体" w:cs="Times New Roman"/>
+          <w:b/>
+          <w:szCs w:val="21"/>
+          <w:sz w:val="21"/>
         </w:rPr>
         <w:t>0.95</w:t>
       </w:r>
       <w:r>
         <w:rPr>
-          <w:b/>
-          <w:szCs w:val="21"/>
+          <w:rFonts w:ascii="Times New Roman" w:hAnsi="Times New Roman" w:eastAsia="宋体" w:cs="Times New Roman"/>
+          <w:b/>
+          <w:szCs w:val="21"/>
+          <w:sz w:val="21"/>
         </w:rPr>
         <w:t xml:space="preserve">　【知识点】衍射条件</w:t>
       </w:r>
@@ -4063,15 +4947,19 @@
       </w:pPr>
       <w:r>
         <w:rPr>
-          <w:b/>
-          <w:szCs w:val="21"/>
+          <w:rFonts w:ascii="Times New Roman" w:hAnsi="Times New Roman" w:eastAsia="宋体" w:cs="Times New Roman"/>
+          <w:b/>
+          <w:szCs w:val="21"/>
+          <w:sz w:val="21"/>
         </w:rPr>
         <w:t>19</w:t>
       </w:r>
       <w:r>
         <w:rPr>
-          <w:b/>
-          <w:szCs w:val="21"/>
+          <w:rFonts w:ascii="Times New Roman" w:hAnsi="Times New Roman" w:eastAsia="宋体" w:cs="Times New Roman"/>
+          <w:b/>
+          <w:szCs w:val="21"/>
+          <w:sz w:val="21"/>
         </w:rPr>
         <w:t>．发生明显衍射现象的条件</w:t>
       </w:r>
@@ -4084,20 +4972,26 @@
       </w:pPr>
       <w:r>
         <w:rPr>
-          <w:szCs w:val="21"/>
+          <w:rFonts w:ascii="Times New Roman" w:hAnsi="Times New Roman" w:eastAsia="宋体" w:cs="Times New Roman"/>
+          <w:szCs w:val="21"/>
+          <w:sz w:val="21"/>
         </w:rPr>
         <w:t>在障碍物或狭缝的尺寸足够</w:t>
       </w:r>
       <w:r>
         <w:rPr>
-          <w:szCs w:val="21"/>
+          <w:rFonts w:ascii="Times New Roman" w:hAnsi="Times New Roman" w:eastAsia="宋体" w:cs="Times New Roman"/>
+          <w:szCs w:val="21"/>
+          <w:sz w:val="21"/>
           <w:bdr w:val="single" w:sz="8" w:space="0" w:color="auto"/>
         </w:rPr>
         <w:t>小</w:t>
       </w:r>
       <w:r>
         <w:rPr>
-          <w:szCs w:val="21"/>
+          <w:rFonts w:ascii="Times New Roman" w:hAnsi="Times New Roman" w:eastAsia="宋体" w:cs="Times New Roman"/>
+          <w:szCs w:val="21"/>
+          <w:sz w:val="21"/>
         </w:rPr>
         <w:t>的时候，衍射现象十分明显。</w:t>
       </w:r>
@@ -4109,22 +5003,28 @@
       </w:pPr>
       <w:r>
         <w:rPr>
-          <w:b/>
-          <w:szCs w:val="21"/>
+          <w:rFonts w:ascii="Times New Roman" w:hAnsi="Times New Roman" w:eastAsia="宋体" w:cs="Times New Roman"/>
+          <w:b/>
+          <w:szCs w:val="21"/>
+          <w:sz w:val="21"/>
         </w:rPr>
         <w:t>【难度】</w:t>
       </w:r>
       <w:r>
         <w:rPr>
-          <w:b/>
-          <w:szCs w:val="21"/>
+          <w:rFonts w:ascii="Times New Roman" w:hAnsi="Times New Roman" w:eastAsia="宋体" w:cs="Times New Roman"/>
+          <w:b/>
+          <w:szCs w:val="21"/>
+          <w:sz w:val="21"/>
         </w:rPr>
         <w:t>0.85</w:t>
       </w:r>
       <w:r>
         <w:rPr>
-          <w:b/>
-          <w:szCs w:val="21"/>
+          <w:rFonts w:ascii="Times New Roman" w:hAnsi="Times New Roman" w:eastAsia="宋体" w:cs="Times New Roman"/>
+          <w:b/>
+          <w:szCs w:val="21"/>
+          <w:sz w:val="21"/>
         </w:rPr>
         <w:t xml:space="preserve">　【知识点】波的衍射</w:t>
       </w:r>
@@ -4143,15 +5043,19 @@
       </w:pPr>
       <w:r>
         <w:rPr>
-          <w:b/>
-          <w:szCs w:val="21"/>
+          <w:rFonts w:ascii="Times New Roman" w:hAnsi="Times New Roman" w:eastAsia="宋体" w:cs="Times New Roman"/>
+          <w:b/>
+          <w:szCs w:val="21"/>
+          <w:sz w:val="21"/>
         </w:rPr>
         <w:t>20</w:t>
       </w:r>
       <w:r>
         <w:rPr>
-          <w:b/>
-          <w:szCs w:val="21"/>
+          <w:rFonts w:ascii="Times New Roman" w:hAnsi="Times New Roman" w:eastAsia="宋体" w:cs="Times New Roman"/>
+          <w:b/>
+          <w:szCs w:val="21"/>
+          <w:sz w:val="21"/>
         </w:rPr>
         <w:t>．衍射光栅的构成</w:t>
       </w:r>
@@ -4164,33 +5068,43 @@
       </w:pPr>
       <w:r>
         <w:rPr>
-          <w:szCs w:val="21"/>
+          <w:rFonts w:ascii="Times New Roman" w:hAnsi="Times New Roman" w:eastAsia="宋体" w:cs="Times New Roman"/>
+          <w:szCs w:val="21"/>
+          <w:sz w:val="21"/>
         </w:rPr>
         <w:t>衍射光栅是由许多</w:t>
       </w:r>
       <w:r>
         <w:rPr>
-          <w:szCs w:val="21"/>
+          <w:rFonts w:ascii="Times New Roman" w:hAnsi="Times New Roman" w:eastAsia="宋体" w:cs="Times New Roman"/>
+          <w:szCs w:val="21"/>
+          <w:sz w:val="21"/>
           <w:bdr w:val="single" w:sz="8" w:space="0" w:color="auto"/>
         </w:rPr>
         <w:t>等宽</w:t>
       </w:r>
       <w:r>
         <w:rPr>
-          <w:szCs w:val="21"/>
+          <w:rFonts w:ascii="Times New Roman" w:hAnsi="Times New Roman" w:eastAsia="宋体" w:cs="Times New Roman"/>
+          <w:szCs w:val="21"/>
+          <w:sz w:val="21"/>
         </w:rPr>
         <w:t>的狭缝</w:t>
       </w:r>
       <w:r>
         <w:rPr>
-          <w:szCs w:val="21"/>
+          <w:rFonts w:ascii="Times New Roman" w:hAnsi="Times New Roman" w:eastAsia="宋体" w:cs="Times New Roman"/>
+          <w:szCs w:val="21"/>
+          <w:sz w:val="21"/>
           <w:bdr w:val="single" w:sz="8" w:space="0" w:color="auto"/>
         </w:rPr>
         <w:t>等距离</w:t>
       </w:r>
       <w:r>
         <w:rPr>
-          <w:szCs w:val="21"/>
+          <w:rFonts w:ascii="Times New Roman" w:hAnsi="Times New Roman" w:eastAsia="宋体" w:cs="Times New Roman"/>
+          <w:szCs w:val="21"/>
+          <w:sz w:val="21"/>
         </w:rPr>
         <w:t>地排列起来形成的光学元件。</w:t>
       </w:r>
@@ -4202,22 +5116,28 @@
       </w:pPr>
       <w:r>
         <w:rPr>
-          <w:b/>
-          <w:szCs w:val="21"/>
+          <w:rFonts w:ascii="Times New Roman" w:hAnsi="Times New Roman" w:eastAsia="宋体" w:cs="Times New Roman"/>
+          <w:b/>
+          <w:szCs w:val="21"/>
+          <w:sz w:val="21"/>
         </w:rPr>
         <w:t>【难度】</w:t>
       </w:r>
       <w:r>
         <w:rPr>
-          <w:b/>
-          <w:szCs w:val="21"/>
+          <w:rFonts w:ascii="Times New Roman" w:hAnsi="Times New Roman" w:eastAsia="宋体" w:cs="Times New Roman"/>
+          <w:b/>
+          <w:szCs w:val="21"/>
+          <w:sz w:val="21"/>
         </w:rPr>
         <w:t>0.85</w:t>
       </w:r>
       <w:r>
         <w:rPr>
-          <w:b/>
-          <w:szCs w:val="21"/>
+          <w:rFonts w:ascii="Times New Roman" w:hAnsi="Times New Roman" w:eastAsia="宋体" w:cs="Times New Roman"/>
+          <w:b/>
+          <w:szCs w:val="21"/>
+          <w:sz w:val="21"/>
         </w:rPr>
         <w:t xml:space="preserve">　【知识点】衍射光栅</w:t>
       </w:r>
@@ -4236,15 +5156,19 @@
       </w:pPr>
       <w:r>
         <w:rPr>
-          <w:b/>
-          <w:szCs w:val="21"/>
+          <w:rFonts w:ascii="Times New Roman" w:hAnsi="Times New Roman" w:eastAsia="宋体" w:cs="Times New Roman"/>
+          <w:b/>
+          <w:szCs w:val="21"/>
+          <w:sz w:val="21"/>
         </w:rPr>
         <w:t>21</w:t>
       </w:r>
       <w:r>
         <w:rPr>
-          <w:b/>
-          <w:szCs w:val="21"/>
+          <w:rFonts w:ascii="Times New Roman" w:hAnsi="Times New Roman" w:eastAsia="宋体" w:cs="Times New Roman"/>
+          <w:b/>
+          <w:szCs w:val="21"/>
+          <w:sz w:val="21"/>
         </w:rPr>
         <w:t>．衍射光栅的原理</w:t>
       </w:r>
@@ -4257,40 +5181,51 @@
       </w:pPr>
       <w:r>
         <w:rPr>
-          <w:szCs w:val="21"/>
+          <w:rFonts w:ascii="Times New Roman" w:hAnsi="Times New Roman" w:eastAsia="宋体" w:cs="Times New Roman"/>
+          <w:szCs w:val="21"/>
+          <w:sz w:val="21"/>
         </w:rPr>
         <w:t>增加狭缝的个数，衍射条纹的宽度将变</w:t>
       </w:r>
       <w:r>
         <w:rPr>
-          <w:szCs w:val="21"/>
+          <w:rFonts w:ascii="Times New Roman" w:hAnsi="Times New Roman" w:eastAsia="宋体" w:cs="Times New Roman"/>
+          <w:szCs w:val="21"/>
+          <w:sz w:val="21"/>
           <w:bdr w:val="single" w:sz="8" w:space="0" w:color="auto"/>
         </w:rPr>
         <w:t>窄</w:t>
       </w:r>
       <w:r>
         <w:rPr>
-          <w:szCs w:val="21"/>
+          <w:rFonts w:ascii="Times New Roman" w:hAnsi="Times New Roman" w:eastAsia="宋体" w:cs="Times New Roman"/>
+          <w:szCs w:val="21"/>
+          <w:sz w:val="21"/>
         </w:rPr>
         <w:t>，亮度将</w:t>
       </w:r>
       <w:r>
         <w:rPr>
-          <w:szCs w:val="21"/>
+          <w:rFonts w:ascii="Times New Roman" w:hAnsi="Times New Roman" w:eastAsia="宋体" w:cs="Times New Roman"/>
+          <w:szCs w:val="21"/>
+          <w:sz w:val="21"/>
           <w:bdr w:val="single" w:sz="8" w:space="0" w:color="auto"/>
         </w:rPr>
         <w:t>增加</w:t>
       </w:r>
       <w:r>
         <w:rPr>
-          <w:szCs w:val="21"/>
+          <w:rFonts w:ascii="Times New Roman" w:hAnsi="Times New Roman" w:eastAsia="宋体" w:cs="Times New Roman"/>
+          <w:szCs w:val="21"/>
+          <w:sz w:val="21"/>
         </w:rPr>
         <w:t>。</w:t>
       </w:r>
       <w:r>
         <w:rPr>
-          <w:rFonts w:hint="eastAsia"/>
-          <w:szCs w:val="21"/>
+          <w:rFonts w:hint="eastAsia" w:ascii="Times New Roman" w:hAnsi="Times New Roman" w:eastAsia="宋体" w:cs="Times New Roman"/>
+          <w:szCs w:val="21"/>
+          <w:sz w:val="21"/>
         </w:rPr>
         <w:t>条纹间距不变。</w:t>
       </w:r>
@@ -4302,22 +5237,28 @@
       </w:pPr>
       <w:r>
         <w:rPr>
-          <w:b/>
-          <w:szCs w:val="21"/>
+          <w:rFonts w:ascii="Times New Roman" w:hAnsi="Times New Roman" w:eastAsia="宋体" w:cs="Times New Roman"/>
+          <w:b/>
+          <w:szCs w:val="21"/>
+          <w:sz w:val="21"/>
         </w:rPr>
         <w:t>【难度】</w:t>
       </w:r>
       <w:r>
         <w:rPr>
-          <w:b/>
-          <w:szCs w:val="21"/>
+          <w:rFonts w:ascii="Times New Roman" w:hAnsi="Times New Roman" w:eastAsia="宋体" w:cs="Times New Roman"/>
+          <w:b/>
+          <w:szCs w:val="21"/>
+          <w:sz w:val="21"/>
         </w:rPr>
         <w:t>0.85</w:t>
       </w:r>
       <w:r>
         <w:rPr>
-          <w:b/>
-          <w:szCs w:val="21"/>
+          <w:rFonts w:ascii="Times New Roman" w:hAnsi="Times New Roman" w:eastAsia="宋体" w:cs="Times New Roman"/>
+          <w:b/>
+          <w:szCs w:val="21"/>
+          <w:sz w:val="21"/>
         </w:rPr>
         <w:t xml:space="preserve">　【知识点】衍射光栅</w:t>
       </w:r>
@@ -4336,15 +5277,19 @@
       </w:pPr>
       <w:r>
         <w:rPr>
-          <w:b/>
-          <w:szCs w:val="21"/>
+          <w:rFonts w:ascii="Times New Roman" w:hAnsi="Times New Roman" w:eastAsia="宋体" w:cs="Times New Roman"/>
+          <w:b/>
+          <w:szCs w:val="21"/>
+          <w:sz w:val="21"/>
         </w:rPr>
         <w:t>22</w:t>
       </w:r>
       <w:r>
         <w:rPr>
-          <w:b/>
-          <w:szCs w:val="21"/>
+          <w:rFonts w:ascii="Times New Roman" w:hAnsi="Times New Roman" w:eastAsia="宋体" w:cs="Times New Roman"/>
+          <w:b/>
+          <w:szCs w:val="21"/>
+          <w:sz w:val="21"/>
         </w:rPr>
         <w:t>．透射光栅和反射光栅</w:t>
       </w:r>
@@ -4357,33 +5302,43 @@
       </w:pPr>
       <w:r>
         <w:rPr>
-          <w:szCs w:val="21"/>
+          <w:rFonts w:ascii="Times New Roman" w:hAnsi="Times New Roman" w:eastAsia="宋体" w:cs="Times New Roman"/>
+          <w:szCs w:val="21"/>
+          <w:sz w:val="21"/>
         </w:rPr>
         <w:t>在一块很平的玻璃上刻出一系列等距的平行刻痕，刻痕产生漫反射而不太透光，未刻的部分相当于透光的狭缝，这样就做成了</w:t>
       </w:r>
       <w:r>
         <w:rPr>
-          <w:szCs w:val="21"/>
+          <w:rFonts w:ascii="Times New Roman" w:hAnsi="Times New Roman" w:eastAsia="宋体" w:cs="Times New Roman"/>
+          <w:szCs w:val="21"/>
+          <w:sz w:val="21"/>
           <w:bdr w:val="single" w:sz="8" w:space="0" w:color="auto"/>
         </w:rPr>
         <w:t>透射</w:t>
       </w:r>
       <w:r>
         <w:rPr>
-          <w:szCs w:val="21"/>
+          <w:rFonts w:ascii="Times New Roman" w:hAnsi="Times New Roman" w:eastAsia="宋体" w:cs="Times New Roman"/>
+          <w:szCs w:val="21"/>
+          <w:sz w:val="21"/>
         </w:rPr>
         <w:t>光栅。如果在高反射率的金属上刻痕，就可以做成</w:t>
       </w:r>
       <w:r>
         <w:rPr>
-          <w:szCs w:val="21"/>
+          <w:rFonts w:ascii="Times New Roman" w:hAnsi="Times New Roman" w:eastAsia="宋体" w:cs="Times New Roman"/>
+          <w:szCs w:val="21"/>
+          <w:sz w:val="21"/>
           <w:bdr w:val="single" w:sz="8" w:space="0" w:color="auto"/>
         </w:rPr>
         <w:t>反射</w:t>
       </w:r>
       <w:r>
         <w:rPr>
-          <w:szCs w:val="21"/>
+          <w:rFonts w:ascii="Times New Roman" w:hAnsi="Times New Roman" w:eastAsia="宋体" w:cs="Times New Roman"/>
+          <w:szCs w:val="21"/>
+          <w:sz w:val="21"/>
         </w:rPr>
         <w:t>光栅。</w:t>
       </w:r>
@@ -4395,22 +5350,28 @@
       </w:pPr>
       <w:r>
         <w:rPr>
-          <w:b/>
-          <w:szCs w:val="21"/>
+          <w:rFonts w:ascii="Times New Roman" w:hAnsi="Times New Roman" w:eastAsia="宋体" w:cs="Times New Roman"/>
+          <w:b/>
+          <w:szCs w:val="21"/>
+          <w:sz w:val="21"/>
         </w:rPr>
         <w:t>【难度】</w:t>
       </w:r>
       <w:r>
         <w:rPr>
-          <w:b/>
-          <w:szCs w:val="21"/>
+          <w:rFonts w:ascii="Times New Roman" w:hAnsi="Times New Roman" w:eastAsia="宋体" w:cs="Times New Roman"/>
+          <w:b/>
+          <w:szCs w:val="21"/>
+          <w:sz w:val="21"/>
         </w:rPr>
         <w:t>0.85</w:t>
       </w:r>
       <w:r>
         <w:rPr>
-          <w:b/>
-          <w:szCs w:val="21"/>
+          <w:rFonts w:ascii="Times New Roman" w:hAnsi="Times New Roman" w:eastAsia="宋体" w:cs="Times New Roman"/>
+          <w:b/>
+          <w:szCs w:val="21"/>
+          <w:sz w:val="21"/>
         </w:rPr>
         <w:t xml:space="preserve">　【知识点】衍射光栅</w:t>
       </w:r>
@@ -4422,15 +5383,19 @@
       </w:pPr>
       <w:r>
         <w:rPr>
-          <w:b/>
-          <w:szCs w:val="21"/>
+          <w:rFonts w:ascii="Times New Roman" w:hAnsi="Times New Roman" w:eastAsia="宋体" w:cs="Times New Roman"/>
+          <w:b/>
+          <w:szCs w:val="21"/>
+          <w:sz w:val="21"/>
         </w:rPr>
         <w:t xml:space="preserve">4.6 </w:t>
       </w:r>
       <w:r>
         <w:rPr>
-          <w:b/>
-          <w:szCs w:val="21"/>
+          <w:rFonts w:ascii="Times New Roman" w:hAnsi="Times New Roman" w:eastAsia="宋体" w:cs="Times New Roman"/>
+          <w:b/>
+          <w:szCs w:val="21"/>
+          <w:sz w:val="21"/>
         </w:rPr>
         <w:t>光的偏振　激光</w:t>
       </w:r>
@@ -4442,15 +5407,19 @@
       </w:pPr>
       <w:r>
         <w:rPr>
-          <w:b/>
-          <w:szCs w:val="21"/>
+          <w:rFonts w:ascii="Times New Roman" w:hAnsi="Times New Roman" w:eastAsia="宋体" w:cs="Times New Roman"/>
+          <w:b/>
+          <w:szCs w:val="21"/>
+          <w:sz w:val="21"/>
         </w:rPr>
         <w:t>23</w:t>
       </w:r>
       <w:r>
         <w:rPr>
-          <w:b/>
-          <w:szCs w:val="21"/>
+          <w:rFonts w:ascii="Times New Roman" w:hAnsi="Times New Roman" w:eastAsia="宋体" w:cs="Times New Roman"/>
+          <w:b/>
+          <w:szCs w:val="21"/>
+          <w:sz w:val="21"/>
         </w:rPr>
         <w:t>．偏振现象</w:t>
       </w:r>
@@ -4463,81 +5432,107 @@
       </w:pPr>
       <w:r>
         <w:rPr>
-          <w:szCs w:val="21"/>
+          <w:rFonts w:ascii="Times New Roman" w:hAnsi="Times New Roman" w:eastAsia="宋体" w:cs="Times New Roman"/>
+          <w:szCs w:val="21"/>
+          <w:sz w:val="21"/>
         </w:rPr>
         <w:t>不同的横波，即使传播方向相同，振动方向也</w:t>
       </w:r>
       <w:r>
         <w:rPr>
-          <w:szCs w:val="21"/>
+          <w:rFonts w:ascii="Times New Roman" w:hAnsi="Times New Roman" w:eastAsia="宋体" w:cs="Times New Roman"/>
+          <w:szCs w:val="21"/>
+          <w:sz w:val="21"/>
           <w:bdr w:val="single" w:sz="8" w:space="0" w:color="auto"/>
         </w:rPr>
         <w:t>可能不同</w:t>
       </w:r>
       <w:r>
         <w:rPr>
-          <w:szCs w:val="21"/>
+          <w:rFonts w:ascii="Times New Roman" w:hAnsi="Times New Roman" w:eastAsia="宋体" w:cs="Times New Roman"/>
+          <w:szCs w:val="21"/>
+          <w:sz w:val="21"/>
         </w:rPr>
         <w:t>，这种现象称为</w:t>
       </w:r>
       <w:r>
         <w:rPr>
-          <w:szCs w:val="21"/>
+          <w:rFonts w:ascii="Times New Roman" w:hAnsi="Times New Roman" w:eastAsia="宋体" w:cs="Times New Roman"/>
+          <w:szCs w:val="21"/>
+          <w:sz w:val="21"/>
         </w:rPr>
         <w:t>“</w:t>
       </w:r>
       <w:r>
         <w:rPr>
-          <w:szCs w:val="21"/>
+          <w:rFonts w:ascii="Times New Roman" w:hAnsi="Times New Roman" w:eastAsia="宋体" w:cs="Times New Roman"/>
+          <w:szCs w:val="21"/>
+          <w:sz w:val="21"/>
         </w:rPr>
         <w:t>偏振现象</w:t>
       </w:r>
       <w:r>
         <w:rPr>
-          <w:szCs w:val="21"/>
+          <w:rFonts w:ascii="Times New Roman" w:hAnsi="Times New Roman" w:eastAsia="宋体" w:cs="Times New Roman"/>
+          <w:szCs w:val="21"/>
+          <w:sz w:val="21"/>
         </w:rPr>
         <w:t>”</w:t>
       </w:r>
       <w:r>
         <w:rPr>
-          <w:szCs w:val="21"/>
+          <w:rFonts w:ascii="Times New Roman" w:hAnsi="Times New Roman" w:eastAsia="宋体" w:cs="Times New Roman"/>
+          <w:szCs w:val="21"/>
+          <w:sz w:val="21"/>
         </w:rPr>
         <w:t>，横波的</w:t>
       </w:r>
       <w:r>
         <w:rPr>
-          <w:szCs w:val="21"/>
+          <w:rFonts w:ascii="Times New Roman" w:hAnsi="Times New Roman" w:eastAsia="宋体" w:cs="Times New Roman"/>
+          <w:szCs w:val="21"/>
+          <w:sz w:val="21"/>
           <w:bdr w:val="single" w:sz="8" w:space="0" w:color="auto"/>
         </w:rPr>
         <w:t>振动方向</w:t>
       </w:r>
       <w:r>
         <w:rPr>
-          <w:szCs w:val="21"/>
+          <w:rFonts w:ascii="Times New Roman" w:hAnsi="Times New Roman" w:eastAsia="宋体" w:cs="Times New Roman"/>
+          <w:szCs w:val="21"/>
+          <w:sz w:val="21"/>
         </w:rPr>
         <w:t>称为</w:t>
       </w:r>
       <w:r>
         <w:rPr>
-          <w:szCs w:val="21"/>
+          <w:rFonts w:ascii="Times New Roman" w:hAnsi="Times New Roman" w:eastAsia="宋体" w:cs="Times New Roman"/>
+          <w:szCs w:val="21"/>
+          <w:sz w:val="21"/>
         </w:rPr>
         <w:t>“</w:t>
       </w:r>
       <w:r>
         <w:rPr>
-          <w:szCs w:val="21"/>
+          <w:rFonts w:ascii="Times New Roman" w:hAnsi="Times New Roman" w:eastAsia="宋体" w:cs="Times New Roman"/>
+          <w:szCs w:val="21"/>
+          <w:sz w:val="21"/>
         </w:rPr>
         <w:t>偏振方向</w:t>
       </w:r>
       <w:r>
         <w:rPr>
-          <w:szCs w:val="21"/>
+          <w:rFonts w:ascii="Times New Roman" w:hAnsi="Times New Roman" w:eastAsia="宋体" w:cs="Times New Roman"/>
+          <w:szCs w:val="21"/>
+          <w:sz w:val="21"/>
         </w:rPr>
         <w:t>”</w:t>
       </w:r>
       <w:r>
         <w:rPr>
-          <w:szCs w:val="21"/>
+          <w:rFonts w:ascii="Times New Roman" w:hAnsi="Times New Roman" w:eastAsia="宋体" w:cs="Times New Roman"/>
+          <w:szCs w:val="21"/>
+          <w:sz w:val="21"/>
         </w:rPr>
         <w:t>。</w:t>
       </w:r>
@@ -4549,22 +5544,28 @@
       </w:pPr>
       <w:r>
         <w:rPr>
-          <w:b/>
-          <w:szCs w:val="21"/>
+          <w:rFonts w:ascii="Times New Roman" w:hAnsi="Times New Roman" w:eastAsia="宋体" w:cs="Times New Roman"/>
+          <w:b/>
+          <w:szCs w:val="21"/>
+          <w:sz w:val="21"/>
         </w:rPr>
         <w:t>【难度】</w:t>
       </w:r>
       <w:r>
         <w:rPr>
-          <w:b/>
-          <w:szCs w:val="21"/>
+          <w:rFonts w:ascii="Times New Roman" w:hAnsi="Times New Roman" w:eastAsia="宋体" w:cs="Times New Roman"/>
+          <w:b/>
+          <w:szCs w:val="21"/>
+          <w:sz w:val="21"/>
         </w:rPr>
         <w:t>0.94</w:t>
       </w:r>
       <w:r>
         <w:rPr>
-          <w:b/>
-          <w:szCs w:val="21"/>
+          <w:rFonts w:ascii="Times New Roman" w:hAnsi="Times New Roman" w:eastAsia="宋体" w:cs="Times New Roman"/>
+          <w:b/>
+          <w:szCs w:val="21"/>
+          <w:sz w:val="21"/>
         </w:rPr>
         <w:t xml:space="preserve">　【知识点】偏振现象及其解释</w:t>
       </w:r>
@@ -4583,15 +5584,19 @@
       </w:pPr>
       <w:r>
         <w:rPr>
-          <w:b/>
-          <w:szCs w:val="21"/>
+          <w:rFonts w:ascii="Times New Roman" w:hAnsi="Times New Roman" w:eastAsia="宋体" w:cs="Times New Roman"/>
+          <w:b/>
+          <w:szCs w:val="21"/>
+          <w:sz w:val="21"/>
         </w:rPr>
         <w:t>24</w:t>
       </w:r>
       <w:r>
         <w:rPr>
-          <w:b/>
-          <w:szCs w:val="21"/>
+          <w:rFonts w:ascii="Times New Roman" w:hAnsi="Times New Roman" w:eastAsia="宋体" w:cs="Times New Roman"/>
+          <w:b/>
+          <w:szCs w:val="21"/>
+          <w:sz w:val="21"/>
         </w:rPr>
         <w:t>．光的偏振</w:t>
       </w:r>
@@ -4604,19 +5609,25 @@
       </w:pPr>
       <w:r>
         <w:rPr>
-          <w:szCs w:val="21"/>
+          <w:rFonts w:ascii="Times New Roman" w:hAnsi="Times New Roman" w:eastAsia="宋体" w:cs="Times New Roman"/>
+          <w:szCs w:val="21"/>
+          <w:sz w:val="21"/>
         </w:rPr>
         <w:t>（</w:t>
       </w:r>
       <w:r>
         <w:rPr>
-          <w:szCs w:val="21"/>
+          <w:rFonts w:ascii="Times New Roman" w:hAnsi="Times New Roman" w:eastAsia="宋体" w:cs="Times New Roman"/>
+          <w:szCs w:val="21"/>
+          <w:sz w:val="21"/>
         </w:rPr>
         <w:t>1</w:t>
       </w:r>
       <w:r>
         <w:rPr>
-          <w:szCs w:val="21"/>
+          <w:rFonts w:ascii="Times New Roman" w:hAnsi="Times New Roman" w:eastAsia="宋体" w:cs="Times New Roman"/>
+          <w:szCs w:val="21"/>
+          <w:sz w:val="21"/>
         </w:rPr>
         <w:t>）偏振片</w:t>
       </w:r>
@@ -4629,51 +5640,67 @@
       </w:pPr>
       <w:r>
         <w:rPr>
-          <w:szCs w:val="21"/>
+          <w:rFonts w:ascii="Times New Roman" w:hAnsi="Times New Roman" w:eastAsia="宋体" w:cs="Times New Roman"/>
+          <w:szCs w:val="21"/>
+          <w:sz w:val="21"/>
         </w:rPr>
         <w:t>由特定的材料制成，每个偏振片都有一个</w:t>
       </w:r>
       <w:r>
         <w:rPr>
-          <w:szCs w:val="21"/>
+          <w:rFonts w:ascii="Times New Roman" w:hAnsi="Times New Roman" w:eastAsia="宋体" w:cs="Times New Roman"/>
+          <w:szCs w:val="21"/>
+          <w:sz w:val="21"/>
           <w:bdr w:val="single" w:sz="8" w:space="0" w:color="auto"/>
         </w:rPr>
         <w:t>特定</w:t>
       </w:r>
       <w:r>
         <w:rPr>
-          <w:szCs w:val="21"/>
+          <w:rFonts w:ascii="Times New Roman" w:hAnsi="Times New Roman" w:eastAsia="宋体" w:cs="Times New Roman"/>
+          <w:szCs w:val="21"/>
+          <w:sz w:val="21"/>
         </w:rPr>
         <w:t>的方向，只有沿着这个方向振动的光波才能顺利通过偏振片，这个方向叫作</w:t>
       </w:r>
       <w:r>
         <w:rPr>
-          <w:szCs w:val="21"/>
+          <w:rFonts w:ascii="Times New Roman" w:hAnsi="Times New Roman" w:eastAsia="宋体" w:cs="Times New Roman"/>
+          <w:szCs w:val="21"/>
+          <w:sz w:val="21"/>
         </w:rPr>
         <w:t>“</w:t>
       </w:r>
       <w:r>
         <w:rPr>
-          <w:szCs w:val="21"/>
+          <w:rFonts w:ascii="Times New Roman" w:hAnsi="Times New Roman" w:eastAsia="宋体" w:cs="Times New Roman"/>
+          <w:szCs w:val="21"/>
+          <w:sz w:val="21"/>
           <w:bdr w:val="single" w:sz="8" w:space="0" w:color="auto"/>
         </w:rPr>
         <w:t>透振</w:t>
       </w:r>
       <w:r>
         <w:rPr>
-          <w:szCs w:val="21"/>
+          <w:rFonts w:ascii="Times New Roman" w:hAnsi="Times New Roman" w:eastAsia="宋体" w:cs="Times New Roman"/>
+          <w:szCs w:val="21"/>
+          <w:sz w:val="21"/>
         </w:rPr>
         <w:t>方向</w:t>
       </w:r>
       <w:r>
         <w:rPr>
-          <w:szCs w:val="21"/>
+          <w:rFonts w:ascii="Times New Roman" w:hAnsi="Times New Roman" w:eastAsia="宋体" w:cs="Times New Roman"/>
+          <w:szCs w:val="21"/>
+          <w:sz w:val="21"/>
         </w:rPr>
         <w:t>”</w:t>
       </w:r>
       <w:r>
         <w:rPr>
-          <w:szCs w:val="21"/>
+          <w:rFonts w:ascii="Times New Roman" w:hAnsi="Times New Roman" w:eastAsia="宋体" w:cs="Times New Roman"/>
+          <w:szCs w:val="21"/>
+          <w:sz w:val="21"/>
         </w:rPr>
         <w:t>。</w:t>
       </w:r>
@@ -4686,19 +5713,25 @@
       </w:pPr>
       <w:r>
         <w:rPr>
-          <w:szCs w:val="21"/>
+          <w:rFonts w:ascii="Times New Roman" w:hAnsi="Times New Roman" w:eastAsia="宋体" w:cs="Times New Roman"/>
+          <w:szCs w:val="21"/>
+          <w:sz w:val="21"/>
         </w:rPr>
         <w:t>（</w:t>
       </w:r>
       <w:r>
         <w:rPr>
-          <w:szCs w:val="21"/>
+          <w:rFonts w:ascii="Times New Roman" w:hAnsi="Times New Roman" w:eastAsia="宋体" w:cs="Times New Roman"/>
+          <w:szCs w:val="21"/>
+          <w:sz w:val="21"/>
         </w:rPr>
         <w:t>2</w:t>
       </w:r>
       <w:r>
         <w:rPr>
-          <w:szCs w:val="21"/>
+          <w:rFonts w:ascii="Times New Roman" w:hAnsi="Times New Roman" w:eastAsia="宋体" w:cs="Times New Roman"/>
+          <w:szCs w:val="21"/>
+          <w:sz w:val="21"/>
         </w:rPr>
         <w:t>）自然光和偏振光</w:t>
       </w:r>
@@ -4711,76 +5744,100 @@
       </w:pPr>
       <w:r>
         <w:rPr>
-          <w:szCs w:val="21"/>
+          <w:rFonts w:ascii="Times New Roman" w:hAnsi="Times New Roman" w:eastAsia="宋体" w:cs="Times New Roman"/>
+          <w:szCs w:val="21"/>
+          <w:sz w:val="21"/>
         </w:rPr>
         <w:t>①</w:t>
       </w:r>
       <w:r>
         <w:rPr>
-          <w:szCs w:val="21"/>
+          <w:rFonts w:ascii="Times New Roman" w:hAnsi="Times New Roman" w:eastAsia="宋体" w:cs="Times New Roman"/>
+          <w:szCs w:val="21"/>
+          <w:sz w:val="21"/>
         </w:rPr>
         <w:t>自然光：太阳、日光灯等普通光源发出的光，包含着在垂直于</w:t>
       </w:r>
       <w:r>
         <w:rPr>
-          <w:szCs w:val="21"/>
+          <w:rFonts w:ascii="Times New Roman" w:hAnsi="Times New Roman" w:eastAsia="宋体" w:cs="Times New Roman"/>
+          <w:szCs w:val="21"/>
+          <w:sz w:val="21"/>
           <w:bdr w:val="single" w:sz="8" w:space="0" w:color="auto"/>
         </w:rPr>
         <w:t>传播方向</w:t>
       </w:r>
       <w:r>
         <w:rPr>
-          <w:szCs w:val="21"/>
+          <w:rFonts w:ascii="Times New Roman" w:hAnsi="Times New Roman" w:eastAsia="宋体" w:cs="Times New Roman"/>
+          <w:szCs w:val="21"/>
+          <w:sz w:val="21"/>
         </w:rPr>
         <w:t>上沿一切方向振动的光，而且沿各个方向振动的光波的</w:t>
       </w:r>
       <w:r>
         <w:rPr>
-          <w:szCs w:val="21"/>
+          <w:rFonts w:ascii="Times New Roman" w:hAnsi="Times New Roman" w:eastAsia="宋体" w:cs="Times New Roman"/>
+          <w:szCs w:val="21"/>
+          <w:sz w:val="21"/>
           <w:bdr w:val="single" w:sz="8" w:space="0" w:color="auto"/>
         </w:rPr>
         <w:t>强度</w:t>
       </w:r>
       <w:r>
         <w:rPr>
-          <w:szCs w:val="21"/>
+          <w:rFonts w:ascii="Times New Roman" w:hAnsi="Times New Roman" w:eastAsia="宋体" w:cs="Times New Roman"/>
+          <w:szCs w:val="21"/>
+          <w:sz w:val="21"/>
         </w:rPr>
         <w:t>都</w:t>
       </w:r>
       <w:r>
         <w:rPr>
-          <w:szCs w:val="21"/>
+          <w:rFonts w:ascii="Times New Roman" w:hAnsi="Times New Roman" w:eastAsia="宋体" w:cs="Times New Roman"/>
+          <w:szCs w:val="21"/>
+          <w:sz w:val="21"/>
           <w:bdr w:val="single" w:sz="8" w:space="0" w:color="auto"/>
         </w:rPr>
         <w:t>相同</w:t>
       </w:r>
       <w:r>
         <w:rPr>
-          <w:szCs w:val="21"/>
+          <w:rFonts w:ascii="Times New Roman" w:hAnsi="Times New Roman" w:eastAsia="宋体" w:cs="Times New Roman"/>
+          <w:szCs w:val="21"/>
+          <w:sz w:val="21"/>
         </w:rPr>
         <w:t>，这种光是</w:t>
       </w:r>
       <w:r>
         <w:rPr>
-          <w:szCs w:val="21"/>
+          <w:rFonts w:ascii="Times New Roman" w:hAnsi="Times New Roman" w:eastAsia="宋体" w:cs="Times New Roman"/>
+          <w:szCs w:val="21"/>
+          <w:sz w:val="21"/>
         </w:rPr>
         <w:t>“</w:t>
       </w:r>
       <w:r>
         <w:rPr>
-          <w:szCs w:val="21"/>
+          <w:rFonts w:ascii="Times New Roman" w:hAnsi="Times New Roman" w:eastAsia="宋体" w:cs="Times New Roman"/>
+          <w:szCs w:val="21"/>
+          <w:sz w:val="21"/>
         </w:rPr>
         <w:t>自然光</w:t>
       </w:r>
       <w:r>
         <w:rPr>
-          <w:szCs w:val="21"/>
+          <w:rFonts w:ascii="Times New Roman" w:hAnsi="Times New Roman" w:eastAsia="宋体" w:cs="Times New Roman"/>
+          <w:szCs w:val="21"/>
+          <w:sz w:val="21"/>
         </w:rPr>
         <w:t>”</w:t>
       </w:r>
       <w:r>
         <w:rPr>
-          <w:szCs w:val="21"/>
+          <w:rFonts w:ascii="Times New Roman" w:hAnsi="Times New Roman" w:eastAsia="宋体" w:cs="Times New Roman"/>
+          <w:szCs w:val="21"/>
+          <w:sz w:val="21"/>
         </w:rPr>
         <w:t>。</w:t>
       </w:r>
@@ -4793,39 +5850,51 @@
       </w:pPr>
       <w:r>
         <w:rPr>
-          <w:szCs w:val="21"/>
+          <w:rFonts w:ascii="Times New Roman" w:hAnsi="Times New Roman" w:eastAsia="宋体" w:cs="Times New Roman"/>
+          <w:szCs w:val="21"/>
+          <w:sz w:val="21"/>
         </w:rPr>
         <w:t>②</w:t>
       </w:r>
       <w:r>
         <w:rPr>
-          <w:szCs w:val="21"/>
+          <w:rFonts w:ascii="Times New Roman" w:hAnsi="Times New Roman" w:eastAsia="宋体" w:cs="Times New Roman"/>
+          <w:szCs w:val="21"/>
+          <w:sz w:val="21"/>
         </w:rPr>
         <w:t>偏振光：在垂直于</w:t>
       </w:r>
       <w:r>
         <w:rPr>
-          <w:szCs w:val="21"/>
+          <w:rFonts w:ascii="Times New Roman" w:hAnsi="Times New Roman" w:eastAsia="宋体" w:cs="Times New Roman"/>
+          <w:szCs w:val="21"/>
+          <w:sz w:val="21"/>
           <w:bdr w:val="single" w:sz="8" w:space="0" w:color="auto"/>
         </w:rPr>
         <w:t>传播方向</w:t>
       </w:r>
       <w:r>
         <w:rPr>
-          <w:szCs w:val="21"/>
+          <w:rFonts w:ascii="Times New Roman" w:hAnsi="Times New Roman" w:eastAsia="宋体" w:cs="Times New Roman"/>
+          <w:szCs w:val="21"/>
+          <w:sz w:val="21"/>
         </w:rPr>
         <w:t>的平面上，沿着</w:t>
       </w:r>
       <w:r>
         <w:rPr>
-          <w:szCs w:val="21"/>
+          <w:rFonts w:ascii="Times New Roman" w:hAnsi="Times New Roman" w:eastAsia="宋体" w:cs="Times New Roman"/>
+          <w:szCs w:val="21"/>
+          <w:sz w:val="21"/>
           <w:bdr w:val="single" w:sz="8" w:space="0" w:color="auto"/>
         </w:rPr>
         <w:t>某个特定</w:t>
       </w:r>
       <w:r>
         <w:rPr>
-          <w:szCs w:val="21"/>
+          <w:rFonts w:ascii="Times New Roman" w:hAnsi="Times New Roman" w:eastAsia="宋体" w:cs="Times New Roman"/>
+          <w:szCs w:val="21"/>
+          <w:sz w:val="21"/>
         </w:rPr>
         <w:t>的方向振动，这种光叫作偏振光。</w:t>
       </w:r>
@@ -4838,32 +5907,42 @@
       </w:pPr>
       <w:r>
         <w:rPr>
-          <w:szCs w:val="21"/>
+          <w:rFonts w:ascii="Times New Roman" w:hAnsi="Times New Roman" w:eastAsia="宋体" w:cs="Times New Roman"/>
+          <w:szCs w:val="21"/>
+          <w:sz w:val="21"/>
         </w:rPr>
         <w:t>（</w:t>
       </w:r>
       <w:r>
         <w:rPr>
-          <w:szCs w:val="21"/>
+          <w:rFonts w:ascii="Times New Roman" w:hAnsi="Times New Roman" w:eastAsia="宋体" w:cs="Times New Roman"/>
+          <w:szCs w:val="21"/>
+          <w:sz w:val="21"/>
         </w:rPr>
         <w:t>3</w:t>
       </w:r>
       <w:r>
         <w:rPr>
-          <w:szCs w:val="21"/>
+          <w:rFonts w:ascii="Times New Roman" w:hAnsi="Times New Roman" w:eastAsia="宋体" w:cs="Times New Roman"/>
+          <w:szCs w:val="21"/>
+          <w:sz w:val="21"/>
         </w:rPr>
         <w:t>）光的偏振现象说明光是一种</w:t>
       </w:r>
       <w:r>
         <w:rPr>
-          <w:szCs w:val="21"/>
+          <w:rFonts w:ascii="Times New Roman" w:hAnsi="Times New Roman" w:eastAsia="宋体" w:cs="Times New Roman"/>
+          <w:szCs w:val="21"/>
+          <w:sz w:val="21"/>
           <w:bdr w:val="single" w:sz="8" w:space="0" w:color="auto"/>
         </w:rPr>
         <w:t>横</w:t>
       </w:r>
       <w:r>
         <w:rPr>
-          <w:szCs w:val="21"/>
+          <w:rFonts w:ascii="Times New Roman" w:hAnsi="Times New Roman" w:eastAsia="宋体" w:cs="Times New Roman"/>
+          <w:szCs w:val="21"/>
+          <w:sz w:val="21"/>
         </w:rPr>
         <w:t>波。</w:t>
       </w:r>
@@ -4875,22 +5954,28 @@
       </w:pPr>
       <w:r>
         <w:rPr>
-          <w:b/>
-          <w:szCs w:val="21"/>
+          <w:rFonts w:ascii="Times New Roman" w:hAnsi="Times New Roman" w:eastAsia="宋体" w:cs="Times New Roman"/>
+          <w:b/>
+          <w:szCs w:val="21"/>
+          <w:sz w:val="21"/>
         </w:rPr>
         <w:t>【难度】</w:t>
       </w:r>
       <w:r>
         <w:rPr>
-          <w:b/>
-          <w:szCs w:val="21"/>
+          <w:rFonts w:ascii="Times New Roman" w:hAnsi="Times New Roman" w:eastAsia="宋体" w:cs="Times New Roman"/>
+          <w:b/>
+          <w:szCs w:val="21"/>
+          <w:sz w:val="21"/>
         </w:rPr>
         <w:t>0.85</w:t>
       </w:r>
       <w:r>
         <w:rPr>
-          <w:b/>
-          <w:szCs w:val="21"/>
+          <w:rFonts w:ascii="Times New Roman" w:hAnsi="Times New Roman" w:eastAsia="宋体" w:cs="Times New Roman"/>
+          <w:b/>
+          <w:szCs w:val="21"/>
+          <w:sz w:val="21"/>
         </w:rPr>
         <w:t xml:space="preserve">　【知识点】偏振现象及其解释</w:t>
       </w:r>
@@ -4909,15 +5994,19 @@
       </w:pPr>
       <w:r>
         <w:rPr>
-          <w:b/>
-          <w:szCs w:val="21"/>
+          <w:rFonts w:ascii="Times New Roman" w:hAnsi="Times New Roman" w:eastAsia="宋体" w:cs="Times New Roman"/>
+          <w:b/>
+          <w:szCs w:val="21"/>
+          <w:sz w:val="21"/>
         </w:rPr>
         <w:t>25</w:t>
       </w:r>
       <w:r>
         <w:rPr>
-          <w:b/>
-          <w:szCs w:val="21"/>
+          <w:rFonts w:ascii="Times New Roman" w:hAnsi="Times New Roman" w:eastAsia="宋体" w:cs="Times New Roman"/>
+          <w:b/>
+          <w:szCs w:val="21"/>
+          <w:sz w:val="21"/>
         </w:rPr>
         <w:t>．激光的产生</w:t>
       </w:r>
@@ -4930,127 +6019,167 @@
       </w:pPr>
       <w:r>
         <w:rPr>
-          <w:szCs w:val="21"/>
+          <w:rFonts w:ascii="Times New Roman" w:hAnsi="Times New Roman" w:eastAsia="宋体" w:cs="Times New Roman"/>
+          <w:szCs w:val="21"/>
+          <w:sz w:val="21"/>
         </w:rPr>
         <w:t>激光是一种</w:t>
       </w:r>
       <w:r>
         <w:rPr>
-          <w:szCs w:val="21"/>
+          <w:rFonts w:ascii="Times New Roman" w:hAnsi="Times New Roman" w:eastAsia="宋体" w:cs="Times New Roman"/>
+          <w:szCs w:val="21"/>
+          <w:sz w:val="21"/>
           <w:bdr w:val="single" w:sz="8" w:space="0" w:color="auto"/>
         </w:rPr>
         <w:t>频率</w:t>
       </w:r>
       <w:r>
         <w:rPr>
-          <w:szCs w:val="21"/>
+          <w:rFonts w:ascii="Times New Roman" w:hAnsi="Times New Roman" w:eastAsia="宋体" w:cs="Times New Roman"/>
+          <w:szCs w:val="21"/>
+          <w:sz w:val="21"/>
         </w:rPr>
         <w:t>相同、</w:t>
       </w:r>
       <w:r>
         <w:rPr>
-          <w:szCs w:val="21"/>
+          <w:rFonts w:ascii="Times New Roman" w:hAnsi="Times New Roman" w:eastAsia="宋体" w:cs="Times New Roman"/>
+          <w:szCs w:val="21"/>
+          <w:sz w:val="21"/>
           <w:bdr w:val="single" w:sz="8" w:space="0" w:color="auto"/>
         </w:rPr>
         <w:t>相位差</w:t>
       </w:r>
       <w:r>
         <w:rPr>
-          <w:szCs w:val="21"/>
+          <w:rFonts w:ascii="Times New Roman" w:hAnsi="Times New Roman" w:eastAsia="宋体" w:cs="Times New Roman"/>
+          <w:szCs w:val="21"/>
+          <w:sz w:val="21"/>
         </w:rPr>
         <w:t>恒定、</w:t>
       </w:r>
       <w:r>
         <w:rPr>
-          <w:szCs w:val="21"/>
+          <w:rFonts w:ascii="Times New Roman" w:hAnsi="Times New Roman" w:eastAsia="宋体" w:cs="Times New Roman"/>
+          <w:szCs w:val="21"/>
+          <w:sz w:val="21"/>
           <w:bdr w:val="single" w:sz="8" w:space="0" w:color="auto"/>
         </w:rPr>
         <w:t>振动方</w:t>
       </w:r>
       <w:r>
         <w:rPr>
-          <w:szCs w:val="21"/>
+          <w:rFonts w:ascii="Times New Roman" w:hAnsi="Times New Roman" w:eastAsia="宋体" w:cs="Times New Roman"/>
+          <w:szCs w:val="21"/>
+          <w:sz w:val="21"/>
           <w:bdr w:val="single" w:sz="8" w:space="0" w:color="auto"/>
         </w:rPr>
         <w:t>向</w:t>
       </w:r>
       <w:r>
         <w:rPr>
-          <w:szCs w:val="21"/>
+          <w:rFonts w:ascii="Times New Roman" w:hAnsi="Times New Roman" w:eastAsia="宋体" w:cs="Times New Roman"/>
+          <w:szCs w:val="21"/>
+          <w:sz w:val="21"/>
         </w:rPr>
         <w:t>一致的</w:t>
       </w:r>
       <w:r>
         <w:rPr>
-          <w:szCs w:val="21"/>
+          <w:rFonts w:ascii="Times New Roman" w:hAnsi="Times New Roman" w:eastAsia="宋体" w:cs="Times New Roman"/>
+          <w:szCs w:val="21"/>
+          <w:sz w:val="21"/>
           <w:bdr w:val="single" w:sz="8" w:space="0" w:color="auto"/>
         </w:rPr>
         <w:t>人造</w:t>
       </w:r>
       <w:r>
         <w:rPr>
-          <w:szCs w:val="21"/>
+          <w:rFonts w:ascii="Times New Roman" w:hAnsi="Times New Roman" w:eastAsia="宋体" w:cs="Times New Roman"/>
+          <w:szCs w:val="21"/>
+          <w:sz w:val="21"/>
         </w:rPr>
         <w:t>（选填</w:t>
       </w:r>
       <w:r>
         <w:rPr>
-          <w:szCs w:val="21"/>
+          <w:rFonts w:ascii="Times New Roman" w:hAnsi="Times New Roman" w:eastAsia="宋体" w:cs="Times New Roman"/>
+          <w:szCs w:val="21"/>
+          <w:sz w:val="21"/>
         </w:rPr>
         <w:t>“</w:t>
       </w:r>
       <w:r>
         <w:rPr>
-          <w:szCs w:val="21"/>
+          <w:rFonts w:ascii="Times New Roman" w:hAnsi="Times New Roman" w:eastAsia="宋体" w:cs="Times New Roman"/>
+          <w:szCs w:val="21"/>
+          <w:sz w:val="21"/>
         </w:rPr>
         <w:t>人造</w:t>
       </w:r>
       <w:r>
         <w:rPr>
-          <w:szCs w:val="21"/>
+          <w:rFonts w:ascii="Times New Roman" w:hAnsi="Times New Roman" w:eastAsia="宋体" w:cs="Times New Roman"/>
+          <w:szCs w:val="21"/>
+          <w:sz w:val="21"/>
         </w:rPr>
         <w:t>”</w:t>
       </w:r>
       <w:r>
         <w:rPr>
-          <w:szCs w:val="21"/>
+          <w:rFonts w:ascii="Times New Roman" w:hAnsi="Times New Roman" w:eastAsia="宋体" w:cs="Times New Roman"/>
+          <w:szCs w:val="21"/>
+          <w:sz w:val="21"/>
         </w:rPr>
         <w:t>或</w:t>
       </w:r>
       <w:r>
         <w:rPr>
-          <w:szCs w:val="21"/>
+          <w:rFonts w:ascii="Times New Roman" w:hAnsi="Times New Roman" w:eastAsia="宋体" w:cs="Times New Roman"/>
+          <w:szCs w:val="21"/>
+          <w:sz w:val="21"/>
         </w:rPr>
         <w:t>“</w:t>
       </w:r>
       <w:r>
         <w:rPr>
-          <w:szCs w:val="21"/>
+          <w:rFonts w:ascii="Times New Roman" w:hAnsi="Times New Roman" w:eastAsia="宋体" w:cs="Times New Roman"/>
+          <w:szCs w:val="21"/>
+          <w:sz w:val="21"/>
         </w:rPr>
         <w:t>自然</w:t>
       </w:r>
       <w:r>
         <w:rPr>
-          <w:szCs w:val="21"/>
+          <w:rFonts w:ascii="Times New Roman" w:hAnsi="Times New Roman" w:eastAsia="宋体" w:cs="Times New Roman"/>
+          <w:szCs w:val="21"/>
+          <w:sz w:val="21"/>
         </w:rPr>
         <w:t>”</w:t>
       </w:r>
       <w:r>
         <w:rPr>
-          <w:szCs w:val="21"/>
+          <w:rFonts w:ascii="Times New Roman" w:hAnsi="Times New Roman" w:eastAsia="宋体" w:cs="Times New Roman"/>
+          <w:szCs w:val="21"/>
+          <w:sz w:val="21"/>
         </w:rPr>
         <w:t>）光波，具有高度的</w:t>
       </w:r>
       <w:r>
         <w:rPr>
-          <w:szCs w:val="21"/>
+          <w:rFonts w:ascii="Times New Roman" w:hAnsi="Times New Roman" w:eastAsia="宋体" w:cs="Times New Roman"/>
+          <w:szCs w:val="21"/>
+          <w:sz w:val="21"/>
           <w:bdr w:val="single" w:sz="8" w:space="0" w:color="auto"/>
         </w:rPr>
         <w:t>相干性</w:t>
       </w:r>
       <w:r>
         <w:rPr>
-          <w:szCs w:val="21"/>
+          <w:rFonts w:ascii="Times New Roman" w:hAnsi="Times New Roman" w:eastAsia="宋体" w:cs="Times New Roman"/>
+          <w:szCs w:val="21"/>
+          <w:sz w:val="21"/>
         </w:rPr>
         <w:t>。</w:t>
       </w:r>
@@ -5062,22 +6191,28 @@
       </w:pPr>
       <w:r>
         <w:rPr>
-          <w:b/>
-          <w:szCs w:val="21"/>
+          <w:rFonts w:ascii="Times New Roman" w:hAnsi="Times New Roman" w:eastAsia="宋体" w:cs="Times New Roman"/>
+          <w:b/>
+          <w:szCs w:val="21"/>
+          <w:sz w:val="21"/>
         </w:rPr>
         <w:t>【难度】</w:t>
       </w:r>
       <w:r>
         <w:rPr>
-          <w:b/>
-          <w:szCs w:val="21"/>
+          <w:rFonts w:ascii="Times New Roman" w:hAnsi="Times New Roman" w:eastAsia="宋体" w:cs="Times New Roman"/>
+          <w:b/>
+          <w:szCs w:val="21"/>
+          <w:sz w:val="21"/>
         </w:rPr>
         <w:t>0.85</w:t>
       </w:r>
       <w:r>
         <w:rPr>
-          <w:b/>
-          <w:szCs w:val="21"/>
+          <w:rFonts w:ascii="Times New Roman" w:hAnsi="Times New Roman" w:eastAsia="宋体" w:cs="Times New Roman"/>
+          <w:b/>
+          <w:szCs w:val="21"/>
+          <w:sz w:val="21"/>
         </w:rPr>
         <w:t xml:space="preserve">　【知识点】激光</w:t>
       </w:r>
@@ -5096,15 +6231,19 @@
       </w:pPr>
       <w:r>
         <w:rPr>
-          <w:b/>
-          <w:szCs w:val="21"/>
+          <w:rFonts w:ascii="Times New Roman" w:hAnsi="Times New Roman" w:eastAsia="宋体" w:cs="Times New Roman"/>
+          <w:b/>
+          <w:szCs w:val="21"/>
+          <w:sz w:val="21"/>
         </w:rPr>
         <w:t>26</w:t>
       </w:r>
       <w:r>
         <w:rPr>
-          <w:b/>
-          <w:szCs w:val="21"/>
+          <w:rFonts w:ascii="Times New Roman" w:hAnsi="Times New Roman" w:eastAsia="宋体" w:cs="Times New Roman"/>
+          <w:b/>
+          <w:szCs w:val="21"/>
+          <w:sz w:val="21"/>
         </w:rPr>
         <w:t>．激光的特点及应用</w:t>
       </w:r>
@@ -5157,7 +6296,9 @@
             </w:pPr>
             <w:r>
               <w:rPr>
+                <w:rFonts w:ascii="Times New Roman" w:hAnsi="Times New Roman" w:eastAsia="宋体" w:cs="Times New Roman"/>
                 <w:szCs w:val="21"/>
+                <w:sz w:val="21"/>
               </w:rPr>
               <w:t>特点</w:t>
             </w:r>
@@ -5186,7 +6327,9 @@
             </w:pPr>
             <w:r>
               <w:rPr>
+                <w:rFonts w:ascii="Times New Roman" w:hAnsi="Times New Roman" w:eastAsia="宋体" w:cs="Times New Roman"/>
                 <w:szCs w:val="21"/>
+                <w:sz w:val="21"/>
               </w:rPr>
               <w:t>性质</w:t>
             </w:r>
@@ -5215,7 +6358,9 @@
             </w:pPr>
             <w:r>
               <w:rPr>
+                <w:rFonts w:ascii="Times New Roman" w:hAnsi="Times New Roman" w:eastAsia="宋体" w:cs="Times New Roman"/>
                 <w:szCs w:val="21"/>
+                <w:sz w:val="21"/>
               </w:rPr>
               <w:t>应用</w:t>
             </w:r>
@@ -5246,7 +6391,9 @@
             </w:pPr>
             <w:r>
               <w:rPr>
+                <w:rFonts w:ascii="Times New Roman" w:hAnsi="Times New Roman" w:eastAsia="宋体" w:cs="Times New Roman"/>
                 <w:szCs w:val="21"/>
+                <w:sz w:val="21"/>
               </w:rPr>
               <w:t>相干性高</w:t>
             </w:r>
@@ -5275,7 +6422,9 @@
             </w:pPr>
             <w:r>
               <w:rPr>
+                <w:rFonts w:ascii="Times New Roman" w:hAnsi="Times New Roman" w:eastAsia="宋体" w:cs="Times New Roman"/>
                 <w:szCs w:val="21"/>
+                <w:sz w:val="21"/>
               </w:rPr>
               <w:t>激光具有频率单一、相位差恒定、偏振方向相同的特点，是人工产生的相干光，具有高度的相干性</w:t>
             </w:r>
@@ -5304,7 +6453,9 @@
             </w:pPr>
             <w:r>
               <w:rPr>
+                <w:rFonts w:ascii="Times New Roman" w:hAnsi="Times New Roman" w:eastAsia="宋体" w:cs="Times New Roman"/>
                 <w:szCs w:val="21"/>
+                <w:sz w:val="21"/>
               </w:rPr>
               <w:t>单缝衍射和双缝干涉实验</w:t>
             </w:r>
@@ -5317,7 +6468,9 @@
             </w:pPr>
             <w:r>
               <w:rPr>
+                <w:rFonts w:ascii="Times New Roman" w:hAnsi="Times New Roman" w:eastAsia="宋体" w:cs="Times New Roman"/>
                 <w:szCs w:val="21"/>
+                <w:sz w:val="21"/>
               </w:rPr>
               <w:t>光纤通信</w:t>
             </w:r>
@@ -5330,7 +6483,9 @@
             </w:pPr>
             <w:r>
               <w:rPr>
+                <w:rFonts w:ascii="Times New Roman" w:hAnsi="Times New Roman" w:eastAsia="宋体" w:cs="Times New Roman"/>
                 <w:szCs w:val="21"/>
+                <w:sz w:val="21"/>
               </w:rPr>
               <w:t>全息照相</w:t>
             </w:r>
@@ -5361,7 +6516,9 @@
             </w:pPr>
             <w:r>
               <w:rPr>
+                <w:rFonts w:ascii="Times New Roman" w:hAnsi="Times New Roman" w:eastAsia="宋体" w:cs="Times New Roman"/>
                 <w:szCs w:val="21"/>
+                <w:sz w:val="21"/>
               </w:rPr>
               <w:t>平行度好</w:t>
             </w:r>
@@ -5390,7 +6547,9 @@
             </w:pPr>
             <w:r>
               <w:rPr>
+                <w:rFonts w:ascii="Times New Roman" w:hAnsi="Times New Roman" w:eastAsia="宋体" w:cs="Times New Roman"/>
                 <w:szCs w:val="21"/>
+                <w:sz w:val="21"/>
               </w:rPr>
               <w:t>激光的平行度非常好，传播很远的距离后仍能保持一定的强度</w:t>
             </w:r>
@@ -5419,7 +6578,9 @@
             </w:pPr>
             <w:r>
               <w:rPr>
+                <w:rFonts w:ascii="Times New Roman" w:hAnsi="Times New Roman" w:eastAsia="宋体" w:cs="Times New Roman"/>
                 <w:szCs w:val="21"/>
+                <w:sz w:val="21"/>
               </w:rPr>
               <w:t>精确的测距；提供目标指引；读取光盘上记录的信息等</w:t>
             </w:r>
@@ -5450,7 +6611,9 @@
             </w:pPr>
             <w:r>
               <w:rPr>
+                <w:rFonts w:ascii="Times New Roman" w:hAnsi="Times New Roman" w:eastAsia="宋体" w:cs="Times New Roman"/>
                 <w:szCs w:val="21"/>
+                <w:sz w:val="21"/>
               </w:rPr>
               <w:t>亮度高</w:t>
             </w:r>
@@ -5479,7 +6642,9 @@
             </w:pPr>
             <w:r>
               <w:rPr>
+                <w:rFonts w:ascii="Times New Roman" w:hAnsi="Times New Roman" w:eastAsia="宋体" w:cs="Times New Roman"/>
                 <w:szCs w:val="21"/>
+                <w:sz w:val="21"/>
               </w:rPr>
               <w:t>它可以在很小的空间和很短的时间内集中很大的能量</w:t>
             </w:r>
@@ -5508,25 +6673,33 @@
             </w:pPr>
             <w:r>
               <w:rPr>
+                <w:rFonts w:ascii="Times New Roman" w:hAnsi="Times New Roman" w:eastAsia="宋体" w:cs="Times New Roman"/>
                 <w:szCs w:val="21"/>
+                <w:sz w:val="21"/>
               </w:rPr>
               <w:t>用激光束切割、焊接；医学上可以用激光做</w:t>
             </w:r>
             <w:r>
               <w:rPr>
+                <w:rFonts w:ascii="Times New Roman" w:hAnsi="Times New Roman" w:eastAsia="宋体" w:cs="Times New Roman"/>
                 <w:szCs w:val="21"/>
+                <w:sz w:val="21"/>
               </w:rPr>
               <w:t>“</w:t>
             </w:r>
             <w:r>
               <w:rPr>
+                <w:rFonts w:ascii="Times New Roman" w:hAnsi="Times New Roman" w:eastAsia="宋体" w:cs="Times New Roman"/>
                 <w:szCs w:val="21"/>
+                <w:sz w:val="21"/>
               </w:rPr>
               <w:t>光刀</w:t>
             </w:r>
             <w:r>
               <w:rPr>
+                <w:rFonts w:ascii="Times New Roman" w:hAnsi="Times New Roman" w:eastAsia="宋体" w:cs="Times New Roman"/>
                 <w:szCs w:val="21"/>
+                <w:sz w:val="21"/>
               </w:rPr>
               <w:t>”</w:t>
             </w:r>
@@ -5541,8 +6714,10 @@
       </w:pPr>
       <w:r>
         <w:rPr>
-          <w:b/>
-          <w:szCs w:val="21"/>
+          <w:rFonts w:ascii="Times New Roman" w:hAnsi="Times New Roman" w:eastAsia="宋体" w:cs="Times New Roman"/>
+          <w:b/>
+          <w:szCs w:val="21"/>
+          <w:sz w:val="21"/>
         </w:rPr>
         <w:t xml:space="preserve">　【知识点】激光的特点与应用</w:t>
       </w:r>
@@ -5667,7 +6842,7 @@
         <w:rFonts w:ascii="Times New Roman" w:eastAsia="宋体" w:hAnsi="Times New Roman" w:cs="Times New Roman"/>
         <w:kern w:val="2"/>
         <w:sz w:val="21"/>
-        <w:szCs w:val="22"/>
+        <w:szCs w:val="21"/>
         <w:lang w:val="en-US" w:eastAsia="zh-CN" w:bidi="ar-SA"/>
       </w:rPr>
     </w:rPrDefault>

--- a/高中物理/高中物理同步/人教版选必1 第4章 光·知识清单（完成）.docx
+++ b/高中物理/高中物理同步/人教版选必1 第4章 光·知识清单（完成）.docx
@@ -5,7 +5,7 @@
     <w:p>
       <w:pPr>
         <w:snapToGrid w:val="0"/>
-        <w:spacing w:line="300" w:lineRule="auto"/>
+        <w:spacing w:line="300" w:lineRule="auto" w:before="0" w:after="0"/>
         <w:jc w:val="left"/>
       </w:pPr>
       <w:r>
@@ -91,7 +91,7 @@
     <w:p>
       <w:pPr>
         <w:snapToGrid w:val="0"/>
-        <w:spacing w:line="300" w:lineRule="auto"/>
+        <w:spacing w:line="300" w:lineRule="auto" w:before="0" w:after="0"/>
         <w:jc w:val="left"/>
       </w:pPr>
       <w:r>
@@ -142,7 +142,7 @@
     <w:p>
       <w:pPr>
         <w:snapToGrid w:val="0"/>
-        <w:spacing w:line="300" w:lineRule="auto"/>
+        <w:spacing w:line="300" w:lineRule="auto" w:before="0" w:after="0"/>
         <w:jc w:val="left"/>
       </w:pPr>
       <w:r>
@@ -193,7 +193,7 @@
     </w:p>
     <w:p>
       <w:pPr>
-        <w:spacing w:line="300" w:lineRule="auto"/>
+        <w:spacing w:line="300" w:lineRule="auto" w:before="0" w:after="0"/>
         <w:jc w:val="left"/>
       </w:pPr>
       <w:r>
@@ -218,7 +218,7 @@
     <w:p>
       <w:pPr>
         <w:snapToGrid w:val="0"/>
-        <w:spacing w:line="300" w:lineRule="auto"/>
+        <w:spacing w:line="300" w:lineRule="auto" w:before="0" w:after="0"/>
         <w:jc w:val="left"/>
       </w:pPr>
       <w:r>
@@ -243,7 +243,7 @@
     <w:p>
       <w:pPr>
         <w:snapToGrid w:val="0"/>
-        <w:spacing w:line="300" w:lineRule="auto"/>
+        <w:spacing w:line="300" w:lineRule="auto" w:before="0" w:after="0"/>
         <w:jc w:val="left"/>
       </w:pPr>
       <w:r>
@@ -356,7 +356,7 @@
     <w:p>
       <w:pPr>
         <w:snapToGrid w:val="0"/>
-        <w:spacing w:line="300" w:lineRule="auto"/>
+        <w:spacing w:line="300" w:lineRule="auto" w:before="0" w:after="0"/>
         <w:jc w:val="left"/>
       </w:pPr>
       <w:r>
@@ -437,7 +437,7 @@
     </w:p>
     <w:p>
       <w:pPr>
-        <w:spacing w:line="300" w:lineRule="auto"/>
+        <w:spacing w:line="300" w:lineRule="auto" w:before="0" w:after="0"/>
         <w:jc w:val="left"/>
       </w:pPr>
       <w:r>
@@ -470,14 +470,14 @@
     </w:p>
     <w:p>
       <w:pPr>
-        <w:spacing w:line="300" w:lineRule="auto"/>
+        <w:spacing w:line="300" w:lineRule="auto" w:before="0" w:after="0"/>
         <w:jc w:val="left"/>
       </w:pPr>
     </w:p>
     <w:p>
       <w:pPr>
         <w:snapToGrid w:val="0"/>
-        <w:spacing w:line="300" w:lineRule="auto"/>
+        <w:spacing w:line="300" w:lineRule="auto" w:before="0" w:after="0"/>
         <w:jc w:val="left"/>
       </w:pPr>
       <w:r>
@@ -502,7 +502,7 @@
     <w:p>
       <w:pPr>
         <w:snapToGrid w:val="0"/>
-        <w:spacing w:line="300" w:lineRule="auto"/>
+        <w:spacing w:line="300" w:lineRule="auto" w:before="0" w:after="0"/>
         <w:jc w:val="left"/>
       </w:pPr>
       <w:r>
@@ -590,7 +590,7 @@
     <w:p>
       <w:pPr>
         <w:snapToGrid w:val="0"/>
-        <w:spacing w:line="300" w:lineRule="auto"/>
+        <w:spacing w:line="300" w:lineRule="auto" w:before="0" w:after="0"/>
         <w:jc w:val="left"/>
       </w:pPr>
       <w:r>
@@ -909,7 +909,7 @@
     <w:p>
       <w:pPr>
         <w:snapToGrid w:val="0"/>
-        <w:spacing w:line="300" w:lineRule="auto"/>
+        <w:spacing w:line="300" w:lineRule="auto" w:before="0" w:after="0"/>
         <w:jc w:val="left"/>
       </w:pPr>
       <w:r>
@@ -948,7 +948,7 @@
     </w:p>
     <w:p>
       <w:pPr>
-        <w:spacing w:line="300" w:lineRule="auto"/>
+        <w:spacing w:line="300" w:lineRule="auto" w:before="0" w:after="0"/>
         <w:jc w:val="left"/>
       </w:pPr>
       <w:r>
@@ -981,14 +981,14 @@
     </w:p>
     <w:p>
       <w:pPr>
-        <w:spacing w:line="300" w:lineRule="auto"/>
+        <w:spacing w:line="300" w:lineRule="auto" w:before="0" w:after="0"/>
         <w:jc w:val="left"/>
       </w:pPr>
     </w:p>
     <w:p>
       <w:pPr>
         <w:snapToGrid w:val="0"/>
-        <w:spacing w:line="300" w:lineRule="auto"/>
+        <w:spacing w:line="300" w:lineRule="auto" w:before="0" w:after="0"/>
         <w:jc w:val="left"/>
       </w:pPr>
       <w:r>
@@ -1013,7 +1013,7 @@
     <w:p>
       <w:pPr>
         <w:snapToGrid w:val="0"/>
-        <w:spacing w:line="300" w:lineRule="auto"/>
+        <w:spacing w:line="300" w:lineRule="auto" w:before="0" w:after="0"/>
         <w:jc w:val="left"/>
       </w:pPr>
       <w:r>
@@ -1169,7 +1169,7 @@
     </w:p>
     <w:p>
       <w:pPr>
-        <w:spacing w:line="300" w:lineRule="auto"/>
+        <w:spacing w:line="300" w:lineRule="auto" w:before="0" w:after="0"/>
         <w:jc w:val="left"/>
       </w:pPr>
       <w:r>
@@ -1202,14 +1202,14 @@
     </w:p>
     <w:p>
       <w:pPr>
-        <w:spacing w:line="300" w:lineRule="auto"/>
+        <w:spacing w:line="300" w:lineRule="auto" w:before="0" w:after="0"/>
         <w:jc w:val="left"/>
       </w:pPr>
     </w:p>
     <w:p>
       <w:pPr>
         <w:snapToGrid w:val="0"/>
-        <w:spacing w:line="300" w:lineRule="auto"/>
+        <w:spacing w:line="300" w:lineRule="auto" w:before="0" w:after="0"/>
         <w:jc w:val="left"/>
       </w:pPr>
       <w:r>
@@ -1234,7 +1234,7 @@
     <w:p>
       <w:pPr>
         <w:snapToGrid w:val="0"/>
-        <w:spacing w:line="300" w:lineRule="auto"/>
+        <w:spacing w:line="300" w:lineRule="auto" w:before="0" w:after="0"/>
         <w:jc w:val="left"/>
       </w:pPr>
       <w:r>
@@ -1358,7 +1358,7 @@
     </w:p>
     <w:p>
       <w:pPr>
-        <w:spacing w:line="300" w:lineRule="auto"/>
+        <w:spacing w:line="300" w:lineRule="auto" w:before="0" w:after="0"/>
         <w:jc w:val="left"/>
       </w:pPr>
       <w:r>
@@ -1391,7 +1391,7 @@
     </w:p>
     <w:p>
       <w:pPr>
-        <w:spacing w:line="300" w:lineRule="auto"/>
+        <w:spacing w:line="300" w:lineRule="auto" w:before="0" w:after="0"/>
         <w:jc w:val="left"/>
       </w:pPr>
       <w:r>
@@ -1416,7 +1416,7 @@
     <w:p>
       <w:pPr>
         <w:snapToGrid w:val="0"/>
-        <w:spacing w:line="300" w:lineRule="auto"/>
+        <w:spacing w:line="300" w:lineRule="auto" w:before="0" w:after="0"/>
         <w:jc w:val="left"/>
       </w:pPr>
       <w:r>
@@ -1441,7 +1441,7 @@
     <w:p>
       <w:pPr>
         <w:snapToGrid w:val="0"/>
-        <w:spacing w:line="300" w:lineRule="auto"/>
+        <w:spacing w:line="300" w:lineRule="auto" w:before="0" w:after="0"/>
         <w:jc w:val="left"/>
       </w:pPr>
       <w:r>
@@ -1553,7 +1553,7 @@
     <w:p>
       <w:pPr>
         <w:snapToGrid w:val="0"/>
-        <w:spacing w:line="300" w:lineRule="auto"/>
+        <w:spacing w:line="300" w:lineRule="auto" w:before="0" w:after="0"/>
         <w:jc w:val="left"/>
       </w:pPr>
       <w:r>
@@ -1665,7 +1665,7 @@
     <w:p>
       <w:pPr>
         <w:snapToGrid w:val="0"/>
-        <w:spacing w:line="300" w:lineRule="auto"/>
+        <w:spacing w:line="300" w:lineRule="auto" w:before="0" w:after="0"/>
         <w:jc w:val="left"/>
       </w:pPr>
       <w:r>
@@ -1776,7 +1776,7 @@
     </w:p>
     <w:p>
       <w:pPr>
-        <w:spacing w:line="300" w:lineRule="auto"/>
+        <w:spacing w:line="300" w:lineRule="auto" w:before="0" w:after="0"/>
         <w:jc w:val="left"/>
       </w:pPr>
       <w:r>
@@ -1809,14 +1809,14 @@
     </w:p>
     <w:p>
       <w:pPr>
-        <w:spacing w:line="300" w:lineRule="auto"/>
+        <w:spacing w:line="300" w:lineRule="auto" w:before="0" w:after="0"/>
         <w:jc w:val="left"/>
       </w:pPr>
     </w:p>
     <w:p>
       <w:pPr>
         <w:snapToGrid w:val="0"/>
-        <w:spacing w:line="300" w:lineRule="auto"/>
+        <w:spacing w:line="300" w:lineRule="auto" w:before="0" w:after="0"/>
         <w:jc w:val="left"/>
       </w:pPr>
       <w:r>
@@ -1841,7 +1841,7 @@
     <w:p>
       <w:pPr>
         <w:snapToGrid w:val="0"/>
-        <w:spacing w:line="300" w:lineRule="auto"/>
+        <w:spacing w:line="300" w:lineRule="auto" w:before="0" w:after="0"/>
         <w:jc w:val="left"/>
       </w:pPr>
       <w:r>
@@ -1948,7 +1948,7 @@
     <w:p>
       <w:pPr>
         <w:snapToGrid w:val="0"/>
-        <w:spacing w:line="300" w:lineRule="auto"/>
+        <w:spacing w:line="300" w:lineRule="auto" w:before="0" w:after="0"/>
         <w:jc w:val="left"/>
       </w:pPr>
       <w:r>
@@ -2150,7 +2150,7 @@
     <w:p>
       <w:pPr>
         <w:snapToGrid w:val="0"/>
-        <w:spacing w:line="300" w:lineRule="auto"/>
+        <w:spacing w:line="300" w:lineRule="auto" w:before="0" w:after="0"/>
         <w:jc w:val="left"/>
       </w:pPr>
       <w:r>
@@ -2263,7 +2263,7 @@
     </w:p>
     <w:p>
       <w:pPr>
-        <w:spacing w:line="300" w:lineRule="auto"/>
+        <w:spacing w:line="300" w:lineRule="auto" w:before="0" w:after="0"/>
         <w:jc w:val="left"/>
       </w:pPr>
       <w:r>
@@ -2296,13 +2296,13 @@
     </w:p>
     <w:p>
       <w:pPr>
-        <w:spacing w:line="300" w:lineRule="auto"/>
-        <w:jc w:val="left"/>
-      </w:pPr>
-    </w:p>
-    <w:p>
-      <w:pPr>
-        <w:spacing w:line="300" w:lineRule="auto"/>
+        <w:spacing w:line="300" w:lineRule="auto" w:before="0" w:after="0"/>
+        <w:jc w:val="left"/>
+      </w:pPr>
+    </w:p>
+    <w:p>
+      <w:pPr>
+        <w:spacing w:line="300" w:lineRule="auto" w:before="0" w:after="0"/>
         <w:jc w:val="left"/>
       </w:pPr>
       <w:r>
@@ -2336,7 +2336,7 @@
     <w:p>
       <w:pPr>
         <w:snapToGrid w:val="0"/>
-        <w:spacing w:line="300" w:lineRule="auto"/>
+        <w:spacing w:line="300" w:lineRule="auto" w:before="0" w:after="0"/>
         <w:jc w:val="left"/>
       </w:pPr>
       <w:r>
@@ -2367,7 +2367,7 @@
     </w:p>
     <w:p>
       <w:pPr>
-        <w:spacing w:line="300" w:lineRule="auto"/>
+        <w:spacing w:line="300" w:lineRule="auto" w:before="0" w:after="0"/>
         <w:jc w:val="left"/>
       </w:pPr>
       <w:r>
@@ -2401,13 +2401,13 @@
     </w:p>
     <w:p>
       <w:pPr>
-        <w:spacing w:line="300" w:lineRule="auto"/>
-        <w:jc w:val="left"/>
-      </w:pPr>
-    </w:p>
-    <w:p>
-      <w:pPr>
-        <w:spacing w:line="300" w:lineRule="auto"/>
+        <w:spacing w:line="300" w:lineRule="auto" w:before="0" w:after="0"/>
+        <w:jc w:val="left"/>
+      </w:pPr>
+    </w:p>
+    <w:p>
+      <w:pPr>
+        <w:spacing w:line="300" w:lineRule="auto" w:before="0" w:after="0"/>
         <w:jc w:val="left"/>
       </w:pPr>
       <w:r>
@@ -2432,7 +2432,7 @@
     <w:p>
       <w:pPr>
         <w:snapToGrid w:val="0"/>
-        <w:spacing w:line="300" w:lineRule="auto"/>
+        <w:spacing w:line="300" w:lineRule="auto" w:before="0" w:after="0"/>
         <w:jc w:val="left"/>
       </w:pPr>
       <w:r>
@@ -2553,7 +2553,7 @@
     </w:p>
     <w:p>
       <w:pPr>
-        <w:spacing w:line="300" w:lineRule="auto"/>
+        <w:spacing w:line="300" w:lineRule="auto" w:before="0" w:after="0"/>
         <w:jc w:val="left"/>
       </w:pPr>
       <w:r>
@@ -2586,13 +2586,13 @@
     </w:p>
     <w:p>
       <w:pPr>
-        <w:spacing w:line="300" w:lineRule="auto"/>
-        <w:jc w:val="left"/>
-      </w:pPr>
-    </w:p>
-    <w:p>
-      <w:pPr>
-        <w:spacing w:line="300" w:lineRule="auto"/>
+        <w:spacing w:line="300" w:lineRule="auto" w:before="0" w:after="0"/>
+        <w:jc w:val="left"/>
+      </w:pPr>
+    </w:p>
+    <w:p>
+      <w:pPr>
+        <w:spacing w:line="300" w:lineRule="auto" w:before="0" w:after="0"/>
         <w:jc w:val="left"/>
       </w:pPr>
       <w:r>
@@ -2617,7 +2617,7 @@
     <w:p>
       <w:pPr>
         <w:snapToGrid w:val="0"/>
-        <w:spacing w:line="300" w:lineRule="auto"/>
+        <w:spacing w:line="300" w:lineRule="auto" w:before="0" w:after="0"/>
         <w:jc w:val="left"/>
       </w:pPr>
       <w:r>
@@ -2640,7 +2640,7 @@
     </w:p>
     <w:p>
       <w:pPr>
-        <w:spacing w:line="300" w:lineRule="auto"/>
+        <w:spacing w:line="300" w:lineRule="auto" w:before="0" w:after="0"/>
         <w:jc w:val="left"/>
       </w:pPr>
       <w:r>
@@ -2673,14 +2673,14 @@
     </w:p>
     <w:p>
       <w:pPr>
-        <w:spacing w:line="300" w:lineRule="auto"/>
+        <w:spacing w:line="300" w:lineRule="auto" w:before="0" w:after="0"/>
         <w:jc w:val="left"/>
       </w:pPr>
     </w:p>
     <w:p>
       <w:pPr>
         <w:snapToGrid w:val="0"/>
-        <w:spacing w:line="300" w:lineRule="auto"/>
+        <w:spacing w:line="300" w:lineRule="auto" w:before="0" w:after="0"/>
         <w:jc w:val="left"/>
       </w:pPr>
       <w:r>
@@ -2705,7 +2705,7 @@
     <w:p>
       <w:pPr>
         <w:snapToGrid w:val="0"/>
-        <w:spacing w:line="300" w:lineRule="auto"/>
+        <w:spacing w:line="300" w:lineRule="auto" w:before="0" w:after="0"/>
         <w:jc w:val="left"/>
       </w:pPr>
       <w:r>
@@ -2736,7 +2736,7 @@
     </w:p>
     <w:p>
       <w:pPr>
-        <w:spacing w:line="300" w:lineRule="auto"/>
+        <w:spacing w:line="300" w:lineRule="auto" w:before="0" w:after="0"/>
         <w:jc w:val="left"/>
       </w:pPr>
       <w:r>
@@ -2769,14 +2769,14 @@
     </w:p>
     <w:p>
       <w:pPr>
-        <w:spacing w:line="300" w:lineRule="auto"/>
+        <w:spacing w:line="300" w:lineRule="auto" w:before="0" w:after="0"/>
         <w:jc w:val="left"/>
       </w:pPr>
     </w:p>
     <w:p>
       <w:pPr>
         <w:snapToGrid w:val="0"/>
-        <w:spacing w:line="300" w:lineRule="auto"/>
+        <w:spacing w:line="300" w:lineRule="auto" w:before="0" w:after="0"/>
         <w:jc w:val="left"/>
       </w:pPr>
       <w:r>
@@ -2801,7 +2801,7 @@
     <w:p>
       <w:pPr>
         <w:snapToGrid w:val="0"/>
-        <w:spacing w:line="300" w:lineRule="auto"/>
+        <w:spacing w:line="300" w:lineRule="auto" w:before="0" w:after="0"/>
         <w:jc w:val="left"/>
       </w:pPr>
       <w:r>
@@ -2850,7 +2850,7 @@
     <w:p>
       <w:pPr>
         <w:snapToGrid w:val="0"/>
-        <w:spacing w:line="300" w:lineRule="auto"/>
+        <w:spacing w:line="300" w:lineRule="auto" w:before="0" w:after="0"/>
         <w:jc w:val="left"/>
       </w:pPr>
       <w:r>
@@ -2900,7 +2900,7 @@
     </w:p>
     <w:p>
       <w:pPr>
-        <w:spacing w:line="300" w:lineRule="auto"/>
+        <w:spacing w:line="300" w:lineRule="auto" w:before="0" w:after="0"/>
         <w:jc w:val="left"/>
       </w:pPr>
       <w:r>
@@ -2933,14 +2933,14 @@
     </w:p>
     <w:p>
       <w:pPr>
-        <w:spacing w:line="300" w:lineRule="auto"/>
+        <w:spacing w:line="300" w:lineRule="auto" w:before="0" w:after="0"/>
         <w:jc w:val="left"/>
       </w:pPr>
     </w:p>
     <w:p>
       <w:pPr>
         <w:snapToGrid w:val="0"/>
-        <w:spacing w:line="300" w:lineRule="auto"/>
+        <w:spacing w:line="300" w:lineRule="auto" w:before="0" w:after="0"/>
         <w:jc w:val="left"/>
       </w:pPr>
       <w:r>
@@ -2965,7 +2965,7 @@
     <w:p>
       <w:pPr>
         <w:snapToGrid w:val="0"/>
-        <w:spacing w:line="300" w:lineRule="auto"/>
+        <w:spacing w:line="300" w:lineRule="auto" w:before="0" w:after="0"/>
         <w:jc w:val="left"/>
       </w:pPr>
       <w:r>
@@ -2988,7 +2988,7 @@
     <w:p>
       <w:pPr>
         <w:snapToGrid w:val="0"/>
-        <w:spacing w:line="300" w:lineRule="auto"/>
+        <w:spacing w:line="300" w:lineRule="auto" w:before="0" w:after="0"/>
         <w:jc w:val="left"/>
       </w:pPr>
       <w:r>
@@ -3011,7 +3011,7 @@
     <w:p>
       <w:pPr>
         <w:snapToGrid w:val="0"/>
-        <w:spacing w:line="300" w:lineRule="auto"/>
+        <w:spacing w:line="300" w:lineRule="auto" w:before="0" w:after="0"/>
         <w:jc w:val="left"/>
       </w:pPr>
       <w:r>
@@ -3090,7 +3090,7 @@
     <w:p>
       <w:pPr>
         <w:snapToGrid w:val="0"/>
-        <w:spacing w:line="300" w:lineRule="auto"/>
+        <w:spacing w:line="300" w:lineRule="auto" w:before="0" w:after="0"/>
         <w:jc w:val="left"/>
       </w:pPr>
       <w:r>
@@ -3146,7 +3146,7 @@
     </w:p>
     <w:p>
       <w:pPr>
-        <w:spacing w:line="300" w:lineRule="auto"/>
+        <w:spacing w:line="300" w:lineRule="auto" w:before="0" w:after="0"/>
         <w:jc w:val="left"/>
       </w:pPr>
       <w:r>
@@ -3179,7 +3179,7 @@
     </w:p>
     <w:p>
       <w:pPr>
-        <w:spacing w:line="300" w:lineRule="auto"/>
+        <w:spacing w:line="300" w:lineRule="auto" w:before="0" w:after="0"/>
         <w:jc w:val="left"/>
       </w:pPr>
       <w:r>
@@ -3203,7 +3203,7 @@
     </w:p>
     <w:p>
       <w:pPr>
-        <w:spacing w:line="300" w:lineRule="auto"/>
+        <w:spacing w:line="300" w:lineRule="auto" w:before="0" w:after="0"/>
         <w:jc w:val="left"/>
       </w:pPr>
       <w:r>
@@ -3228,7 +3228,7 @@
     <w:p>
       <w:pPr>
         <w:snapToGrid w:val="0"/>
-        <w:spacing w:line="300" w:lineRule="auto"/>
+        <w:spacing w:line="300" w:lineRule="auto" w:before="0" w:after="0"/>
         <w:jc w:val="left"/>
       </w:pPr>
       <w:r>
@@ -3310,7 +3310,7 @@
     </w:p>
     <w:p>
       <w:pPr>
-        <w:spacing w:line="300" w:lineRule="auto"/>
+        <w:spacing w:line="300" w:lineRule="auto" w:before="0" w:after="0"/>
         <w:jc w:val="left"/>
       </w:pPr>
       <w:r>
@@ -3343,13 +3343,13 @@
     </w:p>
     <w:p>
       <w:pPr>
-        <w:spacing w:line="300" w:lineRule="auto"/>
-        <w:jc w:val="left"/>
-      </w:pPr>
-    </w:p>
-    <w:p>
-      <w:pPr>
-        <w:spacing w:line="300" w:lineRule="auto"/>
+        <w:spacing w:line="300" w:lineRule="auto" w:before="0" w:after="0"/>
+        <w:jc w:val="left"/>
+      </w:pPr>
+    </w:p>
+    <w:p>
+      <w:pPr>
+        <w:spacing w:line="300" w:lineRule="auto" w:before="0" w:after="0"/>
         <w:jc w:val="left"/>
       </w:pPr>
       <w:r>
@@ -3374,7 +3374,7 @@
     <w:p>
       <w:pPr>
         <w:snapToGrid w:val="0"/>
-        <w:spacing w:line="300" w:lineRule="auto"/>
+        <w:spacing w:line="300" w:lineRule="auto" w:before="0" w:after="0"/>
         <w:jc w:val="left"/>
       </w:pPr>
       <w:r>
@@ -3389,7 +3389,7 @@
     <w:p>
       <w:pPr>
         <w:snapToGrid w:val="0"/>
-        <w:spacing w:line="300" w:lineRule="auto"/>
+        <w:spacing w:line="300" w:lineRule="auto" w:before="0" w:after="0"/>
         <w:jc w:val="left"/>
       </w:pPr>
       <w:r>
@@ -3441,7 +3441,7 @@
     <w:p>
       <w:pPr>
         <w:snapToGrid w:val="0"/>
-        <w:spacing w:line="300" w:lineRule="auto"/>
+        <w:spacing w:line="300" w:lineRule="auto" w:before="0" w:after="0"/>
         <w:jc w:val="left"/>
       </w:pPr>
       <w:r>
@@ -3586,7 +3586,7 @@
     <w:p>
       <w:pPr>
         <w:snapToGrid w:val="0"/>
-        <w:spacing w:line="300" w:lineRule="auto"/>
+        <w:spacing w:line="300" w:lineRule="auto" w:before="0" w:after="0"/>
         <w:jc w:val="left"/>
       </w:pPr>
       <w:r>
@@ -3625,7 +3625,7 @@
     </w:p>
     <w:p>
       <w:pPr>
-        <w:spacing w:line="300" w:lineRule="auto"/>
+        <w:spacing w:line="300" w:lineRule="auto" w:before="0" w:after="0"/>
         <w:jc w:val="left"/>
       </w:pPr>
       <w:r>
@@ -3658,14 +3658,14 @@
     </w:p>
     <w:p>
       <w:pPr>
-        <w:spacing w:line="300" w:lineRule="auto"/>
+        <w:spacing w:line="300" w:lineRule="auto" w:before="0" w:after="0"/>
         <w:jc w:val="left"/>
       </w:pPr>
     </w:p>
     <w:p>
       <w:pPr>
         <w:snapToGrid w:val="0"/>
-        <w:spacing w:line="300" w:lineRule="auto"/>
+        <w:spacing w:line="300" w:lineRule="auto" w:before="0" w:after="0"/>
         <w:jc w:val="left"/>
       </w:pPr>
       <w:r>
@@ -3690,7 +3690,7 @@
     <w:p>
       <w:pPr>
         <w:snapToGrid w:val="0"/>
-        <w:spacing w:line="300" w:lineRule="auto"/>
+        <w:spacing w:line="300" w:lineRule="auto" w:before="0" w:after="0"/>
         <w:jc w:val="left"/>
       </w:pPr>
       <w:r>
@@ -3705,7 +3705,7 @@
     <w:p>
       <w:pPr>
         <w:snapToGrid w:val="0"/>
-        <w:spacing w:line="300" w:lineRule="auto"/>
+        <w:spacing w:line="300" w:lineRule="auto" w:before="0" w:after="0"/>
         <w:jc w:val="left"/>
       </w:pPr>
       <w:r>
@@ -3833,7 +3833,7 @@
     <w:p>
       <w:pPr>
         <w:snapToGrid w:val="0"/>
-        <w:spacing w:line="300" w:lineRule="auto"/>
+        <w:spacing w:line="300" w:lineRule="auto" w:before="0" w:after="0"/>
         <w:jc w:val="left"/>
       </w:pPr>
       <w:r>
@@ -4036,7 +4036,7 @@
     <w:p>
       <w:pPr>
         <w:snapToGrid w:val="0"/>
-        <w:spacing w:line="300" w:lineRule="auto"/>
+        <w:spacing w:line="300" w:lineRule="auto" w:before="0" w:after="0"/>
         <w:jc w:val="left"/>
       </w:pPr>
       <w:r>
@@ -4189,7 +4189,7 @@
     <w:p>
       <w:pPr>
         <w:snapToGrid w:val="0"/>
-        <w:spacing w:line="300" w:lineRule="auto"/>
+        <w:spacing w:line="300" w:lineRule="auto" w:before="0" w:after="0"/>
         <w:jc w:val="left"/>
       </w:pPr>
       <w:r>
@@ -4487,7 +4487,7 @@
     <w:p>
       <w:pPr>
         <w:snapToGrid w:val="0"/>
-        <w:spacing w:line="300" w:lineRule="auto"/>
+        <w:spacing w:line="300" w:lineRule="auto" w:before="0" w:after="0"/>
         <w:jc w:val="left"/>
       </w:pPr>
       <w:r>
@@ -4535,7 +4535,7 @@
     <w:p>
       <w:pPr>
         <w:snapToGrid w:val="0"/>
-        <w:spacing w:line="300" w:lineRule="auto"/>
+        <w:spacing w:line="300" w:lineRule="auto" w:before="0" w:after="0"/>
         <w:jc w:val="left"/>
       </w:pPr>
       <w:r>
@@ -4549,7 +4549,7 @@
     </w:p>
     <w:p>
       <w:pPr>
-        <w:spacing w:line="300" w:lineRule="auto"/>
+        <w:spacing w:line="300" w:lineRule="auto" w:before="0" w:after="0"/>
         <w:jc w:val="left"/>
       </w:pPr>
       <w:r>
@@ -4582,14 +4582,14 @@
     </w:p>
     <w:p>
       <w:pPr>
-        <w:spacing w:line="300" w:lineRule="auto"/>
+        <w:spacing w:line="300" w:lineRule="auto" w:before="0" w:after="0"/>
         <w:jc w:val="left"/>
       </w:pPr>
     </w:p>
     <w:p>
       <w:pPr>
         <w:snapToGrid w:val="0"/>
-        <w:spacing w:line="300" w:lineRule="auto"/>
+        <w:spacing w:line="300" w:lineRule="auto" w:before="0" w:after="0"/>
         <w:jc w:val="left"/>
       </w:pPr>
       <w:r>
@@ -4614,7 +4614,7 @@
     <w:p>
       <w:pPr>
         <w:snapToGrid w:val="0"/>
-        <w:spacing w:line="300" w:lineRule="auto"/>
+        <w:spacing w:line="300" w:lineRule="auto" w:before="0" w:after="0"/>
         <w:jc w:val="left"/>
       </w:pPr>
       <w:r>
@@ -4697,7 +4697,7 @@
     <w:p>
       <w:pPr>
         <w:snapToGrid w:val="0"/>
-        <w:spacing w:line="300" w:lineRule="auto"/>
+        <w:spacing w:line="300" w:lineRule="auto" w:before="0" w:after="0"/>
         <w:jc w:val="left"/>
       </w:pPr>
       <w:r>
@@ -4727,7 +4727,7 @@
     </w:p>
     <w:p>
       <w:pPr>
-        <w:spacing w:line="300" w:lineRule="auto"/>
+        <w:spacing w:line="300" w:lineRule="auto" w:before="0" w:after="0"/>
         <w:jc w:val="left"/>
       </w:pPr>
       <w:r>
@@ -4742,7 +4742,7 @@
     </w:p>
     <w:p>
       <w:pPr>
-        <w:spacing w:line="300" w:lineRule="auto"/>
+        <w:spacing w:line="300" w:lineRule="auto" w:before="0" w:after="0"/>
         <w:jc w:val="left"/>
       </w:pPr>
       <w:r>
@@ -4766,7 +4766,7 @@
     </w:p>
     <w:p>
       <w:pPr>
-        <w:spacing w:line="300" w:lineRule="auto"/>
+        <w:spacing w:line="300" w:lineRule="auto" w:before="0" w:after="0"/>
         <w:jc w:val="left"/>
       </w:pPr>
       <w:r>
@@ -4791,7 +4791,7 @@
     <w:p>
       <w:pPr>
         <w:snapToGrid w:val="0"/>
-        <w:spacing w:line="300" w:lineRule="auto"/>
+        <w:spacing w:line="300" w:lineRule="auto" w:before="0" w:after="0"/>
         <w:jc w:val="left"/>
       </w:pPr>
       <w:r>
@@ -4839,7 +4839,7 @@
     </w:p>
     <w:p>
       <w:pPr>
-        <w:spacing w:line="300" w:lineRule="auto"/>
+        <w:spacing w:line="300" w:lineRule="auto" w:before="0" w:after="0"/>
         <w:jc w:val="left"/>
       </w:pPr>
       <w:r>
@@ -4872,14 +4872,14 @@
     </w:p>
     <w:p>
       <w:pPr>
-        <w:spacing w:line="300" w:lineRule="auto"/>
+        <w:spacing w:line="300" w:lineRule="auto" w:before="0" w:after="0"/>
         <w:jc w:val="left"/>
       </w:pPr>
     </w:p>
     <w:p>
       <w:pPr>
         <w:snapToGrid w:val="0"/>
-        <w:spacing w:line="300" w:lineRule="auto"/>
+        <w:spacing w:line="300" w:lineRule="auto" w:before="0" w:after="0"/>
         <w:jc w:val="left"/>
       </w:pPr>
       <w:r>
@@ -4903,7 +4903,7 @@
     </w:p>
     <w:p>
       <w:pPr>
-        <w:spacing w:line="300" w:lineRule="auto"/>
+        <w:spacing w:line="300" w:lineRule="auto" w:before="0" w:after="0"/>
         <w:jc w:val="left"/>
       </w:pPr>
       <w:r>
@@ -4936,13 +4936,13 @@
     </w:p>
     <w:p>
       <w:pPr>
-        <w:spacing w:line="300" w:lineRule="auto"/>
-        <w:jc w:val="left"/>
-      </w:pPr>
-    </w:p>
-    <w:p>
-      <w:pPr>
-        <w:spacing w:line="300" w:lineRule="auto"/>
+        <w:spacing w:line="300" w:lineRule="auto" w:before="0" w:after="0"/>
+        <w:jc w:val="left"/>
+      </w:pPr>
+    </w:p>
+    <w:p>
+      <w:pPr>
+        <w:spacing w:line="300" w:lineRule="auto" w:before="0" w:after="0"/>
         <w:jc w:val="left"/>
       </w:pPr>
       <w:r>
@@ -4967,7 +4967,7 @@
     <w:p>
       <w:pPr>
         <w:snapToGrid w:val="0"/>
-        <w:spacing w:line="300" w:lineRule="auto"/>
+        <w:spacing w:line="300" w:lineRule="auto" w:before="0" w:after="0"/>
         <w:jc w:val="left"/>
       </w:pPr>
       <w:r>
@@ -4998,7 +4998,7 @@
     </w:p>
     <w:p>
       <w:pPr>
-        <w:spacing w:line="300" w:lineRule="auto"/>
+        <w:spacing w:line="300" w:lineRule="auto" w:before="0" w:after="0"/>
         <w:jc w:val="left"/>
       </w:pPr>
       <w:r>
@@ -5031,14 +5031,14 @@
     </w:p>
     <w:p>
       <w:pPr>
-        <w:spacing w:line="300" w:lineRule="auto"/>
+        <w:spacing w:line="300" w:lineRule="auto" w:before="0" w:after="0"/>
         <w:jc w:val="left"/>
       </w:pPr>
     </w:p>
     <w:p>
       <w:pPr>
         <w:snapToGrid w:val="0"/>
-        <w:spacing w:line="300" w:lineRule="auto"/>
+        <w:spacing w:line="300" w:lineRule="auto" w:before="0" w:after="0"/>
         <w:jc w:val="left"/>
       </w:pPr>
       <w:r>
@@ -5063,7 +5063,7 @@
     <w:p>
       <w:pPr>
         <w:snapToGrid w:val="0"/>
-        <w:spacing w:line="300" w:lineRule="auto"/>
+        <w:spacing w:line="300" w:lineRule="auto" w:before="0" w:after="0"/>
         <w:jc w:val="left"/>
       </w:pPr>
       <w:r>
@@ -5111,7 +5111,7 @@
     </w:p>
     <w:p>
       <w:pPr>
-        <w:spacing w:line="300" w:lineRule="auto"/>
+        <w:spacing w:line="300" w:lineRule="auto" w:before="0" w:after="0"/>
         <w:jc w:val="left"/>
       </w:pPr>
       <w:r>
@@ -5144,14 +5144,14 @@
     </w:p>
     <w:p>
       <w:pPr>
-        <w:spacing w:line="300" w:lineRule="auto"/>
+        <w:spacing w:line="300" w:lineRule="auto" w:before="0" w:after="0"/>
         <w:jc w:val="left"/>
       </w:pPr>
     </w:p>
     <w:p>
       <w:pPr>
         <w:snapToGrid w:val="0"/>
-        <w:spacing w:line="300" w:lineRule="auto"/>
+        <w:spacing w:line="300" w:lineRule="auto" w:before="0" w:after="0"/>
         <w:jc w:val="left"/>
       </w:pPr>
       <w:r>
@@ -5176,7 +5176,7 @@
     <w:p>
       <w:pPr>
         <w:snapToGrid w:val="0"/>
-        <w:spacing w:line="300" w:lineRule="auto"/>
+        <w:spacing w:line="300" w:lineRule="auto" w:before="0" w:after="0"/>
         <w:jc w:val="left"/>
       </w:pPr>
       <w:r>
@@ -5232,7 +5232,7 @@
     </w:p>
     <w:p>
       <w:pPr>
-        <w:spacing w:line="300" w:lineRule="auto"/>
+        <w:spacing w:line="300" w:lineRule="auto" w:before="0" w:after="0"/>
         <w:jc w:val="left"/>
       </w:pPr>
       <w:r>
@@ -5265,14 +5265,14 @@
     </w:p>
     <w:p>
       <w:pPr>
-        <w:spacing w:line="300" w:lineRule="auto"/>
+        <w:spacing w:line="300" w:lineRule="auto" w:before="0" w:after="0"/>
         <w:jc w:val="left"/>
       </w:pPr>
     </w:p>
     <w:p>
       <w:pPr>
         <w:snapToGrid w:val="0"/>
-        <w:spacing w:line="300" w:lineRule="auto"/>
+        <w:spacing w:line="300" w:lineRule="auto" w:before="0" w:after="0"/>
         <w:jc w:val="left"/>
       </w:pPr>
       <w:r>
@@ -5297,7 +5297,7 @@
     <w:p>
       <w:pPr>
         <w:snapToGrid w:val="0"/>
-        <w:spacing w:line="300" w:lineRule="auto"/>
+        <w:spacing w:line="300" w:lineRule="auto" w:before="0" w:after="0"/>
         <w:jc w:val="left"/>
       </w:pPr>
       <w:r>
@@ -5345,7 +5345,7 @@
     </w:p>
     <w:p>
       <w:pPr>
-        <w:spacing w:line="300" w:lineRule="auto"/>
+        <w:spacing w:line="300" w:lineRule="auto" w:before="0" w:after="0"/>
         <w:jc w:val="left"/>
       </w:pPr>
       <w:r>
@@ -5378,7 +5378,7 @@
     </w:p>
     <w:p>
       <w:pPr>
-        <w:spacing w:line="300" w:lineRule="auto"/>
+        <w:spacing w:line="300" w:lineRule="auto" w:before="0" w:after="0"/>
         <w:jc w:val="left"/>
       </w:pPr>
       <w:r>
@@ -5402,7 +5402,7 @@
     </w:p>
     <w:p>
       <w:pPr>
-        <w:spacing w:line="300" w:lineRule="auto"/>
+        <w:spacing w:line="300" w:lineRule="auto" w:before="0" w:after="0"/>
         <w:jc w:val="left"/>
       </w:pPr>
       <w:r>
@@ -5427,7 +5427,7 @@
     <w:p>
       <w:pPr>
         <w:snapToGrid w:val="0"/>
-        <w:spacing w:line="300" w:lineRule="auto"/>
+        <w:spacing w:line="300" w:lineRule="auto" w:before="0" w:after="0"/>
         <w:jc w:val="left"/>
       </w:pPr>
       <w:r>
@@ -5539,7 +5539,7 @@
     </w:p>
     <w:p>
       <w:pPr>
-        <w:spacing w:line="300" w:lineRule="auto"/>
+        <w:spacing w:line="300" w:lineRule="auto" w:before="0" w:after="0"/>
         <w:jc w:val="left"/>
       </w:pPr>
       <w:r>
@@ -5572,14 +5572,14 @@
     </w:p>
     <w:p>
       <w:pPr>
-        <w:spacing w:line="300" w:lineRule="auto"/>
+        <w:spacing w:line="300" w:lineRule="auto" w:before="0" w:after="0"/>
         <w:jc w:val="left"/>
       </w:pPr>
     </w:p>
     <w:p>
       <w:pPr>
         <w:snapToGrid w:val="0"/>
-        <w:spacing w:line="300" w:lineRule="auto"/>
+        <w:spacing w:line="300" w:lineRule="auto" w:before="0" w:after="0"/>
         <w:jc w:val="left"/>
       </w:pPr>
       <w:r>
@@ -5604,7 +5604,7 @@
     <w:p>
       <w:pPr>
         <w:snapToGrid w:val="0"/>
-        <w:spacing w:line="300" w:lineRule="auto"/>
+        <w:spacing w:line="300" w:lineRule="auto" w:before="0" w:after="0"/>
         <w:jc w:val="left"/>
       </w:pPr>
       <w:r>
@@ -5635,7 +5635,7 @@
     <w:p>
       <w:pPr>
         <w:snapToGrid w:val="0"/>
-        <w:spacing w:line="300" w:lineRule="auto"/>
+        <w:spacing w:line="300" w:lineRule="auto" w:before="0" w:after="0"/>
         <w:jc w:val="left"/>
       </w:pPr>
       <w:r>
@@ -5708,7 +5708,7 @@
     <w:p>
       <w:pPr>
         <w:snapToGrid w:val="0"/>
-        <w:spacing w:line="300" w:lineRule="auto"/>
+        <w:spacing w:line="300" w:lineRule="auto" w:before="0" w:after="0"/>
         <w:jc w:val="left"/>
       </w:pPr>
       <w:r>
@@ -5739,7 +5739,7 @@
     <w:p>
       <w:pPr>
         <w:snapToGrid w:val="0"/>
-        <w:spacing w:line="300" w:lineRule="auto"/>
+        <w:spacing w:line="300" w:lineRule="auto" w:before="0" w:after="0"/>
         <w:jc w:val="left"/>
       </w:pPr>
       <w:r>
@@ -5845,7 +5845,7 @@
     <w:p>
       <w:pPr>
         <w:snapToGrid w:val="0"/>
-        <w:spacing w:line="300" w:lineRule="auto"/>
+        <w:spacing w:line="300" w:lineRule="auto" w:before="0" w:after="0"/>
         <w:jc w:val="left"/>
       </w:pPr>
       <w:r>
@@ -5902,7 +5902,7 @@
     <w:p>
       <w:pPr>
         <w:snapToGrid w:val="0"/>
-        <w:spacing w:line="300" w:lineRule="auto"/>
+        <w:spacing w:line="300" w:lineRule="auto" w:before="0" w:after="0"/>
         <w:jc w:val="left"/>
       </w:pPr>
       <w:r>
@@ -5949,7 +5949,7 @@
     </w:p>
     <w:p>
       <w:pPr>
-        <w:spacing w:line="300" w:lineRule="auto"/>
+        <w:spacing w:line="300" w:lineRule="auto" w:before="0" w:after="0"/>
         <w:jc w:val="left"/>
       </w:pPr>
       <w:r>
@@ -5982,14 +5982,14 @@
     </w:p>
     <w:p>
       <w:pPr>
-        <w:spacing w:line="300" w:lineRule="auto"/>
+        <w:spacing w:line="300" w:lineRule="auto" w:before="0" w:after="0"/>
         <w:jc w:val="left"/>
       </w:pPr>
     </w:p>
     <w:p>
       <w:pPr>
         <w:snapToGrid w:val="0"/>
-        <w:spacing w:line="300" w:lineRule="auto"/>
+        <w:spacing w:line="300" w:lineRule="auto" w:before="0" w:after="0"/>
         <w:jc w:val="left"/>
       </w:pPr>
       <w:r>
@@ -6014,7 +6014,7 @@
     <w:p>
       <w:pPr>
         <w:snapToGrid w:val="0"/>
-        <w:spacing w:line="300" w:lineRule="auto"/>
+        <w:spacing w:line="300" w:lineRule="auto" w:before="0" w:after="0"/>
         <w:jc w:val="left"/>
       </w:pPr>
       <w:r>
@@ -6186,7 +6186,7 @@
     </w:p>
     <w:p>
       <w:pPr>
-        <w:spacing w:line="300" w:lineRule="auto"/>
+        <w:spacing w:line="300" w:lineRule="auto" w:before="0" w:after="0"/>
         <w:jc w:val="left"/>
       </w:pPr>
       <w:r>
@@ -6219,14 +6219,14 @@
     </w:p>
     <w:p>
       <w:pPr>
-        <w:spacing w:line="300" w:lineRule="auto"/>
+        <w:spacing w:line="300" w:lineRule="auto" w:before="0" w:after="0"/>
         <w:jc w:val="left"/>
       </w:pPr>
     </w:p>
     <w:p>
       <w:pPr>
         <w:snapToGrid w:val="0"/>
-        <w:spacing w:line="300" w:lineRule="auto"/>
+        <w:spacing w:line="300" w:lineRule="auto" w:before="0" w:after="0"/>
         <w:jc w:val="left"/>
       </w:pPr>
       <w:r>
@@ -6291,7 +6291,7 @@
           <w:p>
             <w:pPr>
               <w:snapToGrid w:val="0"/>
-              <w:spacing w:line="300" w:lineRule="auto"/>
+              <w:spacing w:line="300" w:lineRule="auto" w:before="0" w:after="0"/>
               <w:jc w:val="left"/>
             </w:pPr>
             <w:r>
@@ -6322,7 +6322,7 @@
           <w:p>
             <w:pPr>
               <w:snapToGrid w:val="0"/>
-              <w:spacing w:line="300" w:lineRule="auto"/>
+              <w:spacing w:line="300" w:lineRule="auto" w:before="0" w:after="0"/>
               <w:jc w:val="left"/>
             </w:pPr>
             <w:r>
@@ -6353,7 +6353,7 @@
           <w:p>
             <w:pPr>
               <w:snapToGrid w:val="0"/>
-              <w:spacing w:line="300" w:lineRule="auto"/>
+              <w:spacing w:line="300" w:lineRule="auto" w:before="0" w:after="0"/>
               <w:jc w:val="left"/>
             </w:pPr>
             <w:r>
@@ -6386,7 +6386,7 @@
           <w:p>
             <w:pPr>
               <w:snapToGrid w:val="0"/>
-              <w:spacing w:line="300" w:lineRule="auto"/>
+              <w:spacing w:line="300" w:lineRule="auto" w:before="0" w:after="0"/>
               <w:jc w:val="left"/>
             </w:pPr>
             <w:r>
@@ -6417,7 +6417,7 @@
           <w:p>
             <w:pPr>
               <w:snapToGrid w:val="0"/>
-              <w:spacing w:line="300" w:lineRule="auto"/>
+              <w:spacing w:line="300" w:lineRule="auto" w:before="0" w:after="0"/>
               <w:jc w:val="left"/>
             </w:pPr>
             <w:r>
@@ -6448,7 +6448,7 @@
           <w:p>
             <w:pPr>
               <w:snapToGrid w:val="0"/>
-              <w:spacing w:line="300" w:lineRule="auto"/>
+              <w:spacing w:line="300" w:lineRule="auto" w:before="0" w:after="0"/>
               <w:jc w:val="left"/>
             </w:pPr>
             <w:r>
@@ -6463,7 +6463,7 @@
           <w:p>
             <w:pPr>
               <w:snapToGrid w:val="0"/>
-              <w:spacing w:line="300" w:lineRule="auto"/>
+              <w:spacing w:line="300" w:lineRule="auto" w:before="0" w:after="0"/>
               <w:jc w:val="left"/>
             </w:pPr>
             <w:r>
@@ -6478,7 +6478,7 @@
           <w:p>
             <w:pPr>
               <w:snapToGrid w:val="0"/>
-              <w:spacing w:line="300" w:lineRule="auto"/>
+              <w:spacing w:line="300" w:lineRule="auto" w:before="0" w:after="0"/>
               <w:jc w:val="left"/>
             </w:pPr>
             <w:r>
@@ -6511,7 +6511,7 @@
           <w:p>
             <w:pPr>
               <w:snapToGrid w:val="0"/>
-              <w:spacing w:line="300" w:lineRule="auto"/>
+              <w:spacing w:line="300" w:lineRule="auto" w:before="0" w:after="0"/>
               <w:jc w:val="left"/>
             </w:pPr>
             <w:r>
@@ -6542,7 +6542,7 @@
           <w:p>
             <w:pPr>
               <w:snapToGrid w:val="0"/>
-              <w:spacing w:line="300" w:lineRule="auto"/>
+              <w:spacing w:line="300" w:lineRule="auto" w:before="0" w:after="0"/>
               <w:jc w:val="left"/>
             </w:pPr>
             <w:r>
@@ -6573,7 +6573,7 @@
           <w:p>
             <w:pPr>
               <w:snapToGrid w:val="0"/>
-              <w:spacing w:line="300" w:lineRule="auto"/>
+              <w:spacing w:line="300" w:lineRule="auto" w:before="0" w:after="0"/>
               <w:jc w:val="left"/>
             </w:pPr>
             <w:r>
@@ -6606,7 +6606,7 @@
           <w:p>
             <w:pPr>
               <w:snapToGrid w:val="0"/>
-              <w:spacing w:line="300" w:lineRule="auto"/>
+              <w:spacing w:line="300" w:lineRule="auto" w:before="0" w:after="0"/>
               <w:jc w:val="left"/>
             </w:pPr>
             <w:r>
@@ -6637,7 +6637,7 @@
           <w:p>
             <w:pPr>
               <w:snapToGrid w:val="0"/>
-              <w:spacing w:line="300" w:lineRule="auto"/>
+              <w:spacing w:line="300" w:lineRule="auto" w:before="0" w:after="0"/>
               <w:jc w:val="left"/>
             </w:pPr>
             <w:r>
@@ -6668,7 +6668,7 @@
           <w:p>
             <w:pPr>
               <w:snapToGrid w:val="0"/>
-              <w:spacing w:line="300" w:lineRule="auto"/>
+              <w:spacing w:line="300" w:lineRule="auto" w:before="0" w:after="0"/>
               <w:jc w:val="left"/>
             </w:pPr>
             <w:r>
@@ -6709,7 +6709,7 @@
     </w:tbl>
     <w:p>
       <w:pPr>
-        <w:spacing w:line="300" w:lineRule="auto"/>
+        <w:spacing w:line="300" w:lineRule="auto" w:before="0" w:after="0"/>
         <w:jc w:val="left"/>
       </w:pPr>
       <w:r>
@@ -6754,14 +6754,14 @@
 </file>
 
 <file path=word/footer1.xml><?xml version="1.0" encoding="utf-8"?>
-<w:ftr xmlns:w="http://schemas.openxmlformats.org/wordprocessingml/2006/main" xmlns:r="http://schemas.openxmlformats.org/officeDocument/2006/relationships">
-  <w:p>
+<w:ftr xmlns:w="http://schemas.openxmlformats.org/wordprocessingml/2006/main">
+  <w:p xmlns:w="http://schemas.openxmlformats.org/wordprocessingml/2006/main">
     <w:pPr>
       <w:jc w:val="center"/>
     </w:pPr>
     <w:r>
       <w:rPr>
-        <w:rFonts w:ascii="Times New Roman" w:hAnsi="Times New Roman" w:eastAsia="宋体"/>
+        <w:rFonts w:ascii="Times New Roman" w:hAnsi="Times New Roman" w:eastAsia="宋体" w:cs="Times New Roman"/>
         <w:sz w:val="21"/>
         <w:szCs w:val="21"/>
       </w:rPr>
@@ -6769,47 +6769,107 @@
     </w:r>
     <w:r>
       <w:rPr>
-        <w:rFonts w:ascii="Times New Roman" w:hAnsi="Times New Roman" w:eastAsia="宋体"/>
+        <w:rFonts w:ascii="Times New Roman" w:hAnsi="Times New Roman" w:eastAsia="宋体" w:cs="Times New Roman"/>
         <w:sz w:val="21"/>
         <w:szCs w:val="21"/>
       </w:rPr>
-      <w:t xml:space="preserve">第</w:t>
+      <w:t>第</w:t>
     </w:r>
-    <w:fldSimple w:instr=" PAGE ">
-      <w:r>
-        <w:rPr>
-          <w:rFonts w:ascii="Times New Roman" w:hAnsi="Times New Roman" w:eastAsia="宋体"/>
-          <w:sz w:val="21"/>
-          <w:szCs w:val="21"/>
-        </w:rPr>
-        <w:t xml:space="preserve">1</w:t>
-      </w:r>
-    </w:fldSimple>
     <w:r>
       <w:rPr>
-        <w:rFonts w:ascii="Times New Roman" w:hAnsi="Times New Roman" w:eastAsia="宋体"/>
+        <w:rFonts w:ascii="Times New Roman" w:hAnsi="Times New Roman" w:eastAsia="宋体" w:cs="Times New Roman"/>
         <w:sz w:val="21"/>
         <w:szCs w:val="21"/>
       </w:rPr>
-      <w:t xml:space="preserve">页（共</w:t>
+      <w:fldChar w:fldCharType="begin"/>
     </w:r>
-    <w:fldSimple w:instr=" NUMPAGES ">
-      <w:r>
-        <w:rPr>
-          <w:rFonts w:ascii="Times New Roman" w:hAnsi="Times New Roman" w:eastAsia="宋体"/>
-          <w:sz w:val="21"/>
-          <w:szCs w:val="21"/>
-        </w:rPr>
-        <w:t xml:space="preserve">1</w:t>
-      </w:r>
-    </w:fldSimple>
     <w:r>
       <w:rPr>
-        <w:rFonts w:ascii="Times New Roman" w:hAnsi="Times New Roman" w:eastAsia="宋体"/>
+        <w:rFonts w:ascii="Times New Roman" w:hAnsi="Times New Roman" w:eastAsia="宋体" w:cs="Times New Roman"/>
         <w:sz w:val="21"/>
         <w:szCs w:val="21"/>
       </w:rPr>
-      <w:t xml:space="preserve">页）</w:t>
+      <w:instrText xml:space="preserve"> PAGE </w:instrText>
+    </w:r>
+    <w:r>
+      <w:rPr>
+        <w:rFonts w:ascii="Times New Roman" w:hAnsi="Times New Roman" w:eastAsia="宋体" w:cs="Times New Roman"/>
+        <w:sz w:val="21"/>
+        <w:szCs w:val="21"/>
+      </w:rPr>
+      <w:fldChar w:fldCharType="separate"/>
+    </w:r>
+    <w:r>
+      <w:rPr>
+        <w:rFonts w:ascii="Times New Roman" w:hAnsi="Times New Roman" w:eastAsia="宋体" w:cs="Times New Roman"/>
+        <w:sz w:val="21"/>
+        <w:szCs w:val="21"/>
+      </w:rPr>
+      <w:t>1</w:t>
+    </w:r>
+    <w:r>
+      <w:rPr>
+        <w:rFonts w:ascii="Times New Roman" w:hAnsi="Times New Roman" w:eastAsia="宋体" w:cs="Times New Roman"/>
+        <w:sz w:val="21"/>
+        <w:szCs w:val="21"/>
+      </w:rPr>
+      <w:fldChar w:fldCharType="end"/>
+    </w:r>
+    <w:r>
+      <w:rPr>
+        <w:rFonts w:ascii="Times New Roman" w:hAnsi="Times New Roman" w:eastAsia="宋体" w:cs="Times New Roman"/>
+        <w:sz w:val="21"/>
+        <w:szCs w:val="21"/>
+      </w:rPr>
+      <w:t>页（共</w:t>
+    </w:r>
+    <w:r>
+      <w:rPr>
+        <w:rFonts w:ascii="Times New Roman" w:hAnsi="Times New Roman" w:eastAsia="宋体" w:cs="Times New Roman"/>
+        <w:sz w:val="21"/>
+        <w:szCs w:val="21"/>
+      </w:rPr>
+      <w:fldChar w:fldCharType="begin"/>
+    </w:r>
+    <w:r>
+      <w:rPr>
+        <w:rFonts w:ascii="Times New Roman" w:hAnsi="Times New Roman" w:eastAsia="宋体" w:cs="Times New Roman"/>
+        <w:sz w:val="21"/>
+        <w:szCs w:val="21"/>
+      </w:rPr>
+      <w:instrText xml:space="preserve"> NUMPAGES </w:instrText>
+    </w:r>
+    <w:r>
+      <w:rPr>
+        <w:rFonts w:ascii="Times New Roman" w:hAnsi="Times New Roman" w:eastAsia="宋体" w:cs="Times New Roman"/>
+        <w:sz w:val="21"/>
+        <w:szCs w:val="21"/>
+      </w:rPr>
+      <w:fldChar w:fldCharType="separate"/>
+    </w:r>
+    <w:r>
+      <w:rPr>
+        <w:rFonts w:ascii="Times New Roman" w:hAnsi="Times New Roman" w:eastAsia="宋体" w:cs="Times New Roman"/>
+        <w:sz w:val="21"/>
+        <w:szCs w:val="21"/>
+      </w:rPr>
+      <w:t>6</w:t>
+    </w:r>
+    <w:r>
+      <w:rPr>
+        <w:rFonts w:ascii="Times New Roman" w:hAnsi="Times New Roman" w:eastAsia="宋体" w:cs="Times New Roman"/>
+        <w:sz w:val="21"/>
+        <w:szCs w:val="21"/>
+      </w:rPr>
+      <w:fldChar w:fldCharType="end"/>
+    </w:r>
+    <w:r>
+      <w:rPr>
+        <w:rFonts w:ascii="Times New Roman" w:hAnsi="Times New Roman" w:eastAsia="宋体" w:cs="Times New Roman"/>
+        <w:sz w:val="21"/>
+        <w:szCs w:val="21"/>
+      </w:rPr>
+      <w:t>页）</w:t>
     </w:r>
   </w:p>
 </w:ftr>
@@ -6839,14 +6899,16 @@
   <w:docDefaults>
     <w:rPrDefault>
       <w:rPr>
-        <w:rFonts w:ascii="Times New Roman" w:eastAsia="宋体" w:hAnsi="Times New Roman" w:cs="Times New Roman"/>
-        <w:kern w:val="2"/>
+        <w:rFonts w:ascii="Times New Roman" w:hAnsi="Times New Roman" w:eastAsia="宋体" w:cs="Times New Roman"/>
         <w:sz w:val="21"/>
         <w:szCs w:val="21"/>
-        <w:lang w:val="en-US" w:eastAsia="zh-CN" w:bidi="ar-SA"/>
       </w:rPr>
     </w:rPrDefault>
-    <w:pPrDefault/>
+    <w:pPrDefault>
+      <w:pPr>
+        <w:spacing w:before="0" w:after="0" w:line="300" w:lineRule="auto"/>
+      </w:pPr>
+    </w:pPrDefault>
   </w:docDefaults>
   <w:latentStyles w:defLockedState="0" w:defUIPriority="99" w:defSemiHidden="0" w:defUnhideWhenUsed="0" w:defQFormat="0" w:count="376">
     <w:lsdException w:name="Normal" w:uiPriority="0" w:qFormat="1"/>

--- a/高中物理/高中物理同步/人教版选必1 第4章 光·知识清单（完成）.docx
+++ b/高中物理/高中物理同步/人教版选必1 第4章 光·知识清单（完成）.docx
@@ -307,7 +307,7 @@
           <w:rFonts w:ascii="Times New Roman" w:hAnsi="Times New Roman" w:eastAsia="宋体" w:cs="Times New Roman"/>
           <w:szCs w:val="21"/>
           <w:sz w:val="21"/>
-          <w:bdr w:val="single" w:sz="8" w:space="0" w:color="auto"/>
+          <w:shd w:val="clear" w:color="auto" w:fill="D9D9D9"/>
         </w:rPr>
         <w:t>分界面</w:t>
       </w:r>
@@ -324,7 +324,7 @@
           <w:rFonts w:ascii="Times New Roman" w:hAnsi="Times New Roman" w:eastAsia="宋体" w:cs="Times New Roman"/>
           <w:szCs w:val="21"/>
           <w:sz w:val="21"/>
-          <w:bdr w:val="single" w:sz="8" w:space="0" w:color="auto"/>
+          <w:shd w:val="clear" w:color="auto" w:fill="D9D9D9"/>
         </w:rPr>
         <w:t>返回</w:t>
       </w:r>
@@ -388,7 +388,7 @@
           <w:rFonts w:ascii="Times New Roman" w:hAnsi="Times New Roman" w:eastAsia="宋体" w:cs="Times New Roman"/>
           <w:szCs w:val="21"/>
           <w:sz w:val="21"/>
-          <w:bdr w:val="single" w:sz="8" w:space="0" w:color="auto"/>
+          <w:shd w:val="clear" w:color="auto" w:fill="D9D9D9"/>
         </w:rPr>
         <w:t>同一平面</w:t>
       </w:r>
@@ -405,7 +405,7 @@
           <w:rFonts w:ascii="Times New Roman" w:hAnsi="Times New Roman" w:eastAsia="宋体" w:cs="Times New Roman"/>
           <w:szCs w:val="21"/>
           <w:sz w:val="21"/>
-          <w:bdr w:val="single" w:sz="8" w:space="0" w:color="auto"/>
+          <w:shd w:val="clear" w:color="auto" w:fill="D9D9D9"/>
         </w:rPr>
         <w:t>法线的两侧</w:t>
       </w:r>
@@ -422,7 +422,7 @@
           <w:rFonts w:ascii="Times New Roman" w:hAnsi="Times New Roman" w:eastAsia="宋体" w:cs="Times New Roman"/>
           <w:szCs w:val="21"/>
           <w:sz w:val="21"/>
-          <w:bdr w:val="single" w:sz="8" w:space="0" w:color="auto"/>
+          <w:shd w:val="clear" w:color="auto" w:fill="D9D9D9"/>
         </w:rPr>
         <w:t>等于</w:t>
       </w:r>
@@ -558,7 +558,7 @@
           <w:rFonts w:ascii="Times New Roman" w:hAnsi="Times New Roman" w:eastAsia="宋体" w:cs="Times New Roman"/>
           <w:szCs w:val="21"/>
           <w:sz w:val="21"/>
-          <w:bdr w:val="single" w:sz="8" w:space="0" w:color="auto"/>
+          <w:shd w:val="clear" w:color="auto" w:fill="D9D9D9"/>
         </w:rPr>
         <w:t>分界面</w:t>
       </w:r>
@@ -630,7 +630,7 @@
           <w:rFonts w:ascii="Times New Roman" w:hAnsi="Times New Roman" w:eastAsia="宋体" w:cs="Times New Roman"/>
           <w:szCs w:val="21"/>
           <w:sz w:val="21"/>
-          <w:bdr w:val="single" w:sz="8" w:space="0" w:color="auto"/>
+          <w:shd w:val="clear" w:color="auto" w:fill="D9D9D9"/>
         </w:rPr>
         <w:t>同一平面</w:t>
       </w:r>
@@ -647,7 +647,7 @@
           <w:rFonts w:ascii="Times New Roman" w:hAnsi="Times New Roman" w:eastAsia="宋体" w:cs="Times New Roman"/>
           <w:szCs w:val="21"/>
           <w:sz w:val="21"/>
-          <w:bdr w:val="single" w:sz="8" w:space="0" w:color="auto"/>
+          <w:shd w:val="clear" w:color="auto" w:fill="D9D9D9"/>
         </w:rPr>
         <w:t>法线的两侧</w:t>
       </w:r>
@@ -664,7 +664,7 @@
           <w:rFonts w:ascii="Times New Roman" w:hAnsi="Times New Roman" w:eastAsia="宋体" w:cs="Times New Roman"/>
           <w:szCs w:val="21"/>
           <w:sz w:val="21"/>
-          <w:bdr w:val="single" w:sz="8" w:space="0" w:color="auto"/>
+          <w:shd w:val="clear" w:color="auto" w:fill="D9D9D9"/>
         </w:rPr>
         <w:t>入射角的正弦</w:t>
       </w:r>
@@ -681,7 +681,7 @@
           <w:rFonts w:ascii="Times New Roman" w:hAnsi="Times New Roman" w:eastAsia="宋体" w:cs="Times New Roman"/>
           <w:szCs w:val="21"/>
           <w:sz w:val="21"/>
-          <w:bdr w:val="single" w:sz="8" w:space="0" w:color="auto"/>
+          <w:shd w:val="clear" w:color="auto" w:fill="D9D9D9"/>
         </w:rPr>
         <w:t>折射角的正弦</w:t>
       </w:r>
@@ -851,7 +851,7 @@
           <w:rFonts w:ascii="Times New Roman" w:hAnsi="Times New Roman" w:eastAsia="宋体" w:cs="Times New Roman"/>
           <w:szCs w:val="21"/>
           <w:sz w:val="21"/>
-          <w:bdr w:val="single" w:sz="8" w:space="0" w:color="auto"/>
+          <w:shd w:val="clear" w:color="auto" w:fill="D9D9D9"/>
         </w:rPr>
         <w:t>同平面</w:t>
       </w:r>
@@ -868,7 +868,7 @@
           <w:rFonts w:ascii="Times New Roman" w:hAnsi="Times New Roman" w:eastAsia="宋体" w:cs="Times New Roman"/>
           <w:szCs w:val="21"/>
           <w:sz w:val="21"/>
-          <w:bdr w:val="single" w:sz="8" w:space="0" w:color="auto"/>
+          <w:shd w:val="clear" w:color="auto" w:fill="D9D9D9"/>
         </w:rPr>
         <w:t>线两旁</w:t>
       </w:r>
@@ -885,7 +885,7 @@
           <w:rFonts w:ascii="Times New Roman" w:hAnsi="Times New Roman" w:eastAsia="宋体" w:cs="Times New Roman"/>
           <w:szCs w:val="21"/>
           <w:sz w:val="21"/>
-          <w:bdr w:val="single" w:sz="8" w:space="0" w:color="auto"/>
+          <w:shd w:val="clear" w:color="auto" w:fill="D9D9D9"/>
         </w:rPr>
         <w:t>成正比</w:t>
       </w:r>
@@ -933,7 +933,7 @@
           <w:rFonts w:ascii="Times New Roman" w:hAnsi="Times New Roman" w:eastAsia="宋体" w:cs="Times New Roman"/>
           <w:szCs w:val="21"/>
           <w:sz w:val="21"/>
-          <w:bdr w:val="single" w:sz="8" w:space="0" w:color="auto"/>
+          <w:shd w:val="clear" w:color="auto" w:fill="D9D9D9"/>
         </w:rPr>
         <w:t>可逆</w:t>
       </w:r>
@@ -1029,7 +1029,7 @@
           <w:rFonts w:ascii="Times New Roman" w:hAnsi="Times New Roman" w:eastAsia="宋体" w:cs="Times New Roman"/>
           <w:szCs w:val="21"/>
           <w:sz w:val="21"/>
-          <w:bdr w:val="single" w:sz="8" w:space="0" w:color="auto"/>
+          <w:shd w:val="clear" w:color="auto" w:fill="D9D9D9"/>
         </w:rPr>
         <w:t>入射角的正弦</w:t>
       </w:r>
@@ -1046,7 +1046,7 @@
           <w:rFonts w:ascii="Times New Roman" w:hAnsi="Times New Roman" w:eastAsia="宋体" w:cs="Times New Roman"/>
           <w:szCs w:val="21"/>
           <w:sz w:val="21"/>
-          <w:bdr w:val="single" w:sz="8" w:space="0" w:color="auto"/>
+          <w:shd w:val="clear" w:color="auto" w:fill="D9D9D9"/>
         </w:rPr>
         <w:t>折射角的正弦</w:t>
       </w:r>
@@ -1250,7 +1250,7 @@
           <w:rFonts w:ascii="Times New Roman" w:hAnsi="Times New Roman" w:eastAsia="宋体" w:cs="Times New Roman"/>
           <w:szCs w:val="21"/>
           <w:sz w:val="21"/>
-          <w:bdr w:val="single" w:sz="8" w:space="0" w:color="auto"/>
+          <w:shd w:val="clear" w:color="auto" w:fill="D9D9D9"/>
         </w:rPr>
         <w:t>真空</w:t>
       </w:r>
@@ -1319,7 +1319,7 @@
             <m:ctrlPr>
               <w:rPr>
                 <w:rFonts w:ascii="Cambria Math" w:hAnsi="Cambria Math"/>
-                <w:bdr w:val="single" w:sz="8" w:space="0" w:color="auto"/>
+                <w:shd w:val="clear" w:color="auto" w:fill="D9D9D9"/>
               </w:rPr>
             </m:ctrlPr>
           </m:fPr>
@@ -1473,7 +1473,7 @@
           <w:rFonts w:ascii="Times New Roman" w:hAnsi="Times New Roman" w:eastAsia="宋体" w:cs="Times New Roman"/>
           <w:szCs w:val="21"/>
           <w:sz w:val="21"/>
-          <w:bdr w:val="single" w:sz="8" w:space="0" w:color="auto"/>
+          <w:shd w:val="clear" w:color="auto" w:fill="D9D9D9"/>
         </w:rPr>
         <w:t>小</w:t>
       </w:r>
@@ -1585,7 +1585,7 @@
           <w:rFonts w:ascii="Times New Roman" w:hAnsi="Times New Roman" w:eastAsia="宋体" w:cs="Times New Roman"/>
           <w:szCs w:val="21"/>
           <w:sz w:val="21"/>
-          <w:bdr w:val="single" w:sz="8" w:space="0" w:color="auto"/>
+          <w:shd w:val="clear" w:color="auto" w:fill="D9D9D9"/>
         </w:rPr>
         <w:t>大</w:t>
       </w:r>
@@ -1697,7 +1697,7 @@
           <w:rFonts w:ascii="Times New Roman" w:hAnsi="Times New Roman" w:eastAsia="宋体" w:cs="Times New Roman"/>
           <w:szCs w:val="21"/>
           <w:sz w:val="21"/>
-          <w:bdr w:val="single" w:sz="8" w:space="0" w:color="auto"/>
+          <w:shd w:val="clear" w:color="auto" w:fill="D9D9D9"/>
         </w:rPr>
         <w:t>相对</w:t>
       </w:r>
@@ -1865,7 +1865,7 @@
           <w:rFonts w:ascii="Times New Roman" w:hAnsi="Times New Roman" w:eastAsia="宋体" w:cs="Times New Roman"/>
           <w:szCs w:val="21"/>
           <w:sz w:val="21"/>
-          <w:bdr w:val="single" w:sz="8" w:space="0" w:color="auto"/>
+          <w:shd w:val="clear" w:color="auto" w:fill="D9D9D9"/>
         </w:rPr>
         <w:t>光密</w:t>
       </w:r>
@@ -1882,7 +1882,7 @@
           <w:rFonts w:ascii="Times New Roman" w:hAnsi="Times New Roman" w:eastAsia="宋体" w:cs="Times New Roman"/>
           <w:szCs w:val="21"/>
           <w:sz w:val="21"/>
-          <w:bdr w:val="single" w:sz="8" w:space="0" w:color="auto"/>
+          <w:shd w:val="clear" w:color="auto" w:fill="D9D9D9"/>
         </w:rPr>
         <w:t>光疏</w:t>
       </w:r>
@@ -1915,7 +1915,7 @@
           <w:rFonts w:ascii="Times New Roman" w:hAnsi="Times New Roman" w:eastAsia="宋体" w:cs="Times New Roman"/>
           <w:szCs w:val="21"/>
           <w:sz w:val="21"/>
-          <w:bdr w:val="single" w:sz="8" w:space="0" w:color="auto"/>
+          <w:shd w:val="clear" w:color="auto" w:fill="D9D9D9"/>
         </w:rPr>
         <w:t>折射</w:t>
       </w:r>
@@ -1932,7 +1932,7 @@
           <w:rFonts w:ascii="Times New Roman" w:hAnsi="Times New Roman" w:eastAsia="宋体" w:cs="Times New Roman"/>
           <w:szCs w:val="21"/>
           <w:sz w:val="21"/>
-          <w:bdr w:val="single" w:sz="8" w:space="0" w:color="auto"/>
+          <w:shd w:val="clear" w:color="auto" w:fill="D9D9D9"/>
         </w:rPr>
         <w:t>反射</w:t>
       </w:r>
@@ -1972,7 +1972,7 @@
           <w:rFonts w:ascii="Times New Roman" w:hAnsi="Times New Roman" w:eastAsia="宋体" w:cs="Times New Roman"/>
           <w:szCs w:val="21"/>
           <w:sz w:val="21"/>
-          <w:bdr w:val="single" w:sz="8" w:space="0" w:color="auto"/>
+          <w:shd w:val="clear" w:color="auto" w:fill="D9D9D9"/>
         </w:rPr>
         <w:t>90°</w:t>
       </w:r>
@@ -1989,7 +1989,7 @@
           <w:rFonts w:ascii="Times New Roman" w:hAnsi="Times New Roman" w:eastAsia="宋体" w:cs="Times New Roman"/>
           <w:szCs w:val="21"/>
           <w:sz w:val="21"/>
-          <w:bdr w:val="single" w:sz="8" w:space="0" w:color="auto"/>
+          <w:shd w:val="clear" w:color="auto" w:fill="D9D9D9"/>
         </w:rPr>
         <w:t>介质</w:t>
       </w:r>
@@ -2006,7 +2006,7 @@
           <w:rFonts w:ascii="Times New Roman" w:hAnsi="Times New Roman" w:eastAsia="宋体" w:cs="Times New Roman"/>
           <w:szCs w:val="21"/>
           <w:sz w:val="21"/>
-          <w:bdr w:val="single" w:sz="8" w:space="0" w:color="auto"/>
+          <w:shd w:val="clear" w:color="auto" w:fill="D9D9D9"/>
         </w:rPr>
         <w:t>空气</w:t>
       </w:r>
@@ -2015,7 +2015,7 @@
           <w:rFonts w:ascii="Times New Roman" w:hAnsi="Times New Roman" w:eastAsia="宋体" w:cs="Times New Roman"/>
           <w:szCs w:val="21"/>
           <w:sz w:val="21"/>
-          <w:bdr w:val="single" w:sz="8" w:space="0" w:color="auto"/>
+          <w:shd w:val="clear" w:color="auto" w:fill="D9D9D9"/>
         </w:rPr>
         <w:t>(</w:t>
       </w:r>
@@ -2024,7 +2024,7 @@
           <w:rFonts w:ascii="Times New Roman" w:hAnsi="Times New Roman" w:eastAsia="宋体" w:cs="Times New Roman"/>
           <w:szCs w:val="21"/>
           <w:sz w:val="21"/>
-          <w:bdr w:val="single" w:sz="8" w:space="0" w:color="auto"/>
+          <w:shd w:val="clear" w:color="auto" w:fill="D9D9D9"/>
         </w:rPr>
         <w:t>真空</w:t>
       </w:r>
@@ -2033,7 +2033,7 @@
           <w:rFonts w:ascii="Times New Roman" w:hAnsi="Times New Roman" w:eastAsia="宋体" w:cs="Times New Roman"/>
           <w:szCs w:val="21"/>
           <w:sz w:val="21"/>
-          <w:bdr w:val="single" w:sz="8" w:space="0" w:color="auto"/>
+          <w:shd w:val="clear" w:color="auto" w:fill="D9D9D9"/>
         </w:rPr>
         <w:t>)</w:t>
       </w:r>
@@ -2110,7 +2110,7 @@
             <m:ctrlPr>
               <w:rPr>
                 <w:rFonts w:ascii="Cambria Math" w:hAnsi="Cambria Math"/>
-                <w:bdr w:val="single" w:sz="8" w:space="0" w:color="auto"/>
+                <w:shd w:val="clear" w:color="auto" w:fill="D9D9D9"/>
               </w:rPr>
             </m:ctrlPr>
           </m:fPr>
@@ -2198,7 +2198,7 @@
           <w:rFonts w:ascii="Times New Roman" w:hAnsi="Times New Roman" w:eastAsia="宋体" w:cs="Times New Roman"/>
           <w:szCs w:val="21"/>
           <w:sz w:val="21"/>
-          <w:bdr w:val="single" w:sz="8" w:space="0" w:color="auto"/>
+          <w:shd w:val="clear" w:color="auto" w:fill="D9D9D9"/>
         </w:rPr>
         <w:t>光密</w:t>
       </w:r>
@@ -2215,7 +2215,7 @@
           <w:rFonts w:ascii="Times New Roman" w:hAnsi="Times New Roman" w:eastAsia="宋体" w:cs="Times New Roman"/>
           <w:szCs w:val="21"/>
           <w:sz w:val="21"/>
-          <w:bdr w:val="single" w:sz="8" w:space="0" w:color="auto"/>
+          <w:shd w:val="clear" w:color="auto" w:fill="D9D9D9"/>
         </w:rPr>
         <w:t>光疏</w:t>
       </w:r>
@@ -2248,7 +2248,7 @@
           <w:rFonts w:ascii="Times New Roman" w:hAnsi="Times New Roman" w:eastAsia="宋体" w:cs="Times New Roman"/>
           <w:szCs w:val="21"/>
           <w:sz w:val="21"/>
-          <w:bdr w:val="single" w:sz="8" w:space="0" w:color="auto"/>
+          <w:shd w:val="clear" w:color="auto" w:fill="D9D9D9"/>
         </w:rPr>
         <w:t>等于或大于</w:t>
       </w:r>
@@ -2352,7 +2352,7 @@
           <w:rFonts w:ascii="Times New Roman" w:hAnsi="Times New Roman" w:eastAsia="宋体" w:cs="Times New Roman"/>
           <w:szCs w:val="21"/>
           <w:sz w:val="21"/>
-          <w:bdr w:val="single" w:sz="8" w:space="0" w:color="auto"/>
+          <w:shd w:val="clear" w:color="auto" w:fill="D9D9D9"/>
         </w:rPr>
         <w:t>等腰直角</w:t>
       </w:r>
@@ -2448,7 +2448,7 @@
           <w:rFonts w:ascii="Times New Roman" w:hAnsi="Times New Roman" w:eastAsia="宋体" w:cs="Times New Roman"/>
           <w:szCs w:val="21"/>
           <w:sz w:val="21"/>
-          <w:bdr w:val="single" w:sz="8" w:space="0" w:color="auto"/>
+          <w:shd w:val="clear" w:color="auto" w:fill="D9D9D9"/>
         </w:rPr>
         <w:t>全反射</w:t>
       </w:r>
@@ -2465,7 +2465,7 @@
           <w:rFonts w:ascii="Times New Roman" w:hAnsi="Times New Roman" w:eastAsia="宋体" w:cs="Times New Roman"/>
           <w:szCs w:val="21"/>
           <w:sz w:val="21"/>
-          <w:bdr w:val="single" w:sz="8" w:space="0" w:color="auto"/>
+          <w:shd w:val="clear" w:color="auto" w:fill="D9D9D9"/>
         </w:rPr>
         <w:t>很高</w:t>
       </w:r>
@@ -2498,7 +2498,7 @@
           <w:rFonts w:ascii="Times New Roman" w:hAnsi="Times New Roman" w:eastAsia="宋体" w:cs="Times New Roman"/>
           <w:szCs w:val="21"/>
           <w:sz w:val="21"/>
-          <w:bdr w:val="single" w:sz="8" w:space="0" w:color="auto"/>
+          <w:shd w:val="clear" w:color="auto" w:fill="D9D9D9"/>
         </w:rPr>
         <w:t>改变光的方向</w:t>
       </w:r>
@@ -2625,7 +2625,7 @@
           <w:rFonts w:ascii="Times New Roman" w:hAnsi="Times New Roman" w:eastAsia="宋体" w:cs="Times New Roman"/>
           <w:szCs w:val="21"/>
           <w:sz w:val="21"/>
-          <w:bdr w:val="single" w:sz="8" w:space="0" w:color="auto"/>
+          <w:shd w:val="clear" w:color="auto" w:fill="D9D9D9"/>
         </w:rPr>
         <w:t>双筒望远镜</w:t>
       </w:r>
@@ -2721,7 +2721,7 @@
           <w:rFonts w:ascii="Times New Roman" w:hAnsi="Times New Roman" w:eastAsia="宋体" w:cs="Times New Roman"/>
           <w:szCs w:val="21"/>
           <w:sz w:val="21"/>
-          <w:bdr w:val="single" w:sz="8" w:space="0" w:color="auto"/>
+          <w:shd w:val="clear" w:color="auto" w:fill="D9D9D9"/>
         </w:rPr>
         <w:t>全反射</w:t>
       </w:r>
@@ -2817,7 +2817,7 @@
           <w:rFonts w:ascii="Times New Roman" w:hAnsi="Times New Roman" w:eastAsia="宋体" w:cs="Times New Roman"/>
           <w:szCs w:val="21"/>
           <w:sz w:val="21"/>
-          <w:bdr w:val="single" w:sz="8" w:space="0" w:color="auto"/>
+          <w:shd w:val="clear" w:color="auto" w:fill="D9D9D9"/>
         </w:rPr>
         <w:t>大</w:t>
       </w:r>
@@ -2834,7 +2834,7 @@
           <w:rFonts w:ascii="Times New Roman" w:hAnsi="Times New Roman" w:eastAsia="宋体" w:cs="Times New Roman"/>
           <w:szCs w:val="21"/>
           <w:sz w:val="21"/>
-          <w:bdr w:val="single" w:sz="8" w:space="0" w:color="auto"/>
+          <w:shd w:val="clear" w:color="auto" w:fill="D9D9D9"/>
         </w:rPr>
         <w:t>内芯与外套</w:t>
       </w:r>
@@ -3114,7 +3114,7 @@
           <w:rFonts w:ascii="Times New Roman" w:hAnsi="Times New Roman" w:eastAsia="宋体" w:cs="Times New Roman"/>
           <w:szCs w:val="21"/>
           <w:sz w:val="21"/>
-          <w:bdr w:val="single" w:sz="8" w:space="0" w:color="auto"/>
+          <w:shd w:val="clear" w:color="auto" w:fill="D9D9D9"/>
         </w:rPr>
         <w:t>照明</w:t>
       </w:r>
@@ -3131,7 +3131,7 @@
           <w:rFonts w:ascii="Times New Roman" w:hAnsi="Times New Roman" w:eastAsia="宋体" w:cs="Times New Roman"/>
           <w:szCs w:val="21"/>
           <w:sz w:val="21"/>
-          <w:bdr w:val="single" w:sz="8" w:space="0" w:color="auto"/>
+          <w:shd w:val="clear" w:color="auto" w:fill="D9D9D9"/>
         </w:rPr>
         <w:t>体内的图像</w:t>
       </w:r>
@@ -3244,7 +3244,7 @@
           <w:rFonts w:ascii="Times New Roman" w:hAnsi="Times New Roman" w:eastAsia="宋体" w:cs="Times New Roman"/>
           <w:szCs w:val="21"/>
           <w:sz w:val="21"/>
-          <w:bdr w:val="single" w:sz="8" w:space="0" w:color="auto"/>
+          <w:shd w:val="clear" w:color="auto" w:fill="D9D9D9"/>
         </w:rPr>
         <w:t>托马斯</w:t>
       </w:r>
@@ -3253,7 +3253,7 @@
           <w:rFonts w:ascii="Times New Roman" w:hAnsi="Times New Roman" w:eastAsia="宋体" w:cs="Times New Roman"/>
           <w:szCs w:val="21"/>
           <w:sz w:val="21"/>
-          <w:bdr w:val="single" w:sz="8" w:space="0" w:color="auto"/>
+          <w:shd w:val="clear" w:color="auto" w:fill="D9D9D9"/>
         </w:rPr>
         <w:t>·</w:t>
       </w:r>
@@ -3262,7 +3262,7 @@
           <w:rFonts w:ascii="Times New Roman" w:hAnsi="Times New Roman" w:eastAsia="宋体" w:cs="Times New Roman"/>
           <w:szCs w:val="21"/>
           <w:sz w:val="21"/>
-          <w:bdr w:val="single" w:sz="8" w:space="0" w:color="auto"/>
+          <w:shd w:val="clear" w:color="auto" w:fill="D9D9D9"/>
         </w:rPr>
         <w:t>杨</w:t>
       </w:r>
@@ -3295,7 +3295,7 @@
           <w:rFonts w:ascii="Times New Roman" w:hAnsi="Times New Roman" w:eastAsia="宋体" w:cs="Times New Roman"/>
           <w:szCs w:val="21"/>
           <w:sz w:val="21"/>
-          <w:bdr w:val="single" w:sz="8" w:space="0" w:color="auto"/>
+          <w:shd w:val="clear" w:color="auto" w:fill="D9D9D9"/>
         </w:rPr>
         <w:t>波</w:t>
       </w:r>
@@ -3519,7 +3519,7 @@
           <w:rFonts w:ascii="Times New Roman" w:hAnsi="Times New Roman" w:eastAsia="宋体" w:cs="Times New Roman"/>
           <w:szCs w:val="21"/>
           <w:sz w:val="21"/>
-          <w:bdr w:val="single" w:sz="8" w:space="0" w:color="auto"/>
+          <w:shd w:val="clear" w:color="auto" w:fill="D9D9D9"/>
         </w:rPr>
         <w:t>频率</w:t>
       </w:r>
@@ -3536,7 +3536,7 @@
           <w:rFonts w:ascii="Times New Roman" w:hAnsi="Times New Roman" w:eastAsia="宋体" w:cs="Times New Roman"/>
           <w:szCs w:val="21"/>
           <w:sz w:val="21"/>
-          <w:bdr w:val="single" w:sz="8" w:space="0" w:color="auto"/>
+          <w:shd w:val="clear" w:color="auto" w:fill="D9D9D9"/>
         </w:rPr>
         <w:t>相位</w:t>
       </w:r>
@@ -3553,7 +3553,7 @@
           <w:rFonts w:ascii="Times New Roman" w:hAnsi="Times New Roman" w:eastAsia="宋体" w:cs="Times New Roman"/>
           <w:szCs w:val="21"/>
           <w:sz w:val="21"/>
-          <w:bdr w:val="single" w:sz="8" w:space="0" w:color="auto"/>
+          <w:shd w:val="clear" w:color="auto" w:fill="D9D9D9"/>
         </w:rPr>
         <w:t>振动方向</w:t>
       </w:r>
@@ -3570,7 +3570,7 @@
           <w:rFonts w:ascii="Times New Roman" w:hAnsi="Times New Roman" w:eastAsia="宋体" w:cs="Times New Roman"/>
           <w:szCs w:val="21"/>
           <w:sz w:val="21"/>
-          <w:bdr w:val="single" w:sz="8" w:space="0" w:color="auto"/>
+          <w:shd w:val="clear" w:color="auto" w:fill="D9D9D9"/>
         </w:rPr>
         <w:t>干涉现象</w:t>
       </w:r>
@@ -3610,7 +3610,7 @@
           <w:rFonts w:ascii="Times New Roman" w:hAnsi="Times New Roman" w:eastAsia="宋体" w:cs="Times New Roman"/>
           <w:szCs w:val="21"/>
           <w:sz w:val="21"/>
-          <w:bdr w:val="single" w:sz="8" w:space="0" w:color="auto"/>
+          <w:shd w:val="clear" w:color="auto" w:fill="D9D9D9"/>
         </w:rPr>
         <w:t>明暗相间</w:t>
       </w:r>
@@ -3800,7 +3800,7 @@
           <w:rFonts w:ascii="Times New Roman" w:hAnsi="Times New Roman" w:eastAsia="宋体" w:cs="Times New Roman"/>
           <w:szCs w:val="21"/>
           <w:sz w:val="21"/>
-          <w:bdr w:val="single" w:sz="8" w:space="0" w:color="auto"/>
+          <w:shd w:val="clear" w:color="auto" w:fill="D9D9D9"/>
         </w:rPr>
         <w:t>整数</w:t>
       </w:r>
@@ -3817,7 +3817,7 @@
           <w:rFonts w:ascii="Times New Roman" w:hAnsi="Times New Roman" w:eastAsia="宋体" w:cs="Times New Roman"/>
           <w:szCs w:val="21"/>
           <w:sz w:val="21"/>
-          <w:bdr w:val="single" w:sz="8" w:space="0" w:color="auto"/>
+          <w:shd w:val="clear" w:color="auto" w:fill="D9D9D9"/>
         </w:rPr>
         <w:t>偶数</w:t>
       </w:r>
@@ -4284,7 +4284,7 @@
           <w:rFonts w:ascii="Times New Roman" w:hAnsi="Times New Roman" w:eastAsia="宋体" w:cs="Times New Roman"/>
           <w:szCs w:val="21"/>
           <w:sz w:val="21"/>
-          <w:bdr w:val="single" w:sz="8" w:space="0" w:color="auto"/>
+          <w:shd w:val="clear" w:color="auto" w:fill="D9D9D9"/>
         </w:rPr>
         <w:t>奇数</w:t>
       </w:r>
@@ -4807,7 +4807,7 @@
           <w:rFonts w:ascii="Times New Roman" w:hAnsi="Times New Roman" w:eastAsia="宋体" w:cs="Times New Roman"/>
           <w:szCs w:val="21"/>
           <w:sz w:val="21"/>
-          <w:bdr w:val="single" w:sz="8" w:space="0" w:color="auto"/>
+          <w:shd w:val="clear" w:color="auto" w:fill="D9D9D9"/>
         </w:rPr>
         <w:t>窄</w:t>
       </w:r>
@@ -4824,7 +4824,7 @@
           <w:rFonts w:ascii="Times New Roman" w:hAnsi="Times New Roman" w:eastAsia="宋体" w:cs="Times New Roman"/>
           <w:szCs w:val="21"/>
           <w:sz w:val="21"/>
-          <w:bdr w:val="single" w:sz="8" w:space="0" w:color="auto"/>
+          <w:shd w:val="clear" w:color="auto" w:fill="D9D9D9"/>
         </w:rPr>
         <w:t>相当宽</w:t>
       </w:r>
@@ -4983,7 +4983,7 @@
           <w:rFonts w:ascii="Times New Roman" w:hAnsi="Times New Roman" w:eastAsia="宋体" w:cs="Times New Roman"/>
           <w:szCs w:val="21"/>
           <w:sz w:val="21"/>
-          <w:bdr w:val="single" w:sz="8" w:space="0" w:color="auto"/>
+          <w:shd w:val="clear" w:color="auto" w:fill="D9D9D9"/>
         </w:rPr>
         <w:t>小</w:t>
       </w:r>
@@ -5079,7 +5079,7 @@
           <w:rFonts w:ascii="Times New Roman" w:hAnsi="Times New Roman" w:eastAsia="宋体" w:cs="Times New Roman"/>
           <w:szCs w:val="21"/>
           <w:sz w:val="21"/>
-          <w:bdr w:val="single" w:sz="8" w:space="0" w:color="auto"/>
+          <w:shd w:val="clear" w:color="auto" w:fill="D9D9D9"/>
         </w:rPr>
         <w:t>等宽</w:t>
       </w:r>
@@ -5096,7 +5096,7 @@
           <w:rFonts w:ascii="Times New Roman" w:hAnsi="Times New Roman" w:eastAsia="宋体" w:cs="Times New Roman"/>
           <w:szCs w:val="21"/>
           <w:sz w:val="21"/>
-          <w:bdr w:val="single" w:sz="8" w:space="0" w:color="auto"/>
+          <w:shd w:val="clear" w:color="auto" w:fill="D9D9D9"/>
         </w:rPr>
         <w:t>等距离</w:t>
       </w:r>
@@ -5192,7 +5192,7 @@
           <w:rFonts w:ascii="Times New Roman" w:hAnsi="Times New Roman" w:eastAsia="宋体" w:cs="Times New Roman"/>
           <w:szCs w:val="21"/>
           <w:sz w:val="21"/>
-          <w:bdr w:val="single" w:sz="8" w:space="0" w:color="auto"/>
+          <w:shd w:val="clear" w:color="auto" w:fill="D9D9D9"/>
         </w:rPr>
         <w:t>窄</w:t>
       </w:r>
@@ -5209,7 +5209,7 @@
           <w:rFonts w:ascii="Times New Roman" w:hAnsi="Times New Roman" w:eastAsia="宋体" w:cs="Times New Roman"/>
           <w:szCs w:val="21"/>
           <w:sz w:val="21"/>
-          <w:bdr w:val="single" w:sz="8" w:space="0" w:color="auto"/>
+          <w:shd w:val="clear" w:color="auto" w:fill="D9D9D9"/>
         </w:rPr>
         <w:t>增加</w:t>
       </w:r>
@@ -5313,7 +5313,7 @@
           <w:rFonts w:ascii="Times New Roman" w:hAnsi="Times New Roman" w:eastAsia="宋体" w:cs="Times New Roman"/>
           <w:szCs w:val="21"/>
           <w:sz w:val="21"/>
-          <w:bdr w:val="single" w:sz="8" w:space="0" w:color="auto"/>
+          <w:shd w:val="clear" w:color="auto" w:fill="D9D9D9"/>
         </w:rPr>
         <w:t>透射</w:t>
       </w:r>
@@ -5330,7 +5330,7 @@
           <w:rFonts w:ascii="Times New Roman" w:hAnsi="Times New Roman" w:eastAsia="宋体" w:cs="Times New Roman"/>
           <w:szCs w:val="21"/>
           <w:sz w:val="21"/>
-          <w:bdr w:val="single" w:sz="8" w:space="0" w:color="auto"/>
+          <w:shd w:val="clear" w:color="auto" w:fill="D9D9D9"/>
         </w:rPr>
         <w:t>反射</w:t>
       </w:r>
@@ -5443,7 +5443,7 @@
           <w:rFonts w:ascii="Times New Roman" w:hAnsi="Times New Roman" w:eastAsia="宋体" w:cs="Times New Roman"/>
           <w:szCs w:val="21"/>
           <w:sz w:val="21"/>
-          <w:bdr w:val="single" w:sz="8" w:space="0" w:color="auto"/>
+          <w:shd w:val="clear" w:color="auto" w:fill="D9D9D9"/>
         </w:rPr>
         <w:t>可能不同</w:t>
       </w:r>
@@ -5492,7 +5492,7 @@
           <w:rFonts w:ascii="Times New Roman" w:hAnsi="Times New Roman" w:eastAsia="宋体" w:cs="Times New Roman"/>
           <w:szCs w:val="21"/>
           <w:sz w:val="21"/>
-          <w:bdr w:val="single" w:sz="8" w:space="0" w:color="auto"/>
+          <w:shd w:val="clear" w:color="auto" w:fill="D9D9D9"/>
         </w:rPr>
         <w:t>振动方向</w:t>
       </w:r>
@@ -5651,7 +5651,7 @@
           <w:rFonts w:ascii="Times New Roman" w:hAnsi="Times New Roman" w:eastAsia="宋体" w:cs="Times New Roman"/>
           <w:szCs w:val="21"/>
           <w:sz w:val="21"/>
-          <w:bdr w:val="single" w:sz="8" w:space="0" w:color="auto"/>
+          <w:shd w:val="clear" w:color="auto" w:fill="D9D9D9"/>
         </w:rPr>
         <w:t>特定</w:t>
       </w:r>
@@ -5676,7 +5676,7 @@
           <w:rFonts w:ascii="Times New Roman" w:hAnsi="Times New Roman" w:eastAsia="宋体" w:cs="Times New Roman"/>
           <w:szCs w:val="21"/>
           <w:sz w:val="21"/>
-          <w:bdr w:val="single" w:sz="8" w:space="0" w:color="auto"/>
+          <w:shd w:val="clear" w:color="auto" w:fill="D9D9D9"/>
         </w:rPr>
         <w:t>透振</w:t>
       </w:r>
@@ -5763,7 +5763,7 @@
           <w:rFonts w:ascii="Times New Roman" w:hAnsi="Times New Roman" w:eastAsia="宋体" w:cs="Times New Roman"/>
           <w:szCs w:val="21"/>
           <w:sz w:val="21"/>
-          <w:bdr w:val="single" w:sz="8" w:space="0" w:color="auto"/>
+          <w:shd w:val="clear" w:color="auto" w:fill="D9D9D9"/>
         </w:rPr>
         <w:t>传播方向</w:t>
       </w:r>
@@ -5780,7 +5780,7 @@
           <w:rFonts w:ascii="Times New Roman" w:hAnsi="Times New Roman" w:eastAsia="宋体" w:cs="Times New Roman"/>
           <w:szCs w:val="21"/>
           <w:sz w:val="21"/>
-          <w:bdr w:val="single" w:sz="8" w:space="0" w:color="auto"/>
+          <w:shd w:val="clear" w:color="auto" w:fill="D9D9D9"/>
         </w:rPr>
         <w:t>强度</w:t>
       </w:r>
@@ -5797,7 +5797,7 @@
           <w:rFonts w:ascii="Times New Roman" w:hAnsi="Times New Roman" w:eastAsia="宋体" w:cs="Times New Roman"/>
           <w:szCs w:val="21"/>
           <w:sz w:val="21"/>
-          <w:bdr w:val="single" w:sz="8" w:space="0" w:color="auto"/>
+          <w:shd w:val="clear" w:color="auto" w:fill="D9D9D9"/>
         </w:rPr>
         <w:t>相同</w:t>
       </w:r>
@@ -5869,7 +5869,7 @@
           <w:rFonts w:ascii="Times New Roman" w:hAnsi="Times New Roman" w:eastAsia="宋体" w:cs="Times New Roman"/>
           <w:szCs w:val="21"/>
           <w:sz w:val="21"/>
-          <w:bdr w:val="single" w:sz="8" w:space="0" w:color="auto"/>
+          <w:shd w:val="clear" w:color="auto" w:fill="D9D9D9"/>
         </w:rPr>
         <w:t>传播方向</w:t>
       </w:r>
@@ -5886,7 +5886,7 @@
           <w:rFonts w:ascii="Times New Roman" w:hAnsi="Times New Roman" w:eastAsia="宋体" w:cs="Times New Roman"/>
           <w:szCs w:val="21"/>
           <w:sz w:val="21"/>
-          <w:bdr w:val="single" w:sz="8" w:space="0" w:color="auto"/>
+          <w:shd w:val="clear" w:color="auto" w:fill="D9D9D9"/>
         </w:rPr>
         <w:t>某个特定</w:t>
       </w:r>
@@ -5934,7 +5934,7 @@
           <w:rFonts w:ascii="Times New Roman" w:hAnsi="Times New Roman" w:eastAsia="宋体" w:cs="Times New Roman"/>
           <w:szCs w:val="21"/>
           <w:sz w:val="21"/>
-          <w:bdr w:val="single" w:sz="8" w:space="0" w:color="auto"/>
+          <w:shd w:val="clear" w:color="auto" w:fill="D9D9D9"/>
         </w:rPr>
         <w:t>横</w:t>
       </w:r>
@@ -6030,7 +6030,7 @@
           <w:rFonts w:ascii="Times New Roman" w:hAnsi="Times New Roman" w:eastAsia="宋体" w:cs="Times New Roman"/>
           <w:szCs w:val="21"/>
           <w:sz w:val="21"/>
-          <w:bdr w:val="single" w:sz="8" w:space="0" w:color="auto"/>
+          <w:shd w:val="clear" w:color="auto" w:fill="D9D9D9"/>
         </w:rPr>
         <w:t>频率</w:t>
       </w:r>
@@ -6047,7 +6047,7 @@
           <w:rFonts w:ascii="Times New Roman" w:hAnsi="Times New Roman" w:eastAsia="宋体" w:cs="Times New Roman"/>
           <w:szCs w:val="21"/>
           <w:sz w:val="21"/>
-          <w:bdr w:val="single" w:sz="8" w:space="0" w:color="auto"/>
+          <w:shd w:val="clear" w:color="auto" w:fill="D9D9D9"/>
         </w:rPr>
         <w:t>相位差</w:t>
       </w:r>
@@ -6064,7 +6064,7 @@
           <w:rFonts w:ascii="Times New Roman" w:hAnsi="Times New Roman" w:eastAsia="宋体" w:cs="Times New Roman"/>
           <w:szCs w:val="21"/>
           <w:sz w:val="21"/>
-          <w:bdr w:val="single" w:sz="8" w:space="0" w:color="auto"/>
+          <w:shd w:val="clear" w:color="auto" w:fill="D9D9D9"/>
         </w:rPr>
         <w:t>振动方</w:t>
       </w:r>
@@ -6073,7 +6073,7 @@
           <w:rFonts w:ascii="Times New Roman" w:hAnsi="Times New Roman" w:eastAsia="宋体" w:cs="Times New Roman"/>
           <w:szCs w:val="21"/>
           <w:sz w:val="21"/>
-          <w:bdr w:val="single" w:sz="8" w:space="0" w:color="auto"/>
+          <w:shd w:val="clear" w:color="auto" w:fill="D9D9D9"/>
         </w:rPr>
         <w:t>向</w:t>
       </w:r>
@@ -6090,7 +6090,7 @@
           <w:rFonts w:ascii="Times New Roman" w:hAnsi="Times New Roman" w:eastAsia="宋体" w:cs="Times New Roman"/>
           <w:szCs w:val="21"/>
           <w:sz w:val="21"/>
-          <w:bdr w:val="single" w:sz="8" w:space="0" w:color="auto"/>
+          <w:shd w:val="clear" w:color="auto" w:fill="D9D9D9"/>
         </w:rPr>
         <w:t>人造</w:t>
       </w:r>
@@ -6171,7 +6171,7 @@
           <w:rFonts w:ascii="Times New Roman" w:hAnsi="Times New Roman" w:eastAsia="宋体" w:cs="Times New Roman"/>
           <w:szCs w:val="21"/>
           <w:sz w:val="21"/>
-          <w:bdr w:val="single" w:sz="8" w:space="0" w:color="auto"/>
+          <w:shd w:val="clear" w:color="auto" w:fill="D9D9D9"/>
         </w:rPr>
         <w:t>相干性</w:t>
       </w:r>

--- a/高中物理/高中物理同步/人教版选必1 第4章 光·知识清单（完成）.docx
+++ b/高中物理/高中物理同步/人教版选必1 第4章 光·知识清单（完成）.docx
@@ -307,7 +307,7 @@
           <w:rFonts w:ascii="Times New Roman" w:hAnsi="Times New Roman" w:eastAsia="宋体" w:cs="Times New Roman"/>
           <w:szCs w:val="21"/>
           <w:sz w:val="21"/>
-          <w:shd w:val="clear" w:color="auto" w:fill="D9D9D9"/>
+          <w:shd w:val="clear" w:color="auto" w:fill="A6A6A6"/>
         </w:rPr>
         <w:t>分界面</w:t>
       </w:r>
@@ -324,7 +324,7 @@
           <w:rFonts w:ascii="Times New Roman" w:hAnsi="Times New Roman" w:eastAsia="宋体" w:cs="Times New Roman"/>
           <w:szCs w:val="21"/>
           <w:sz w:val="21"/>
-          <w:shd w:val="clear" w:color="auto" w:fill="D9D9D9"/>
+          <w:shd w:val="clear" w:color="auto" w:fill="A6A6A6"/>
         </w:rPr>
         <w:t>返回</w:t>
       </w:r>
@@ -388,7 +388,7 @@
           <w:rFonts w:ascii="Times New Roman" w:hAnsi="Times New Roman" w:eastAsia="宋体" w:cs="Times New Roman"/>
           <w:szCs w:val="21"/>
           <w:sz w:val="21"/>
-          <w:shd w:val="clear" w:color="auto" w:fill="D9D9D9"/>
+          <w:shd w:val="clear" w:color="auto" w:fill="A6A6A6"/>
         </w:rPr>
         <w:t>同一平面</w:t>
       </w:r>
@@ -405,7 +405,7 @@
           <w:rFonts w:ascii="Times New Roman" w:hAnsi="Times New Roman" w:eastAsia="宋体" w:cs="Times New Roman"/>
           <w:szCs w:val="21"/>
           <w:sz w:val="21"/>
-          <w:shd w:val="clear" w:color="auto" w:fill="D9D9D9"/>
+          <w:shd w:val="clear" w:color="auto" w:fill="A6A6A6"/>
         </w:rPr>
         <w:t>法线的两侧</w:t>
       </w:r>
@@ -422,7 +422,7 @@
           <w:rFonts w:ascii="Times New Roman" w:hAnsi="Times New Roman" w:eastAsia="宋体" w:cs="Times New Roman"/>
           <w:szCs w:val="21"/>
           <w:sz w:val="21"/>
-          <w:shd w:val="clear" w:color="auto" w:fill="D9D9D9"/>
+          <w:shd w:val="clear" w:color="auto" w:fill="A6A6A6"/>
         </w:rPr>
         <w:t>等于</w:t>
       </w:r>
@@ -558,7 +558,7 @@
           <w:rFonts w:ascii="Times New Roman" w:hAnsi="Times New Roman" w:eastAsia="宋体" w:cs="Times New Roman"/>
           <w:szCs w:val="21"/>
           <w:sz w:val="21"/>
-          <w:shd w:val="clear" w:color="auto" w:fill="D9D9D9"/>
+          <w:shd w:val="clear" w:color="auto" w:fill="A6A6A6"/>
         </w:rPr>
         <w:t>分界面</w:t>
       </w:r>
@@ -630,7 +630,7 @@
           <w:rFonts w:ascii="Times New Roman" w:hAnsi="Times New Roman" w:eastAsia="宋体" w:cs="Times New Roman"/>
           <w:szCs w:val="21"/>
           <w:sz w:val="21"/>
-          <w:shd w:val="clear" w:color="auto" w:fill="D9D9D9"/>
+          <w:shd w:val="clear" w:color="auto" w:fill="A6A6A6"/>
         </w:rPr>
         <w:t>同一平面</w:t>
       </w:r>
@@ -647,7 +647,7 @@
           <w:rFonts w:ascii="Times New Roman" w:hAnsi="Times New Roman" w:eastAsia="宋体" w:cs="Times New Roman"/>
           <w:szCs w:val="21"/>
           <w:sz w:val="21"/>
-          <w:shd w:val="clear" w:color="auto" w:fill="D9D9D9"/>
+          <w:shd w:val="clear" w:color="auto" w:fill="A6A6A6"/>
         </w:rPr>
         <w:t>法线的两侧</w:t>
       </w:r>
@@ -664,7 +664,7 @@
           <w:rFonts w:ascii="Times New Roman" w:hAnsi="Times New Roman" w:eastAsia="宋体" w:cs="Times New Roman"/>
           <w:szCs w:val="21"/>
           <w:sz w:val="21"/>
-          <w:shd w:val="clear" w:color="auto" w:fill="D9D9D9"/>
+          <w:shd w:val="clear" w:color="auto" w:fill="A6A6A6"/>
         </w:rPr>
         <w:t>入射角的正弦</w:t>
       </w:r>
@@ -681,7 +681,7 @@
           <w:rFonts w:ascii="Times New Roman" w:hAnsi="Times New Roman" w:eastAsia="宋体" w:cs="Times New Roman"/>
           <w:szCs w:val="21"/>
           <w:sz w:val="21"/>
-          <w:shd w:val="clear" w:color="auto" w:fill="D9D9D9"/>
+          <w:shd w:val="clear" w:color="auto" w:fill="A6A6A6"/>
         </w:rPr>
         <w:t>折射角的正弦</w:t>
       </w:r>
@@ -851,7 +851,7 @@
           <w:rFonts w:ascii="Times New Roman" w:hAnsi="Times New Roman" w:eastAsia="宋体" w:cs="Times New Roman"/>
           <w:szCs w:val="21"/>
           <w:sz w:val="21"/>
-          <w:shd w:val="clear" w:color="auto" w:fill="D9D9D9"/>
+          <w:shd w:val="clear" w:color="auto" w:fill="A6A6A6"/>
         </w:rPr>
         <w:t>同平面</w:t>
       </w:r>
@@ -868,7 +868,7 @@
           <w:rFonts w:ascii="Times New Roman" w:hAnsi="Times New Roman" w:eastAsia="宋体" w:cs="Times New Roman"/>
           <w:szCs w:val="21"/>
           <w:sz w:val="21"/>
-          <w:shd w:val="clear" w:color="auto" w:fill="D9D9D9"/>
+          <w:shd w:val="clear" w:color="auto" w:fill="A6A6A6"/>
         </w:rPr>
         <w:t>线两旁</w:t>
       </w:r>
@@ -885,7 +885,7 @@
           <w:rFonts w:ascii="Times New Roman" w:hAnsi="Times New Roman" w:eastAsia="宋体" w:cs="Times New Roman"/>
           <w:szCs w:val="21"/>
           <w:sz w:val="21"/>
-          <w:shd w:val="clear" w:color="auto" w:fill="D9D9D9"/>
+          <w:shd w:val="clear" w:color="auto" w:fill="A6A6A6"/>
         </w:rPr>
         <w:t>成正比</w:t>
       </w:r>
@@ -933,7 +933,7 @@
           <w:rFonts w:ascii="Times New Roman" w:hAnsi="Times New Roman" w:eastAsia="宋体" w:cs="Times New Roman"/>
           <w:szCs w:val="21"/>
           <w:sz w:val="21"/>
-          <w:shd w:val="clear" w:color="auto" w:fill="D9D9D9"/>
+          <w:shd w:val="clear" w:color="auto" w:fill="A6A6A6"/>
         </w:rPr>
         <w:t>可逆</w:t>
       </w:r>
@@ -1029,7 +1029,7 @@
           <w:rFonts w:ascii="Times New Roman" w:hAnsi="Times New Roman" w:eastAsia="宋体" w:cs="Times New Roman"/>
           <w:szCs w:val="21"/>
           <w:sz w:val="21"/>
-          <w:shd w:val="clear" w:color="auto" w:fill="D9D9D9"/>
+          <w:shd w:val="clear" w:color="auto" w:fill="A6A6A6"/>
         </w:rPr>
         <w:t>入射角的正弦</w:t>
       </w:r>
@@ -1046,7 +1046,7 @@
           <w:rFonts w:ascii="Times New Roman" w:hAnsi="Times New Roman" w:eastAsia="宋体" w:cs="Times New Roman"/>
           <w:szCs w:val="21"/>
           <w:sz w:val="21"/>
-          <w:shd w:val="clear" w:color="auto" w:fill="D9D9D9"/>
+          <w:shd w:val="clear" w:color="auto" w:fill="A6A6A6"/>
         </w:rPr>
         <w:t>折射角的正弦</w:t>
       </w:r>
@@ -1250,7 +1250,7 @@
           <w:rFonts w:ascii="Times New Roman" w:hAnsi="Times New Roman" w:eastAsia="宋体" w:cs="Times New Roman"/>
           <w:szCs w:val="21"/>
           <w:sz w:val="21"/>
-          <w:shd w:val="clear" w:color="auto" w:fill="D9D9D9"/>
+          <w:shd w:val="clear" w:color="auto" w:fill="A6A6A6"/>
         </w:rPr>
         <w:t>真空</w:t>
       </w:r>
@@ -1319,7 +1319,7 @@
             <m:ctrlPr>
               <w:rPr>
                 <w:rFonts w:ascii="Cambria Math" w:hAnsi="Cambria Math"/>
-                <w:shd w:val="clear" w:color="auto" w:fill="D9D9D9"/>
+                <w:shd w:val="clear" w:color="auto" w:fill="A6A6A6"/>
               </w:rPr>
             </m:ctrlPr>
           </m:fPr>
@@ -1473,7 +1473,7 @@
           <w:rFonts w:ascii="Times New Roman" w:hAnsi="Times New Roman" w:eastAsia="宋体" w:cs="Times New Roman"/>
           <w:szCs w:val="21"/>
           <w:sz w:val="21"/>
-          <w:shd w:val="clear" w:color="auto" w:fill="D9D9D9"/>
+          <w:shd w:val="clear" w:color="auto" w:fill="A6A6A6"/>
         </w:rPr>
         <w:t>小</w:t>
       </w:r>
@@ -1585,7 +1585,7 @@
           <w:rFonts w:ascii="Times New Roman" w:hAnsi="Times New Roman" w:eastAsia="宋体" w:cs="Times New Roman"/>
           <w:szCs w:val="21"/>
           <w:sz w:val="21"/>
-          <w:shd w:val="clear" w:color="auto" w:fill="D9D9D9"/>
+          <w:shd w:val="clear" w:color="auto" w:fill="A6A6A6"/>
         </w:rPr>
         <w:t>大</w:t>
       </w:r>
@@ -1697,7 +1697,7 @@
           <w:rFonts w:ascii="Times New Roman" w:hAnsi="Times New Roman" w:eastAsia="宋体" w:cs="Times New Roman"/>
           <w:szCs w:val="21"/>
           <w:sz w:val="21"/>
-          <w:shd w:val="clear" w:color="auto" w:fill="D9D9D9"/>
+          <w:shd w:val="clear" w:color="auto" w:fill="A6A6A6"/>
         </w:rPr>
         <w:t>相对</w:t>
       </w:r>
@@ -1865,7 +1865,7 @@
           <w:rFonts w:ascii="Times New Roman" w:hAnsi="Times New Roman" w:eastAsia="宋体" w:cs="Times New Roman"/>
           <w:szCs w:val="21"/>
           <w:sz w:val="21"/>
-          <w:shd w:val="clear" w:color="auto" w:fill="D9D9D9"/>
+          <w:shd w:val="clear" w:color="auto" w:fill="A6A6A6"/>
         </w:rPr>
         <w:t>光密</w:t>
       </w:r>
@@ -1882,7 +1882,7 @@
           <w:rFonts w:ascii="Times New Roman" w:hAnsi="Times New Roman" w:eastAsia="宋体" w:cs="Times New Roman"/>
           <w:szCs w:val="21"/>
           <w:sz w:val="21"/>
-          <w:shd w:val="clear" w:color="auto" w:fill="D9D9D9"/>
+          <w:shd w:val="clear" w:color="auto" w:fill="A6A6A6"/>
         </w:rPr>
         <w:t>光疏</w:t>
       </w:r>
@@ -1915,7 +1915,7 @@
           <w:rFonts w:ascii="Times New Roman" w:hAnsi="Times New Roman" w:eastAsia="宋体" w:cs="Times New Roman"/>
           <w:szCs w:val="21"/>
           <w:sz w:val="21"/>
-          <w:shd w:val="clear" w:color="auto" w:fill="D9D9D9"/>
+          <w:shd w:val="clear" w:color="auto" w:fill="A6A6A6"/>
         </w:rPr>
         <w:t>折射</w:t>
       </w:r>
@@ -1932,7 +1932,7 @@
           <w:rFonts w:ascii="Times New Roman" w:hAnsi="Times New Roman" w:eastAsia="宋体" w:cs="Times New Roman"/>
           <w:szCs w:val="21"/>
           <w:sz w:val="21"/>
-          <w:shd w:val="clear" w:color="auto" w:fill="D9D9D9"/>
+          <w:shd w:val="clear" w:color="auto" w:fill="A6A6A6"/>
         </w:rPr>
         <w:t>反射</w:t>
       </w:r>
@@ -1972,7 +1972,7 @@
           <w:rFonts w:ascii="Times New Roman" w:hAnsi="Times New Roman" w:eastAsia="宋体" w:cs="Times New Roman"/>
           <w:szCs w:val="21"/>
           <w:sz w:val="21"/>
-          <w:shd w:val="clear" w:color="auto" w:fill="D9D9D9"/>
+          <w:shd w:val="clear" w:color="auto" w:fill="A6A6A6"/>
         </w:rPr>
         <w:t>90°</w:t>
       </w:r>
@@ -1989,7 +1989,7 @@
           <w:rFonts w:ascii="Times New Roman" w:hAnsi="Times New Roman" w:eastAsia="宋体" w:cs="Times New Roman"/>
           <w:szCs w:val="21"/>
           <w:sz w:val="21"/>
-          <w:shd w:val="clear" w:color="auto" w:fill="D9D9D9"/>
+          <w:shd w:val="clear" w:color="auto" w:fill="A6A6A6"/>
         </w:rPr>
         <w:t>介质</w:t>
       </w:r>
@@ -2006,7 +2006,7 @@
           <w:rFonts w:ascii="Times New Roman" w:hAnsi="Times New Roman" w:eastAsia="宋体" w:cs="Times New Roman"/>
           <w:szCs w:val="21"/>
           <w:sz w:val="21"/>
-          <w:shd w:val="clear" w:color="auto" w:fill="D9D9D9"/>
+          <w:shd w:val="clear" w:color="auto" w:fill="A6A6A6"/>
         </w:rPr>
         <w:t>空气</w:t>
       </w:r>
@@ -2015,7 +2015,7 @@
           <w:rFonts w:ascii="Times New Roman" w:hAnsi="Times New Roman" w:eastAsia="宋体" w:cs="Times New Roman"/>
           <w:szCs w:val="21"/>
           <w:sz w:val="21"/>
-          <w:shd w:val="clear" w:color="auto" w:fill="D9D9D9"/>
+          <w:shd w:val="clear" w:color="auto" w:fill="A6A6A6"/>
         </w:rPr>
         <w:t>(</w:t>
       </w:r>
@@ -2024,7 +2024,7 @@
           <w:rFonts w:ascii="Times New Roman" w:hAnsi="Times New Roman" w:eastAsia="宋体" w:cs="Times New Roman"/>
           <w:szCs w:val="21"/>
           <w:sz w:val="21"/>
-          <w:shd w:val="clear" w:color="auto" w:fill="D9D9D9"/>
+          <w:shd w:val="clear" w:color="auto" w:fill="A6A6A6"/>
         </w:rPr>
         <w:t>真空</w:t>
       </w:r>
@@ -2033,7 +2033,7 @@
           <w:rFonts w:ascii="Times New Roman" w:hAnsi="Times New Roman" w:eastAsia="宋体" w:cs="Times New Roman"/>
           <w:szCs w:val="21"/>
           <w:sz w:val="21"/>
-          <w:shd w:val="clear" w:color="auto" w:fill="D9D9D9"/>
+          <w:shd w:val="clear" w:color="auto" w:fill="A6A6A6"/>
         </w:rPr>
         <w:t>)</w:t>
       </w:r>
@@ -2110,7 +2110,7 @@
             <m:ctrlPr>
               <w:rPr>
                 <w:rFonts w:ascii="Cambria Math" w:hAnsi="Cambria Math"/>
-                <w:shd w:val="clear" w:color="auto" w:fill="D9D9D9"/>
+                <w:shd w:val="clear" w:color="auto" w:fill="A6A6A6"/>
               </w:rPr>
             </m:ctrlPr>
           </m:fPr>
@@ -2198,7 +2198,7 @@
           <w:rFonts w:ascii="Times New Roman" w:hAnsi="Times New Roman" w:eastAsia="宋体" w:cs="Times New Roman"/>
           <w:szCs w:val="21"/>
           <w:sz w:val="21"/>
-          <w:shd w:val="clear" w:color="auto" w:fill="D9D9D9"/>
+          <w:shd w:val="clear" w:color="auto" w:fill="A6A6A6"/>
         </w:rPr>
         <w:t>光密</w:t>
       </w:r>
@@ -2215,7 +2215,7 @@
           <w:rFonts w:ascii="Times New Roman" w:hAnsi="Times New Roman" w:eastAsia="宋体" w:cs="Times New Roman"/>
           <w:szCs w:val="21"/>
           <w:sz w:val="21"/>
-          <w:shd w:val="clear" w:color="auto" w:fill="D9D9D9"/>
+          <w:shd w:val="clear" w:color="auto" w:fill="A6A6A6"/>
         </w:rPr>
         <w:t>光疏</w:t>
       </w:r>
@@ -2248,7 +2248,7 @@
           <w:rFonts w:ascii="Times New Roman" w:hAnsi="Times New Roman" w:eastAsia="宋体" w:cs="Times New Roman"/>
           <w:szCs w:val="21"/>
           <w:sz w:val="21"/>
-          <w:shd w:val="clear" w:color="auto" w:fill="D9D9D9"/>
+          <w:shd w:val="clear" w:color="auto" w:fill="A6A6A6"/>
         </w:rPr>
         <w:t>等于或大于</w:t>
       </w:r>
@@ -2352,7 +2352,7 @@
           <w:rFonts w:ascii="Times New Roman" w:hAnsi="Times New Roman" w:eastAsia="宋体" w:cs="Times New Roman"/>
           <w:szCs w:val="21"/>
           <w:sz w:val="21"/>
-          <w:shd w:val="clear" w:color="auto" w:fill="D9D9D9"/>
+          <w:shd w:val="clear" w:color="auto" w:fill="A6A6A6"/>
         </w:rPr>
         <w:t>等腰直角</w:t>
       </w:r>
@@ -2448,7 +2448,7 @@
           <w:rFonts w:ascii="Times New Roman" w:hAnsi="Times New Roman" w:eastAsia="宋体" w:cs="Times New Roman"/>
           <w:szCs w:val="21"/>
           <w:sz w:val="21"/>
-          <w:shd w:val="clear" w:color="auto" w:fill="D9D9D9"/>
+          <w:shd w:val="clear" w:color="auto" w:fill="A6A6A6"/>
         </w:rPr>
         <w:t>全反射</w:t>
       </w:r>
@@ -2465,7 +2465,7 @@
           <w:rFonts w:ascii="Times New Roman" w:hAnsi="Times New Roman" w:eastAsia="宋体" w:cs="Times New Roman"/>
           <w:szCs w:val="21"/>
           <w:sz w:val="21"/>
-          <w:shd w:val="clear" w:color="auto" w:fill="D9D9D9"/>
+          <w:shd w:val="clear" w:color="auto" w:fill="A6A6A6"/>
         </w:rPr>
         <w:t>很高</w:t>
       </w:r>
@@ -2498,7 +2498,7 @@
           <w:rFonts w:ascii="Times New Roman" w:hAnsi="Times New Roman" w:eastAsia="宋体" w:cs="Times New Roman"/>
           <w:szCs w:val="21"/>
           <w:sz w:val="21"/>
-          <w:shd w:val="clear" w:color="auto" w:fill="D9D9D9"/>
+          <w:shd w:val="clear" w:color="auto" w:fill="A6A6A6"/>
         </w:rPr>
         <w:t>改变光的方向</w:t>
       </w:r>
@@ -2625,7 +2625,7 @@
           <w:rFonts w:ascii="Times New Roman" w:hAnsi="Times New Roman" w:eastAsia="宋体" w:cs="Times New Roman"/>
           <w:szCs w:val="21"/>
           <w:sz w:val="21"/>
-          <w:shd w:val="clear" w:color="auto" w:fill="D9D9D9"/>
+          <w:shd w:val="clear" w:color="auto" w:fill="A6A6A6"/>
         </w:rPr>
         <w:t>双筒望远镜</w:t>
       </w:r>
@@ -2721,7 +2721,7 @@
           <w:rFonts w:ascii="Times New Roman" w:hAnsi="Times New Roman" w:eastAsia="宋体" w:cs="Times New Roman"/>
           <w:szCs w:val="21"/>
           <w:sz w:val="21"/>
-          <w:shd w:val="clear" w:color="auto" w:fill="D9D9D9"/>
+          <w:shd w:val="clear" w:color="auto" w:fill="A6A6A6"/>
         </w:rPr>
         <w:t>全反射</w:t>
       </w:r>
@@ -2817,7 +2817,7 @@
           <w:rFonts w:ascii="Times New Roman" w:hAnsi="Times New Roman" w:eastAsia="宋体" w:cs="Times New Roman"/>
           <w:szCs w:val="21"/>
           <w:sz w:val="21"/>
-          <w:shd w:val="clear" w:color="auto" w:fill="D9D9D9"/>
+          <w:shd w:val="clear" w:color="auto" w:fill="A6A6A6"/>
         </w:rPr>
         <w:t>大</w:t>
       </w:r>
@@ -2834,7 +2834,7 @@
           <w:rFonts w:ascii="Times New Roman" w:hAnsi="Times New Roman" w:eastAsia="宋体" w:cs="Times New Roman"/>
           <w:szCs w:val="21"/>
           <w:sz w:val="21"/>
-          <w:shd w:val="clear" w:color="auto" w:fill="D9D9D9"/>
+          <w:shd w:val="clear" w:color="auto" w:fill="A6A6A6"/>
         </w:rPr>
         <w:t>内芯与外套</w:t>
       </w:r>
@@ -3114,7 +3114,7 @@
           <w:rFonts w:ascii="Times New Roman" w:hAnsi="Times New Roman" w:eastAsia="宋体" w:cs="Times New Roman"/>
           <w:szCs w:val="21"/>
           <w:sz w:val="21"/>
-          <w:shd w:val="clear" w:color="auto" w:fill="D9D9D9"/>
+          <w:shd w:val="clear" w:color="auto" w:fill="A6A6A6"/>
         </w:rPr>
         <w:t>照明</w:t>
       </w:r>
@@ -3131,7 +3131,7 @@
           <w:rFonts w:ascii="Times New Roman" w:hAnsi="Times New Roman" w:eastAsia="宋体" w:cs="Times New Roman"/>
           <w:szCs w:val="21"/>
           <w:sz w:val="21"/>
-          <w:shd w:val="clear" w:color="auto" w:fill="D9D9D9"/>
+          <w:shd w:val="clear" w:color="auto" w:fill="A6A6A6"/>
         </w:rPr>
         <w:t>体内的图像</w:t>
       </w:r>
@@ -3244,7 +3244,7 @@
           <w:rFonts w:ascii="Times New Roman" w:hAnsi="Times New Roman" w:eastAsia="宋体" w:cs="Times New Roman"/>
           <w:szCs w:val="21"/>
           <w:sz w:val="21"/>
-          <w:shd w:val="clear" w:color="auto" w:fill="D9D9D9"/>
+          <w:shd w:val="clear" w:color="auto" w:fill="A6A6A6"/>
         </w:rPr>
         <w:t>托马斯</w:t>
       </w:r>
@@ -3253,7 +3253,7 @@
           <w:rFonts w:ascii="Times New Roman" w:hAnsi="Times New Roman" w:eastAsia="宋体" w:cs="Times New Roman"/>
           <w:szCs w:val="21"/>
           <w:sz w:val="21"/>
-          <w:shd w:val="clear" w:color="auto" w:fill="D9D9D9"/>
+          <w:shd w:val="clear" w:color="auto" w:fill="A6A6A6"/>
         </w:rPr>
         <w:t>·</w:t>
       </w:r>
@@ -3262,7 +3262,7 @@
           <w:rFonts w:ascii="Times New Roman" w:hAnsi="Times New Roman" w:eastAsia="宋体" w:cs="Times New Roman"/>
           <w:szCs w:val="21"/>
           <w:sz w:val="21"/>
-          <w:shd w:val="clear" w:color="auto" w:fill="D9D9D9"/>
+          <w:shd w:val="clear" w:color="auto" w:fill="A6A6A6"/>
         </w:rPr>
         <w:t>杨</w:t>
       </w:r>
@@ -3295,7 +3295,7 @@
           <w:rFonts w:ascii="Times New Roman" w:hAnsi="Times New Roman" w:eastAsia="宋体" w:cs="Times New Roman"/>
           <w:szCs w:val="21"/>
           <w:sz w:val="21"/>
-          <w:shd w:val="clear" w:color="auto" w:fill="D9D9D9"/>
+          <w:shd w:val="clear" w:color="auto" w:fill="A6A6A6"/>
         </w:rPr>
         <w:t>波</w:t>
       </w:r>
@@ -3519,7 +3519,7 @@
           <w:rFonts w:ascii="Times New Roman" w:hAnsi="Times New Roman" w:eastAsia="宋体" w:cs="Times New Roman"/>
           <w:szCs w:val="21"/>
           <w:sz w:val="21"/>
-          <w:shd w:val="clear" w:color="auto" w:fill="D9D9D9"/>
+          <w:shd w:val="clear" w:color="auto" w:fill="A6A6A6"/>
         </w:rPr>
         <w:t>频率</w:t>
       </w:r>
@@ -3536,7 +3536,7 @@
           <w:rFonts w:ascii="Times New Roman" w:hAnsi="Times New Roman" w:eastAsia="宋体" w:cs="Times New Roman"/>
           <w:szCs w:val="21"/>
           <w:sz w:val="21"/>
-          <w:shd w:val="clear" w:color="auto" w:fill="D9D9D9"/>
+          <w:shd w:val="clear" w:color="auto" w:fill="A6A6A6"/>
         </w:rPr>
         <w:t>相位</w:t>
       </w:r>
@@ -3553,7 +3553,7 @@
           <w:rFonts w:ascii="Times New Roman" w:hAnsi="Times New Roman" w:eastAsia="宋体" w:cs="Times New Roman"/>
           <w:szCs w:val="21"/>
           <w:sz w:val="21"/>
-          <w:shd w:val="clear" w:color="auto" w:fill="D9D9D9"/>
+          <w:shd w:val="clear" w:color="auto" w:fill="A6A6A6"/>
         </w:rPr>
         <w:t>振动方向</w:t>
       </w:r>
@@ -3570,7 +3570,7 @@
           <w:rFonts w:ascii="Times New Roman" w:hAnsi="Times New Roman" w:eastAsia="宋体" w:cs="Times New Roman"/>
           <w:szCs w:val="21"/>
           <w:sz w:val="21"/>
-          <w:shd w:val="clear" w:color="auto" w:fill="D9D9D9"/>
+          <w:shd w:val="clear" w:color="auto" w:fill="A6A6A6"/>
         </w:rPr>
         <w:t>干涉现象</w:t>
       </w:r>
@@ -3610,7 +3610,7 @@
           <w:rFonts w:ascii="Times New Roman" w:hAnsi="Times New Roman" w:eastAsia="宋体" w:cs="Times New Roman"/>
           <w:szCs w:val="21"/>
           <w:sz w:val="21"/>
-          <w:shd w:val="clear" w:color="auto" w:fill="D9D9D9"/>
+          <w:shd w:val="clear" w:color="auto" w:fill="A6A6A6"/>
         </w:rPr>
         <w:t>明暗相间</w:t>
       </w:r>
@@ -3800,7 +3800,7 @@
           <w:rFonts w:ascii="Times New Roman" w:hAnsi="Times New Roman" w:eastAsia="宋体" w:cs="Times New Roman"/>
           <w:szCs w:val="21"/>
           <w:sz w:val="21"/>
-          <w:shd w:val="clear" w:color="auto" w:fill="D9D9D9"/>
+          <w:shd w:val="clear" w:color="auto" w:fill="A6A6A6"/>
         </w:rPr>
         <w:t>整数</w:t>
       </w:r>
@@ -3817,7 +3817,7 @@
           <w:rFonts w:ascii="Times New Roman" w:hAnsi="Times New Roman" w:eastAsia="宋体" w:cs="Times New Roman"/>
           <w:szCs w:val="21"/>
           <w:sz w:val="21"/>
-          <w:shd w:val="clear" w:color="auto" w:fill="D9D9D9"/>
+          <w:shd w:val="clear" w:color="auto" w:fill="A6A6A6"/>
         </w:rPr>
         <w:t>偶数</w:t>
       </w:r>
@@ -4284,7 +4284,7 @@
           <w:rFonts w:ascii="Times New Roman" w:hAnsi="Times New Roman" w:eastAsia="宋体" w:cs="Times New Roman"/>
           <w:szCs w:val="21"/>
           <w:sz w:val="21"/>
-          <w:shd w:val="clear" w:color="auto" w:fill="D9D9D9"/>
+          <w:shd w:val="clear" w:color="auto" w:fill="A6A6A6"/>
         </w:rPr>
         <w:t>奇数</w:t>
       </w:r>
@@ -4807,7 +4807,7 @@
           <w:rFonts w:ascii="Times New Roman" w:hAnsi="Times New Roman" w:eastAsia="宋体" w:cs="Times New Roman"/>
           <w:szCs w:val="21"/>
           <w:sz w:val="21"/>
-          <w:shd w:val="clear" w:color="auto" w:fill="D9D9D9"/>
+          <w:shd w:val="clear" w:color="auto" w:fill="A6A6A6"/>
         </w:rPr>
         <w:t>窄</w:t>
       </w:r>
@@ -4824,7 +4824,7 @@
           <w:rFonts w:ascii="Times New Roman" w:hAnsi="Times New Roman" w:eastAsia="宋体" w:cs="Times New Roman"/>
           <w:szCs w:val="21"/>
           <w:sz w:val="21"/>
-          <w:shd w:val="clear" w:color="auto" w:fill="D9D9D9"/>
+          <w:shd w:val="clear" w:color="auto" w:fill="A6A6A6"/>
         </w:rPr>
         <w:t>相当宽</w:t>
       </w:r>
@@ -4983,7 +4983,7 @@
           <w:rFonts w:ascii="Times New Roman" w:hAnsi="Times New Roman" w:eastAsia="宋体" w:cs="Times New Roman"/>
           <w:szCs w:val="21"/>
           <w:sz w:val="21"/>
-          <w:shd w:val="clear" w:color="auto" w:fill="D9D9D9"/>
+          <w:shd w:val="clear" w:color="auto" w:fill="A6A6A6"/>
         </w:rPr>
         <w:t>小</w:t>
       </w:r>
@@ -5079,7 +5079,7 @@
           <w:rFonts w:ascii="Times New Roman" w:hAnsi="Times New Roman" w:eastAsia="宋体" w:cs="Times New Roman"/>
           <w:szCs w:val="21"/>
           <w:sz w:val="21"/>
-          <w:shd w:val="clear" w:color="auto" w:fill="D9D9D9"/>
+          <w:shd w:val="clear" w:color="auto" w:fill="A6A6A6"/>
         </w:rPr>
         <w:t>等宽</w:t>
       </w:r>
@@ -5096,7 +5096,7 @@
           <w:rFonts w:ascii="Times New Roman" w:hAnsi="Times New Roman" w:eastAsia="宋体" w:cs="Times New Roman"/>
           <w:szCs w:val="21"/>
           <w:sz w:val="21"/>
-          <w:shd w:val="clear" w:color="auto" w:fill="D9D9D9"/>
+          <w:shd w:val="clear" w:color="auto" w:fill="A6A6A6"/>
         </w:rPr>
         <w:t>等距离</w:t>
       </w:r>
@@ -5192,7 +5192,7 @@
           <w:rFonts w:ascii="Times New Roman" w:hAnsi="Times New Roman" w:eastAsia="宋体" w:cs="Times New Roman"/>
           <w:szCs w:val="21"/>
           <w:sz w:val="21"/>
-          <w:shd w:val="clear" w:color="auto" w:fill="D9D9D9"/>
+          <w:shd w:val="clear" w:color="auto" w:fill="A6A6A6"/>
         </w:rPr>
         <w:t>窄</w:t>
       </w:r>
@@ -5209,7 +5209,7 @@
           <w:rFonts w:ascii="Times New Roman" w:hAnsi="Times New Roman" w:eastAsia="宋体" w:cs="Times New Roman"/>
           <w:szCs w:val="21"/>
           <w:sz w:val="21"/>
-          <w:shd w:val="clear" w:color="auto" w:fill="D9D9D9"/>
+          <w:shd w:val="clear" w:color="auto" w:fill="A6A6A6"/>
         </w:rPr>
         <w:t>增加</w:t>
       </w:r>
@@ -5313,7 +5313,7 @@
           <w:rFonts w:ascii="Times New Roman" w:hAnsi="Times New Roman" w:eastAsia="宋体" w:cs="Times New Roman"/>
           <w:szCs w:val="21"/>
           <w:sz w:val="21"/>
-          <w:shd w:val="clear" w:color="auto" w:fill="D9D9D9"/>
+          <w:shd w:val="clear" w:color="auto" w:fill="A6A6A6"/>
         </w:rPr>
         <w:t>透射</w:t>
       </w:r>
@@ -5330,7 +5330,7 @@
           <w:rFonts w:ascii="Times New Roman" w:hAnsi="Times New Roman" w:eastAsia="宋体" w:cs="Times New Roman"/>
           <w:szCs w:val="21"/>
           <w:sz w:val="21"/>
-          <w:shd w:val="clear" w:color="auto" w:fill="D9D9D9"/>
+          <w:shd w:val="clear" w:color="auto" w:fill="A6A6A6"/>
         </w:rPr>
         <w:t>反射</w:t>
       </w:r>
@@ -5443,7 +5443,7 @@
           <w:rFonts w:ascii="Times New Roman" w:hAnsi="Times New Roman" w:eastAsia="宋体" w:cs="Times New Roman"/>
           <w:szCs w:val="21"/>
           <w:sz w:val="21"/>
-          <w:shd w:val="clear" w:color="auto" w:fill="D9D9D9"/>
+          <w:shd w:val="clear" w:color="auto" w:fill="A6A6A6"/>
         </w:rPr>
         <w:t>可能不同</w:t>
       </w:r>
@@ -5492,7 +5492,7 @@
           <w:rFonts w:ascii="Times New Roman" w:hAnsi="Times New Roman" w:eastAsia="宋体" w:cs="Times New Roman"/>
           <w:szCs w:val="21"/>
           <w:sz w:val="21"/>
-          <w:shd w:val="clear" w:color="auto" w:fill="D9D9D9"/>
+          <w:shd w:val="clear" w:color="auto" w:fill="A6A6A6"/>
         </w:rPr>
         <w:t>振动方向</w:t>
       </w:r>
@@ -5651,7 +5651,7 @@
           <w:rFonts w:ascii="Times New Roman" w:hAnsi="Times New Roman" w:eastAsia="宋体" w:cs="Times New Roman"/>
           <w:szCs w:val="21"/>
           <w:sz w:val="21"/>
-          <w:shd w:val="clear" w:color="auto" w:fill="D9D9D9"/>
+          <w:shd w:val="clear" w:color="auto" w:fill="A6A6A6"/>
         </w:rPr>
         <w:t>特定</w:t>
       </w:r>
@@ -5676,7 +5676,7 @@
           <w:rFonts w:ascii="Times New Roman" w:hAnsi="Times New Roman" w:eastAsia="宋体" w:cs="Times New Roman"/>
           <w:szCs w:val="21"/>
           <w:sz w:val="21"/>
-          <w:shd w:val="clear" w:color="auto" w:fill="D9D9D9"/>
+          <w:shd w:val="clear" w:color="auto" w:fill="A6A6A6"/>
         </w:rPr>
         <w:t>透振</w:t>
       </w:r>
@@ -5763,7 +5763,7 @@
           <w:rFonts w:ascii="Times New Roman" w:hAnsi="Times New Roman" w:eastAsia="宋体" w:cs="Times New Roman"/>
           <w:szCs w:val="21"/>
           <w:sz w:val="21"/>
-          <w:shd w:val="clear" w:color="auto" w:fill="D9D9D9"/>
+          <w:shd w:val="clear" w:color="auto" w:fill="A6A6A6"/>
         </w:rPr>
         <w:t>传播方向</w:t>
       </w:r>
@@ -5780,7 +5780,7 @@
           <w:rFonts w:ascii="Times New Roman" w:hAnsi="Times New Roman" w:eastAsia="宋体" w:cs="Times New Roman"/>
           <w:szCs w:val="21"/>
           <w:sz w:val="21"/>
-          <w:shd w:val="clear" w:color="auto" w:fill="D9D9D9"/>
+          <w:shd w:val="clear" w:color="auto" w:fill="A6A6A6"/>
         </w:rPr>
         <w:t>强度</w:t>
       </w:r>
@@ -5797,7 +5797,7 @@
           <w:rFonts w:ascii="Times New Roman" w:hAnsi="Times New Roman" w:eastAsia="宋体" w:cs="Times New Roman"/>
           <w:szCs w:val="21"/>
           <w:sz w:val="21"/>
-          <w:shd w:val="clear" w:color="auto" w:fill="D9D9D9"/>
+          <w:shd w:val="clear" w:color="auto" w:fill="A6A6A6"/>
         </w:rPr>
         <w:t>相同</w:t>
       </w:r>
@@ -5869,7 +5869,7 @@
           <w:rFonts w:ascii="Times New Roman" w:hAnsi="Times New Roman" w:eastAsia="宋体" w:cs="Times New Roman"/>
           <w:szCs w:val="21"/>
           <w:sz w:val="21"/>
-          <w:shd w:val="clear" w:color="auto" w:fill="D9D9D9"/>
+          <w:shd w:val="clear" w:color="auto" w:fill="A6A6A6"/>
         </w:rPr>
         <w:t>传播方向</w:t>
       </w:r>
@@ -5886,7 +5886,7 @@
           <w:rFonts w:ascii="Times New Roman" w:hAnsi="Times New Roman" w:eastAsia="宋体" w:cs="Times New Roman"/>
           <w:szCs w:val="21"/>
           <w:sz w:val="21"/>
-          <w:shd w:val="clear" w:color="auto" w:fill="D9D9D9"/>
+          <w:shd w:val="clear" w:color="auto" w:fill="A6A6A6"/>
         </w:rPr>
         <w:t>某个特定</w:t>
       </w:r>
@@ -5934,7 +5934,7 @@
           <w:rFonts w:ascii="Times New Roman" w:hAnsi="Times New Roman" w:eastAsia="宋体" w:cs="Times New Roman"/>
           <w:szCs w:val="21"/>
           <w:sz w:val="21"/>
-          <w:shd w:val="clear" w:color="auto" w:fill="D9D9D9"/>
+          <w:shd w:val="clear" w:color="auto" w:fill="A6A6A6"/>
         </w:rPr>
         <w:t>横</w:t>
       </w:r>
@@ -6030,7 +6030,7 @@
           <w:rFonts w:ascii="Times New Roman" w:hAnsi="Times New Roman" w:eastAsia="宋体" w:cs="Times New Roman"/>
           <w:szCs w:val="21"/>
           <w:sz w:val="21"/>
-          <w:shd w:val="clear" w:color="auto" w:fill="D9D9D9"/>
+          <w:shd w:val="clear" w:color="auto" w:fill="A6A6A6"/>
         </w:rPr>
         <w:t>频率</w:t>
       </w:r>
@@ -6047,7 +6047,7 @@
           <w:rFonts w:ascii="Times New Roman" w:hAnsi="Times New Roman" w:eastAsia="宋体" w:cs="Times New Roman"/>
           <w:szCs w:val="21"/>
           <w:sz w:val="21"/>
-          <w:shd w:val="clear" w:color="auto" w:fill="D9D9D9"/>
+          <w:shd w:val="clear" w:color="auto" w:fill="A6A6A6"/>
         </w:rPr>
         <w:t>相位差</w:t>
       </w:r>
@@ -6064,7 +6064,7 @@
           <w:rFonts w:ascii="Times New Roman" w:hAnsi="Times New Roman" w:eastAsia="宋体" w:cs="Times New Roman"/>
           <w:szCs w:val="21"/>
           <w:sz w:val="21"/>
-          <w:shd w:val="clear" w:color="auto" w:fill="D9D9D9"/>
+          <w:shd w:val="clear" w:color="auto" w:fill="A6A6A6"/>
         </w:rPr>
         <w:t>振动方</w:t>
       </w:r>
@@ -6073,7 +6073,7 @@
           <w:rFonts w:ascii="Times New Roman" w:hAnsi="Times New Roman" w:eastAsia="宋体" w:cs="Times New Roman"/>
           <w:szCs w:val="21"/>
           <w:sz w:val="21"/>
-          <w:shd w:val="clear" w:color="auto" w:fill="D9D9D9"/>
+          <w:shd w:val="clear" w:color="auto" w:fill="A6A6A6"/>
         </w:rPr>
         <w:t>向</w:t>
       </w:r>
@@ -6090,7 +6090,7 @@
           <w:rFonts w:ascii="Times New Roman" w:hAnsi="Times New Roman" w:eastAsia="宋体" w:cs="Times New Roman"/>
           <w:szCs w:val="21"/>
           <w:sz w:val="21"/>
-          <w:shd w:val="clear" w:color="auto" w:fill="D9D9D9"/>
+          <w:shd w:val="clear" w:color="auto" w:fill="A6A6A6"/>
         </w:rPr>
         <w:t>人造</w:t>
       </w:r>
@@ -6171,7 +6171,7 @@
           <w:rFonts w:ascii="Times New Roman" w:hAnsi="Times New Roman" w:eastAsia="宋体" w:cs="Times New Roman"/>
           <w:szCs w:val="21"/>
           <w:sz w:val="21"/>
-          <w:shd w:val="clear" w:color="auto" w:fill="D9D9D9"/>
+          <w:shd w:val="clear" w:color="auto" w:fill="A6A6A6"/>
         </w:rPr>
         <w:t>相干性</w:t>
       </w:r>

--- a/高中物理/高中物理同步/人教版选必1 第4章 光·知识清单（完成）.docx
+++ b/高中物理/高中物理同步/人教版选必1 第4章 光·知识清单（完成）.docx
@@ -6757,7 +6757,7 @@
 <w:ftr xmlns:w="http://schemas.openxmlformats.org/wordprocessingml/2006/main">
   <w:p xmlns:w="http://schemas.openxmlformats.org/wordprocessingml/2006/main">
     <w:pPr>
-      <w:jc w:val="center"/>
+      <w:jc w:val="left"/>
     </w:pPr>
     <w:r>
       <w:rPr>

--- a/高中物理/高中物理同步/人教版选必1 第4章 光·知识清单（完成）.docx
+++ b/高中物理/高中物理同步/人教版选必1 第4章 光·知识清单（完成）.docx
@@ -6829,39 +6829,7 @@
         <w:sz w:val="21"/>
         <w:szCs w:val="21"/>
       </w:rPr>
-      <w:fldChar w:fldCharType="begin"/>
-    </w:r>
-    <w:r>
-      <w:rPr>
-        <w:rFonts w:ascii="Times New Roman" w:hAnsi="Times New Roman" w:eastAsia="宋体" w:cs="Times New Roman"/>
-        <w:sz w:val="21"/>
-        <w:szCs w:val="21"/>
-      </w:rPr>
-      <w:instrText xml:space="preserve"> NUMPAGES </w:instrText>
-    </w:r>
-    <w:r>
-      <w:rPr>
-        <w:rFonts w:ascii="Times New Roman" w:hAnsi="Times New Roman" w:eastAsia="宋体" w:cs="Times New Roman"/>
-        <w:sz w:val="21"/>
-        <w:szCs w:val="21"/>
-      </w:rPr>
-      <w:fldChar w:fldCharType="separate"/>
-    </w:r>
-    <w:r>
-      <w:rPr>
-        <w:rFonts w:ascii="Times New Roman" w:hAnsi="Times New Roman" w:eastAsia="宋体" w:cs="Times New Roman"/>
-        <w:sz w:val="21"/>
-        <w:szCs w:val="21"/>
-      </w:rPr>
       <w:t>6</w:t>
-    </w:r>
-    <w:r>
-      <w:rPr>
-        <w:rFonts w:ascii="Times New Roman" w:hAnsi="Times New Roman" w:eastAsia="宋体" w:cs="Times New Roman"/>
-        <w:sz w:val="21"/>
-        <w:szCs w:val="21"/>
-      </w:rPr>
-      <w:fldChar w:fldCharType="end"/>
     </w:r>
     <w:r>
       <w:rPr>

--- a/高中物理/高中物理同步/人教版选必1 第4章 光·知识清单（完成）.docx
+++ b/高中物理/高中物理同步/人教版选必1 第4章 光·知识清单（完成）.docx
@@ -307,7 +307,7 @@
           <w:rFonts w:ascii="Times New Roman" w:hAnsi="Times New Roman" w:eastAsia="宋体" w:cs="Times New Roman"/>
           <w:szCs w:val="21"/>
           <w:sz w:val="21"/>
-          <w:shd w:val="clear" w:color="auto" w:fill="A6A6A6"/>
+          <w:shd w:val="clear" w:color="auto" w:fill="C9C9C9"/>
         </w:rPr>
         <w:t>分界面</w:t>
       </w:r>
@@ -324,7 +324,7 @@
           <w:rFonts w:ascii="Times New Roman" w:hAnsi="Times New Roman" w:eastAsia="宋体" w:cs="Times New Roman"/>
           <w:szCs w:val="21"/>
           <w:sz w:val="21"/>
-          <w:shd w:val="clear" w:color="auto" w:fill="A6A6A6"/>
+          <w:shd w:val="clear" w:color="auto" w:fill="C9C9C9"/>
         </w:rPr>
         <w:t>返回</w:t>
       </w:r>
@@ -388,7 +388,7 @@
           <w:rFonts w:ascii="Times New Roman" w:hAnsi="Times New Roman" w:eastAsia="宋体" w:cs="Times New Roman"/>
           <w:szCs w:val="21"/>
           <w:sz w:val="21"/>
-          <w:shd w:val="clear" w:color="auto" w:fill="A6A6A6"/>
+          <w:shd w:val="clear" w:color="auto" w:fill="C9C9C9"/>
         </w:rPr>
         <w:t>同一平面</w:t>
       </w:r>
@@ -405,7 +405,7 @@
           <w:rFonts w:ascii="Times New Roman" w:hAnsi="Times New Roman" w:eastAsia="宋体" w:cs="Times New Roman"/>
           <w:szCs w:val="21"/>
           <w:sz w:val="21"/>
-          <w:shd w:val="clear" w:color="auto" w:fill="A6A6A6"/>
+          <w:shd w:val="clear" w:color="auto" w:fill="C9C9C9"/>
         </w:rPr>
         <w:t>法线的两侧</w:t>
       </w:r>
@@ -422,7 +422,7 @@
           <w:rFonts w:ascii="Times New Roman" w:hAnsi="Times New Roman" w:eastAsia="宋体" w:cs="Times New Roman"/>
           <w:szCs w:val="21"/>
           <w:sz w:val="21"/>
-          <w:shd w:val="clear" w:color="auto" w:fill="A6A6A6"/>
+          <w:shd w:val="clear" w:color="auto" w:fill="C9C9C9"/>
         </w:rPr>
         <w:t>等于</w:t>
       </w:r>
@@ -558,7 +558,7 @@
           <w:rFonts w:ascii="Times New Roman" w:hAnsi="Times New Roman" w:eastAsia="宋体" w:cs="Times New Roman"/>
           <w:szCs w:val="21"/>
           <w:sz w:val="21"/>
-          <w:shd w:val="clear" w:color="auto" w:fill="A6A6A6"/>
+          <w:shd w:val="clear" w:color="auto" w:fill="C9C9C9"/>
         </w:rPr>
         <w:t>分界面</w:t>
       </w:r>
@@ -630,7 +630,7 @@
           <w:rFonts w:ascii="Times New Roman" w:hAnsi="Times New Roman" w:eastAsia="宋体" w:cs="Times New Roman"/>
           <w:szCs w:val="21"/>
           <w:sz w:val="21"/>
-          <w:shd w:val="clear" w:color="auto" w:fill="A6A6A6"/>
+          <w:shd w:val="clear" w:color="auto" w:fill="C9C9C9"/>
         </w:rPr>
         <w:t>同一平面</w:t>
       </w:r>
@@ -647,7 +647,7 @@
           <w:rFonts w:ascii="Times New Roman" w:hAnsi="Times New Roman" w:eastAsia="宋体" w:cs="Times New Roman"/>
           <w:szCs w:val="21"/>
           <w:sz w:val="21"/>
-          <w:shd w:val="clear" w:color="auto" w:fill="A6A6A6"/>
+          <w:shd w:val="clear" w:color="auto" w:fill="C9C9C9"/>
         </w:rPr>
         <w:t>法线的两侧</w:t>
       </w:r>
@@ -664,7 +664,7 @@
           <w:rFonts w:ascii="Times New Roman" w:hAnsi="Times New Roman" w:eastAsia="宋体" w:cs="Times New Roman"/>
           <w:szCs w:val="21"/>
           <w:sz w:val="21"/>
-          <w:shd w:val="clear" w:color="auto" w:fill="A6A6A6"/>
+          <w:shd w:val="clear" w:color="auto" w:fill="C9C9C9"/>
         </w:rPr>
         <w:t>入射角的正弦</w:t>
       </w:r>
@@ -681,7 +681,7 @@
           <w:rFonts w:ascii="Times New Roman" w:hAnsi="Times New Roman" w:eastAsia="宋体" w:cs="Times New Roman"/>
           <w:szCs w:val="21"/>
           <w:sz w:val="21"/>
-          <w:shd w:val="clear" w:color="auto" w:fill="A6A6A6"/>
+          <w:shd w:val="clear" w:color="auto" w:fill="C9C9C9"/>
         </w:rPr>
         <w:t>折射角的正弦</w:t>
       </w:r>
@@ -851,7 +851,7 @@
           <w:rFonts w:ascii="Times New Roman" w:hAnsi="Times New Roman" w:eastAsia="宋体" w:cs="Times New Roman"/>
           <w:szCs w:val="21"/>
           <w:sz w:val="21"/>
-          <w:shd w:val="clear" w:color="auto" w:fill="A6A6A6"/>
+          <w:shd w:val="clear" w:color="auto" w:fill="C9C9C9"/>
         </w:rPr>
         <w:t>同平面</w:t>
       </w:r>
@@ -868,7 +868,7 @@
           <w:rFonts w:ascii="Times New Roman" w:hAnsi="Times New Roman" w:eastAsia="宋体" w:cs="Times New Roman"/>
           <w:szCs w:val="21"/>
           <w:sz w:val="21"/>
-          <w:shd w:val="clear" w:color="auto" w:fill="A6A6A6"/>
+          <w:shd w:val="clear" w:color="auto" w:fill="C9C9C9"/>
         </w:rPr>
         <w:t>线两旁</w:t>
       </w:r>
@@ -885,7 +885,7 @@
           <w:rFonts w:ascii="Times New Roman" w:hAnsi="Times New Roman" w:eastAsia="宋体" w:cs="Times New Roman"/>
           <w:szCs w:val="21"/>
           <w:sz w:val="21"/>
-          <w:shd w:val="clear" w:color="auto" w:fill="A6A6A6"/>
+          <w:shd w:val="clear" w:color="auto" w:fill="C9C9C9"/>
         </w:rPr>
         <w:t>成正比</w:t>
       </w:r>
@@ -933,7 +933,7 @@
           <w:rFonts w:ascii="Times New Roman" w:hAnsi="Times New Roman" w:eastAsia="宋体" w:cs="Times New Roman"/>
           <w:szCs w:val="21"/>
           <w:sz w:val="21"/>
-          <w:shd w:val="clear" w:color="auto" w:fill="A6A6A6"/>
+          <w:shd w:val="clear" w:color="auto" w:fill="C9C9C9"/>
         </w:rPr>
         <w:t>可逆</w:t>
       </w:r>
@@ -1029,7 +1029,7 @@
           <w:rFonts w:ascii="Times New Roman" w:hAnsi="Times New Roman" w:eastAsia="宋体" w:cs="Times New Roman"/>
           <w:szCs w:val="21"/>
           <w:sz w:val="21"/>
-          <w:shd w:val="clear" w:color="auto" w:fill="A6A6A6"/>
+          <w:shd w:val="clear" w:color="auto" w:fill="C9C9C9"/>
         </w:rPr>
         <w:t>入射角的正弦</w:t>
       </w:r>
@@ -1046,7 +1046,7 @@
           <w:rFonts w:ascii="Times New Roman" w:hAnsi="Times New Roman" w:eastAsia="宋体" w:cs="Times New Roman"/>
           <w:szCs w:val="21"/>
           <w:sz w:val="21"/>
-          <w:shd w:val="clear" w:color="auto" w:fill="A6A6A6"/>
+          <w:shd w:val="clear" w:color="auto" w:fill="C9C9C9"/>
         </w:rPr>
         <w:t>折射角的正弦</w:t>
       </w:r>
@@ -1250,7 +1250,7 @@
           <w:rFonts w:ascii="Times New Roman" w:hAnsi="Times New Roman" w:eastAsia="宋体" w:cs="Times New Roman"/>
           <w:szCs w:val="21"/>
           <w:sz w:val="21"/>
-          <w:shd w:val="clear" w:color="auto" w:fill="A6A6A6"/>
+          <w:shd w:val="clear" w:color="auto" w:fill="C9C9C9"/>
         </w:rPr>
         <w:t>真空</w:t>
       </w:r>
@@ -1319,7 +1319,7 @@
             <m:ctrlPr>
               <w:rPr>
                 <w:rFonts w:ascii="Cambria Math" w:hAnsi="Cambria Math"/>
-                <w:shd w:val="clear" w:color="auto" w:fill="A6A6A6"/>
+                <w:shd w:val="clear" w:color="auto" w:fill="C9C9C9"/>
               </w:rPr>
             </m:ctrlPr>
           </m:fPr>
@@ -1473,7 +1473,7 @@
           <w:rFonts w:ascii="Times New Roman" w:hAnsi="Times New Roman" w:eastAsia="宋体" w:cs="Times New Roman"/>
           <w:szCs w:val="21"/>
           <w:sz w:val="21"/>
-          <w:shd w:val="clear" w:color="auto" w:fill="A6A6A6"/>
+          <w:shd w:val="clear" w:color="auto" w:fill="C9C9C9"/>
         </w:rPr>
         <w:t>小</w:t>
       </w:r>
@@ -1585,7 +1585,7 @@
           <w:rFonts w:ascii="Times New Roman" w:hAnsi="Times New Roman" w:eastAsia="宋体" w:cs="Times New Roman"/>
           <w:szCs w:val="21"/>
           <w:sz w:val="21"/>
-          <w:shd w:val="clear" w:color="auto" w:fill="A6A6A6"/>
+          <w:shd w:val="clear" w:color="auto" w:fill="C9C9C9"/>
         </w:rPr>
         <w:t>大</w:t>
       </w:r>
@@ -1697,7 +1697,7 @@
           <w:rFonts w:ascii="Times New Roman" w:hAnsi="Times New Roman" w:eastAsia="宋体" w:cs="Times New Roman"/>
           <w:szCs w:val="21"/>
           <w:sz w:val="21"/>
-          <w:shd w:val="clear" w:color="auto" w:fill="A6A6A6"/>
+          <w:shd w:val="clear" w:color="auto" w:fill="C9C9C9"/>
         </w:rPr>
         <w:t>相对</w:t>
       </w:r>
@@ -1865,7 +1865,7 @@
           <w:rFonts w:ascii="Times New Roman" w:hAnsi="Times New Roman" w:eastAsia="宋体" w:cs="Times New Roman"/>
           <w:szCs w:val="21"/>
           <w:sz w:val="21"/>
-          <w:shd w:val="clear" w:color="auto" w:fill="A6A6A6"/>
+          <w:shd w:val="clear" w:color="auto" w:fill="C9C9C9"/>
         </w:rPr>
         <w:t>光密</w:t>
       </w:r>
@@ -1882,7 +1882,7 @@
           <w:rFonts w:ascii="Times New Roman" w:hAnsi="Times New Roman" w:eastAsia="宋体" w:cs="Times New Roman"/>
           <w:szCs w:val="21"/>
           <w:sz w:val="21"/>
-          <w:shd w:val="clear" w:color="auto" w:fill="A6A6A6"/>
+          <w:shd w:val="clear" w:color="auto" w:fill="C9C9C9"/>
         </w:rPr>
         <w:t>光疏</w:t>
       </w:r>
@@ -1915,7 +1915,7 @@
           <w:rFonts w:ascii="Times New Roman" w:hAnsi="Times New Roman" w:eastAsia="宋体" w:cs="Times New Roman"/>
           <w:szCs w:val="21"/>
           <w:sz w:val="21"/>
-          <w:shd w:val="clear" w:color="auto" w:fill="A6A6A6"/>
+          <w:shd w:val="clear" w:color="auto" w:fill="C9C9C9"/>
         </w:rPr>
         <w:t>折射</w:t>
       </w:r>
@@ -1932,7 +1932,7 @@
           <w:rFonts w:ascii="Times New Roman" w:hAnsi="Times New Roman" w:eastAsia="宋体" w:cs="Times New Roman"/>
           <w:szCs w:val="21"/>
           <w:sz w:val="21"/>
-          <w:shd w:val="clear" w:color="auto" w:fill="A6A6A6"/>
+          <w:shd w:val="clear" w:color="auto" w:fill="C9C9C9"/>
         </w:rPr>
         <w:t>反射</w:t>
       </w:r>
@@ -1972,7 +1972,7 @@
           <w:rFonts w:ascii="Times New Roman" w:hAnsi="Times New Roman" w:eastAsia="宋体" w:cs="Times New Roman"/>
           <w:szCs w:val="21"/>
           <w:sz w:val="21"/>
-          <w:shd w:val="clear" w:color="auto" w:fill="A6A6A6"/>
+          <w:shd w:val="clear" w:color="auto" w:fill="C9C9C9"/>
         </w:rPr>
         <w:t>90°</w:t>
       </w:r>
@@ -1989,7 +1989,7 @@
           <w:rFonts w:ascii="Times New Roman" w:hAnsi="Times New Roman" w:eastAsia="宋体" w:cs="Times New Roman"/>
           <w:szCs w:val="21"/>
           <w:sz w:val="21"/>
-          <w:shd w:val="clear" w:color="auto" w:fill="A6A6A6"/>
+          <w:shd w:val="clear" w:color="auto" w:fill="C9C9C9"/>
         </w:rPr>
         <w:t>介质</w:t>
       </w:r>
@@ -2006,7 +2006,7 @@
           <w:rFonts w:ascii="Times New Roman" w:hAnsi="Times New Roman" w:eastAsia="宋体" w:cs="Times New Roman"/>
           <w:szCs w:val="21"/>
           <w:sz w:val="21"/>
-          <w:shd w:val="clear" w:color="auto" w:fill="A6A6A6"/>
+          <w:shd w:val="clear" w:color="auto" w:fill="C9C9C9"/>
         </w:rPr>
         <w:t>空气</w:t>
       </w:r>
@@ -2015,7 +2015,7 @@
           <w:rFonts w:ascii="Times New Roman" w:hAnsi="Times New Roman" w:eastAsia="宋体" w:cs="Times New Roman"/>
           <w:szCs w:val="21"/>
           <w:sz w:val="21"/>
-          <w:shd w:val="clear" w:color="auto" w:fill="A6A6A6"/>
+          <w:shd w:val="clear" w:color="auto" w:fill="C9C9C9"/>
         </w:rPr>
         <w:t>(</w:t>
       </w:r>
@@ -2024,7 +2024,7 @@
           <w:rFonts w:ascii="Times New Roman" w:hAnsi="Times New Roman" w:eastAsia="宋体" w:cs="Times New Roman"/>
           <w:szCs w:val="21"/>
           <w:sz w:val="21"/>
-          <w:shd w:val="clear" w:color="auto" w:fill="A6A6A6"/>
+          <w:shd w:val="clear" w:color="auto" w:fill="C9C9C9"/>
         </w:rPr>
         <w:t>真空</w:t>
       </w:r>
@@ -2033,7 +2033,7 @@
           <w:rFonts w:ascii="Times New Roman" w:hAnsi="Times New Roman" w:eastAsia="宋体" w:cs="Times New Roman"/>
           <w:szCs w:val="21"/>
           <w:sz w:val="21"/>
-          <w:shd w:val="clear" w:color="auto" w:fill="A6A6A6"/>
+          <w:shd w:val="clear" w:color="auto" w:fill="C9C9C9"/>
         </w:rPr>
         <w:t>)</w:t>
       </w:r>
@@ -2110,7 +2110,7 @@
             <m:ctrlPr>
               <w:rPr>
                 <w:rFonts w:ascii="Cambria Math" w:hAnsi="Cambria Math"/>
-                <w:shd w:val="clear" w:color="auto" w:fill="A6A6A6"/>
+                <w:shd w:val="clear" w:color="auto" w:fill="C9C9C9"/>
               </w:rPr>
             </m:ctrlPr>
           </m:fPr>
@@ -2198,7 +2198,7 @@
           <w:rFonts w:ascii="Times New Roman" w:hAnsi="Times New Roman" w:eastAsia="宋体" w:cs="Times New Roman"/>
           <w:szCs w:val="21"/>
           <w:sz w:val="21"/>
-          <w:shd w:val="clear" w:color="auto" w:fill="A6A6A6"/>
+          <w:shd w:val="clear" w:color="auto" w:fill="C9C9C9"/>
         </w:rPr>
         <w:t>光密</w:t>
       </w:r>
@@ -2215,7 +2215,7 @@
           <w:rFonts w:ascii="Times New Roman" w:hAnsi="Times New Roman" w:eastAsia="宋体" w:cs="Times New Roman"/>
           <w:szCs w:val="21"/>
           <w:sz w:val="21"/>
-          <w:shd w:val="clear" w:color="auto" w:fill="A6A6A6"/>
+          <w:shd w:val="clear" w:color="auto" w:fill="C9C9C9"/>
         </w:rPr>
         <w:t>光疏</w:t>
       </w:r>
@@ -2248,7 +2248,7 @@
           <w:rFonts w:ascii="Times New Roman" w:hAnsi="Times New Roman" w:eastAsia="宋体" w:cs="Times New Roman"/>
           <w:szCs w:val="21"/>
           <w:sz w:val="21"/>
-          <w:shd w:val="clear" w:color="auto" w:fill="A6A6A6"/>
+          <w:shd w:val="clear" w:color="auto" w:fill="C9C9C9"/>
         </w:rPr>
         <w:t>等于或大于</w:t>
       </w:r>
@@ -2352,7 +2352,7 @@
           <w:rFonts w:ascii="Times New Roman" w:hAnsi="Times New Roman" w:eastAsia="宋体" w:cs="Times New Roman"/>
           <w:szCs w:val="21"/>
           <w:sz w:val="21"/>
-          <w:shd w:val="clear" w:color="auto" w:fill="A6A6A6"/>
+          <w:shd w:val="clear" w:color="auto" w:fill="C9C9C9"/>
         </w:rPr>
         <w:t>等腰直角</w:t>
       </w:r>
@@ -2448,7 +2448,7 @@
           <w:rFonts w:ascii="Times New Roman" w:hAnsi="Times New Roman" w:eastAsia="宋体" w:cs="Times New Roman"/>
           <w:szCs w:val="21"/>
           <w:sz w:val="21"/>
-          <w:shd w:val="clear" w:color="auto" w:fill="A6A6A6"/>
+          <w:shd w:val="clear" w:color="auto" w:fill="C9C9C9"/>
         </w:rPr>
         <w:t>全反射</w:t>
       </w:r>
@@ -2465,7 +2465,7 @@
           <w:rFonts w:ascii="Times New Roman" w:hAnsi="Times New Roman" w:eastAsia="宋体" w:cs="Times New Roman"/>
           <w:szCs w:val="21"/>
           <w:sz w:val="21"/>
-          <w:shd w:val="clear" w:color="auto" w:fill="A6A6A6"/>
+          <w:shd w:val="clear" w:color="auto" w:fill="C9C9C9"/>
         </w:rPr>
         <w:t>很高</w:t>
       </w:r>
@@ -2498,7 +2498,7 @@
           <w:rFonts w:ascii="Times New Roman" w:hAnsi="Times New Roman" w:eastAsia="宋体" w:cs="Times New Roman"/>
           <w:szCs w:val="21"/>
           <w:sz w:val="21"/>
-          <w:shd w:val="clear" w:color="auto" w:fill="A6A6A6"/>
+          <w:shd w:val="clear" w:color="auto" w:fill="C9C9C9"/>
         </w:rPr>
         <w:t>改变光的方向</w:t>
       </w:r>
@@ -2625,7 +2625,7 @@
           <w:rFonts w:ascii="Times New Roman" w:hAnsi="Times New Roman" w:eastAsia="宋体" w:cs="Times New Roman"/>
           <w:szCs w:val="21"/>
           <w:sz w:val="21"/>
-          <w:shd w:val="clear" w:color="auto" w:fill="A6A6A6"/>
+          <w:shd w:val="clear" w:color="auto" w:fill="C9C9C9"/>
         </w:rPr>
         <w:t>双筒望远镜</w:t>
       </w:r>
@@ -2721,7 +2721,7 @@
           <w:rFonts w:ascii="Times New Roman" w:hAnsi="Times New Roman" w:eastAsia="宋体" w:cs="Times New Roman"/>
           <w:szCs w:val="21"/>
           <w:sz w:val="21"/>
-          <w:shd w:val="clear" w:color="auto" w:fill="A6A6A6"/>
+          <w:shd w:val="clear" w:color="auto" w:fill="C9C9C9"/>
         </w:rPr>
         <w:t>全反射</w:t>
       </w:r>
@@ -2817,7 +2817,7 @@
           <w:rFonts w:ascii="Times New Roman" w:hAnsi="Times New Roman" w:eastAsia="宋体" w:cs="Times New Roman"/>
           <w:szCs w:val="21"/>
           <w:sz w:val="21"/>
-          <w:shd w:val="clear" w:color="auto" w:fill="A6A6A6"/>
+          <w:shd w:val="clear" w:color="auto" w:fill="C9C9C9"/>
         </w:rPr>
         <w:t>大</w:t>
       </w:r>
@@ -2834,7 +2834,7 @@
           <w:rFonts w:ascii="Times New Roman" w:hAnsi="Times New Roman" w:eastAsia="宋体" w:cs="Times New Roman"/>
           <w:szCs w:val="21"/>
           <w:sz w:val="21"/>
-          <w:shd w:val="clear" w:color="auto" w:fill="A6A6A6"/>
+          <w:shd w:val="clear" w:color="auto" w:fill="C9C9C9"/>
         </w:rPr>
         <w:t>内芯与外套</w:t>
       </w:r>
@@ -3114,7 +3114,7 @@
           <w:rFonts w:ascii="Times New Roman" w:hAnsi="Times New Roman" w:eastAsia="宋体" w:cs="Times New Roman"/>
           <w:szCs w:val="21"/>
           <w:sz w:val="21"/>
-          <w:shd w:val="clear" w:color="auto" w:fill="A6A6A6"/>
+          <w:shd w:val="clear" w:color="auto" w:fill="C9C9C9"/>
         </w:rPr>
         <w:t>照明</w:t>
       </w:r>
@@ -3131,7 +3131,7 @@
           <w:rFonts w:ascii="Times New Roman" w:hAnsi="Times New Roman" w:eastAsia="宋体" w:cs="Times New Roman"/>
           <w:szCs w:val="21"/>
           <w:sz w:val="21"/>
-          <w:shd w:val="clear" w:color="auto" w:fill="A6A6A6"/>
+          <w:shd w:val="clear" w:color="auto" w:fill="C9C9C9"/>
         </w:rPr>
         <w:t>体内的图像</w:t>
       </w:r>
@@ -3244,7 +3244,7 @@
           <w:rFonts w:ascii="Times New Roman" w:hAnsi="Times New Roman" w:eastAsia="宋体" w:cs="Times New Roman"/>
           <w:szCs w:val="21"/>
           <w:sz w:val="21"/>
-          <w:shd w:val="clear" w:color="auto" w:fill="A6A6A6"/>
+          <w:shd w:val="clear" w:color="auto" w:fill="C9C9C9"/>
         </w:rPr>
         <w:t>托马斯</w:t>
       </w:r>
@@ -3253,7 +3253,7 @@
           <w:rFonts w:ascii="Times New Roman" w:hAnsi="Times New Roman" w:eastAsia="宋体" w:cs="Times New Roman"/>
           <w:szCs w:val="21"/>
           <w:sz w:val="21"/>
-          <w:shd w:val="clear" w:color="auto" w:fill="A6A6A6"/>
+          <w:shd w:val="clear" w:color="auto" w:fill="C9C9C9"/>
         </w:rPr>
         <w:t>·</w:t>
       </w:r>
@@ -3262,7 +3262,7 @@
           <w:rFonts w:ascii="Times New Roman" w:hAnsi="Times New Roman" w:eastAsia="宋体" w:cs="Times New Roman"/>
           <w:szCs w:val="21"/>
           <w:sz w:val="21"/>
-          <w:shd w:val="clear" w:color="auto" w:fill="A6A6A6"/>
+          <w:shd w:val="clear" w:color="auto" w:fill="C9C9C9"/>
         </w:rPr>
         <w:t>杨</w:t>
       </w:r>
@@ -3295,7 +3295,7 @@
           <w:rFonts w:ascii="Times New Roman" w:hAnsi="Times New Roman" w:eastAsia="宋体" w:cs="Times New Roman"/>
           <w:szCs w:val="21"/>
           <w:sz w:val="21"/>
-          <w:shd w:val="clear" w:color="auto" w:fill="A6A6A6"/>
+          <w:shd w:val="clear" w:color="auto" w:fill="C9C9C9"/>
         </w:rPr>
         <w:t>波</w:t>
       </w:r>
@@ -3519,7 +3519,7 @@
           <w:rFonts w:ascii="Times New Roman" w:hAnsi="Times New Roman" w:eastAsia="宋体" w:cs="Times New Roman"/>
           <w:szCs w:val="21"/>
           <w:sz w:val="21"/>
-          <w:shd w:val="clear" w:color="auto" w:fill="A6A6A6"/>
+          <w:shd w:val="clear" w:color="auto" w:fill="C9C9C9"/>
         </w:rPr>
         <w:t>频率</w:t>
       </w:r>
@@ -3536,7 +3536,7 @@
           <w:rFonts w:ascii="Times New Roman" w:hAnsi="Times New Roman" w:eastAsia="宋体" w:cs="Times New Roman"/>
           <w:szCs w:val="21"/>
           <w:sz w:val="21"/>
-          <w:shd w:val="clear" w:color="auto" w:fill="A6A6A6"/>
+          <w:shd w:val="clear" w:color="auto" w:fill="C9C9C9"/>
         </w:rPr>
         <w:t>相位</w:t>
       </w:r>
@@ -3553,7 +3553,7 @@
           <w:rFonts w:ascii="Times New Roman" w:hAnsi="Times New Roman" w:eastAsia="宋体" w:cs="Times New Roman"/>
           <w:szCs w:val="21"/>
           <w:sz w:val="21"/>
-          <w:shd w:val="clear" w:color="auto" w:fill="A6A6A6"/>
+          <w:shd w:val="clear" w:color="auto" w:fill="C9C9C9"/>
         </w:rPr>
         <w:t>振动方向</w:t>
       </w:r>
@@ -3570,7 +3570,7 @@
           <w:rFonts w:ascii="Times New Roman" w:hAnsi="Times New Roman" w:eastAsia="宋体" w:cs="Times New Roman"/>
           <w:szCs w:val="21"/>
           <w:sz w:val="21"/>
-          <w:shd w:val="clear" w:color="auto" w:fill="A6A6A6"/>
+          <w:shd w:val="clear" w:color="auto" w:fill="C9C9C9"/>
         </w:rPr>
         <w:t>干涉现象</w:t>
       </w:r>
@@ -3610,7 +3610,7 @@
           <w:rFonts w:ascii="Times New Roman" w:hAnsi="Times New Roman" w:eastAsia="宋体" w:cs="Times New Roman"/>
           <w:szCs w:val="21"/>
           <w:sz w:val="21"/>
-          <w:shd w:val="clear" w:color="auto" w:fill="A6A6A6"/>
+          <w:shd w:val="clear" w:color="auto" w:fill="C9C9C9"/>
         </w:rPr>
         <w:t>明暗相间</w:t>
       </w:r>
@@ -3800,7 +3800,7 @@
           <w:rFonts w:ascii="Times New Roman" w:hAnsi="Times New Roman" w:eastAsia="宋体" w:cs="Times New Roman"/>
           <w:szCs w:val="21"/>
           <w:sz w:val="21"/>
-          <w:shd w:val="clear" w:color="auto" w:fill="A6A6A6"/>
+          <w:shd w:val="clear" w:color="auto" w:fill="C9C9C9"/>
         </w:rPr>
         <w:t>整数</w:t>
       </w:r>
@@ -3817,7 +3817,7 @@
           <w:rFonts w:ascii="Times New Roman" w:hAnsi="Times New Roman" w:eastAsia="宋体" w:cs="Times New Roman"/>
           <w:szCs w:val="21"/>
           <w:sz w:val="21"/>
-          <w:shd w:val="clear" w:color="auto" w:fill="A6A6A6"/>
+          <w:shd w:val="clear" w:color="auto" w:fill="C9C9C9"/>
         </w:rPr>
         <w:t>偶数</w:t>
       </w:r>
@@ -4284,7 +4284,7 @@
           <w:rFonts w:ascii="Times New Roman" w:hAnsi="Times New Roman" w:eastAsia="宋体" w:cs="Times New Roman"/>
           <w:szCs w:val="21"/>
           <w:sz w:val="21"/>
-          <w:shd w:val="clear" w:color="auto" w:fill="A6A6A6"/>
+          <w:shd w:val="clear" w:color="auto" w:fill="C9C9C9"/>
         </w:rPr>
         <w:t>奇数</w:t>
       </w:r>
@@ -4807,7 +4807,7 @@
           <w:rFonts w:ascii="Times New Roman" w:hAnsi="Times New Roman" w:eastAsia="宋体" w:cs="Times New Roman"/>
           <w:szCs w:val="21"/>
           <w:sz w:val="21"/>
-          <w:shd w:val="clear" w:color="auto" w:fill="A6A6A6"/>
+          <w:shd w:val="clear" w:color="auto" w:fill="C9C9C9"/>
         </w:rPr>
         <w:t>窄</w:t>
       </w:r>
@@ -4824,7 +4824,7 @@
           <w:rFonts w:ascii="Times New Roman" w:hAnsi="Times New Roman" w:eastAsia="宋体" w:cs="Times New Roman"/>
           <w:szCs w:val="21"/>
           <w:sz w:val="21"/>
-          <w:shd w:val="clear" w:color="auto" w:fill="A6A6A6"/>
+          <w:shd w:val="clear" w:color="auto" w:fill="C9C9C9"/>
         </w:rPr>
         <w:t>相当宽</w:t>
       </w:r>
@@ -4983,7 +4983,7 @@
           <w:rFonts w:ascii="Times New Roman" w:hAnsi="Times New Roman" w:eastAsia="宋体" w:cs="Times New Roman"/>
           <w:szCs w:val="21"/>
           <w:sz w:val="21"/>
-          <w:shd w:val="clear" w:color="auto" w:fill="A6A6A6"/>
+          <w:shd w:val="clear" w:color="auto" w:fill="C9C9C9"/>
         </w:rPr>
         <w:t>小</w:t>
       </w:r>
@@ -5079,7 +5079,7 @@
           <w:rFonts w:ascii="Times New Roman" w:hAnsi="Times New Roman" w:eastAsia="宋体" w:cs="Times New Roman"/>
           <w:szCs w:val="21"/>
           <w:sz w:val="21"/>
-          <w:shd w:val="clear" w:color="auto" w:fill="A6A6A6"/>
+          <w:shd w:val="clear" w:color="auto" w:fill="C9C9C9"/>
         </w:rPr>
         <w:t>等宽</w:t>
       </w:r>
@@ -5096,7 +5096,7 @@
           <w:rFonts w:ascii="Times New Roman" w:hAnsi="Times New Roman" w:eastAsia="宋体" w:cs="Times New Roman"/>
           <w:szCs w:val="21"/>
           <w:sz w:val="21"/>
-          <w:shd w:val="clear" w:color="auto" w:fill="A6A6A6"/>
+          <w:shd w:val="clear" w:color="auto" w:fill="C9C9C9"/>
         </w:rPr>
         <w:t>等距离</w:t>
       </w:r>
@@ -5192,7 +5192,7 @@
           <w:rFonts w:ascii="Times New Roman" w:hAnsi="Times New Roman" w:eastAsia="宋体" w:cs="Times New Roman"/>
           <w:szCs w:val="21"/>
           <w:sz w:val="21"/>
-          <w:shd w:val="clear" w:color="auto" w:fill="A6A6A6"/>
+          <w:shd w:val="clear" w:color="auto" w:fill="C9C9C9"/>
         </w:rPr>
         <w:t>窄</w:t>
       </w:r>
@@ -5209,7 +5209,7 @@
           <w:rFonts w:ascii="Times New Roman" w:hAnsi="Times New Roman" w:eastAsia="宋体" w:cs="Times New Roman"/>
           <w:szCs w:val="21"/>
           <w:sz w:val="21"/>
-          <w:shd w:val="clear" w:color="auto" w:fill="A6A6A6"/>
+          <w:shd w:val="clear" w:color="auto" w:fill="C9C9C9"/>
         </w:rPr>
         <w:t>增加</w:t>
       </w:r>
@@ -5313,7 +5313,7 @@
           <w:rFonts w:ascii="Times New Roman" w:hAnsi="Times New Roman" w:eastAsia="宋体" w:cs="Times New Roman"/>
           <w:szCs w:val="21"/>
           <w:sz w:val="21"/>
-          <w:shd w:val="clear" w:color="auto" w:fill="A6A6A6"/>
+          <w:shd w:val="clear" w:color="auto" w:fill="C9C9C9"/>
         </w:rPr>
         <w:t>透射</w:t>
       </w:r>
@@ -5330,7 +5330,7 @@
           <w:rFonts w:ascii="Times New Roman" w:hAnsi="Times New Roman" w:eastAsia="宋体" w:cs="Times New Roman"/>
           <w:szCs w:val="21"/>
           <w:sz w:val="21"/>
-          <w:shd w:val="clear" w:color="auto" w:fill="A6A6A6"/>
+          <w:shd w:val="clear" w:color="auto" w:fill="C9C9C9"/>
         </w:rPr>
         <w:t>反射</w:t>
       </w:r>
@@ -5443,7 +5443,7 @@
           <w:rFonts w:ascii="Times New Roman" w:hAnsi="Times New Roman" w:eastAsia="宋体" w:cs="Times New Roman"/>
           <w:szCs w:val="21"/>
           <w:sz w:val="21"/>
-          <w:shd w:val="clear" w:color="auto" w:fill="A6A6A6"/>
+          <w:shd w:val="clear" w:color="auto" w:fill="C9C9C9"/>
         </w:rPr>
         <w:t>可能不同</w:t>
       </w:r>
@@ -5492,7 +5492,7 @@
           <w:rFonts w:ascii="Times New Roman" w:hAnsi="Times New Roman" w:eastAsia="宋体" w:cs="Times New Roman"/>
           <w:szCs w:val="21"/>
           <w:sz w:val="21"/>
-          <w:shd w:val="clear" w:color="auto" w:fill="A6A6A6"/>
+          <w:shd w:val="clear" w:color="auto" w:fill="C9C9C9"/>
         </w:rPr>
         <w:t>振动方向</w:t>
       </w:r>
@@ -5651,7 +5651,7 @@
           <w:rFonts w:ascii="Times New Roman" w:hAnsi="Times New Roman" w:eastAsia="宋体" w:cs="Times New Roman"/>
           <w:szCs w:val="21"/>
           <w:sz w:val="21"/>
-          <w:shd w:val="clear" w:color="auto" w:fill="A6A6A6"/>
+          <w:shd w:val="clear" w:color="auto" w:fill="C9C9C9"/>
         </w:rPr>
         <w:t>特定</w:t>
       </w:r>
@@ -5676,7 +5676,7 @@
           <w:rFonts w:ascii="Times New Roman" w:hAnsi="Times New Roman" w:eastAsia="宋体" w:cs="Times New Roman"/>
           <w:szCs w:val="21"/>
           <w:sz w:val="21"/>
-          <w:shd w:val="clear" w:color="auto" w:fill="A6A6A6"/>
+          <w:shd w:val="clear" w:color="auto" w:fill="C9C9C9"/>
         </w:rPr>
         <w:t>透振</w:t>
       </w:r>
@@ -5763,7 +5763,7 @@
           <w:rFonts w:ascii="Times New Roman" w:hAnsi="Times New Roman" w:eastAsia="宋体" w:cs="Times New Roman"/>
           <w:szCs w:val="21"/>
           <w:sz w:val="21"/>
-          <w:shd w:val="clear" w:color="auto" w:fill="A6A6A6"/>
+          <w:shd w:val="clear" w:color="auto" w:fill="C9C9C9"/>
         </w:rPr>
         <w:t>传播方向</w:t>
       </w:r>
@@ -5780,7 +5780,7 @@
           <w:rFonts w:ascii="Times New Roman" w:hAnsi="Times New Roman" w:eastAsia="宋体" w:cs="Times New Roman"/>
           <w:szCs w:val="21"/>
           <w:sz w:val="21"/>
-          <w:shd w:val="clear" w:color="auto" w:fill="A6A6A6"/>
+          <w:shd w:val="clear" w:color="auto" w:fill="C9C9C9"/>
         </w:rPr>
         <w:t>强度</w:t>
       </w:r>
@@ -5797,7 +5797,7 @@
           <w:rFonts w:ascii="Times New Roman" w:hAnsi="Times New Roman" w:eastAsia="宋体" w:cs="Times New Roman"/>
           <w:szCs w:val="21"/>
           <w:sz w:val="21"/>
-          <w:shd w:val="clear" w:color="auto" w:fill="A6A6A6"/>
+          <w:shd w:val="clear" w:color="auto" w:fill="C9C9C9"/>
         </w:rPr>
         <w:t>相同</w:t>
       </w:r>
@@ -5869,7 +5869,7 @@
           <w:rFonts w:ascii="Times New Roman" w:hAnsi="Times New Roman" w:eastAsia="宋体" w:cs="Times New Roman"/>
           <w:szCs w:val="21"/>
           <w:sz w:val="21"/>
-          <w:shd w:val="clear" w:color="auto" w:fill="A6A6A6"/>
+          <w:shd w:val="clear" w:color="auto" w:fill="C9C9C9"/>
         </w:rPr>
         <w:t>传播方向</w:t>
       </w:r>
@@ -5886,7 +5886,7 @@
           <w:rFonts w:ascii="Times New Roman" w:hAnsi="Times New Roman" w:eastAsia="宋体" w:cs="Times New Roman"/>
           <w:szCs w:val="21"/>
           <w:sz w:val="21"/>
-          <w:shd w:val="clear" w:color="auto" w:fill="A6A6A6"/>
+          <w:shd w:val="clear" w:color="auto" w:fill="C9C9C9"/>
         </w:rPr>
         <w:t>某个特定</w:t>
       </w:r>
@@ -5934,7 +5934,7 @@
           <w:rFonts w:ascii="Times New Roman" w:hAnsi="Times New Roman" w:eastAsia="宋体" w:cs="Times New Roman"/>
           <w:szCs w:val="21"/>
           <w:sz w:val="21"/>
-          <w:shd w:val="clear" w:color="auto" w:fill="A6A6A6"/>
+          <w:shd w:val="clear" w:color="auto" w:fill="C9C9C9"/>
         </w:rPr>
         <w:t>横</w:t>
       </w:r>
@@ -6030,7 +6030,7 @@
           <w:rFonts w:ascii="Times New Roman" w:hAnsi="Times New Roman" w:eastAsia="宋体" w:cs="Times New Roman"/>
           <w:szCs w:val="21"/>
           <w:sz w:val="21"/>
-          <w:shd w:val="clear" w:color="auto" w:fill="A6A6A6"/>
+          <w:shd w:val="clear" w:color="auto" w:fill="C9C9C9"/>
         </w:rPr>
         <w:t>频率</w:t>
       </w:r>
@@ -6047,7 +6047,7 @@
           <w:rFonts w:ascii="Times New Roman" w:hAnsi="Times New Roman" w:eastAsia="宋体" w:cs="Times New Roman"/>
           <w:szCs w:val="21"/>
           <w:sz w:val="21"/>
-          <w:shd w:val="clear" w:color="auto" w:fill="A6A6A6"/>
+          <w:shd w:val="clear" w:color="auto" w:fill="C9C9C9"/>
         </w:rPr>
         <w:t>相位差</w:t>
       </w:r>
@@ -6064,7 +6064,7 @@
           <w:rFonts w:ascii="Times New Roman" w:hAnsi="Times New Roman" w:eastAsia="宋体" w:cs="Times New Roman"/>
           <w:szCs w:val="21"/>
           <w:sz w:val="21"/>
-          <w:shd w:val="clear" w:color="auto" w:fill="A6A6A6"/>
+          <w:shd w:val="clear" w:color="auto" w:fill="C9C9C9"/>
         </w:rPr>
         <w:t>振动方</w:t>
       </w:r>
@@ -6073,7 +6073,7 @@
           <w:rFonts w:ascii="Times New Roman" w:hAnsi="Times New Roman" w:eastAsia="宋体" w:cs="Times New Roman"/>
           <w:szCs w:val="21"/>
           <w:sz w:val="21"/>
-          <w:shd w:val="clear" w:color="auto" w:fill="A6A6A6"/>
+          <w:shd w:val="clear" w:color="auto" w:fill="C9C9C9"/>
         </w:rPr>
         <w:t>向</w:t>
       </w:r>
@@ -6090,7 +6090,7 @@
           <w:rFonts w:ascii="Times New Roman" w:hAnsi="Times New Roman" w:eastAsia="宋体" w:cs="Times New Roman"/>
           <w:szCs w:val="21"/>
           <w:sz w:val="21"/>
-          <w:shd w:val="clear" w:color="auto" w:fill="A6A6A6"/>
+          <w:shd w:val="clear" w:color="auto" w:fill="C9C9C9"/>
         </w:rPr>
         <w:t>人造</w:t>
       </w:r>
@@ -6171,7 +6171,7 @@
           <w:rFonts w:ascii="Times New Roman" w:hAnsi="Times New Roman" w:eastAsia="宋体" w:cs="Times New Roman"/>
           <w:szCs w:val="21"/>
           <w:sz w:val="21"/>
-          <w:shd w:val="clear" w:color="auto" w:fill="A6A6A6"/>
+          <w:shd w:val="clear" w:color="auto" w:fill="C9C9C9"/>
         </w:rPr>
         <w:t>相干性</w:t>
       </w:r>

--- a/高中物理/高中物理同步/人教版选必1 第4章 光·知识清单（完成）.docx
+++ b/高中物理/高中物理同步/人教版选必1 第4章 光·知识清单（完成）.docx
@@ -224,7 +224,39 @@
       <w:r>
         <w:rPr>
           <w:rFonts w:ascii="Times New Roman" w:hAnsi="Times New Roman" w:eastAsia="宋体" w:cs="Times New Roman"/>
-          <w:b/>
+          <w:szCs w:val="21"/>
+          <w:sz w:val="21"/>
+          <w:shd w:val="clear" w:color="auto" w:fill="C9C9C9"/>
+        </w:rPr>
+        <w:t>1．</w:t>
+      </w:r>
+      <w:r>
+        <w:rPr>
+          <w:rFonts w:ascii="Times New Roman" w:hAnsi="Times New Roman" w:eastAsia="宋体" w:cs="Times New Roman"/>
+          <w:b/>
+          <w:szCs w:val="21"/>
+          <w:sz w:val="21"/>
+        </w:rPr>
+        <w:t>光的反射</w:t>
+      </w:r>
+    </w:p>
+    <w:p>
+      <w:pPr>
+        <w:snapToGrid w:val="0"/>
+        <w:spacing w:line="300" w:lineRule="auto" w:before="0" w:after="0"/>
+        <w:jc w:val="left"/>
+      </w:pPr>
+      <w:r>
+        <w:rPr>
+          <w:rFonts w:ascii="Times New Roman" w:hAnsi="Times New Roman" w:eastAsia="宋体" w:cs="Times New Roman"/>
+          <w:szCs w:val="21"/>
+          <w:sz w:val="21"/>
+        </w:rPr>
+        <w:t>（</w:t>
+      </w:r>
+      <w:r>
+        <w:rPr>
+          <w:rFonts w:ascii="Times New Roman" w:hAnsi="Times New Roman" w:eastAsia="宋体" w:cs="Times New Roman"/>
           <w:szCs w:val="21"/>
           <w:sz w:val="21"/>
         </w:rPr>
@@ -233,11 +265,92 @@
       <w:r>
         <w:rPr>
           <w:rFonts w:ascii="Times New Roman" w:hAnsi="Times New Roman" w:eastAsia="宋体" w:cs="Times New Roman"/>
-          <w:b/>
-          <w:szCs w:val="21"/>
-          <w:sz w:val="21"/>
-        </w:rPr>
-        <w:t>．光的反射</w:t>
+          <w:szCs w:val="21"/>
+          <w:sz w:val="21"/>
+        </w:rPr>
+        <w:t>）反射现象：光从第</w:t>
+      </w:r>
+      <w:r>
+        <w:rPr>
+          <w:rFonts w:ascii="Times New Roman" w:hAnsi="Times New Roman" w:eastAsia="宋体" w:cs="Times New Roman"/>
+          <w:szCs w:val="21"/>
+          <w:sz w:val="21"/>
+        </w:rPr>
+        <w:t>1</w:t>
+      </w:r>
+      <w:r>
+        <w:rPr>
+          <w:rFonts w:ascii="Times New Roman" w:hAnsi="Times New Roman" w:eastAsia="宋体" w:cs="Times New Roman"/>
+          <w:szCs w:val="21"/>
+          <w:sz w:val="21"/>
+        </w:rPr>
+        <w:t>种介质射到该介质与第</w:t>
+      </w:r>
+      <w:r>
+        <w:rPr>
+          <w:rFonts w:ascii="Times New Roman" w:hAnsi="Times New Roman" w:eastAsia="宋体" w:cs="Times New Roman"/>
+          <w:szCs w:val="21"/>
+          <w:sz w:val="21"/>
+        </w:rPr>
+        <w:t>2</w:t>
+      </w:r>
+      <w:r>
+        <w:rPr>
+          <w:rFonts w:ascii="Times New Roman" w:hAnsi="Times New Roman" w:eastAsia="宋体" w:cs="Times New Roman"/>
+          <w:szCs w:val="21"/>
+          <w:sz w:val="21"/>
+        </w:rPr>
+        <w:t>种介质的</w:t>
+      </w:r>
+      <w:r>
+        <w:rPr>
+          <w:rFonts w:ascii="Times New Roman" w:hAnsi="Times New Roman" w:eastAsia="宋体" w:cs="Times New Roman"/>
+          <w:szCs w:val="21"/>
+          <w:sz w:val="21"/>
+          <w:shd w:val="clear" w:color="auto" w:fill="C9C9C9"/>
+        </w:rPr>
+        <w:t>分界面</w:t>
+      </w:r>
+      <w:r>
+        <w:rPr>
+          <w:rFonts w:ascii="Times New Roman" w:hAnsi="Times New Roman" w:eastAsia="宋体" w:cs="Times New Roman"/>
+          <w:szCs w:val="21"/>
+          <w:sz w:val="21"/>
+        </w:rPr>
+        <w:t>时，一部分光会</w:t>
+      </w:r>
+      <w:r>
+        <w:rPr>
+          <w:rFonts w:ascii="Times New Roman" w:hAnsi="Times New Roman" w:eastAsia="宋体" w:cs="Times New Roman"/>
+          <w:szCs w:val="21"/>
+          <w:sz w:val="21"/>
+          <w:shd w:val="clear" w:color="auto" w:fill="C9C9C9"/>
+        </w:rPr>
+        <w:t>返回</w:t>
+      </w:r>
+      <w:r>
+        <w:rPr>
+          <w:rFonts w:ascii="Times New Roman" w:hAnsi="Times New Roman" w:eastAsia="宋体" w:cs="Times New Roman"/>
+          <w:szCs w:val="21"/>
+          <w:sz w:val="21"/>
+        </w:rPr>
+        <w:t>到第</w:t>
+      </w:r>
+      <w:r>
+        <w:rPr>
+          <w:rFonts w:ascii="Times New Roman" w:hAnsi="Times New Roman" w:eastAsia="宋体" w:cs="Times New Roman"/>
+          <w:szCs w:val="21"/>
+          <w:sz w:val="21"/>
+        </w:rPr>
+        <w:t>1</w:t>
+      </w:r>
+      <w:r>
+        <w:rPr>
+          <w:rFonts w:ascii="Times New Roman" w:hAnsi="Times New Roman" w:eastAsia="宋体" w:cs="Times New Roman"/>
+          <w:szCs w:val="21"/>
+          <w:sz w:val="21"/>
+        </w:rPr>
+        <w:t>种介质的现象。</w:t>
       </w:r>
     </w:p>
     <w:p>
@@ -260,38 +373,6 @@
           <w:szCs w:val="21"/>
           <w:sz w:val="21"/>
         </w:rPr>
-        <w:t>1</w:t>
-      </w:r>
-      <w:r>
-        <w:rPr>
-          <w:rFonts w:ascii="Times New Roman" w:hAnsi="Times New Roman" w:eastAsia="宋体" w:cs="Times New Roman"/>
-          <w:szCs w:val="21"/>
-          <w:sz w:val="21"/>
-        </w:rPr>
-        <w:t>）反射现象：光从第</w:t>
-      </w:r>
-      <w:r>
-        <w:rPr>
-          <w:rFonts w:ascii="Times New Roman" w:hAnsi="Times New Roman" w:eastAsia="宋体" w:cs="Times New Roman"/>
-          <w:szCs w:val="21"/>
-          <w:sz w:val="21"/>
-        </w:rPr>
-        <w:t>1</w:t>
-      </w:r>
-      <w:r>
-        <w:rPr>
-          <w:rFonts w:ascii="Times New Roman" w:hAnsi="Times New Roman" w:eastAsia="宋体" w:cs="Times New Roman"/>
-          <w:szCs w:val="21"/>
-          <w:sz w:val="21"/>
-        </w:rPr>
-        <w:t>种介质射到该介质与第</w:t>
-      </w:r>
-      <w:r>
-        <w:rPr>
-          <w:rFonts w:ascii="Times New Roman" w:hAnsi="Times New Roman" w:eastAsia="宋体" w:cs="Times New Roman"/>
-          <w:szCs w:val="21"/>
-          <w:sz w:val="21"/>
-        </w:rPr>
         <w:t>2</w:t>
       </w:r>
       <w:r>
@@ -300,58 +381,98 @@
           <w:szCs w:val="21"/>
           <w:sz w:val="21"/>
         </w:rPr>
-        <w:t>种介质的</w:t>
-      </w:r>
-      <w:r>
-        <w:rPr>
-          <w:rFonts w:ascii="Times New Roman" w:hAnsi="Times New Roman" w:eastAsia="宋体" w:cs="Times New Roman"/>
-          <w:szCs w:val="21"/>
-          <w:sz w:val="21"/>
-          <w:shd w:val="clear" w:color="auto" w:fill="C9C9C9"/>
-        </w:rPr>
-        <w:t>分界面</w:t>
-      </w:r>
-      <w:r>
-        <w:rPr>
-          <w:rFonts w:ascii="Times New Roman" w:hAnsi="Times New Roman" w:eastAsia="宋体" w:cs="Times New Roman"/>
-          <w:szCs w:val="21"/>
-          <w:sz w:val="21"/>
-        </w:rPr>
-        <w:t>时，一部分光会</w:t>
-      </w:r>
-      <w:r>
-        <w:rPr>
-          <w:rFonts w:ascii="Times New Roman" w:hAnsi="Times New Roman" w:eastAsia="宋体" w:cs="Times New Roman"/>
-          <w:szCs w:val="21"/>
-          <w:sz w:val="21"/>
-          <w:shd w:val="clear" w:color="auto" w:fill="C9C9C9"/>
-        </w:rPr>
-        <w:t>返回</w:t>
-      </w:r>
-      <w:r>
-        <w:rPr>
-          <w:rFonts w:ascii="Times New Roman" w:hAnsi="Times New Roman" w:eastAsia="宋体" w:cs="Times New Roman"/>
-          <w:szCs w:val="21"/>
-          <w:sz w:val="21"/>
-        </w:rPr>
-        <w:t>到第</w:t>
-      </w:r>
-      <w:r>
-        <w:rPr>
-          <w:rFonts w:ascii="Times New Roman" w:hAnsi="Times New Roman" w:eastAsia="宋体" w:cs="Times New Roman"/>
-          <w:szCs w:val="21"/>
-          <w:sz w:val="21"/>
-        </w:rPr>
-        <w:t>1</w:t>
-      </w:r>
-      <w:r>
-        <w:rPr>
-          <w:rFonts w:ascii="Times New Roman" w:hAnsi="Times New Roman" w:eastAsia="宋体" w:cs="Times New Roman"/>
-          <w:szCs w:val="21"/>
-          <w:sz w:val="21"/>
-        </w:rPr>
-        <w:t>种介质的现象。</w:t>
-      </w:r>
+        <w:t>）反射定律：反射光线与入射光线、法线处在</w:t>
+      </w:r>
+      <w:r>
+        <w:rPr>
+          <w:rFonts w:ascii="Times New Roman" w:hAnsi="Times New Roman" w:eastAsia="宋体" w:cs="Times New Roman"/>
+          <w:szCs w:val="21"/>
+          <w:sz w:val="21"/>
+          <w:shd w:val="clear" w:color="auto" w:fill="C9C9C9"/>
+        </w:rPr>
+        <w:t>同一平面</w:t>
+      </w:r>
+      <w:r>
+        <w:rPr>
+          <w:rFonts w:ascii="Times New Roman" w:hAnsi="Times New Roman" w:eastAsia="宋体" w:cs="Times New Roman"/>
+          <w:szCs w:val="21"/>
+          <w:sz w:val="21"/>
+        </w:rPr>
+        <w:t>内，反射光线与入射光线分别位于</w:t>
+      </w:r>
+      <w:r>
+        <w:rPr>
+          <w:rFonts w:ascii="Times New Roman" w:hAnsi="Times New Roman" w:eastAsia="宋体" w:cs="Times New Roman"/>
+          <w:szCs w:val="21"/>
+          <w:sz w:val="21"/>
+          <w:shd w:val="clear" w:color="auto" w:fill="C9C9C9"/>
+        </w:rPr>
+        <w:t>法线的两侧</w:t>
+      </w:r>
+      <w:r>
+        <w:rPr>
+          <w:rFonts w:ascii="Times New Roman" w:hAnsi="Times New Roman" w:eastAsia="宋体" w:cs="Times New Roman"/>
+          <w:szCs w:val="21"/>
+          <w:sz w:val="21"/>
+        </w:rPr>
+        <w:t>；反射角</w:t>
+      </w:r>
+      <w:r>
+        <w:rPr>
+          <w:rFonts w:ascii="Times New Roman" w:hAnsi="Times New Roman" w:eastAsia="宋体" w:cs="Times New Roman"/>
+          <w:szCs w:val="21"/>
+          <w:sz w:val="21"/>
+          <w:shd w:val="clear" w:color="auto" w:fill="C9C9C9"/>
+        </w:rPr>
+        <w:t>等于</w:t>
+      </w:r>
+      <w:r>
+        <w:rPr>
+          <w:rFonts w:ascii="Times New Roman" w:hAnsi="Times New Roman" w:eastAsia="宋体" w:cs="Times New Roman"/>
+          <w:szCs w:val="21"/>
+          <w:sz w:val="21"/>
+        </w:rPr>
+        <w:t>入射角。</w:t>
+      </w:r>
+    </w:p>
+    <w:p>
+      <w:pPr>
+        <w:spacing w:line="300" w:lineRule="auto" w:before="0" w:after="0"/>
+        <w:jc w:val="left"/>
+      </w:pPr>
+      <w:r>
+        <w:rPr>
+          <w:rFonts w:ascii="Times New Roman" w:hAnsi="Times New Roman" w:eastAsia="宋体" w:cs="Times New Roman"/>
+          <w:b/>
+          <w:szCs w:val="21"/>
+          <w:sz w:val="21"/>
+        </w:rPr>
+        <w:t>【难度】</w:t>
+      </w:r>
+      <w:r>
+        <w:rPr>
+          <w:rFonts w:ascii="Times New Roman" w:hAnsi="Times New Roman" w:eastAsia="宋体" w:cs="Times New Roman"/>
+          <w:b/>
+          <w:szCs w:val="21"/>
+          <w:sz w:val="21"/>
+        </w:rPr>
+        <w:t>0.94</w:t>
+      </w:r>
+      <w:r>
+        <w:rPr>
+          <w:rFonts w:ascii="Times New Roman" w:hAnsi="Times New Roman" w:eastAsia="宋体" w:cs="Times New Roman"/>
+          <w:b/>
+          <w:szCs w:val="21"/>
+          <w:sz w:val="21"/>
+        </w:rPr>
+        <w:t xml:space="preserve">　【知识点】光的反射</w:t>
+      </w:r>
+    </w:p>
+    <w:p>
+      <w:pPr>
+        <w:spacing w:line="300" w:lineRule="auto" w:before="0" w:after="0"/>
+        <w:jc w:val="left"/>
+      </w:pPr>
     </w:p>
     <w:p>
       <w:pPr>
@@ -364,139 +485,18 @@
           <w:rFonts w:ascii="Times New Roman" w:hAnsi="Times New Roman" w:eastAsia="宋体" w:cs="Times New Roman"/>
           <w:szCs w:val="21"/>
           <w:sz w:val="21"/>
-        </w:rPr>
-        <w:t>（</w:t>
-      </w:r>
-      <w:r>
-        <w:rPr>
-          <w:rFonts w:ascii="Times New Roman" w:hAnsi="Times New Roman" w:eastAsia="宋体" w:cs="Times New Roman"/>
-          <w:szCs w:val="21"/>
-          <w:sz w:val="21"/>
-        </w:rPr>
-        <w:t>2</w:t>
-      </w:r>
-      <w:r>
-        <w:rPr>
-          <w:rFonts w:ascii="Times New Roman" w:hAnsi="Times New Roman" w:eastAsia="宋体" w:cs="Times New Roman"/>
-          <w:szCs w:val="21"/>
-          <w:sz w:val="21"/>
-        </w:rPr>
-        <w:t>）反射定律：反射光线与入射光线、法线处在</w:t>
-      </w:r>
-      <w:r>
-        <w:rPr>
-          <w:rFonts w:ascii="Times New Roman" w:hAnsi="Times New Roman" w:eastAsia="宋体" w:cs="Times New Roman"/>
-          <w:szCs w:val="21"/>
-          <w:sz w:val="21"/>
-          <w:shd w:val="clear" w:color="auto" w:fill="C9C9C9"/>
-        </w:rPr>
-        <w:t>同一平面</w:t>
-      </w:r>
-      <w:r>
-        <w:rPr>
-          <w:rFonts w:ascii="Times New Roman" w:hAnsi="Times New Roman" w:eastAsia="宋体" w:cs="Times New Roman"/>
-          <w:szCs w:val="21"/>
-          <w:sz w:val="21"/>
-        </w:rPr>
-        <w:t>内，反射光线与入射光线分别位于</w:t>
-      </w:r>
-      <w:r>
-        <w:rPr>
-          <w:rFonts w:ascii="Times New Roman" w:hAnsi="Times New Roman" w:eastAsia="宋体" w:cs="Times New Roman"/>
-          <w:szCs w:val="21"/>
-          <w:sz w:val="21"/>
-          <w:shd w:val="clear" w:color="auto" w:fill="C9C9C9"/>
-        </w:rPr>
-        <w:t>法线的两侧</w:t>
-      </w:r>
-      <w:r>
-        <w:rPr>
-          <w:rFonts w:ascii="Times New Roman" w:hAnsi="Times New Roman" w:eastAsia="宋体" w:cs="Times New Roman"/>
-          <w:szCs w:val="21"/>
-          <w:sz w:val="21"/>
-        </w:rPr>
-        <w:t>；反射角</w:t>
-      </w:r>
-      <w:r>
-        <w:rPr>
-          <w:rFonts w:ascii="Times New Roman" w:hAnsi="Times New Roman" w:eastAsia="宋体" w:cs="Times New Roman"/>
-          <w:szCs w:val="21"/>
-          <w:sz w:val="21"/>
-          <w:shd w:val="clear" w:color="auto" w:fill="C9C9C9"/>
-        </w:rPr>
-        <w:t>等于</w:t>
-      </w:r>
-      <w:r>
-        <w:rPr>
-          <w:rFonts w:ascii="Times New Roman" w:hAnsi="Times New Roman" w:eastAsia="宋体" w:cs="Times New Roman"/>
-          <w:szCs w:val="21"/>
-          <w:sz w:val="21"/>
-        </w:rPr>
-        <w:t>入射角。</w:t>
-      </w:r>
-    </w:p>
-    <w:p>
-      <w:pPr>
-        <w:spacing w:line="300" w:lineRule="auto" w:before="0" w:after="0"/>
-        <w:jc w:val="left"/>
-      </w:pPr>
-      <w:r>
-        <w:rPr>
-          <w:rFonts w:ascii="Times New Roman" w:hAnsi="Times New Roman" w:eastAsia="宋体" w:cs="Times New Roman"/>
-          <w:b/>
-          <w:szCs w:val="21"/>
-          <w:sz w:val="21"/>
-        </w:rPr>
-        <w:t>【难度】</w:t>
-      </w:r>
-      <w:r>
-        <w:rPr>
-          <w:rFonts w:ascii="Times New Roman" w:hAnsi="Times New Roman" w:eastAsia="宋体" w:cs="Times New Roman"/>
-          <w:b/>
-          <w:szCs w:val="21"/>
-          <w:sz w:val="21"/>
-        </w:rPr>
-        <w:t>0.94</w:t>
-      </w:r>
-      <w:r>
-        <w:rPr>
-          <w:rFonts w:ascii="Times New Roman" w:hAnsi="Times New Roman" w:eastAsia="宋体" w:cs="Times New Roman"/>
-          <w:b/>
-          <w:szCs w:val="21"/>
-          <w:sz w:val="21"/>
-        </w:rPr>
-        <w:t xml:space="preserve">　【知识点】光的反射</w:t>
-      </w:r>
-    </w:p>
-    <w:p>
-      <w:pPr>
-        <w:spacing w:line="300" w:lineRule="auto" w:before="0" w:after="0"/>
-        <w:jc w:val="left"/>
-      </w:pPr>
-    </w:p>
-    <w:p>
-      <w:pPr>
-        <w:snapToGrid w:val="0"/>
-        <w:spacing w:line="300" w:lineRule="auto" w:before="0" w:after="0"/>
-        <w:jc w:val="left"/>
-      </w:pPr>
-      <w:r>
-        <w:rPr>
-          <w:rFonts w:ascii="Times New Roman" w:hAnsi="Times New Roman" w:eastAsia="宋体" w:cs="Times New Roman"/>
-          <w:b/>
-          <w:szCs w:val="21"/>
-          <w:sz w:val="21"/>
-        </w:rPr>
-        <w:t>2</w:t>
-      </w:r>
-      <w:r>
-        <w:rPr>
-          <w:rFonts w:ascii="Times New Roman" w:hAnsi="Times New Roman" w:eastAsia="宋体" w:cs="Times New Roman"/>
-          <w:b/>
-          <w:szCs w:val="21"/>
-          <w:sz w:val="21"/>
-        </w:rPr>
-        <w:t>．光的折射</w:t>
+          <w:shd w:val="clear" w:color="auto" w:fill="C9C9C9"/>
+        </w:rPr>
+        <w:t>2．</w:t>
+      </w:r>
+      <w:r>
+        <w:rPr>
+          <w:rFonts w:ascii="Times New Roman" w:hAnsi="Times New Roman" w:eastAsia="宋体" w:cs="Times New Roman"/>
+          <w:b/>
+          <w:szCs w:val="21"/>
+          <w:sz w:val="21"/>
+        </w:rPr>
+        <w:t>光的折射</w:t>
       </w:r>
     </w:p>
     <w:p>
@@ -994,20 +994,20 @@
       <w:r>
         <w:rPr>
           <w:rFonts w:ascii="Times New Roman" w:hAnsi="Times New Roman" w:eastAsia="宋体" w:cs="Times New Roman"/>
-          <w:b/>
-          <w:szCs w:val="21"/>
-          <w:sz w:val="21"/>
-        </w:rPr>
-        <w:t>3</w:t>
-      </w:r>
-      <w:r>
-        <w:rPr>
-          <w:rFonts w:ascii="Times New Roman" w:hAnsi="Times New Roman" w:eastAsia="宋体" w:cs="Times New Roman"/>
-          <w:b/>
-          <w:szCs w:val="21"/>
-          <w:sz w:val="21"/>
-        </w:rPr>
-        <w:t>．折射率的定义</w:t>
+          <w:szCs w:val="21"/>
+          <w:sz w:val="21"/>
+          <w:shd w:val="clear" w:color="auto" w:fill="C9C9C9"/>
+        </w:rPr>
+        <w:t>3．</w:t>
+      </w:r>
+      <w:r>
+        <w:rPr>
+          <w:rFonts w:ascii="Times New Roman" w:hAnsi="Times New Roman" w:eastAsia="宋体" w:cs="Times New Roman"/>
+          <w:b/>
+          <w:szCs w:val="21"/>
+          <w:sz w:val="21"/>
+        </w:rPr>
+        <w:t>折射率的定义</w:t>
       </w:r>
     </w:p>
     <w:p>
@@ -1215,20 +1215,20 @@
       <w:r>
         <w:rPr>
           <w:rFonts w:ascii="Times New Roman" w:hAnsi="Times New Roman" w:eastAsia="宋体" w:cs="Times New Roman"/>
-          <w:b/>
-          <w:szCs w:val="21"/>
-          <w:sz w:val="21"/>
-        </w:rPr>
-        <w:t>4</w:t>
-      </w:r>
-      <w:r>
-        <w:rPr>
-          <w:rFonts w:ascii="Times New Roman" w:hAnsi="Times New Roman" w:eastAsia="宋体" w:cs="Times New Roman"/>
-          <w:b/>
-          <w:szCs w:val="21"/>
-          <w:sz w:val="21"/>
-        </w:rPr>
-        <w:t>．折射率与光速的关系</w:t>
+          <w:szCs w:val="21"/>
+          <w:sz w:val="21"/>
+          <w:shd w:val="clear" w:color="auto" w:fill="C9C9C9"/>
+        </w:rPr>
+        <w:t>4．</w:t>
+      </w:r>
+      <w:r>
+        <w:rPr>
+          <w:rFonts w:ascii="Times New Roman" w:hAnsi="Times New Roman" w:eastAsia="宋体" w:cs="Times New Roman"/>
+          <w:b/>
+          <w:szCs w:val="21"/>
+          <w:sz w:val="21"/>
+        </w:rPr>
+        <w:t>折射率与光速的关系</w:t>
       </w:r>
     </w:p>
     <w:p>
@@ -1422,20 +1422,20 @@
       <w:r>
         <w:rPr>
           <w:rFonts w:ascii="Times New Roman" w:hAnsi="Times New Roman" w:eastAsia="宋体" w:cs="Times New Roman"/>
-          <w:b/>
-          <w:szCs w:val="21"/>
-          <w:sz w:val="21"/>
-        </w:rPr>
-        <w:t>5</w:t>
-      </w:r>
-      <w:r>
-        <w:rPr>
-          <w:rFonts w:ascii="Times New Roman" w:hAnsi="Times New Roman" w:eastAsia="宋体" w:cs="Times New Roman"/>
-          <w:b/>
-          <w:szCs w:val="21"/>
-          <w:sz w:val="21"/>
-        </w:rPr>
-        <w:t>．光疏介质和光密介质</w:t>
+          <w:szCs w:val="21"/>
+          <w:sz w:val="21"/>
+          <w:shd w:val="clear" w:color="auto" w:fill="C9C9C9"/>
+        </w:rPr>
+        <w:t>5．</w:t>
+      </w:r>
+      <w:r>
+        <w:rPr>
+          <w:rFonts w:ascii="Times New Roman" w:hAnsi="Times New Roman" w:eastAsia="宋体" w:cs="Times New Roman"/>
+          <w:b/>
+          <w:szCs w:val="21"/>
+          <w:sz w:val="21"/>
+        </w:rPr>
+        <w:t>光疏介质和光密介质</w:t>
       </w:r>
     </w:p>
     <w:p>
@@ -1822,20 +1822,20 @@
       <w:r>
         <w:rPr>
           <w:rFonts w:ascii="Times New Roman" w:hAnsi="Times New Roman" w:eastAsia="宋体" w:cs="Times New Roman"/>
-          <w:b/>
-          <w:szCs w:val="21"/>
-          <w:sz w:val="21"/>
-        </w:rPr>
-        <w:t>6</w:t>
-      </w:r>
-      <w:r>
-        <w:rPr>
-          <w:rFonts w:ascii="Times New Roman" w:hAnsi="Times New Roman" w:eastAsia="宋体" w:cs="Times New Roman"/>
-          <w:b/>
-          <w:szCs w:val="21"/>
-          <w:sz w:val="21"/>
-        </w:rPr>
-        <w:t>．全反射现象</w:t>
+          <w:szCs w:val="21"/>
+          <w:sz w:val="21"/>
+          <w:shd w:val="clear" w:color="auto" w:fill="C9C9C9"/>
+        </w:rPr>
+        <w:t>6．</w:t>
+      </w:r>
+      <w:r>
+        <w:rPr>
+          <w:rFonts w:ascii="Times New Roman" w:hAnsi="Times New Roman" w:eastAsia="宋体" w:cs="Times New Roman"/>
+          <w:b/>
+          <w:szCs w:val="21"/>
+          <w:sz w:val="21"/>
+        </w:rPr>
+        <w:t>全反射现象</w:t>
       </w:r>
     </w:p>
     <w:p>
@@ -2308,20 +2308,20 @@
       <w:r>
         <w:rPr>
           <w:rFonts w:ascii="Times New Roman" w:hAnsi="Times New Roman" w:eastAsia="宋体" w:cs="Times New Roman"/>
-          <w:b/>
-          <w:szCs w:val="21"/>
-          <w:sz w:val="21"/>
-        </w:rPr>
-        <w:t>7</w:t>
-      </w:r>
-      <w:r>
-        <w:rPr>
-          <w:rFonts w:ascii="Times New Roman" w:hAnsi="Times New Roman" w:eastAsia="宋体" w:cs="Times New Roman"/>
-          <w:b/>
-          <w:szCs w:val="21"/>
-          <w:sz w:val="21"/>
-        </w:rPr>
-        <w:t>．全反射</w:t>
+          <w:szCs w:val="21"/>
+          <w:sz w:val="21"/>
+          <w:shd w:val="clear" w:color="auto" w:fill="C9C9C9"/>
+        </w:rPr>
+        <w:t>7．</w:t>
+      </w:r>
+      <w:r>
+        <w:rPr>
+          <w:rFonts w:ascii="Times New Roman" w:hAnsi="Times New Roman" w:eastAsia="宋体" w:cs="Times New Roman"/>
+          <w:b/>
+          <w:szCs w:val="21"/>
+          <w:sz w:val="21"/>
+        </w:rPr>
+        <w:t>全反射</w:t>
       </w:r>
       <w:r>
         <w:rPr>
@@ -2413,20 +2413,20 @@
       <w:r>
         <w:rPr>
           <w:rFonts w:ascii="Times New Roman" w:hAnsi="Times New Roman" w:eastAsia="宋体" w:cs="Times New Roman"/>
-          <w:b/>
-          <w:szCs w:val="21"/>
-          <w:sz w:val="21"/>
-        </w:rPr>
-        <w:t>8</w:t>
-      </w:r>
-      <w:r>
-        <w:rPr>
-          <w:rFonts w:ascii="Times New Roman" w:hAnsi="Times New Roman" w:eastAsia="宋体" w:cs="Times New Roman"/>
-          <w:b/>
-          <w:szCs w:val="21"/>
-          <w:sz w:val="21"/>
-        </w:rPr>
-        <w:t>．全反射棱镜的特点</w:t>
+          <w:szCs w:val="21"/>
+          <w:sz w:val="21"/>
+          <w:shd w:val="clear" w:color="auto" w:fill="C9C9C9"/>
+        </w:rPr>
+        <w:t>8．</w:t>
+      </w:r>
+      <w:r>
+        <w:rPr>
+          <w:rFonts w:ascii="Times New Roman" w:hAnsi="Times New Roman" w:eastAsia="宋体" w:cs="Times New Roman"/>
+          <w:b/>
+          <w:szCs w:val="21"/>
+          <w:sz w:val="21"/>
+        </w:rPr>
+        <w:t>全反射棱镜的特点</w:t>
       </w:r>
     </w:p>
     <w:p>
@@ -2598,20 +2598,20 @@
       <w:r>
         <w:rPr>
           <w:rFonts w:ascii="Times New Roman" w:hAnsi="Times New Roman" w:eastAsia="宋体" w:cs="Times New Roman"/>
-          <w:b/>
-          <w:szCs w:val="21"/>
-          <w:sz w:val="21"/>
-        </w:rPr>
-        <w:t>9</w:t>
-      </w:r>
-      <w:r>
-        <w:rPr>
-          <w:rFonts w:ascii="Times New Roman" w:hAnsi="Times New Roman" w:eastAsia="宋体" w:cs="Times New Roman"/>
-          <w:b/>
-          <w:szCs w:val="21"/>
-          <w:sz w:val="21"/>
-        </w:rPr>
-        <w:t>．全反射棱镜的应用</w:t>
+          <w:szCs w:val="21"/>
+          <w:sz w:val="21"/>
+          <w:shd w:val="clear" w:color="auto" w:fill="C9C9C9"/>
+        </w:rPr>
+        <w:t>9．</w:t>
+      </w:r>
+      <w:r>
+        <w:rPr>
+          <w:rFonts w:ascii="Times New Roman" w:hAnsi="Times New Roman" w:eastAsia="宋体" w:cs="Times New Roman"/>
+          <w:b/>
+          <w:szCs w:val="21"/>
+          <w:sz w:val="21"/>
+        </w:rPr>
+        <w:t>全反射棱镜的应用</w:t>
       </w:r>
     </w:p>
     <w:p>
@@ -2686,20 +2686,20 @@
       <w:r>
         <w:rPr>
           <w:rFonts w:ascii="Times New Roman" w:hAnsi="Times New Roman" w:eastAsia="宋体" w:cs="Times New Roman"/>
-          <w:b/>
-          <w:szCs w:val="21"/>
-          <w:sz w:val="21"/>
-        </w:rPr>
-        <w:t>10</w:t>
-      </w:r>
-      <w:r>
-        <w:rPr>
-          <w:rFonts w:ascii="Times New Roman" w:hAnsi="Times New Roman" w:eastAsia="宋体" w:cs="Times New Roman"/>
-          <w:b/>
-          <w:szCs w:val="21"/>
-          <w:sz w:val="21"/>
-        </w:rPr>
-        <w:t>．光导纤维的原理</w:t>
+          <w:szCs w:val="21"/>
+          <w:sz w:val="21"/>
+          <w:shd w:val="clear" w:color="auto" w:fill="C9C9C9"/>
+        </w:rPr>
+        <w:t>10．</w:t>
+      </w:r>
+      <w:r>
+        <w:rPr>
+          <w:rFonts w:ascii="Times New Roman" w:hAnsi="Times New Roman" w:eastAsia="宋体" w:cs="Times New Roman"/>
+          <w:b/>
+          <w:szCs w:val="21"/>
+          <w:sz w:val="21"/>
+        </w:rPr>
+        <w:t>光导纤维的原理</w:t>
       </w:r>
     </w:p>
     <w:p>
@@ -2782,20 +2782,20 @@
       <w:r>
         <w:rPr>
           <w:rFonts w:ascii="Times New Roman" w:hAnsi="Times New Roman" w:eastAsia="宋体" w:cs="Times New Roman"/>
-          <w:b/>
-          <w:szCs w:val="21"/>
-          <w:sz w:val="21"/>
-        </w:rPr>
-        <w:t>11</w:t>
-      </w:r>
-      <w:r>
-        <w:rPr>
-          <w:rFonts w:ascii="Times New Roman" w:hAnsi="Times New Roman" w:eastAsia="宋体" w:cs="Times New Roman"/>
-          <w:b/>
-          <w:szCs w:val="21"/>
-          <w:sz w:val="21"/>
-        </w:rPr>
-        <w:t>．光导纤维的构造</w:t>
+          <w:szCs w:val="21"/>
+          <w:sz w:val="21"/>
+          <w:shd w:val="clear" w:color="auto" w:fill="C9C9C9"/>
+        </w:rPr>
+        <w:t>11．</w:t>
+      </w:r>
+      <w:r>
+        <w:rPr>
+          <w:rFonts w:ascii="Times New Roman" w:hAnsi="Times New Roman" w:eastAsia="宋体" w:cs="Times New Roman"/>
+          <w:b/>
+          <w:szCs w:val="21"/>
+          <w:sz w:val="21"/>
+        </w:rPr>
+        <w:t>光导纤维的构造</w:t>
       </w:r>
     </w:p>
     <w:p>
@@ -2946,20 +2946,20 @@
       <w:r>
         <w:rPr>
           <w:rFonts w:ascii="Times New Roman" w:hAnsi="Times New Roman" w:eastAsia="宋体" w:cs="Times New Roman"/>
-          <w:b/>
-          <w:szCs w:val="21"/>
-          <w:sz w:val="21"/>
-        </w:rPr>
-        <w:t>12</w:t>
-      </w:r>
-      <w:r>
-        <w:rPr>
-          <w:rFonts w:ascii="Times New Roman" w:hAnsi="Times New Roman" w:eastAsia="宋体" w:cs="Times New Roman"/>
-          <w:b/>
-          <w:szCs w:val="21"/>
-          <w:sz w:val="21"/>
-        </w:rPr>
-        <w:t>．光导纤维的应用</w:t>
+          <w:szCs w:val="21"/>
+          <w:sz w:val="21"/>
+          <w:shd w:val="clear" w:color="auto" w:fill="C9C9C9"/>
+        </w:rPr>
+        <w:t>12．</w:t>
+      </w:r>
+      <w:r>
+        <w:rPr>
+          <w:rFonts w:ascii="Times New Roman" w:hAnsi="Times New Roman" w:eastAsia="宋体" w:cs="Times New Roman"/>
+          <w:b/>
+          <w:szCs w:val="21"/>
+          <w:sz w:val="21"/>
+        </w:rPr>
+        <w:t>光导纤维的应用</w:t>
       </w:r>
     </w:p>
     <w:p>
@@ -3209,20 +3209,20 @@
       <w:r>
         <w:rPr>
           <w:rFonts w:ascii="Times New Roman" w:hAnsi="Times New Roman" w:eastAsia="宋体" w:cs="Times New Roman"/>
-          <w:b/>
-          <w:szCs w:val="21"/>
-          <w:sz w:val="21"/>
-        </w:rPr>
-        <w:t>13</w:t>
-      </w:r>
-      <w:r>
-        <w:rPr>
-          <w:rFonts w:ascii="Times New Roman" w:hAnsi="Times New Roman" w:eastAsia="宋体" w:cs="Times New Roman"/>
-          <w:b/>
-          <w:szCs w:val="21"/>
-          <w:sz w:val="21"/>
-        </w:rPr>
-        <w:t>．光的干涉实验</w:t>
+          <w:szCs w:val="21"/>
+          <w:sz w:val="21"/>
+          <w:shd w:val="clear" w:color="auto" w:fill="C9C9C9"/>
+        </w:rPr>
+        <w:t>13．</w:t>
+      </w:r>
+      <w:r>
+        <w:rPr>
+          <w:rFonts w:ascii="Times New Roman" w:hAnsi="Times New Roman" w:eastAsia="宋体" w:cs="Times New Roman"/>
+          <w:b/>
+          <w:szCs w:val="21"/>
+          <w:sz w:val="21"/>
+        </w:rPr>
+        <w:t>光的干涉实验</w:t>
       </w:r>
     </w:p>
     <w:p>
@@ -3355,20 +3355,20 @@
       <w:r>
         <w:rPr>
           <w:rFonts w:ascii="Times New Roman" w:hAnsi="Times New Roman" w:eastAsia="宋体" w:cs="Times New Roman"/>
-          <w:b/>
-          <w:szCs w:val="21"/>
-          <w:sz w:val="21"/>
-        </w:rPr>
-        <w:t>14</w:t>
-      </w:r>
-      <w:r>
-        <w:rPr>
-          <w:rFonts w:ascii="Times New Roman" w:hAnsi="Times New Roman" w:eastAsia="宋体" w:cs="Times New Roman"/>
-          <w:b/>
-          <w:szCs w:val="21"/>
-          <w:sz w:val="21"/>
-        </w:rPr>
-        <w:t>．双缝干涉实验</w:t>
+          <w:szCs w:val="21"/>
+          <w:sz w:val="21"/>
+          <w:shd w:val="clear" w:color="auto" w:fill="C9C9C9"/>
+        </w:rPr>
+        <w:t>14．</w:t>
+      </w:r>
+      <w:r>
+        <w:rPr>
+          <w:rFonts w:ascii="Times New Roman" w:hAnsi="Times New Roman" w:eastAsia="宋体" w:cs="Times New Roman"/>
+          <w:b/>
+          <w:szCs w:val="21"/>
+          <w:sz w:val="21"/>
+        </w:rPr>
+        <w:t>双缝干涉实验</w:t>
       </w:r>
     </w:p>
     <w:p>
@@ -3671,20 +3671,20 @@
       <w:r>
         <w:rPr>
           <w:rFonts w:ascii="Times New Roman" w:hAnsi="Times New Roman" w:eastAsia="宋体" w:cs="Times New Roman"/>
-          <w:b/>
-          <w:szCs w:val="21"/>
-          <w:sz w:val="21"/>
-        </w:rPr>
-        <w:t>15</w:t>
-      </w:r>
-      <w:r>
-        <w:rPr>
-          <w:rFonts w:ascii="Times New Roman" w:hAnsi="Times New Roman" w:eastAsia="宋体" w:cs="Times New Roman"/>
-          <w:b/>
-          <w:szCs w:val="21"/>
-          <w:sz w:val="21"/>
-        </w:rPr>
-        <w:t>．屏上亮、暗条纹的条件</w:t>
+          <w:szCs w:val="21"/>
+          <w:sz w:val="21"/>
+          <w:shd w:val="clear" w:color="auto" w:fill="C9C9C9"/>
+        </w:rPr>
+        <w:t>15．</w:t>
+      </w:r>
+      <w:r>
+        <w:rPr>
+          <w:rFonts w:ascii="Times New Roman" w:hAnsi="Times New Roman" w:eastAsia="宋体" w:cs="Times New Roman"/>
+          <w:b/>
+          <w:szCs w:val="21"/>
+          <w:sz w:val="21"/>
+        </w:rPr>
+        <w:t>屏上亮、暗条纹的条件</w:t>
       </w:r>
     </w:p>
     <w:p>
@@ -4595,20 +4595,20 @@
       <w:r>
         <w:rPr>
           <w:rFonts w:ascii="Times New Roman" w:hAnsi="Times New Roman" w:eastAsia="宋体" w:cs="Times New Roman"/>
-          <w:b/>
-          <w:szCs w:val="21"/>
-          <w:sz w:val="21"/>
-        </w:rPr>
-        <w:t>16</w:t>
-      </w:r>
-      <w:r>
-        <w:rPr>
-          <w:rFonts w:ascii="Times New Roman" w:hAnsi="Times New Roman" w:eastAsia="宋体" w:cs="Times New Roman"/>
-          <w:b/>
-          <w:szCs w:val="21"/>
-          <w:sz w:val="21"/>
-        </w:rPr>
-        <w:t>．干涉图样</w:t>
+          <w:szCs w:val="21"/>
+          <w:sz w:val="21"/>
+          <w:shd w:val="clear" w:color="auto" w:fill="C9C9C9"/>
+        </w:rPr>
+        <w:t>16．</w:t>
+      </w:r>
+      <w:r>
+        <w:rPr>
+          <w:rFonts w:ascii="Times New Roman" w:hAnsi="Times New Roman" w:eastAsia="宋体" w:cs="Times New Roman"/>
+          <w:b/>
+          <w:szCs w:val="21"/>
+          <w:sz w:val="21"/>
+        </w:rPr>
+        <w:t>干涉图样</w:t>
       </w:r>
     </w:p>
     <w:p>
@@ -4772,20 +4772,20 @@
       <w:r>
         <w:rPr>
           <w:rFonts w:ascii="Times New Roman" w:hAnsi="Times New Roman" w:eastAsia="宋体" w:cs="Times New Roman"/>
-          <w:b/>
-          <w:szCs w:val="21"/>
-          <w:sz w:val="21"/>
-        </w:rPr>
-        <w:t>17</w:t>
-      </w:r>
-      <w:r>
-        <w:rPr>
-          <w:rFonts w:ascii="Times New Roman" w:hAnsi="Times New Roman" w:eastAsia="宋体" w:cs="Times New Roman"/>
-          <w:b/>
-          <w:szCs w:val="21"/>
-          <w:sz w:val="21"/>
-        </w:rPr>
-        <w:t>．光的衍射现象</w:t>
+          <w:szCs w:val="21"/>
+          <w:sz w:val="21"/>
+          <w:shd w:val="clear" w:color="auto" w:fill="C9C9C9"/>
+        </w:rPr>
+        <w:t>17．</w:t>
+      </w:r>
+      <w:r>
+        <w:rPr>
+          <w:rFonts w:ascii="Times New Roman" w:hAnsi="Times New Roman" w:eastAsia="宋体" w:cs="Times New Roman"/>
+          <w:b/>
+          <w:szCs w:val="21"/>
+          <w:sz w:val="21"/>
+        </w:rPr>
+        <w:t>光的衍射现象</w:t>
       </w:r>
     </w:p>
     <w:p>
@@ -4885,20 +4885,20 @@
       <w:r>
         <w:rPr>
           <w:rFonts w:ascii="Times New Roman" w:hAnsi="Times New Roman" w:eastAsia="宋体" w:cs="Times New Roman"/>
-          <w:b/>
-          <w:szCs w:val="21"/>
-          <w:sz w:val="21"/>
-        </w:rPr>
-        <w:t>18</w:t>
-      </w:r>
-      <w:r>
-        <w:rPr>
-          <w:rFonts w:ascii="Times New Roman" w:hAnsi="Times New Roman" w:eastAsia="宋体" w:cs="Times New Roman"/>
-          <w:b/>
-          <w:szCs w:val="21"/>
-          <w:sz w:val="21"/>
-        </w:rPr>
-        <w:t>．障碍物衍射的效果</w:t>
+          <w:szCs w:val="21"/>
+          <w:sz w:val="21"/>
+          <w:shd w:val="clear" w:color="auto" w:fill="C9C9C9"/>
+        </w:rPr>
+        <w:t>18．</w:t>
+      </w:r>
+      <w:r>
+        <w:rPr>
+          <w:rFonts w:ascii="Times New Roman" w:hAnsi="Times New Roman" w:eastAsia="宋体" w:cs="Times New Roman"/>
+          <w:b/>
+          <w:szCs w:val="21"/>
+          <w:sz w:val="21"/>
+        </w:rPr>
+        <w:t>障碍物衍射的效果</w:t>
       </w:r>
     </w:p>
     <w:p>
@@ -4948,20 +4948,20 @@
       <w:r>
         <w:rPr>
           <w:rFonts w:ascii="Times New Roman" w:hAnsi="Times New Roman" w:eastAsia="宋体" w:cs="Times New Roman"/>
-          <w:b/>
-          <w:szCs w:val="21"/>
-          <w:sz w:val="21"/>
-        </w:rPr>
-        <w:t>19</w:t>
-      </w:r>
-      <w:r>
-        <w:rPr>
-          <w:rFonts w:ascii="Times New Roman" w:hAnsi="Times New Roman" w:eastAsia="宋体" w:cs="Times New Roman"/>
-          <w:b/>
-          <w:szCs w:val="21"/>
-          <w:sz w:val="21"/>
-        </w:rPr>
-        <w:t>．发生明显衍射现象的条件</w:t>
+          <w:szCs w:val="21"/>
+          <w:sz w:val="21"/>
+          <w:shd w:val="clear" w:color="auto" w:fill="C9C9C9"/>
+        </w:rPr>
+        <w:t>19．</w:t>
+      </w:r>
+      <w:r>
+        <w:rPr>
+          <w:rFonts w:ascii="Times New Roman" w:hAnsi="Times New Roman" w:eastAsia="宋体" w:cs="Times New Roman"/>
+          <w:b/>
+          <w:szCs w:val="21"/>
+          <w:sz w:val="21"/>
+        </w:rPr>
+        <w:t>发生明显衍射现象的条件</w:t>
       </w:r>
     </w:p>
     <w:p>
@@ -5044,20 +5044,20 @@
       <w:r>
         <w:rPr>
           <w:rFonts w:ascii="Times New Roman" w:hAnsi="Times New Roman" w:eastAsia="宋体" w:cs="Times New Roman"/>
-          <w:b/>
-          <w:szCs w:val="21"/>
-          <w:sz w:val="21"/>
-        </w:rPr>
-        <w:t>20</w:t>
-      </w:r>
-      <w:r>
-        <w:rPr>
-          <w:rFonts w:ascii="Times New Roman" w:hAnsi="Times New Roman" w:eastAsia="宋体" w:cs="Times New Roman"/>
-          <w:b/>
-          <w:szCs w:val="21"/>
-          <w:sz w:val="21"/>
-        </w:rPr>
-        <w:t>．衍射光栅的构成</w:t>
+          <w:szCs w:val="21"/>
+          <w:sz w:val="21"/>
+          <w:shd w:val="clear" w:color="auto" w:fill="C9C9C9"/>
+        </w:rPr>
+        <w:t>20．</w:t>
+      </w:r>
+      <w:r>
+        <w:rPr>
+          <w:rFonts w:ascii="Times New Roman" w:hAnsi="Times New Roman" w:eastAsia="宋体" w:cs="Times New Roman"/>
+          <w:b/>
+          <w:szCs w:val="21"/>
+          <w:sz w:val="21"/>
+        </w:rPr>
+        <w:t>衍射光栅的构成</w:t>
       </w:r>
     </w:p>
     <w:p>
@@ -5157,20 +5157,20 @@
       <w:r>
         <w:rPr>
           <w:rFonts w:ascii="Times New Roman" w:hAnsi="Times New Roman" w:eastAsia="宋体" w:cs="Times New Roman"/>
-          <w:b/>
-          <w:szCs w:val="21"/>
-          <w:sz w:val="21"/>
-        </w:rPr>
-        <w:t>21</w:t>
-      </w:r>
-      <w:r>
-        <w:rPr>
-          <w:rFonts w:ascii="Times New Roman" w:hAnsi="Times New Roman" w:eastAsia="宋体" w:cs="Times New Roman"/>
-          <w:b/>
-          <w:szCs w:val="21"/>
-          <w:sz w:val="21"/>
-        </w:rPr>
-        <w:t>．衍射光栅的原理</w:t>
+          <w:szCs w:val="21"/>
+          <w:sz w:val="21"/>
+          <w:shd w:val="clear" w:color="auto" w:fill="C9C9C9"/>
+        </w:rPr>
+        <w:t>21．</w:t>
+      </w:r>
+      <w:r>
+        <w:rPr>
+          <w:rFonts w:ascii="Times New Roman" w:hAnsi="Times New Roman" w:eastAsia="宋体" w:cs="Times New Roman"/>
+          <w:b/>
+          <w:szCs w:val="21"/>
+          <w:sz w:val="21"/>
+        </w:rPr>
+        <w:t>衍射光栅的原理</w:t>
       </w:r>
     </w:p>
     <w:p>
@@ -5278,20 +5278,20 @@
       <w:r>
         <w:rPr>
           <w:rFonts w:ascii="Times New Roman" w:hAnsi="Times New Roman" w:eastAsia="宋体" w:cs="Times New Roman"/>
-          <w:b/>
-          <w:szCs w:val="21"/>
-          <w:sz w:val="21"/>
-        </w:rPr>
-        <w:t>22</w:t>
-      </w:r>
-      <w:r>
-        <w:rPr>
-          <w:rFonts w:ascii="Times New Roman" w:hAnsi="Times New Roman" w:eastAsia="宋体" w:cs="Times New Roman"/>
-          <w:b/>
-          <w:szCs w:val="21"/>
-          <w:sz w:val="21"/>
-        </w:rPr>
-        <w:t>．透射光栅和反射光栅</w:t>
+          <w:szCs w:val="21"/>
+          <w:sz w:val="21"/>
+          <w:shd w:val="clear" w:color="auto" w:fill="C9C9C9"/>
+        </w:rPr>
+        <w:t>22．</w:t>
+      </w:r>
+      <w:r>
+        <w:rPr>
+          <w:rFonts w:ascii="Times New Roman" w:hAnsi="Times New Roman" w:eastAsia="宋体" w:cs="Times New Roman"/>
+          <w:b/>
+          <w:szCs w:val="21"/>
+          <w:sz w:val="21"/>
+        </w:rPr>
+        <w:t>透射光栅和反射光栅</w:t>
       </w:r>
     </w:p>
     <w:p>
@@ -5408,20 +5408,20 @@
       <w:r>
         <w:rPr>
           <w:rFonts w:ascii="Times New Roman" w:hAnsi="Times New Roman" w:eastAsia="宋体" w:cs="Times New Roman"/>
-          <w:b/>
-          <w:szCs w:val="21"/>
-          <w:sz w:val="21"/>
-        </w:rPr>
-        <w:t>23</w:t>
-      </w:r>
-      <w:r>
-        <w:rPr>
-          <w:rFonts w:ascii="Times New Roman" w:hAnsi="Times New Roman" w:eastAsia="宋体" w:cs="Times New Roman"/>
-          <w:b/>
-          <w:szCs w:val="21"/>
-          <w:sz w:val="21"/>
-        </w:rPr>
-        <w:t>．偏振现象</w:t>
+          <w:szCs w:val="21"/>
+          <w:sz w:val="21"/>
+          <w:shd w:val="clear" w:color="auto" w:fill="C9C9C9"/>
+        </w:rPr>
+        <w:t>23．</w:t>
+      </w:r>
+      <w:r>
+        <w:rPr>
+          <w:rFonts w:ascii="Times New Roman" w:hAnsi="Times New Roman" w:eastAsia="宋体" w:cs="Times New Roman"/>
+          <w:b/>
+          <w:szCs w:val="21"/>
+          <w:sz w:val="21"/>
+        </w:rPr>
+        <w:t>偏振现象</w:t>
       </w:r>
     </w:p>
     <w:p>
@@ -5585,20 +5585,20 @@
       <w:r>
         <w:rPr>
           <w:rFonts w:ascii="Times New Roman" w:hAnsi="Times New Roman" w:eastAsia="宋体" w:cs="Times New Roman"/>
-          <w:b/>
-          <w:szCs w:val="21"/>
-          <w:sz w:val="21"/>
-        </w:rPr>
-        <w:t>24</w:t>
-      </w:r>
-      <w:r>
-        <w:rPr>
-          <w:rFonts w:ascii="Times New Roman" w:hAnsi="Times New Roman" w:eastAsia="宋体" w:cs="Times New Roman"/>
-          <w:b/>
-          <w:szCs w:val="21"/>
-          <w:sz w:val="21"/>
-        </w:rPr>
-        <w:t>．光的偏振</w:t>
+          <w:szCs w:val="21"/>
+          <w:sz w:val="21"/>
+          <w:shd w:val="clear" w:color="auto" w:fill="C9C9C9"/>
+        </w:rPr>
+        <w:t>24．</w:t>
+      </w:r>
+      <w:r>
+        <w:rPr>
+          <w:rFonts w:ascii="Times New Roman" w:hAnsi="Times New Roman" w:eastAsia="宋体" w:cs="Times New Roman"/>
+          <w:b/>
+          <w:szCs w:val="21"/>
+          <w:sz w:val="21"/>
+        </w:rPr>
+        <w:t>光的偏振</w:t>
       </w:r>
     </w:p>
     <w:p>
@@ -5995,20 +5995,20 @@
       <w:r>
         <w:rPr>
           <w:rFonts w:ascii="Times New Roman" w:hAnsi="Times New Roman" w:eastAsia="宋体" w:cs="Times New Roman"/>
-          <w:b/>
-          <w:szCs w:val="21"/>
-          <w:sz w:val="21"/>
-        </w:rPr>
-        <w:t>25</w:t>
-      </w:r>
-      <w:r>
-        <w:rPr>
-          <w:rFonts w:ascii="Times New Roman" w:hAnsi="Times New Roman" w:eastAsia="宋体" w:cs="Times New Roman"/>
-          <w:b/>
-          <w:szCs w:val="21"/>
-          <w:sz w:val="21"/>
-        </w:rPr>
-        <w:t>．激光的产生</w:t>
+          <w:szCs w:val="21"/>
+          <w:sz w:val="21"/>
+          <w:shd w:val="clear" w:color="auto" w:fill="C9C9C9"/>
+        </w:rPr>
+        <w:t>25．</w:t>
+      </w:r>
+      <w:r>
+        <w:rPr>
+          <w:rFonts w:ascii="Times New Roman" w:hAnsi="Times New Roman" w:eastAsia="宋体" w:cs="Times New Roman"/>
+          <w:b/>
+          <w:szCs w:val="21"/>
+          <w:sz w:val="21"/>
+        </w:rPr>
+        <w:t>激光的产生</w:t>
       </w:r>
     </w:p>
     <w:p>
@@ -6232,20 +6232,20 @@
       <w:r>
         <w:rPr>
           <w:rFonts w:ascii="Times New Roman" w:hAnsi="Times New Roman" w:eastAsia="宋体" w:cs="Times New Roman"/>
-          <w:b/>
-          <w:szCs w:val="21"/>
-          <w:sz w:val="21"/>
-        </w:rPr>
-        <w:t>26</w:t>
-      </w:r>
-      <w:r>
-        <w:rPr>
-          <w:rFonts w:ascii="Times New Roman" w:hAnsi="Times New Roman" w:eastAsia="宋体" w:cs="Times New Roman"/>
-          <w:b/>
-          <w:szCs w:val="21"/>
-          <w:sz w:val="21"/>
-        </w:rPr>
-        <w:t>．激光的特点及应用</w:t>
+          <w:szCs w:val="21"/>
+          <w:sz w:val="21"/>
+          <w:shd w:val="clear" w:color="auto" w:fill="C9C9C9"/>
+        </w:rPr>
+        <w:t>26．</w:t>
+      </w:r>
+      <w:r>
+        <w:rPr>
+          <w:rFonts w:ascii="Times New Roman" w:hAnsi="Times New Roman" w:eastAsia="宋体" w:cs="Times New Roman"/>
+          <w:b/>
+          <w:szCs w:val="21"/>
+          <w:sz w:val="21"/>
+        </w:rPr>
+        <w:t>激光的特点及应用</w:t>
       </w:r>
     </w:p>
     <w:tbl>

--- a/高中物理/高中物理同步/人教版选必1 第4章 光·知识清单（完成）.docx
+++ b/高中物理/高中物理同步/人教版选必1 第4章 光·知识清单（完成）.docx
@@ -202,6 +202,7 @@
           <w:b/>
           <w:szCs w:val="21"/>
           <w:sz w:val="21"/>
+          <w:shd w:val="clear" w:color="auto" w:fill="C9C9C9"/>
         </w:rPr>
         <w:t xml:space="preserve">4.1 </w:t>
       </w:r>
@@ -1400,6 +1401,7 @@
           <w:b/>
           <w:szCs w:val="21"/>
           <w:sz w:val="21"/>
+          <w:shd w:val="clear" w:color="auto" w:fill="C9C9C9"/>
         </w:rPr>
         <w:t xml:space="preserve">4.2 </w:t>
       </w:r>
@@ -3188,6 +3190,7 @@
           <w:b/>
           <w:szCs w:val="21"/>
           <w:sz w:val="21"/>
+          <w:shd w:val="clear" w:color="auto" w:fill="C9C9C9"/>
         </w:rPr>
         <w:t xml:space="preserve">4.3 </w:t>
       </w:r>
@@ -4751,6 +4754,7 @@
           <w:b/>
           <w:szCs w:val="21"/>
           <w:sz w:val="21"/>
+          <w:shd w:val="clear" w:color="auto" w:fill="C9C9C9"/>
         </w:rPr>
         <w:t xml:space="preserve">4.5 </w:t>
       </w:r>
@@ -5387,6 +5391,7 @@
           <w:b/>
           <w:szCs w:val="21"/>
           <w:sz w:val="21"/>
+          <w:shd w:val="clear" w:color="auto" w:fill="C9C9C9"/>
         </w:rPr>
         <w:t xml:space="preserve">4.6 </w:t>
       </w:r>
